--- a/BGIL_DBT/validation/travel/DM-A/DM-A2_OPUS.docx
+++ b/BGIL_DBT/validation/travel/DM-A/DM-A2_OPUS.docx
@@ -3145,6 +3145,9 @@
       <w:r>
         <w:t xml:space="preserve">1. OPUS — SAT_COMMON_ADDRESS</w:t>
       </w:r>
+      <w:r>
+        <w:t xml:space="preserve">  [M1]</w:t>
+      </w:r>
     </w:p>
     <w:tbl>
       <w:tblPr>
@@ -3723,6 +3726,9 @@
       <w:r>
         <w:t xml:space="preserve">2. OPUS — SAT_COMMON_CLASSIFICATION</w:t>
       </w:r>
+      <w:r>
+        <w:t xml:space="preserve">  [M1]</w:t>
+      </w:r>
     </w:p>
     <w:tbl>
       <w:tblPr>
@@ -4175,6 +4181,9 @@
       <w:r>
         <w:t xml:space="preserve">3. OPUS — SAT_COMMON_CONTACT</w:t>
       </w:r>
+      <w:r>
+        <w:t xml:space="preserve">  [M1]</w:t>
+      </w:r>
     </w:p>
     <w:tbl>
       <w:tblPr>
@@ -4881,6 +4890,9 @@
       <w:r>
         <w:t xml:space="preserve">4. OPUS — SAT_COVERAGE_CONDITIONS</w:t>
       </w:r>
+      <w:r>
+        <w:t xml:space="preserve">  [M1]</w:t>
+      </w:r>
     </w:p>
     <w:tbl>
       <w:tblPr>
@@ -5261,6 +5273,9 @@
       <w:r>
         <w:t xml:space="preserve">5. OPUS — SAT_COVERAGE_DEFINITION</w:t>
       </w:r>
+      <w:r>
+        <w:t xml:space="preserve">  [M1]</w:t>
+      </w:r>
     </w:p>
     <w:tbl>
       <w:tblPr>
@@ -6005,6 +6020,9 @@
       <w:r>
         <w:t xml:space="preserve">6. OPUS — SAT_COVERAGE_LIMITS</w:t>
       </w:r>
+      <w:r>
+        <w:t xml:space="preserve">  [M1]</w:t>
+      </w:r>
     </w:p>
     <w:tbl>
       <w:tblPr>
@@ -6557,6 +6575,9 @@
       <w:r>
         <w:t xml:space="preserve">7. OPUS — SAT_FINTXN_COMMISSION</w:t>
       </w:r>
+      <w:r>
+        <w:t xml:space="preserve">  [M1]</w:t>
+      </w:r>
     </w:p>
     <w:tbl>
       <w:tblPr>
@@ -7031,6 +7052,9 @@
       <w:r>
         <w:t xml:space="preserve">8. OPUS — SAT_FINTXN_HEADER</w:t>
       </w:r>
+      <w:r>
+        <w:t xml:space="preserve">  [M1]</w:t>
+      </w:r>
     </w:p>
     <w:tbl>
       <w:tblPr>
@@ -7397,6 +7421,9 @@
       <w:r>
         <w:t xml:space="preserve">9. OPUS — SAT_FINTXN_PREMIUM</w:t>
       </w:r>
+      <w:r>
+        <w:t xml:space="preserve">  [M1]</w:t>
+      </w:r>
     </w:p>
     <w:tbl>
       <w:tblPr>
@@ -8103,6 +8130,9 @@
       <w:r>
         <w:t xml:space="preserve">10. OPUS — SAT_FINTXN_TAX</w:t>
       </w:r>
+      <w:r>
+        <w:t xml:space="preserve">  [M1]</w:t>
+      </w:r>
     </w:p>
     <w:tbl>
       <w:tblPr>
@@ -8593,6 +8623,9 @@
       <w:r>
         <w:t xml:space="preserve">11. OPUS — SAT_FIN_CHARGE_RATE</w:t>
       </w:r>
+      <w:r>
+        <w:t xml:space="preserve">  [M1]</w:t>
+      </w:r>
     </w:p>
     <w:tbl>
       <w:tblPr>
@@ -9083,6 +9116,9 @@
       <w:r>
         <w:t xml:space="preserve">12. OPUS — SAT_FIN_RECEIPT</w:t>
       </w:r>
+      <w:r>
+        <w:t xml:space="preserve">  [M1]</w:t>
+      </w:r>
     </w:p>
     <w:tbl>
       <w:tblPr>
@@ -9577,6 +9613,9 @@
       <w:r>
         <w:t xml:space="preserve">13. OPUS — SAT_LNK_ROLE_NOMINEE_BENEFICIARY</w:t>
       </w:r>
+      <w:r>
+        <w:t xml:space="preserve">  [M1]</w:t>
+      </w:r>
     </w:p>
     <w:tbl>
       <w:tblPr>
@@ -10029,6 +10068,9 @@
       <w:r>
         <w:t xml:space="preserve">14. OPUS — SAT_ORG_UNIT_DEFINITION</w:t>
       </w:r>
+      <w:r>
+        <w:t xml:space="preserve">  [M1]</w:t>
+      </w:r>
     </w:p>
     <w:tbl>
       <w:tblPr>
@@ -10395,6 +10437,9 @@
       <w:r>
         <w:t xml:space="preserve">15. OPUS — SAT_PARTY_EMPLOYMENT</w:t>
       </w:r>
+      <w:r>
+        <w:t xml:space="preserve">  [M1]</w:t>
+      </w:r>
     </w:p>
     <w:tbl>
       <w:tblPr>
@@ -10861,6 +10906,9 @@
       <w:r>
         <w:t xml:space="preserve">16. OPUS — SAT_PARTY_HEALTH_PROFILE</w:t>
       </w:r>
+      <w:r>
+        <w:t xml:space="preserve">  [M2]</w:t>
+      </w:r>
     </w:p>
     <w:tbl>
       <w:tblPr>
@@ -11313,6 +11361,9 @@
       <w:r>
         <w:t xml:space="preserve">17. OPUS — SAT_PARTY_IDENTIFICATION</w:t>
       </w:r>
+      <w:r>
+        <w:t xml:space="preserve">  [M2]</w:t>
+      </w:r>
     </w:p>
     <w:tbl>
       <w:tblPr>
@@ -11965,6 +12016,9 @@
       <w:r>
         <w:t xml:space="preserve">18. OPUS — SAT_PARTY_IDENTITY</w:t>
       </w:r>
+      <w:r>
+        <w:t xml:space="preserve">  [M2]</w:t>
+      </w:r>
     </w:p>
     <w:tbl>
       <w:tblPr>
@@ -12715,6 +12769,9 @@
       <w:r>
         <w:t xml:space="preserve">19. OPUS — SAT_PARTY_INDIVIDUAL_DEMOGRAPHICS</w:t>
       </w:r>
+      <w:r>
+        <w:t xml:space="preserve">  [M2]</w:t>
+      </w:r>
     </w:p>
     <w:tbl>
       <w:tblPr>
@@ -13167,6 +13224,9 @@
       <w:r>
         <w:t xml:space="preserve">20. OPUS — SAT_POLICY_CLASSIFICATION</w:t>
       </w:r>
+      <w:r>
+        <w:t xml:space="preserve">  [M2]</w:t>
+      </w:r>
     </w:p>
     <w:tbl>
       <w:tblPr>
@@ -13759,6 +13819,9 @@
       <w:r>
         <w:t xml:space="preserve">21. OPUS — SAT_POLICY_HEADER</w:t>
       </w:r>
+      <w:r>
+        <w:t xml:space="preserve">  [M2]</w:t>
+      </w:r>
     </w:p>
     <w:tbl>
       <w:tblPr>
@@ -14621,6 +14684,9 @@
       <w:r>
         <w:t xml:space="preserve">22. OPUS — SAT_POLICY_TERMS</w:t>
       </w:r>
+      <w:r>
+        <w:t xml:space="preserve">  [M2]</w:t>
+      </w:r>
     </w:p>
     <w:tbl>
       <w:tblPr>
@@ -15073,6 +15139,9 @@
       <w:r>
         <w:t xml:space="preserve">23. OPUS — SAT_PRODUCT_DEFINITION</w:t>
       </w:r>
+      <w:r>
+        <w:t xml:space="preserve">  [M2]</w:t>
+      </w:r>
     </w:p>
     <w:tbl>
       <w:tblPr>
@@ -15695,6 +15764,9 @@
       <w:r>
         <w:t xml:space="preserve">24. OPUS — SAT_PRODUCT_RATING_FACTOR</w:t>
       </w:r>
+      <w:r>
+        <w:t xml:space="preserve">  [M2]</w:t>
+      </w:r>
     </w:p>
     <w:tbl>
       <w:tblPr>
@@ -16127,6 +16199,9 @@
       <w:r>
         <w:t xml:space="preserve">25. OPUS — SAT_PRODUCT_RATING_STRUCTURE</w:t>
       </w:r>
+      <w:r>
+        <w:t xml:space="preserve">  [M2]</w:t>
+      </w:r>
     </w:p>
     <w:tbl>
       <w:tblPr>
@@ -16493,6 +16568,9 @@
       <w:r>
         <w:t xml:space="preserve">26. OPUS — SAT_PRODUCT_TERMS</w:t>
       </w:r>
+      <w:r>
+        <w:t xml:space="preserve">  [M2]</w:t>
+      </w:r>
     </w:p>
     <w:tbl>
       <w:tblPr>
@@ -17015,6 +17093,9 @@
       <w:r>
         <w:t xml:space="preserve">27. OPUS — SAT_PROPOSAL_UNDERWRITING</w:t>
       </w:r>
+      <w:r>
+        <w:t xml:space="preserve">  [M2]</w:t>
+      </w:r>
     </w:p>
     <w:tbl>
       <w:tblPr>
@@ -17395,6 +17476,9 @@
       <w:r>
         <w:t xml:space="preserve">28. OPUS — SAT_QUOTE_HEADER</w:t>
       </w:r>
+      <w:r>
+        <w:t xml:space="preserve">  [M2]</w:t>
+      </w:r>
     </w:p>
     <w:tbl>
       <w:tblPr>
@@ -17761,6 +17845,9 @@
       <w:r>
         <w:t xml:space="preserve">29. OPUS — SAT_RISK_MOTOR_DRIVER</w:t>
       </w:r>
+      <w:r>
+        <w:t xml:space="preserve">  [M2]</w:t>
+      </w:r>
     </w:p>
     <w:tbl>
       <w:tblPr>
@@ -18127,6 +18214,9 @@
       <w:r>
         <w:t xml:space="preserve">30. OPUS — SAT_RISK_MOTOR_VEHICLE</w:t>
       </w:r>
+      <w:r>
+        <w:t xml:space="preserve">  [M2]</w:t>
+      </w:r>
     </w:p>
     <w:tbl>
       <w:tblPr>
@@ -18605,6 +18695,9 @@
       <w:r>
         <w:t xml:space="preserve">31. OPUS — SAT_RISK_OBJECT_CORE</w:t>
       </w:r>
+      <w:r>
+        <w:t xml:space="preserve">  [M3]</w:t>
+      </w:r>
     </w:p>
     <w:tbl>
       <w:tblPr>
@@ -18971,6 +19064,9 @@
       <w:r>
         <w:t xml:space="preserve">32. OPUS — SAT_RISK_PERSON_INSURED</w:t>
       </w:r>
+      <w:r>
+        <w:t xml:space="preserve">  [M3]</w:t>
+      </w:r>
     </w:p>
     <w:tbl>
       <w:tblPr>
@@ -19451,6 +19547,9 @@
       <w:r>
         <w:t xml:space="preserve">33. OPUS — SAT_RISK_PERSON_TRAVEL</w:t>
       </w:r>
+      <w:r>
+        <w:t xml:space="preserve">  [M3]</w:t>
+      </w:r>
     </w:p>
     <w:tbl>
       <w:tblPr>
@@ -20119,6 +20218,9 @@
       <w:r>
         <w:t xml:space="preserve">34. OPUS — SAT_AUG_COMMON_COMMUNICATION_PREFERENCE</w:t>
       </w:r>
+      <w:r>
+        <w:t xml:space="preserve">  [M3]</w:t>
+      </w:r>
     </w:p>
     <w:tbl>
       <w:tblPr>
@@ -20485,6 +20587,9 @@
       <w:r>
         <w:t xml:space="preserve">35. OPUS — SAT_AUG_COVERAGE_DEFINITION</w:t>
       </w:r>
+      <w:r>
+        <w:t xml:space="preserve">  [M3]</w:t>
+      </w:r>
     </w:p>
     <w:tbl>
       <w:tblPr>
@@ -20879,6 +20984,9 @@
       <w:r>
         <w:t xml:space="preserve">36. OPUS — SAT_AUG_COVERAGE_LIMITS</w:t>
       </w:r>
+      <w:r>
+        <w:t xml:space="preserve">  [M3]</w:t>
+      </w:r>
     </w:p>
     <w:tbl>
       <w:tblPr>
@@ -21305,6 +21413,9 @@
       <w:r>
         <w:t xml:space="preserve">37. OPUS — SAT_AUG_COVERAGE_RATING</w:t>
       </w:r>
+      <w:r>
+        <w:t xml:space="preserve">  [M3]</w:t>
+      </w:r>
     </w:p>
     <w:tbl>
       <w:tblPr>
@@ -21853,6 +21964,9 @@
       <w:r>
         <w:t xml:space="preserve">38. OPUS — SAT_AUG_FINTXN_PREMIUM</w:t>
       </w:r>
+      <w:r>
+        <w:t xml:space="preserve">  [M3]</w:t>
+      </w:r>
     </w:p>
     <w:tbl>
       <w:tblPr>
@@ -22419,6 +22533,9 @@
       <w:r>
         <w:t xml:space="preserve">39. OPUS — SAT_AUG_LNK_PARTY_ROLE_CORE</w:t>
       </w:r>
+      <w:r>
+        <w:t xml:space="preserve">  [M3]</w:t>
+      </w:r>
     </w:p>
     <w:tbl>
       <w:tblPr>
@@ -22785,6 +22902,9 @@
       <w:r>
         <w:t xml:space="preserve">40. OPUS — SAT_AUG_LNK_ROLE_CUSTOMER</w:t>
       </w:r>
+      <w:r>
+        <w:t xml:space="preserve">  [M3]</w:t>
+      </w:r>
     </w:p>
     <w:tbl>
       <w:tblPr>
@@ -23237,6 +23357,9 @@
       <w:r>
         <w:t xml:space="preserve">41. OPUS — SAT_AUG_PARTY_BANKING</w:t>
       </w:r>
+      <w:r>
+        <w:t xml:space="preserve">  [M3]</w:t>
+      </w:r>
     </w:p>
     <w:tbl>
       <w:tblPr>
@@ -23603,6 +23726,9 @@
       <w:r>
         <w:t xml:space="preserve">42. OPUS — SAT_AUG_PARTY_EMPLOYMENT</w:t>
       </w:r>
+      <w:r>
+        <w:t xml:space="preserve">  [M3]</w:t>
+      </w:r>
     </w:p>
     <w:tbl>
       <w:tblPr>
@@ -24055,6 +24181,9 @@
       <w:r>
         <w:t xml:space="preserve">43. OPUS — SAT_AUG_PRODUCT_TERMS</w:t>
       </w:r>
+      <w:r>
+        <w:t xml:space="preserve">  [M3]</w:t>
+      </w:r>
     </w:p>
     <w:tbl>
       <w:tblPr>
@@ -24681,6 +24810,9 @@
       <w:r>
         <w:t xml:space="preserve">44. OPUS — SAT_AUG_RISK_PERSON_INSURED</w:t>
       </w:r>
+      <w:r>
+        <w:t xml:space="preserve">  [M3]</w:t>
+      </w:r>
     </w:p>
     <w:tbl>
       <w:tblPr>
@@ -25094,6 +25226,9 @@
       </w:pPr>
       <w:r>
         <w:t xml:space="preserve">45. OPUS — SAT_AUG_RISK_PERSON_TRAVEL</w:t>
+      </w:r>
+      <w:r>
+        <w:t xml:space="preserve">  [M3]</w:t>
       </w:r>
     </w:p>
     <w:tbl>

--- a/BGIL_DBT/validation/travel/DM-A/DM-A2_OPUS.docx
+++ b/BGIL_DBT/validation/travel/DM-A/DM-A2_OPUS.docx
@@ -221,7 +221,7 @@
               <w:rPr>
                 <w:b/>
               </w:rPr>
-              <w:t xml:space="preserve">Maximus Travel V2 RAW</w:t>
+              <w:t xml:space="preserve">Maximus Travel RAW</w:t>
             </w:r>
           </w:p>
         </w:tc>
@@ -231,7 +231,7 @@
           </w:tcPr>
           <w:p>
             <w:r>
-              <w:t xml:space="preserve">RAW.MAXIMUS_TRAVEL_V2</w:t>
+              <w:t xml:space="preserve">RAW.MAXIMUS_TRAVEL</w:t>
             </w:r>
           </w:p>
         </w:tc>
@@ -306,7 +306,7 @@
           </w:tcPr>
           <w:p>
             <w:r>
-              <w:t xml:space="preserve">Every standard + augmented satellite of opus_travel_dv_dbt and maximus_travel_v2_dv_dbt, one section per project-satellite. Satellite rows are scoped by the RECORD_SOURCE each feed writes.</w:t>
+              <w:t xml:space="preserve">Every standard + augmented satellite of opus_travel_dv_dbt and maximus_travel_dv_dbt, one section per project-satellite. Satellite rows are scoped by the RECORD_SOURCE each feed writes.</w:t>
             </w:r>
           </w:p>
         </w:tc>
@@ -408,7 +408,7 @@
     </w:p>
     <w:p>
       <w:r>
-        <w:t xml:space="preserve">• Lineage handled: stg_ direct, Maximus Travel V2 stg2 over resolved_mtv2__ (base stg_mtv2__ + walk columns -- walk columns are reported as unresolved in the first cut), Maximus Travel V2 satfeed unions (bare HASHDIFF rename), unpivot arms, OPUS plain-join stitches (joined-in columns reported as unresolved in the first cut).</w:t>
+        <w:t xml:space="preserve">• Lineage handled: stg_ direct, Maximus Travel stg2 over resolved_mt__ (base stg_mt__ + walk columns -- walk columns are reported as unresolved in the first cut), Maximus Travel satfeed unions (bare HASHDIFF rename), unpivot arms, OPUS plain-join stitches (joined-in columns reported as unresolved in the first cut).</w:t>
       </w:r>
     </w:p>
     <w:p>
@@ -3338,7 +3338,7 @@
         <w:t xml:space="preserve">Note: </w:t>
       </w:r>
       <w:r>
-        <w:t xml:space="preserve">standard satellite, sat_multi_source; PK LOCATION_HKEY; 2 RECORD_SOURCE group(s): OPUS_BJAZ_TRV_LOADER_DATA_MV [5 col(s)], OPUS_BJAZ_TRV_LOADER_LOG_TABLE_MV [6 col(s)]. stg2_common_address_bjaz_trv_loader_data_mv: column(s) COUNTRY_NAME could not be traced to RAW on at least one arm -- excluded (first-cut: walk columns from resolved_mtv2__ views or joined-in stitch columns are not yet inlined into the sampled queries).</w:t>
+        <w:t xml:space="preserve">standard satellite, sat_multi_source; PK LOCATION_HKEY; 2 RECORD_SOURCE group(s): OPUS_BJAZ_TRV_LOADER_DATA_MV [5 col(s)], OPUS_BJAZ_TRV_LOADER_LOG_TABLE_MV [6 col(s)]. stg2_common_address_bjaz_trv_loader_data_mv: column(s) COUNTRY_NAME could not be traced to RAW on at least one arm -- excluded (first-cut: walk columns from resolved_mt__ views or joined-in stitch columns are not yet inlined into the sampled queries).</w:t>
       </w:r>
     </w:p>
     <w:p>
@@ -4374,7 +4374,7 @@
         <w:t xml:space="preserve">Note: </w:t>
       </w:r>
       <w:r>
-        <w:t xml:space="preserve">standard satellite, ma_sat_multi_source; PK PARTY_HKEY, child key CONTACT_POINT_TYPE, CONTACT_PRIORITY_ORDER; 2 RECORD_SOURCE group(s): OPUS_BJAZ_TRV_LOADER_DATA_MV [4 col(s)], OPUS_BJAZ_TRV_LOADER_LOG_TABLE_MV [4 col(s)]. Multi-active: compared per (key, child key); latest = max LOAD_DATETIME per member. stg2_common_contact_bjaz_trv_loader_data_mv_0: column(s) FAX_NUMBER, LANDLINE_NUMBER, MOBILE_NUMBER could not be traced to RAW on at least one arm -- excluded (first-cut: walk columns from resolved_mtv2__ views or joined-in stitch columns are not yet inlined into the sampled queries). stg2_common_contact_bjaz_trv_loader_data_mv_1: column(s) FAX_NUMBER, LANDLINE_NUMBER, MOBILE_NUMBER could not be traced to RAW on at least one arm -- excluded (first-cut: walk columns from resolved_mtv2__ views or joined-in stitch columns are not yet inlined into the sampled queries). stg2_common_contact_bjaz_trv_loader_data_mv_2: column(s) LANDLINE_NUMBER, MOBILE_NUMBER could not be traced to RAW on at least one arm -- excluded (first-cut: walk columns from resolved_mtv2__ views or joined-in stitch columns are not yet inlined into the sampled queries). stg2_common_contact_bjaz_trv_loader_data_mv_3: column(s) LANDLINE_NUMBER could not be traced to RAW on at least one arm -- excluded (first-cut: walk columns from resolved_mtv2__ views or joined-in stitch columns are not yet inlined into the sampled queries). stg2_common_contact_bjaz_trv_loader_log_table_mv_5: column(s) FAX_NUMBER, LANDLINE_NUMBER, MOBILE_NUMBER could not be traced to RAW on at least one arm -- excluded (first-cut: walk columns from resolved_mtv2__ views or joined-in stitch columns are not yet inlined into the sampled queries). stg2_common_contact_bjaz_trv_loader_log_table_mv_6: column(s) LANDLINE_NUMBER, MOBILE_NUMBER could not be traced to RAW on at least one arm -- excluded (first-cut: walk columns from resolved_mtv2__ views or joined-in stitch columns are not yet inlined into the sampled queries). stg2_common_contact_bjaz_trv_loader_log_table_mv_7: column(s) LANDLINE_NUMBER could not be traced to RAW on at least one arm -- excluded (first-cut: walk columns from resolved_mtv2__ views or joined-in stitch columns are not yet inlined into the sampled queries).</w:t>
+        <w:t xml:space="preserve">standard satellite, ma_sat_multi_source; PK PARTY_HKEY, child key CONTACT_POINT_TYPE, CONTACT_PRIORITY_ORDER; 2 RECORD_SOURCE group(s): OPUS_BJAZ_TRV_LOADER_DATA_MV [4 col(s)], OPUS_BJAZ_TRV_LOADER_LOG_TABLE_MV [4 col(s)]. Multi-active: compared per (key, child key); latest = max LOAD_DATETIME per member. stg2_common_contact_bjaz_trv_loader_data_mv_0: column(s) FAX_NUMBER, LANDLINE_NUMBER, MOBILE_NUMBER could not be traced to RAW on at least one arm -- excluded (first-cut: walk columns from resolved_mt__ views or joined-in stitch columns are not yet inlined into the sampled queries). stg2_common_contact_bjaz_trv_loader_data_mv_1: column(s) FAX_NUMBER, LANDLINE_NUMBER, MOBILE_NUMBER could not be traced to RAW on at least one arm -- excluded (first-cut: walk columns from resolved_mt__ views or joined-in stitch columns are not yet inlined into the sampled queries). stg2_common_contact_bjaz_trv_loader_data_mv_2: column(s) LANDLINE_NUMBER, MOBILE_NUMBER could not be traced to RAW on at least one arm -- excluded (first-cut: walk columns from resolved_mt__ views or joined-in stitch columns are not yet inlined into the sampled queries). stg2_common_contact_bjaz_trv_loader_data_mv_3: column(s) LANDLINE_NUMBER could not be traced to RAW on at least one arm -- excluded (first-cut: walk columns from resolved_mt__ views or joined-in stitch columns are not yet inlined into the sampled queries). stg2_common_contact_bjaz_trv_loader_log_table_mv_5: column(s) FAX_NUMBER, LANDLINE_NUMBER, MOBILE_NUMBER could not be traced to RAW on at least one arm -- excluded (first-cut: walk columns from resolved_mt__ views or joined-in stitch columns are not yet inlined into the sampled queries). stg2_common_contact_bjaz_trv_loader_log_table_mv_6: column(s) LANDLINE_NUMBER, MOBILE_NUMBER could not be traced to RAW on at least one arm -- excluded (first-cut: walk columns from resolved_mt__ views or joined-in stitch columns are not yet inlined into the sampled queries). stg2_common_contact_bjaz_trv_loader_log_table_mv_7: column(s) LANDLINE_NUMBER could not be traced to RAW on at least one arm -- excluded (first-cut: walk columns from resolved_mt__ views or joined-in stitch columns are not yet inlined into the sampled queries).</w:t>
       </w:r>
     </w:p>
     <w:p>
@@ -5466,7 +5466,7 @@
         <w:t xml:space="preserve">Note: </w:t>
       </w:r>
       <w:r>
-        <w:t xml:space="preserve">standard satellite, sat_multi_source; PK COVERAGE_HKEY; 3 RECORD_SOURCE group(s): OPUS_BJAZ_TRV_PLAN_MV [2 col(s)], OPUS_BJAZ_TRV_RIDER_DTLS_MV [1 col(s)], OPUS_BJAZ_TRV_LOADER_DATA_MV [1 col(s)]. stg2_coverage_definition_bjaz_trv_plan_mv: column(s) COVERAGE_NAME, FREE_COVER_LIMIT could not be traced to RAW on at least one arm -- excluded (first-cut: walk columns from resolved_mtv2__ views or joined-in stitch columns are not yet inlined into the sampled queries). stg2_coverage_definition_bjaz_trv_rider_dtls_mv: column(s) COVERAGE_DESCRIPTION, FREE_COVER_LIMIT, PERIL_COVERED could not be traced to RAW on at least one arm -- excluded (first-cut: walk columns from resolved_mtv2__ views or joined-in stitch columns are not yet inlined into the sampled queries). stg2_coverage_definition_bjaz_trv_loader_data_mv_acchospexp: column(s) COVERAGE_DESCRIPTION, COVERAGE_NAME, PERIL_COVERED could not be traced to RAW on at least one arm -- excluded (first-cut: walk columns from resolved_mtv2__ views or joined-in stitch columns are not yet inlined into the sampled queries). stg2_coverage_definition_bjaz_trv_loader_data_mv_adventuresportbenefit: column(s) COVERAGE_DESCRIPTION, COVERAGE_NAME, PERIL_COVERED could not be traced to RAW on at least one arm -- excluded (first-cut: walk columns from resolved_mtv2__ views or joined-in stitch columns are not yet inlined into the sampled queries). stg2_coverage_definition_bjaz_trv_loader_data_mv_bouncedhotel: column(s) COVERAGE_DESCRIPTION, COVERAGE_NAME, PERIL_COVERED could not be traced to RAW on at least one arm -- excluded (first-cut: walk columns from resolved_mtv2__ views or joined-in stitch columns are not yet inlined into the sampled queries). stg2_coverage_definition_bjaz_trv_loader_data_mv_compvisitfamilymember: column(s) COVERAGE_DESCRIPTION, COVERAGE_NAME, PERIL_COVERED could not be traced to RAW on at least one arm -- excluded (first-cut: walk columns from resolved_mtv2__ views or joined-in stitch columns are not yet inlined into the sampled queries). stg2_coverage_definition_bjaz_trv_loader_data_mv_delayofcheckedbaggage: column(s) COVERAGE_DESCRIPTION, COVERAGE_NAME, PERIL_COVERED could not be traced to RAW on at least one arm -- excluded (first-cut: walk columns from resolved_mtv2__ views or joined-in stitch columns are not yet inlined into the sampled queries). stg2_coverage_definition_bjaz_trv_loader_data_mv_emergencyhotelextension: column(s) COVERAGE_DESCRIPTION, COVERAGE_NAME, PERIL_COVERED could not be traced to RAW on at least one arm -- excluded (first-cut: walk columns from resolved_mtv2__ views or joined-in stitch columns are not yet inlined into the sampled queries). stg2_coverage_definition_bjaz_trv_loader_data_mv_emermedicalevac: column(s) COVERAGE_DESCRIPTION, COVERAGE_NAME, PERIL_COVERED could not be traced to RAW on at least one arm -- excluded (first-cut: walk columns from resolved_mtv2__ views or joined-in stitch columns are not yet inlined into the sampled queries). stg2_coverage_definition_bjaz_trv_loader_data_mv_homeburglaryinsurance: column(s) COVERAGE_DESCRIPTION, COVERAGE_NAME, PERIL_COVERED could not be traced to RAW on at least one arm -- excluded (first-cut: walk columns from resolved_mtv2__ views or joined-in stitch columns are not yet inlined into the sampled queries). stg2_coverage_definition_bjaz_trv_loader_data_mv_hospdailyallow: column(s) COVERAGE_DESCRIPTION, COVERAGE_NAME, PERIL_COVERED could not be traced to RAW on at least one arm -- excluded (first-cut: walk columns from resolved_mtv2__ views or joined-in stitch columns are not yet inlined into the sampled queries). stg2_coverage_definition_bjaz_trv_loader_data_mv_lossofbaggage: column(s) COVERAGE_DESCRIPTION, COVERAGE_NAME, PERIL_COVERED could not be traced to RAW on at least one arm -- excluded (first-cut: walk columns from resolved_mtv2__ views or joined-in stitch columns are not yet inlined into the sampled queries). stg2_coverage_definition_bjaz_trv_loader_data_mv_lossofcheckedbaggage: column(s) COVERAGE_DESCRIPTION, COVERAGE_NAME, PERIL_COVERED could not be traced to RAW on at least one arm -- excluded (first-cut: walk columns from resolved_mtv2__ views or joined-in stitch columns are not yet inlined into the sampled queries). stg2_coverage_definition_bjaz_trv_loader_data_mv_missedconnection: column(s) COVERAGE_DESCRIPTION, COVERAGE_NAME, PERIL_COVERED could not be traced to RAW on at least one arm -- excluded (first-cut: walk columns from resolved_mtv2__ views or joined-in stitch columns are not yet inlined into the sampled queries). stg2_coverage_definition_bjaz_trv_loader_data_mv_personalliability: column(s) COVERAGE_DESCRIPTION, COVERAGE_NAME, PERIL_COVERED could not be traced to RAW on at least one arm -- excluded (first-cut: walk columns from resolved_mtv2__ views or joined-in stitch columns are not yet inlined into the sampled queries). stg2_coverage_definition_bjaz_trv_loader_data_mv_repatonofremains: column(s) COVERAGE_DESCRIPTION, COVERAGE_NAME, PERIL_COVERED could not be traced to RAW on at least one arm -- excluded (first-cut: walk columns from resolved_mtv2__ views or joined-in stitch columns are not yet inlined into the sampled queries). stg2_coverage_definition_bjaz_trv_loader_data_mv_tripcancellation: column(s) COVERAGE_DESCRIPTION, COVERAGE_NAME, PERIL_COVERED could not be traced to RAW on at least one arm -- excluded (first-cut: walk columns from resolved_mtv2__ views or joined-in stitch columns are not yet inlined into the sampled queries). stg2_coverage_definition_bjaz_trv_loader_data_mv_tripcurtailment: column(s) COVERAGE_DESCRIPTION, COVERAGE_NAME, PERIL_COVERED could not be traced to RAW on at least one arm -- excluded (first-cut: walk columns from resolved_mtv2__ views or joined-in stitch columns are not yet inlined into the sampled queries). stg2_coverage_definition_bjaz_trv_loader_data_mv_tripdelaybyscheduledaircraft: column(s) COVERAGE_DESCRIPTION, COVERAGE_NAME, PERIL_COVERED could not be traced to RAW on at least one arm -- excluded (first-cut: walk columns from resolved_mtv2__ views or joined-in stitch columns are not yet inlined into the sampled queries).</w:t>
+        <w:t xml:space="preserve">standard satellite, sat_multi_source; PK COVERAGE_HKEY; 3 RECORD_SOURCE group(s): OPUS_BJAZ_TRV_PLAN_MV [2 col(s)], OPUS_BJAZ_TRV_RIDER_DTLS_MV [1 col(s)], OPUS_BJAZ_TRV_LOADER_DATA_MV [1 col(s)]. stg2_coverage_definition_bjaz_trv_plan_mv: column(s) COVERAGE_NAME, FREE_COVER_LIMIT could not be traced to RAW on at least one arm -- excluded (first-cut: walk columns from resolved_mt__ views or joined-in stitch columns are not yet inlined into the sampled queries). stg2_coverage_definition_bjaz_trv_rider_dtls_mv: column(s) COVERAGE_DESCRIPTION, FREE_COVER_LIMIT, PERIL_COVERED could not be traced to RAW on at least one arm -- excluded (first-cut: walk columns from resolved_mt__ views or joined-in stitch columns are not yet inlined into the sampled queries). stg2_coverage_definition_bjaz_trv_loader_data_mv_acchospexp: column(s) COVERAGE_DESCRIPTION, COVERAGE_NAME, PERIL_COVERED could not be traced to RAW on at least one arm -- excluded (first-cut: walk columns from resolved_mt__ views or joined-in stitch columns are not yet inlined into the sampled queries). stg2_coverage_definition_bjaz_trv_loader_data_mv_adventuresportbenefit: column(s) COVERAGE_DESCRIPTION, COVERAGE_NAME, PERIL_COVERED could not be traced to RAW on at least one arm -- excluded (first-cut: walk columns from resolved_mt__ views or joined-in stitch columns are not yet inlined into the sampled queries). stg2_coverage_definition_bjaz_trv_loader_data_mv_bouncedhotel: column(s) COVERAGE_DESCRIPTION, COVERAGE_NAME, PERIL_COVERED could not be traced to RAW on at least one arm -- excluded (first-cut: walk columns from resolved_mt__ views or joined-in stitch columns are not yet inlined into the sampled queries). stg2_coverage_definition_bjaz_trv_loader_data_mv_compvisitfamilymember: column(s) COVERAGE_DESCRIPTION, COVERAGE_NAME, PERIL_COVERED could not be traced to RAW on at least one arm -- excluded (first-cut: walk columns from resolved_mt__ views or joined-in stitch columns are not yet inlined into the sampled queries). stg2_coverage_definition_bjaz_trv_loader_data_mv_delayofcheckedbaggage: column(s) COVERAGE_DESCRIPTION, COVERAGE_NAME, PERIL_COVERED could not be traced to RAW on at least one arm -- excluded (first-cut: walk columns from resolved_mt__ views or joined-in stitch columns are not yet inlined into the sampled queries). stg2_coverage_definition_bjaz_trv_loader_data_mv_emergencyhotelextension: column(s) COVERAGE_DESCRIPTION, COVERAGE_NAME, PERIL_COVERED could not be traced to RAW on at least one arm -- excluded (first-cut: walk columns from resolved_mt__ views or joined-in stitch columns are not yet inlined into the sampled queries). stg2_coverage_definition_bjaz_trv_loader_data_mv_emermedicalevac: column(s) COVERAGE_DESCRIPTION, COVERAGE_NAME, PERIL_COVERED could not be traced to RAW on at least one arm -- excluded (first-cut: walk columns from resolved_mt__ views or joined-in stitch columns are not yet inlined into the sampled queries). stg2_coverage_definition_bjaz_trv_loader_data_mv_homeburglaryinsurance: column(s) COVERAGE_DESCRIPTION, COVERAGE_NAME, PERIL_COVERED could not be traced to RAW on at least one arm -- excluded (first-cut: walk columns from resolved_mt__ views or joined-in stitch columns are not yet inlined into the sampled queries). stg2_coverage_definition_bjaz_trv_loader_data_mv_hospdailyallow: column(s) COVERAGE_DESCRIPTION, COVERAGE_NAME, PERIL_COVERED could not be traced to RAW on at least one arm -- excluded (first-cut: walk columns from resolved_mt__ views or joined-in stitch columns are not yet inlined into the sampled queries). stg2_coverage_definition_bjaz_trv_loader_data_mv_lossofbaggage: column(s) COVERAGE_DESCRIPTION, COVERAGE_NAME, PERIL_COVERED could not be traced to RAW on at least one arm -- excluded (first-cut: walk columns from resolved_mt__ views or joined-in stitch columns are not yet inlined into the sampled queries). stg2_coverage_definition_bjaz_trv_loader_data_mv_lossofcheckedbaggage: column(s) COVERAGE_DESCRIPTION, COVERAGE_NAME, PERIL_COVERED could not be traced to RAW on at least one arm -- excluded (first-cut: walk columns from resolved_mt__ views or joined-in stitch columns are not yet inlined into the sampled queries). stg2_coverage_definition_bjaz_trv_loader_data_mv_missedconnection: column(s) COVERAGE_DESCRIPTION, COVERAGE_NAME, PERIL_COVERED could not be traced to RAW on at least one arm -- excluded (first-cut: walk columns from resolved_mt__ views or joined-in stitch columns are not yet inlined into the sampled queries). stg2_coverage_definition_bjaz_trv_loader_data_mv_personalliability: column(s) COVERAGE_DESCRIPTION, COVERAGE_NAME, PERIL_COVERED could not be traced to RAW on at least one arm -- excluded (first-cut: walk columns from resolved_mt__ views or joined-in stitch columns are not yet inlined into the sampled queries). stg2_coverage_definition_bjaz_trv_loader_data_mv_repatonofremains: column(s) COVERAGE_DESCRIPTION, COVERAGE_NAME, PERIL_COVERED could not be traced to RAW on at least one arm -- excluded (first-cut: walk columns from resolved_mt__ views or joined-in stitch columns are not yet inlined into the sampled queries). stg2_coverage_definition_bjaz_trv_loader_data_mv_tripcancellation: column(s) COVERAGE_DESCRIPTION, COVERAGE_NAME, PERIL_COVERED could not be traced to RAW on at least one arm -- excluded (first-cut: walk columns from resolved_mt__ views or joined-in stitch columns are not yet inlined into the sampled queries). stg2_coverage_definition_bjaz_trv_loader_data_mv_tripcurtailment: column(s) COVERAGE_DESCRIPTION, COVERAGE_NAME, PERIL_COVERED could not be traced to RAW on at least one arm -- excluded (first-cut: walk columns from resolved_mt__ views or joined-in stitch columns are not yet inlined into the sampled queries). stg2_coverage_definition_bjaz_trv_loader_data_mv_tripdelaybyscheduledaircraft: column(s) COVERAGE_DESCRIPTION, COVERAGE_NAME, PERIL_COVERED could not be traced to RAW on at least one arm -- excluded (first-cut: walk columns from resolved_mt__ views or joined-in stitch columns are not yet inlined into the sampled queries).</w:t>
       </w:r>
     </w:p>
     <w:p>
@@ -6213,7 +6213,7 @@
         <w:t xml:space="preserve">Note: </w:t>
       </w:r>
       <w:r>
-        <w:t xml:space="preserve">standard satellite, sat_multi_source; PK COVERAGE_HKEY; 3 RECORD_SOURCE group(s): OPUS_BJAZ_TRV_PLAN_MV [2 col(s)], OPUS_BJAZ_TRV_RIDER_DTLS_MV [1 col(s)], OPUS_BJAZ_TRV_RIDER_RATE_MAST_MV [1 col(s)]. stg2_coverage_limits_bjaz_trv_rider_dtls_mv: column(s) DEDUCTIBLE_AMOUNT could not be traced to RAW on at least one arm -- excluded (first-cut: walk columns from resolved_mtv2__ views or joined-in stitch columns are not yet inlined into the sampled queries). stg2_coverage_limits_bjaz_trv_rider_rate_mast_mv: column(s) DEDUCTIBLE_AMOUNT could not be traced to RAW on at least one arm -- excluded (first-cut: walk columns from resolved_mtv2__ views or joined-in stitch columns are not yet inlined into the sampled queries).</w:t>
+        <w:t xml:space="preserve">standard satellite, sat_multi_source; PK COVERAGE_HKEY; 3 RECORD_SOURCE group(s): OPUS_BJAZ_TRV_PLAN_MV [2 col(s)], OPUS_BJAZ_TRV_RIDER_DTLS_MV [1 col(s)], OPUS_BJAZ_TRV_RIDER_RATE_MAST_MV [1 col(s)]. stg2_coverage_limits_bjaz_trv_rider_dtls_mv: column(s) DEDUCTIBLE_AMOUNT could not be traced to RAW on at least one arm -- excluded (first-cut: walk columns from resolved_mt__ views or joined-in stitch columns are not yet inlined into the sampled queries). stg2_coverage_limits_bjaz_trv_rider_rate_mast_mv: column(s) DEDUCTIBLE_AMOUNT could not be traced to RAW on at least one arm -- excluded (first-cut: walk columns from resolved_mt__ views or joined-in stitch columns are not yet inlined into the sampled queries).</w:t>
       </w:r>
     </w:p>
     <w:p>
@@ -6768,7 +6768,7 @@
         <w:t xml:space="preserve">Note: </w:t>
       </w:r>
       <w:r>
-        <w:t xml:space="preserve">standard satellite, ma_sat_multi_source; PK FINANCIAL_TRANSACTION_HKEY, child key COMMISSION_TYPE_CK; 2 RECORD_SOURCE group(s): OPUS_BA_TRV_DATA_POLICY_DTLS_MV [2 col(s)], OPUS_BJAZ_TRV_LOADER_DATA_MV [1 col(s)]. Multi-active: compared per (key, child key); latest = max LOAD_DATETIME per member. stg2_fintxn_commission_bjaz_trv_loader_data_mv: column(s) COMMISSION_AMOUNT could not be traced to RAW on at least one arm -- excluded (first-cut: walk columns from resolved_mtv2__ views or joined-in stitch columns are not yet inlined into the sampled queries).</w:t>
+        <w:t xml:space="preserve">standard satellite, ma_sat_multi_source; PK FINANCIAL_TRANSACTION_HKEY, child key COMMISSION_TYPE_CK; 2 RECORD_SOURCE group(s): OPUS_BA_TRV_DATA_POLICY_DTLS_MV [2 col(s)], OPUS_BJAZ_TRV_LOADER_DATA_MV [1 col(s)]. Multi-active: compared per (key, child key); latest = max LOAD_DATETIME per member. stg2_fintxn_commission_bjaz_trv_loader_data_mv: column(s) COMMISSION_AMOUNT could not be traced to RAW on at least one arm -- excluded (first-cut: walk columns from resolved_mt__ views or joined-in stitch columns are not yet inlined into the sampled queries).</w:t>
       </w:r>
     </w:p>
     <w:p>
@@ -7614,7 +7614,7 @@
         <w:t xml:space="preserve">Note: </w:t>
       </w:r>
       <w:r>
-        <w:t xml:space="preserve">standard satellite, sat_multi_source; PK FINANCIAL_TRANSACTION_HKEY; 3 RECORD_SOURCE group(s): OPUS_BA_TRV_DATA_POLICY_DTLS_MV [6 col(s)], OPUS_BJAZ_TRV_LOADER_DATA_MV [5 col(s)], OPUS_BJAZ_TRV_LOADER_LOG_TABLE_MV [4 col(s)]. stg2_fintxn_premium_ba_trv_data_policy_dtls_mv: column(s) BASE_PREMIUM could not be traced to RAW on at least one arm -- excluded (first-cut: walk columns from resolved_mtv2__ views or joined-in stitch columns are not yet inlined into the sampled queries). stg2_fintxn_premium_bjaz_trv_loader_data_mv: column(s) DISCOUNT_PERCENTAGE, NET_PREMIUM could not be traced to RAW on at least one arm -- excluded (first-cut: walk columns from resolved_mtv2__ views or joined-in stitch columns are not yet inlined into the sampled queries). stg2_fintxn_premium_bjaz_trv_loader_log_table_mv: column(s) BASE_PREMIUM, DISCOUNT_PERCENTAGE, NET_PREMIUM could not be traced to RAW on at least one arm -- excluded (first-cut: walk columns from resolved_mtv2__ views or joined-in stitch columns are not yet inlined into the sampled queries).</w:t>
+        <w:t xml:space="preserve">standard satellite, sat_multi_source; PK FINANCIAL_TRANSACTION_HKEY; 3 RECORD_SOURCE group(s): OPUS_BA_TRV_DATA_POLICY_DTLS_MV [6 col(s)], OPUS_BJAZ_TRV_LOADER_DATA_MV [5 col(s)], OPUS_BJAZ_TRV_LOADER_LOG_TABLE_MV [4 col(s)]. stg2_fintxn_premium_ba_trv_data_policy_dtls_mv: column(s) BASE_PREMIUM could not be traced to RAW on at least one arm -- excluded (first-cut: walk columns from resolved_mt__ views or joined-in stitch columns are not yet inlined into the sampled queries). stg2_fintxn_premium_bjaz_trv_loader_data_mv: column(s) DISCOUNT_PERCENTAGE, NET_PREMIUM could not be traced to RAW on at least one arm -- excluded (first-cut: walk columns from resolved_mt__ views or joined-in stitch columns are not yet inlined into the sampled queries). stg2_fintxn_premium_bjaz_trv_loader_log_table_mv: column(s) BASE_PREMIUM, DISCOUNT_PERCENTAGE, NET_PREMIUM could not be traced to RAW on at least one arm -- excluded (first-cut: walk columns from resolved_mt__ views or joined-in stitch columns are not yet inlined into the sampled queries).</w:t>
       </w:r>
     </w:p>
     <w:p>
@@ -8323,7 +8323,7 @@
         <w:t xml:space="preserve">Note: </w:t>
       </w:r>
       <w:r>
-        <w:t xml:space="preserve">standard satellite, ma_sat_multi_source; PK FINANCIAL_TRANSACTION_HKEY, child key TAX_TYPE; 2 RECORD_SOURCE group(s): OPUS_BA_TRV_DATA_POLICY_DTLS_MV [2 col(s)], OPUS_BJAZ_TRV_LOADER_LOG_TABLE_MV [1 col(s)]. Multi-active: compared per (key, child key); latest = max LOAD_DATETIME per member. stg2_fintxn_tax_ba_trv_data_policy_dtls_mv_0: column(s) SERVICE_TAX_AMOUNT could not be traced to RAW on at least one arm -- excluded (first-cut: walk columns from resolved_mtv2__ views or joined-in stitch columns are not yet inlined into the sampled queries). stg2_fintxn_tax_bjaz_trv_loader_log_table_mv_2: column(s) CESS_AMOUNT could not be traced to RAW on at least one arm -- excluded (first-cut: walk columns from resolved_mtv2__ views or joined-in stitch columns are not yet inlined into the sampled queries).</w:t>
+        <w:t xml:space="preserve">standard satellite, ma_sat_multi_source; PK FINANCIAL_TRANSACTION_HKEY, child key TAX_TYPE; 2 RECORD_SOURCE group(s): OPUS_BA_TRV_DATA_POLICY_DTLS_MV [2 col(s)], OPUS_BJAZ_TRV_LOADER_LOG_TABLE_MV [1 col(s)]. Multi-active: compared per (key, child key); latest = max LOAD_DATETIME per member. stg2_fintxn_tax_ba_trv_data_policy_dtls_mv_0: column(s) SERVICE_TAX_AMOUNT could not be traced to RAW on at least one arm -- excluded (first-cut: walk columns from resolved_mt__ views or joined-in stitch columns are not yet inlined into the sampled queries). stg2_fintxn_tax_bjaz_trv_loader_log_table_mv_2: column(s) CESS_AMOUNT could not be traced to RAW on at least one arm -- excluded (first-cut: walk columns from resolved_mt__ views or joined-in stitch columns are not yet inlined into the sampled queries).</w:t>
       </w:r>
     </w:p>
     <w:p>
@@ -8816,7 +8816,7 @@
         <w:t xml:space="preserve">Note: </w:t>
       </w:r>
       <w:r>
-        <w:t xml:space="preserve">standard satellite, ma_sat_multi_source; PK FINANCIAL_TRANSACTION_HKEY, child key CHARGE_TYPE_CK; 2 RECORD_SOURCE group(s): OPUS_BA_TRV_DATA_POLICY_DTLS_MV [2 col(s)], OPUS_BJAZ_TRV_LOADER_LOG_TABLE_MV [1 col(s)]. Multi-active: compared per (key, child key); latest = max LOAD_DATETIME per member. stg2_fin_charge_rate_ba_trv_data_policy_dtls_mv: column(s) ADDITIONAL_LOADING_RATE could not be traced to RAW on at least one arm -- excluded (first-cut: walk columns from resolved_mtv2__ views or joined-in stitch columns are not yet inlined into the sampled queries). stg2_fin_charge_rate_bjaz_trv_loader_log_table_mv: column(s) ADDITIONAL_LOADING_RATE could not be traced to RAW on at least one arm -- excluded (first-cut: walk columns from resolved_mtv2__ views or joined-in stitch columns are not yet inlined into the sampled queries).</w:t>
+        <w:t xml:space="preserve">standard satellite, ma_sat_multi_source; PK FINANCIAL_TRANSACTION_HKEY, child key CHARGE_TYPE_CK; 2 RECORD_SOURCE group(s): OPUS_BA_TRV_DATA_POLICY_DTLS_MV [2 col(s)], OPUS_BJAZ_TRV_LOADER_LOG_TABLE_MV [1 col(s)]. Multi-active: compared per (key, child key); latest = max LOAD_DATETIME per member. stg2_fin_charge_rate_ba_trv_data_policy_dtls_mv: column(s) ADDITIONAL_LOADING_RATE could not be traced to RAW on at least one arm -- excluded (first-cut: walk columns from resolved_mt__ views or joined-in stitch columns are not yet inlined into the sampled queries). stg2_fin_charge_rate_bjaz_trv_loader_log_table_mv: column(s) ADDITIONAL_LOADING_RATE could not be traced to RAW on at least one arm -- excluded (first-cut: walk columns from resolved_mt__ views or joined-in stitch columns are not yet inlined into the sampled queries).</w:t>
       </w:r>
     </w:p>
     <w:p>
@@ -9309,7 +9309,7 @@
         <w:t xml:space="preserve">Note: </w:t>
       </w:r>
       <w:r>
-        <w:t xml:space="preserve">standard satellite, sat_multi_source; PK FINANCIAL_TRANSACTION_HKEY; 2 RECORD_SOURCE group(s): OPUS_BA_TRV_DATA_POLICY_DTLS_MV [2 col(s)], OPUS_BJAZ_TRV_LOADER_DATA_MV [3 col(s)]. stg2_fin_receipt_ba_trv_data_policy_dtls_mv: column(s) AMOUNT_RECEIVED, INSTRUMENT_DATE could not be traced to RAW on at least one arm -- excluded (first-cut: walk columns from resolved_mtv2__ views or joined-in stitch columns are not yet inlined into the sampled queries). stg2_fin_receipt_bjaz_trv_loader_data_mv: column(s) PAYMENT_GATEWAY_REFERENCE could not be traced to RAW on at least one arm -- excluded (first-cut: walk columns from resolved_mtv2__ views or joined-in stitch columns are not yet inlined into the sampled queries).</w:t>
+        <w:t xml:space="preserve">standard satellite, sat_multi_source; PK FINANCIAL_TRANSACTION_HKEY; 2 RECORD_SOURCE group(s): OPUS_BA_TRV_DATA_POLICY_DTLS_MV [2 col(s)], OPUS_BJAZ_TRV_LOADER_DATA_MV [3 col(s)]. stg2_fin_receipt_ba_trv_data_policy_dtls_mv: column(s) AMOUNT_RECEIVED, INSTRUMENT_DATE could not be traced to RAW on at least one arm -- excluded (first-cut: walk columns from resolved_mt__ views or joined-in stitch columns are not yet inlined into the sampled queries). stg2_fin_receipt_bjaz_trv_loader_data_mv: column(s) PAYMENT_GATEWAY_REFERENCE could not be traced to RAW on at least one arm -- excluded (first-cut: walk columns from resolved_mt__ views or joined-in stitch columns are not yet inlined into the sampled queries).</w:t>
       </w:r>
     </w:p>
     <w:p>
@@ -10630,7 +10630,7 @@
         <w:t xml:space="preserve">Note: </w:t>
       </w:r>
       <w:r>
-        <w:t xml:space="preserve">standard satellite, sat_multi_source; PK PARTY_HKEY; 2 RECORD_SOURCE group(s): OPUS_BJAZ_TRV_LOADER_DATA_MV [1 col(s)], OPUS_BJAZ_TRV_LOADER_LOG_TABLE_MV [2 col(s)]. stg2_party_employment_bjaz_trv_loader_data_mv_payer: column(s) DESIGNATION could not be traced to RAW on at least one arm -- excluded (first-cut: walk columns from resolved_mtv2__ views or joined-in stitch columns are not yet inlined into the sampled queries).</w:t>
+        <w:t xml:space="preserve">standard satellite, sat_multi_source; PK PARTY_HKEY; 2 RECORD_SOURCE group(s): OPUS_BJAZ_TRV_LOADER_DATA_MV [1 col(s)], OPUS_BJAZ_TRV_LOADER_LOG_TABLE_MV [2 col(s)]. stg2_party_employment_bjaz_trv_loader_data_mv_payer: column(s) DESIGNATION could not be traced to RAW on at least one arm -- excluded (first-cut: walk columns from resolved_mt__ views or joined-in stitch columns are not yet inlined into the sampled queries).</w:t>
       </w:r>
     </w:p>
     <w:p>
@@ -11554,7 +11554,7 @@
         <w:t xml:space="preserve">Note: </w:t>
       </w:r>
       <w:r>
-        <w:t xml:space="preserve">standard satellite, ma_sat_multi_source; PK PARTY_HKEY, child key IDENTIFICATION_TYPE_CODE; 3 RECORD_SOURCE group(s): OPUS_BA_TRV_DATA_POLICY_DTLS_MV [1 col(s)], OPUS_BJAZ_TRV_LOADER_DATA_MV [4 col(s)], OPUS_BJAZ_TRV_LOADER_LOG_TABLE_MV [1 col(s)]. Multi-active: compared per (key, child key); latest = max LOAD_DATETIME per member. stg2_party_identification_ba_trv_data_policy_dtls_mv_0: column(s) AADHAAR_NUMBER, EIA_NUMBER, GSTIN could not be traced to RAW on at least one arm -- excluded (first-cut: walk columns from resolved_mtv2__ views or joined-in stitch columns are not yet inlined into the sampled queries). stg2_party_identification_bjaz_trv_loader_data_mv_1: column(s) EIA_NUMBER, GSTIN, PASSPORT_NUMBER could not be traced to RAW on at least one arm -- excluded (first-cut: walk columns from resolved_mtv2__ views or joined-in stitch columns are not yet inlined into the sampled queries). stg2_party_identification_bjaz_trv_loader_data_mv_2: column(s) GSTIN, PASSPORT_NUMBER could not be traced to RAW on at least one arm -- excluded (first-cut: walk columns from resolved_mtv2__ views or joined-in stitch columns are not yet inlined into the sampled queries). stg2_party_identification_bjaz_trv_loader_data_mv_3: column(s) PASSPORT_NUMBER could not be traced to RAW on at least one arm -- excluded (first-cut: walk columns from resolved_mtv2__ views or joined-in stitch columns are not yet inlined into the sampled queries). stg2_party_identification_bjaz_trv_loader_log_table_mv_5: column(s) AADHAAR_NUMBER, EIA_NUMBER, GSTIN could not be traced to RAW on at least one arm -- excluded (first-cut: walk columns from resolved_mtv2__ views or joined-in stitch columns are not yet inlined into the sampled queries).</w:t>
+        <w:t xml:space="preserve">standard satellite, ma_sat_multi_source; PK PARTY_HKEY, child key IDENTIFICATION_TYPE_CODE; 3 RECORD_SOURCE group(s): OPUS_BA_TRV_DATA_POLICY_DTLS_MV [1 col(s)], OPUS_BJAZ_TRV_LOADER_DATA_MV [4 col(s)], OPUS_BJAZ_TRV_LOADER_LOG_TABLE_MV [1 col(s)]. Multi-active: compared per (key, child key); latest = max LOAD_DATETIME per member. stg2_party_identification_ba_trv_data_policy_dtls_mv_0: column(s) AADHAAR_NUMBER, EIA_NUMBER, GSTIN could not be traced to RAW on at least one arm -- excluded (first-cut: walk columns from resolved_mt__ views or joined-in stitch columns are not yet inlined into the sampled queries). stg2_party_identification_bjaz_trv_loader_data_mv_1: column(s) EIA_NUMBER, GSTIN, PASSPORT_NUMBER could not be traced to RAW on at least one arm -- excluded (first-cut: walk columns from resolved_mt__ views or joined-in stitch columns are not yet inlined into the sampled queries). stg2_party_identification_bjaz_trv_loader_data_mv_2: column(s) GSTIN, PASSPORT_NUMBER could not be traced to RAW on at least one arm -- excluded (first-cut: walk columns from resolved_mt__ views or joined-in stitch columns are not yet inlined into the sampled queries). stg2_party_identification_bjaz_trv_loader_data_mv_3: column(s) PASSPORT_NUMBER could not be traced to RAW on at least one arm -- excluded (first-cut: walk columns from resolved_mt__ views or joined-in stitch columns are not yet inlined into the sampled queries). stg2_party_identification_bjaz_trv_loader_log_table_mv_5: column(s) AADHAAR_NUMBER, EIA_NUMBER, GSTIN could not be traced to RAW on at least one arm -- excluded (first-cut: walk columns from resolved_mt__ views or joined-in stitch columns are not yet inlined into the sampled queries).</w:t>
       </w:r>
     </w:p>
     <w:p>
@@ -12209,7 +12209,7 @@
         <w:t xml:space="preserve">Note: </w:t>
       </w:r>
       <w:r>
-        <w:t xml:space="preserve">standard satellite, sat_multi_source; PK PARTY_HKEY; 3 RECORD_SOURCE group(s): OPUS_BA_TRV_DATA_POLICY_DTLS_MV [3 col(s)], OPUS_BJAZ_TRV_LOADER_DATA_MV [6 col(s)], OPUS_BJAZ_TRV_LOADER_LOG_TABLE_MV [8 col(s)]. stg2_party_identity_ba_trv_data_policy_dtls_mv_payer: column(s) FIRST_NAME, GENDER_CODE, LAST_NAME, MIDDLE_NAME, PARTY_FULL_NAME, PARTY_LEGAL_NAME, TITLE_CODE could not be traced to RAW on at least one arm -- excluded (first-cut: walk columns from resolved_mtv2__ views or joined-in stitch columns are not yet inlined into the sampled queries). stg2_party_identity_ba_trv_data_policy_dtls_mv_agent: column(s) FIRST_NAME, GENDER_CODE, LAST_NAME, MIDDLE_NAME, PARTY_LEGAL_NAME, TITLE_CODE could not be traced to RAW on at least one arm -- excluded (first-cut: walk columns from resolved_mtv2__ views or joined-in stitch columns are not yet inlined into the sampled queries). stg2_party_identity_bjaz_trv_loader_data_mv_payer: column(s) AGE, PARTY_FULL_NAME, TITLE_CODE could not be traced to RAW on at least one arm -- excluded (first-cut: walk columns from resolved_mtv2__ views or joined-in stitch columns are not yet inlined into the sampled queries). stg2_party_identity_bjaz_trv_loader_log_table_mv_payer: column(s) PARTY_FULL_NAME could not be traced to RAW on at least one arm -- excluded (first-cut: walk columns from resolved_mtv2__ views or joined-in stitch columns are not yet inlined into the sampled queries).</w:t>
+        <w:t xml:space="preserve">standard satellite, sat_multi_source; PK PARTY_HKEY; 3 RECORD_SOURCE group(s): OPUS_BA_TRV_DATA_POLICY_DTLS_MV [3 col(s)], OPUS_BJAZ_TRV_LOADER_DATA_MV [6 col(s)], OPUS_BJAZ_TRV_LOADER_LOG_TABLE_MV [8 col(s)]. stg2_party_identity_ba_trv_data_policy_dtls_mv_payer: column(s) FIRST_NAME, GENDER_CODE, LAST_NAME, MIDDLE_NAME, PARTY_FULL_NAME, PARTY_LEGAL_NAME, TITLE_CODE could not be traced to RAW on at least one arm -- excluded (first-cut: walk columns from resolved_mt__ views or joined-in stitch columns are not yet inlined into the sampled queries). stg2_party_identity_ba_trv_data_policy_dtls_mv_agent: column(s) FIRST_NAME, GENDER_CODE, LAST_NAME, MIDDLE_NAME, PARTY_LEGAL_NAME, TITLE_CODE could not be traced to RAW on at least one arm -- excluded (first-cut: walk columns from resolved_mt__ views or joined-in stitch columns are not yet inlined into the sampled queries). stg2_party_identity_bjaz_trv_loader_data_mv_payer: column(s) AGE, PARTY_FULL_NAME, TITLE_CODE could not be traced to RAW on at least one arm -- excluded (first-cut: walk columns from resolved_mt__ views or joined-in stitch columns are not yet inlined into the sampled queries). stg2_party_identity_bjaz_trv_loader_log_table_mv_payer: column(s) PARTY_FULL_NAME could not be traced to RAW on at least one arm -- excluded (first-cut: walk columns from resolved_mt__ views or joined-in stitch columns are not yet inlined into the sampled queries).</w:t>
       </w:r>
     </w:p>
     <w:p>
@@ -14012,7 +14012,7 @@
         <w:t xml:space="preserve">Note: </w:t>
       </w:r>
       <w:r>
-        <w:t xml:space="preserve">standard satellite, sat_multi_source; PK POLICY_HKEY; 4 RECORD_SOURCE group(s): OPUS_BA_TRV_DATA_POLICY_DTLS_MV [9 col(s)], OPUS_BJAZ_TRV_LOADER_DATA_MV [2 col(s)], OPUS_BJAZ_TRV_LOADER_LOG_TABLE_MV [8 col(s)], OPUS_BJAZ_TRV_RIDER_DTLS_MV [2 col(s)]. stg2_policy_header_ba_trv_data_policy_dtls_mv: column(s) POLICY_TYPE, SUM_INSURED_TOTAL could not be traced to RAW on at least one arm -- excluded (first-cut: walk columns from resolved_mtv2__ views or joined-in stitch columns are not yet inlined into the sampled queries). stg2_policy_header_bjaz_trv_loader_data_mv: column(s) COVER_NOTE_DATE, COVER_NOTE_REFERENCE, ISSUE_DATE, MASTER_POLICY_REFERENCE, POLICY_NUMBER, POLICY_TYPE, RISK_EXPIRY_DATE, RISK_INCEPTION_DATE, SUM_INSURED_TOTAL could not be traced to RAW on at least one arm -- excluded (first-cut: walk columns from resolved_mtv2__ views or joined-in stitch columns are not yet inlined into the sampled queries). stg2_policy_header_bjaz_trv_loader_log_table_mv: column(s) NUMBER_OF_LIVES_COVERED, POLICY_NUMBER, POLICY_TYPE could not be traced to RAW on at least one arm -- excluded (first-cut: walk columns from resolved_mtv2__ views or joined-in stitch columns are not yet inlined into the sampled queries). stg2_policy_header_bjaz_trv_rider_dtls_mv: column(s) COVER_NOTE_DATE, COVER_NOTE_REFERENCE, ISSUE_DATE, MASTER_POLICY_REFERENCE, POLICY_NUMBER, RISK_EXPIRY_DATE, RISK_INCEPTION_DATE, RURAL_SECTOR_POLICY_INDICATOR, SUM_INSURED_TOTAL could not be traced to RAW on at least one arm -- excluded (first-cut: walk columns from resolved_mtv2__ views or joined-in stitch columns are not yet inlined into the sampled queries).</w:t>
+        <w:t xml:space="preserve">standard satellite, sat_multi_source; PK POLICY_HKEY; 4 RECORD_SOURCE group(s): OPUS_BA_TRV_DATA_POLICY_DTLS_MV [9 col(s)], OPUS_BJAZ_TRV_LOADER_DATA_MV [2 col(s)], OPUS_BJAZ_TRV_LOADER_LOG_TABLE_MV [8 col(s)], OPUS_BJAZ_TRV_RIDER_DTLS_MV [2 col(s)]. stg2_policy_header_ba_trv_data_policy_dtls_mv: column(s) POLICY_TYPE, SUM_INSURED_TOTAL could not be traced to RAW on at least one arm -- excluded (first-cut: walk columns from resolved_mt__ views or joined-in stitch columns are not yet inlined into the sampled queries). stg2_policy_header_bjaz_trv_loader_data_mv: column(s) COVER_NOTE_DATE, COVER_NOTE_REFERENCE, ISSUE_DATE, MASTER_POLICY_REFERENCE, POLICY_NUMBER, POLICY_TYPE, RISK_EXPIRY_DATE, RISK_INCEPTION_DATE, SUM_INSURED_TOTAL could not be traced to RAW on at least one arm -- excluded (first-cut: walk columns from resolved_mt__ views or joined-in stitch columns are not yet inlined into the sampled queries). stg2_policy_header_bjaz_trv_loader_log_table_mv: column(s) NUMBER_OF_LIVES_COVERED, POLICY_NUMBER, POLICY_TYPE could not be traced to RAW on at least one arm -- excluded (first-cut: walk columns from resolved_mt__ views or joined-in stitch columns are not yet inlined into the sampled queries). stg2_policy_header_bjaz_trv_rider_dtls_mv: column(s) COVER_NOTE_DATE, COVER_NOTE_REFERENCE, ISSUE_DATE, MASTER_POLICY_REFERENCE, POLICY_NUMBER, RISK_EXPIRY_DATE, RISK_INCEPTION_DATE, RURAL_SECTOR_POLICY_INDICATOR, SUM_INSURED_TOTAL could not be traced to RAW on at least one arm -- excluded (first-cut: walk columns from resolved_mt__ views or joined-in stitch columns are not yet inlined into the sampled queries).</w:t>
       </w:r>
     </w:p>
     <w:p>
@@ -15332,7 +15332,7 @@
         <w:t xml:space="preserve">Note: </w:t>
       </w:r>
       <w:r>
-        <w:t xml:space="preserve">standard satellite, sat_multi_source; PK PRODUCT_HKEY; 3 RECORD_SOURCE group(s): OPUS_BA_TRV_DATA_POLICY_DTLS_MV [3 col(s)], OPUS_BA_TRV_PLAN_MST_MV [5 col(s)], OPUS_BJAZ_TRV_LOADER_DATA_MV [1 col(s)]. stg2_product_definition_ba_trv_data_policy_dtls_mv: column(s) PRODUCT_DISPLAY_NAME, PRODUCT_STATUS could not be traced to RAW on at least one arm -- excluded (first-cut: walk columns from resolved_mtv2__ views or joined-in stitch columns are not yet inlined into the sampled queries). stg2_product_definition_bjaz_trv_loader_data_mv: column(s) PRODUCT_CODE, PRODUCT_DISPLAY_NAME, PRODUCT_NAME, PRODUCT_STATUS could not be traced to RAW on at least one arm -- excluded (first-cut: walk columns from resolved_mtv2__ views or joined-in stitch columns are not yet inlined into the sampled queries).</w:t>
+        <w:t xml:space="preserve">standard satellite, sat_multi_source; PK PRODUCT_HKEY; 3 RECORD_SOURCE group(s): OPUS_BA_TRV_DATA_POLICY_DTLS_MV [3 col(s)], OPUS_BA_TRV_PLAN_MST_MV [5 col(s)], OPUS_BJAZ_TRV_LOADER_DATA_MV [1 col(s)]. stg2_product_definition_ba_trv_data_policy_dtls_mv: column(s) PRODUCT_DISPLAY_NAME, PRODUCT_STATUS could not be traced to RAW on at least one arm -- excluded (first-cut: walk columns from resolved_mt__ views or joined-in stitch columns are not yet inlined into the sampled queries). stg2_product_definition_bjaz_trv_loader_data_mv: column(s) PRODUCT_CODE, PRODUCT_DISPLAY_NAME, PRODUCT_NAME, PRODUCT_STATUS could not be traced to RAW on at least one arm -- excluded (first-cut: walk columns from resolved_mt__ views or joined-in stitch columns are not yet inlined into the sampled queries).</w:t>
       </w:r>
     </w:p>
     <w:p>
@@ -15957,7 +15957,7 @@
         <w:t xml:space="preserve">Note: </w:t>
       </w:r>
       <w:r>
-        <w:t xml:space="preserve">standard satellite, ma_sat_multi_source; PK PRODUCT_HKEY, child key ACTIVE_SEQUENCE_NUMBER; 1 RECORD_SOURCE group(s): OPUS_BJAZ_TRV_RATE_MASTER_MV [2 col(s)]. Multi-active: compared per (key, child key); latest = max LOAD_DATETIME per member. stg2_product_rating_factor_bjaz_trv_rate_master_mv_0: column(s) VALUE_RANGE_TO could not be traced to RAW on at least one arm -- excluded (first-cut: walk columns from resolved_mtv2__ views or joined-in stitch columns are not yet inlined into the sampled queries).</w:t>
+        <w:t xml:space="preserve">standard satellite, ma_sat_multi_source; PK PRODUCT_HKEY, child key ACTIVE_SEQUENCE_NUMBER; 1 RECORD_SOURCE group(s): OPUS_BJAZ_TRV_RATE_MASTER_MV [2 col(s)]. Multi-active: compared per (key, child key); latest = max LOAD_DATETIME per member. stg2_product_rating_factor_bjaz_trv_rate_master_mv_0: column(s) VALUE_RANGE_TO could not be traced to RAW on at least one arm -- excluded (first-cut: walk columns from resolved_mt__ views or joined-in stitch columns are not yet inlined into the sampled queries).</w:t>
       </w:r>
     </w:p>
     <w:p>
@@ -16761,7 +16761,7 @@
         <w:t xml:space="preserve">Note: </w:t>
       </w:r>
       <w:r>
-        <w:t xml:space="preserve">standard satellite, sat_multi_source; PK PRODUCT_HKEY; 2 RECORD_SOURCE group(s): OPUS_BA_TRV_PLAN_MST_MV [6 col(s)], OPUS_BJAZ_TRV_PLAN_MV [1 col(s)]. stg2_product_terms_bjaz_trv_plan_mv: column(s) FAMILY_DEFINITION, GEOGRAPHY_RESTRICTION, MAXIMUM_ENTRY_AGE, MINIMUM_ENTRY_AGE, MINIMUM_POLICY_TERM could not be traced to RAW on at least one arm -- excluded (first-cut: walk columns from resolved_mtv2__ views or joined-in stitch columns are not yet inlined into the sampled queries).</w:t>
+        <w:t xml:space="preserve">standard satellite, sat_multi_source; PK PRODUCT_HKEY; 2 RECORD_SOURCE group(s): OPUS_BA_TRV_PLAN_MST_MV [6 col(s)], OPUS_BJAZ_TRV_PLAN_MV [1 col(s)]. stg2_product_terms_bjaz_trv_plan_mv: column(s) FAMILY_DEFINITION, GEOGRAPHY_RESTRICTION, MAXIMUM_ENTRY_AGE, MINIMUM_ENTRY_AGE, MINIMUM_POLICY_TERM could not be traced to RAW on at least one arm -- excluded (first-cut: walk columns from resolved_mt__ views or joined-in stitch columns are not yet inlined into the sampled queries).</w:t>
       </w:r>
     </w:p>
     <w:p>
@@ -19740,7 +19740,7 @@
         <w:t xml:space="preserve">Note: </w:t>
       </w:r>
       <w:r>
-        <w:t xml:space="preserve">standard satellite, sat_multi_source; PK RISK_OBJECT_HKEY; 2 RECORD_SOURCE group(s): OPUS_BJAZ_TRV_LOADER_DATA_MV [8 col(s)], OPUS_BJAZ_TRV_LOADER_LOG_TABLE_MV [2 col(s)]. stg2_risk_person_travel_bjaz_trv_loader_log_table_mv: column(s) PASSPORT_NUMBER, TRIP_DURATION, TRIP_END_DATE, TRIP_START_DATE, TRIP_TYPE, VISA_TYPE could not be traced to RAW on at least one arm -- excluded (first-cut: walk columns from resolved_mtv2__ views or joined-in stitch columns are not yet inlined into the sampled queries).</w:t>
+        <w:t xml:space="preserve">standard satellite, sat_multi_source; PK RISK_OBJECT_HKEY; 2 RECORD_SOURCE group(s): OPUS_BJAZ_TRV_LOADER_DATA_MV [8 col(s)], OPUS_BJAZ_TRV_LOADER_LOG_TABLE_MV [2 col(s)]. stg2_risk_person_travel_bjaz_trv_loader_log_table_mv: column(s) PASSPORT_NUMBER, TRIP_DURATION, TRIP_END_DATE, TRIP_START_DATE, TRIP_TYPE, VISA_TYPE could not be traced to RAW on at least one arm -- excluded (first-cut: walk columns from resolved_mt__ views or joined-in stitch columns are not yet inlined into the sampled queries).</w:t>
       </w:r>
     </w:p>
     <w:p>
@@ -20780,7 +20780,7 @@
         <w:t xml:space="preserve">Note: </w:t>
       </w:r>
       <w:r>
-        <w:t xml:space="preserve">augmented satellite, sat_multi_source; PK COVERAGE_HKEY; 1 RECORD_SOURCE group(s): OPUS_BJAZ_TRV_PLAN_MV [2 col(s)]. stg2_aug_coverage_definition_bjaz_trv_plan_mv_eff_date: column(s) COVERAGE_SEQUENCE could not be traced to RAW on at least one arm -- excluded (first-cut: walk columns from resolved_mtv2__ views or joined-in stitch columns are not yet inlined into the sampled queries).</w:t>
+        <w:t xml:space="preserve">augmented satellite, sat_multi_source; PK COVERAGE_HKEY; 1 RECORD_SOURCE group(s): OPUS_BJAZ_TRV_PLAN_MV [2 col(s)]. stg2_aug_coverage_definition_bjaz_trv_plan_mv_eff_date: column(s) COVERAGE_SEQUENCE could not be traced to RAW on at least one arm -- excluded (first-cut: walk columns from resolved_mt__ views or joined-in stitch columns are not yet inlined into the sampled queries).</w:t>
       </w:r>
     </w:p>
     <w:p>
@@ -21177,7 +21177,7 @@
         <w:t xml:space="preserve">Note: </w:t>
       </w:r>
       <w:r>
-        <w:t xml:space="preserve">augmented satellite, sat_multi_source; PK COVERAGE_HKEY; 1 RECORD_SOURCE group(s): OPUS_BJAZ_TRV_PLAN_MV [3 col(s)]. stg2_aug_coverage_limits_bjaz_trv_plan_mv_currency: column(s) DEDUCTIBLE_DESCRIPTION, LIMIT_DESCRIPTION could not be traced to RAW on at least one arm -- excluded (first-cut: walk columns from resolved_mtv2__ views or joined-in stitch columns are not yet inlined into the sampled queries). stg2_aug_coverage_limits_bjaz_trv_plan_mv_deductible_desc: column(s) LIMIT_DESCRIPTION could not be traced to RAW on at least one arm -- excluded (first-cut: walk columns from resolved_mtv2__ views or joined-in stitch columns are not yet inlined into the sampled queries).</w:t>
+        <w:t xml:space="preserve">augmented satellite, sat_multi_source; PK COVERAGE_HKEY; 1 RECORD_SOURCE group(s): OPUS_BJAZ_TRV_PLAN_MV [3 col(s)]. stg2_aug_coverage_limits_bjaz_trv_plan_mv_currency: column(s) DEDUCTIBLE_DESCRIPTION, LIMIT_DESCRIPTION could not be traced to RAW on at least one arm -- excluded (first-cut: walk columns from resolved_mt__ views or joined-in stitch columns are not yet inlined into the sampled queries). stg2_aug_coverage_limits_bjaz_trv_plan_mv_deductible_desc: column(s) LIMIT_DESCRIPTION could not be traced to RAW on at least one arm -- excluded (first-cut: walk columns from resolved_mt__ views or joined-in stitch columns are not yet inlined into the sampled queries).</w:t>
       </w:r>
     </w:p>
     <w:p>
@@ -21606,7 +21606,7 @@
         <w:t xml:space="preserve">Note: </w:t>
       </w:r>
       <w:r>
-        <w:t xml:space="preserve">augmented satellite, sat_multi_source; PK COVERAGE_HKEY; 2 RECORD_SOURCE group(s): OPUS_BJAZ_TRV_RIDER_RATE_MAST_MV [4 col(s)], OPUS_BJAZ_TRV_RIDER_DTLS_MV [1 col(s)]. stg2_aug_coverage_rating_bjaz_trv_rider_rate_mast_mv_nb_prm_excluding_st: column(s) EXTENSION_PREMIUM_EXCLUDING_ST, MINIMUM_EXTENSION_PREMIUM, MINIMUM_NEW_BUSINESS_PREMIUM, RIDER_PREMIUM could not be traced to RAW on at least one arm -- excluded (first-cut: walk columns from resolved_mtv2__ views or joined-in stitch columns are not yet inlined into the sampled queries). stg2_aug_coverage_rating_bjaz_trv_rider_rate_mast_mv_extn_prm_excluding_st: column(s) MINIMUM_EXTENSION_PREMIUM, MINIMUM_NEW_BUSINESS_PREMIUM, RIDER_PREMIUM could not be traced to RAW on at least one arm -- excluded (first-cut: walk columns from resolved_mtv2__ views or joined-in stitch columns are not yet inlined into the sampled queries). stg2_aug_coverage_rating_bjaz_trv_rider_rate_mast_mv_min_extn_prm: column(s) MINIMUM_NEW_BUSINESS_PREMIUM, RIDER_PREMIUM could not be traced to RAW on at least one arm -- excluded (first-cut: walk columns from resolved_mtv2__ views or joined-in stitch columns are not yet inlined into the sampled queries). stg2_aug_coverage_rating_bjaz_trv_rider_rate_mast_mv_min_nb_prm: column(s) RIDER_PREMIUM could not be traced to RAW on at least one arm -- excluded (first-cut: walk columns from resolved_mtv2__ views or joined-in stitch columns are not yet inlined into the sampled queries). stg2_aug_coverage_rating_bjaz_trv_rider_dtls_mv_rider_premium: column(s) EXTENSION_PREMIUM_EXCLUDING_ST, MINIMUM_EXTENSION_PREMIUM, MINIMUM_NEW_BUSINESS_PREMIUM, NEW_BUSINESS_PREMIUM_EXCLUDING_ST could not be traced to RAW on at least one arm -- excluded (first-cut: walk columns from resolved_mtv2__ views or joined-in stitch columns are not yet inlined into the sampled queries).</w:t>
+        <w:t xml:space="preserve">augmented satellite, sat_multi_source; PK COVERAGE_HKEY; 2 RECORD_SOURCE group(s): OPUS_BJAZ_TRV_RIDER_RATE_MAST_MV [4 col(s)], OPUS_BJAZ_TRV_RIDER_DTLS_MV [1 col(s)]. stg2_aug_coverage_rating_bjaz_trv_rider_rate_mast_mv_nb_prm_excluding_st: column(s) EXTENSION_PREMIUM_EXCLUDING_ST, MINIMUM_EXTENSION_PREMIUM, MINIMUM_NEW_BUSINESS_PREMIUM, RIDER_PREMIUM could not be traced to RAW on at least one arm -- excluded (first-cut: walk columns from resolved_mt__ views or joined-in stitch columns are not yet inlined into the sampled queries). stg2_aug_coverage_rating_bjaz_trv_rider_rate_mast_mv_extn_prm_excluding_st: column(s) MINIMUM_EXTENSION_PREMIUM, MINIMUM_NEW_BUSINESS_PREMIUM, RIDER_PREMIUM could not be traced to RAW on at least one arm -- excluded (first-cut: walk columns from resolved_mt__ views or joined-in stitch columns are not yet inlined into the sampled queries). stg2_aug_coverage_rating_bjaz_trv_rider_rate_mast_mv_min_extn_prm: column(s) MINIMUM_NEW_BUSINESS_PREMIUM, RIDER_PREMIUM could not be traced to RAW on at least one arm -- excluded (first-cut: walk columns from resolved_mt__ views or joined-in stitch columns are not yet inlined into the sampled queries). stg2_aug_coverage_rating_bjaz_trv_rider_rate_mast_mv_min_nb_prm: column(s) RIDER_PREMIUM could not be traced to RAW on at least one arm -- excluded (first-cut: walk columns from resolved_mt__ views or joined-in stitch columns are not yet inlined into the sampled queries). stg2_aug_coverage_rating_bjaz_trv_rider_dtls_mv_rider_premium: column(s) EXTENSION_PREMIUM_EXCLUDING_ST, MINIMUM_EXTENSION_PREMIUM, MINIMUM_NEW_BUSINESS_PREMIUM, NEW_BUSINESS_PREMIUM_EXCLUDING_ST could not be traced to RAW on at least one arm -- excluded (first-cut: walk columns from resolved_mt__ views or joined-in stitch columns are not yet inlined into the sampled queries).</w:t>
       </w:r>
     </w:p>
     <w:p>
@@ -22157,7 +22157,7 @@
         <w:t xml:space="preserve">Note: </w:t>
       </w:r>
       <w:r>
-        <w:t xml:space="preserve">augmented satellite, sat_multi_source; PK FINANCIAL_TRANSACTION_HKEY; 3 RECORD_SOURCE group(s): OPUS_BA_TRV_DATA_POLICY_DTLS_MV [2 col(s)], OPUS_BJAZ_TRV_LOADER_DATA_MV [1 col(s)], OPUS_BJAZ_TRV_LOADER_LOG_TABLE_MV [1 col(s)]. stg2_aug_fintxn_premium_ba_trv_data_policy_dtls_mv_sp_discount_per: column(s) SPECIAL_DISCOUNT_AMOUNT could not be traced to RAW on at least one arm -- excluded (first-cut: walk columns from resolved_mtv2__ views or joined-in stitch columns are not yet inlined into the sampled queries). stg2_aug_fintxn_premium_bjaz_trv_loader_data_mv_spdiscount: column(s) SPECIAL_DISCOUNT_PERCENTAGE could not be traced to RAW on at least one arm -- excluded (first-cut: walk columns from resolved_mtv2__ views or joined-in stitch columns are not yet inlined into the sampled queries). stg2_aug_fintxn_premium_bjaz_trv_loader_log_table_mv_spdiscount: column(s) SPECIAL_DISCOUNT_PERCENTAGE could not be traced to RAW on at least one arm -- excluded (first-cut: walk columns from resolved_mtv2__ views or joined-in stitch columns are not yet inlined into the sampled queries).</w:t>
+        <w:t xml:space="preserve">augmented satellite, sat_multi_source; PK FINANCIAL_TRANSACTION_HKEY; 3 RECORD_SOURCE group(s): OPUS_BA_TRV_DATA_POLICY_DTLS_MV [2 col(s)], OPUS_BJAZ_TRV_LOADER_DATA_MV [1 col(s)], OPUS_BJAZ_TRV_LOADER_LOG_TABLE_MV [1 col(s)]. stg2_aug_fintxn_premium_ba_trv_data_policy_dtls_mv_sp_discount_per: column(s) SPECIAL_DISCOUNT_AMOUNT could not be traced to RAW on at least one arm -- excluded (first-cut: walk columns from resolved_mt__ views or joined-in stitch columns are not yet inlined into the sampled queries). stg2_aug_fintxn_premium_bjaz_trv_loader_data_mv_spdiscount: column(s) SPECIAL_DISCOUNT_PERCENTAGE could not be traced to RAW on at least one arm -- excluded (first-cut: walk columns from resolved_mt__ views or joined-in stitch columns are not yet inlined into the sampled queries). stg2_aug_fintxn_premium_bjaz_trv_loader_log_table_mv_spdiscount: column(s) SPECIAL_DISCOUNT_PERCENTAGE could not be traced to RAW on at least one arm -- excluded (first-cut: walk columns from resolved_mt__ views or joined-in stitch columns are not yet inlined into the sampled queries).</w:t>
       </w:r>
     </w:p>
     <w:p>
@@ -24374,7 +24374,7 @@
         <w:t xml:space="preserve">Note: </w:t>
       </w:r>
       <w:r>
-        <w:t xml:space="preserve">augmented satellite, sat_multi_source; PK PRODUCT_HKEY; 3 RECORD_SOURCE group(s): OPUS_BA_TRV_PLAN_MST_MV [3 col(s)], OPUS_BJAZ_TRV_RATE_MASTER_MV [2 col(s)], OPUS_BJAZ_TRV_PLAN_MV [1 col(s)]. stg2_aug_product_terms_ba_trv_plan_mst_mv_multi_year_yn: column(s) AGE_ELIGIBILITY_BYPASS_INDICATOR, CFT_ELIGIBLE_INDICATOR, PLAN_GEOGRAPHICAL_ZONE could not be traced to RAW on at least one arm -- excluded (first-cut: walk columns from resolved_mtv2__ views or joined-in stitch columns are not yet inlined into the sampled queries). stg2_aug_product_terms_ba_trv_plan_mst_mv_age_bypass_yn: column(s) CFT_ELIGIBLE_INDICATOR, PLAN_GEOGRAPHICAL_ZONE could not be traced to RAW on at least one arm -- excluded (first-cut: walk columns from resolved_mtv2__ views or joined-in stitch columns are not yet inlined into the sampled queries). stg2_aug_product_terms_ba_trv_plan_mst_mv_cft_yn: column(s) PLAN_GEOGRAPHICAL_ZONE could not be traced to RAW on at least one arm -- excluded (first-cut: walk columns from resolved_mtv2__ views or joined-in stitch columns are not yet inlined into the sampled queries). stg2_aug_product_terms_bjaz_trv_rate_master_mv_cft_yn: column(s) AGE_ELIGIBILITY_BYPASS_INDICATOR, MULTI_YEAR_INDICATOR, PLAN_GEOGRAPHICAL_ZONE could not be traced to RAW on at least one arm -- excluded (first-cut: walk columns from resolved_mtv2__ views or joined-in stitch columns are not yet inlined into the sampled queries). stg2_aug_product_terms_bjaz_trv_plan_mv_area: column(s) AGE_ELIGIBILITY_BYPASS_INDICATOR, CFT_ELIGIBLE_INDICATOR, MULTI_YEAR_INDICATOR could not be traced to RAW on at least one arm -- excluded (first-cut: walk columns from resolved_mtv2__ views or joined-in stitch columns are not yet inlined into the sampled queries). stg2_aug_product_terms_bjaz_trv_rate_master_mv_area: column(s) AGE_ELIGIBILITY_BYPASS_INDICATOR, MULTI_YEAR_INDICATOR could not be traced to RAW on at least one arm -- excluded (first-cut: walk columns from resolved_mtv2__ views or joined-in stitch columns are not yet inlined into the sampled queries).</w:t>
+        <w:t xml:space="preserve">augmented satellite, sat_multi_source; PK PRODUCT_HKEY; 3 RECORD_SOURCE group(s): OPUS_BA_TRV_PLAN_MST_MV [3 col(s)], OPUS_BJAZ_TRV_RATE_MASTER_MV [2 col(s)], OPUS_BJAZ_TRV_PLAN_MV [1 col(s)]. stg2_aug_product_terms_ba_trv_plan_mst_mv_multi_year_yn: column(s) AGE_ELIGIBILITY_BYPASS_INDICATOR, CFT_ELIGIBLE_INDICATOR, PLAN_GEOGRAPHICAL_ZONE could not be traced to RAW on at least one arm -- excluded (first-cut: walk columns from resolved_mt__ views or joined-in stitch columns are not yet inlined into the sampled queries). stg2_aug_product_terms_ba_trv_plan_mst_mv_age_bypass_yn: column(s) CFT_ELIGIBLE_INDICATOR, PLAN_GEOGRAPHICAL_ZONE could not be traced to RAW on at least one arm -- excluded (first-cut: walk columns from resolved_mt__ views or joined-in stitch columns are not yet inlined into the sampled queries). stg2_aug_product_terms_ba_trv_plan_mst_mv_cft_yn: column(s) PLAN_GEOGRAPHICAL_ZONE could not be traced to RAW on at least one arm -- excluded (first-cut: walk columns from resolved_mt__ views or joined-in stitch columns are not yet inlined into the sampled queries). stg2_aug_product_terms_bjaz_trv_rate_master_mv_cft_yn: column(s) AGE_ELIGIBILITY_BYPASS_INDICATOR, MULTI_YEAR_INDICATOR, PLAN_GEOGRAPHICAL_ZONE could not be traced to RAW on at least one arm -- excluded (first-cut: walk columns from resolved_mt__ views or joined-in stitch columns are not yet inlined into the sampled queries). stg2_aug_product_terms_bjaz_trv_plan_mv_area: column(s) AGE_ELIGIBILITY_BYPASS_INDICATOR, CFT_ELIGIBLE_INDICATOR, MULTI_YEAR_INDICATOR could not be traced to RAW on at least one arm -- excluded (first-cut: walk columns from resolved_mt__ views or joined-in stitch columns are not yet inlined into the sampled queries). stg2_aug_product_terms_bjaz_trv_rate_master_mv_area: column(s) AGE_ELIGIBILITY_BYPASS_INDICATOR, MULTI_YEAR_INDICATOR could not be traced to RAW on at least one arm -- excluded (first-cut: walk columns from resolved_mt__ views or joined-in stitch columns are not yet inlined into the sampled queries).</w:t>
       </w:r>
     </w:p>
     <w:p>

--- a/BGIL_DBT/validation/travel/DM-A/DM-A2_OPUS.docx
+++ b/BGIL_DBT/validation/travel/DM-A/DM-A2_OPUS.docx
@@ -3338,7 +3338,7 @@
         <w:t xml:space="preserve">Note: </w:t>
       </w:r>
       <w:r>
-        <w:t xml:space="preserve">standard satellite, sat_multi_source; PK LOCATION_HKEY; 2 RECORD_SOURCE group(s): OPUS_BJAZ_TRV_LOADER_DATA_MV [5 col(s)], OPUS_BJAZ_TRV_LOADER_LOG_TABLE_MV [6 col(s)]. stg2_common_address_bjaz_trv_loader_data_mv: column(s) COUNTRY_NAME could not be traced to RAW on at least one arm -- excluded (first-cut: walk columns from resolved_mt__ views or joined-in stitch columns are not yet inlined into the sampled queries).</w:t>
+        <w:t xml:space="preserve">standard satellite, sat_multi_source; PK LOCATION_HKEY; 2 RECORD_SOURCE group(s): OPUS_BJAZ_TRV_LOADER_DATA [5 col(s)], OPUS_BJAZ_TRV_LOADER_LOG_TABLE [6 col(s)]. stg2_common_address_bjaz_trv_loader_data: column(s) COUNTRY_NAME could not be traced to RAW on at least one arm -- excluded (first-cut: walk columns from resolved_mt__ views or joined-in stitch columns are not yet inlined into the sampled queries).</w:t>
       </w:r>
     </w:p>
     <w:p>
@@ -3373,7 +3373,7 @@
               <w:br/>
               <w:t xml:space="preserve">    select distinct LOCATION_HKEY as hkey from BAGIC_PREPROD_CURATED_DB.BGIL_DATA_MODEL.SAT_COMMON_ADDRESS</w:t>
               <w:br/>
-              <w:t xml:space="preserve">     where RECORD_SOURCE = 'OPUS_BJAZ_TRV_LOADER_DATA_MV'</w:t>
+              <w:t xml:space="preserve">     where RECORD_SOURCE = 'OPUS_BJAZ_TRV_LOADER_DATA'</w:t>
               <w:br/>
               <w:t xml:space="preserve">     order by hkey</w:t>
               <w:br/>
@@ -3397,7 +3397,7 @@
               <w:br/>
               <w:t xml:space="preserve">      from BAGIC_PREPROD_CURATED_DB.BGIL_DATA_MODEL.SAT_COMMON_ADDRESS</w:t>
               <w:br/>
-              <w:t xml:space="preserve">     where RECORD_SOURCE = 'OPUS_BJAZ_TRV_LOADER_DATA_MV'</w:t>
+              <w:t xml:space="preserve">     where RECORD_SOURCE = 'OPUS_BJAZ_TRV_LOADER_DATA'</w:t>
               <w:br/>
               <w:t xml:space="preserve">       and LOCATION_HKEY in (select hkey from s1)</w:t>
               <w:br/>
@@ -3411,7 +3411,7 @@
               <w:br/>
               <w:t xml:space="preserve">      from (</w:t>
               <w:br/>
-              <w:t xml:space="preserve">        -- via stg_travel__bjaz_trv_loader_data_mv</w:t>
+              <w:t xml:space="preserve">        -- via stg_travel__bjaz_trv_loader_data</w:t>
               <w:br/>
               <w:t xml:space="preserve">        select MD5_BINARY(NULLIF(UPPER(TRIM(CAST('HUB_LOCATION|' || (coalesce((nullif(trim(to_varchar("BUILDING")), '')), '') || '|' || coalesce((nullif(trim(to_varchar("STREETNAME")), '')), '') || '|' || coalesce((nullif(trim(to_varchar("SUBAREACITY")), '')), '') || '|' || coalesce((nullif(trim(to_varchar("STATE")), '')), '') || '|' || coalesce((nullif(trim(to_varchar("PINCODE")), '')), '')) AS VARCHAR))), '')) as hkey,</w:t>
               <w:br/>
@@ -3427,7 +3427,7 @@
               <w:br/>
               <w:t xml:space="preserve">               to_varchar((nullif(trim(to_varchar("STREETNAME")), ''))) as STREET_NAME</w:t>
               <w:br/>
-              <w:t xml:space="preserve">          from BAGIC_PROD_MIRROR_DB.OPUS_GG_DWHSTAGE.BJAZ_TRV_LOADER_DATA_MV</w:t>
+              <w:t xml:space="preserve">          from BAGIC_PREPROD_CURATED_DB.UTILS.BJAZ_TRV_LOADER_DATA</w:t>
               <w:br/>
               <w:t xml:space="preserve">      )</w:t>
               <w:br/>
@@ -3493,7 +3493,7 @@
               <w:br/>
               <w:t xml:space="preserve">    select distinct LOCATION_HKEY as hkey from BAGIC_PREPROD_CURATED_DB.BGIL_DATA_MODEL.SAT_COMMON_ADDRESS</w:t>
               <w:br/>
-              <w:t xml:space="preserve">     where RECORD_SOURCE = 'OPUS_BJAZ_TRV_LOADER_LOG_TABLE_MV'</w:t>
+              <w:t xml:space="preserve">     where RECORD_SOURCE = 'OPUS_BJAZ_TRV_LOADER_LOG_TABLE'</w:t>
               <w:br/>
               <w:t xml:space="preserve">     order by hkey</w:t>
               <w:br/>
@@ -3519,7 +3519,7 @@
               <w:br/>
               <w:t xml:space="preserve">      from BAGIC_PREPROD_CURATED_DB.BGIL_DATA_MODEL.SAT_COMMON_ADDRESS</w:t>
               <w:br/>
-              <w:t xml:space="preserve">     where RECORD_SOURCE = 'OPUS_BJAZ_TRV_LOADER_LOG_TABLE_MV'</w:t>
+              <w:t xml:space="preserve">     where RECORD_SOURCE = 'OPUS_BJAZ_TRV_LOADER_LOG_TABLE'</w:t>
               <w:br/>
               <w:t xml:space="preserve">       and LOCATION_HKEY in (select hkey from s2)</w:t>
               <w:br/>
@@ -3533,7 +3533,7 @@
               <w:br/>
               <w:t xml:space="preserve">      from (</w:t>
               <w:br/>
-              <w:t xml:space="preserve">        -- via stg_travel__bjaz_trv_loader_log_table_mv</w:t>
+              <w:t xml:space="preserve">        -- via stg_travel__bjaz_trv_loader_log_table</w:t>
               <w:br/>
               <w:t xml:space="preserve">        select MD5_BINARY(NULLIF(UPPER(TRIM(CAST('HUB_LOCATION|' || (coalesce((nullif(trim(to_varchar("BUILDING")), '')), '') || '|' || coalesce((nullif(trim(to_varchar("STREETNAME")), '')), '') || '|' || coalesce(((nullif(trim(to_varchar("CITY")), ''))), '') || '|' || coalesce((nullif(trim(to_varchar("STATE")), '')), '') || '|' || coalesce((nullif(trim(to_varchar("PINCODE")), '')), '') || '|' || coalesce((nullif(trim(to_varchar("COUNTRY")), '')), '')) AS VARCHAR))), '')) as hkey,</w:t>
               <w:br/>
@@ -3551,7 +3551,7 @@
               <w:br/>
               <w:t xml:space="preserve">               to_varchar((nullif(trim(to_varchar("STREETNAME")), ''))) as STREET_NAME</w:t>
               <w:br/>
-              <w:t xml:space="preserve">          from BAGIC_PROD_MIRROR_DB.OPUS_GG_DWHSTAGE.BJAZ_TRV_LOADER_LOG_TABLE_MV</w:t>
+              <w:t xml:space="preserve">          from BAGIC_PREPROD_CURATED_DB.UTILS.BJAZ_TRV_LOADER_LOG_TABLE</w:t>
               <w:br/>
               <w:t xml:space="preserve">      )</w:t>
               <w:br/>
@@ -3623,7 +3623,7 @@
               <w:br/>
               <w:t xml:space="preserve">)</w:t>
               <w:br/>
-              <w:t xml:space="preserve">select 'OPUS' as project, 'SAT_COMMON_ADDRESS' as satellite, 'OPUS_BJAZ_TRV_LOADER_DATA_MV' as record_source, column_name,</w:t>
+              <w:t xml:space="preserve">select 'OPUS' as project, 'SAT_COMMON_ADDRESS' as satellite, 'OPUS_BJAZ_TRV_LOADER_DATA' as record_source, column_name,</w:t>
               <w:br/>
               <w:t xml:space="preserve">       count(*) as keys_compared,</w:t>
               <w:br/>
@@ -3645,7 +3645,7 @@
               <w:br/>
               <w:t xml:space="preserve">union all</w:t>
               <w:br/>
-              <w:t xml:space="preserve">select 'OPUS' as project, 'SAT_COMMON_ADDRESS' as satellite, 'OPUS_BJAZ_TRV_LOADER_LOG_TABLE_MV' as record_source, column_name,</w:t>
+              <w:t xml:space="preserve">select 'OPUS' as project, 'SAT_COMMON_ADDRESS' as satellite, 'OPUS_BJAZ_TRV_LOADER_LOG_TABLE' as record_source, column_name,</w:t>
               <w:br/>
               <w:t xml:space="preserve">       count(*) as keys_compared,</w:t>
               <w:br/>
@@ -3919,7 +3919,7 @@
         <w:t xml:space="preserve">Note: </w:t>
       </w:r>
       <w:r>
-        <w:t xml:space="preserve">standard satellite, sat_multi_source; PK PARTY_HKEY; 2 RECORD_SOURCE group(s): OPUS_BA_TRV_DATA_POLICY_DTLS_MV [1 col(s)], OPUS_BJAZ_TRV_LOADER_DATA_MV [1 col(s)].</w:t>
+        <w:t xml:space="preserve">standard satellite, sat_multi_source; PK PARTY_HKEY; 2 RECORD_SOURCE group(s): OPUS_BA_TRV_DATA_POLICY_DTLS [1 col(s)], OPUS_BJAZ_TRV_LOADER_DATA [1 col(s)].</w:t>
       </w:r>
     </w:p>
     <w:p>
@@ -3954,7 +3954,7 @@
               <w:br/>
               <w:t xml:space="preserve">    select distinct PARTY_HKEY as hkey from BAGIC_PREPROD_CURATED_DB.BGIL_DATA_MODEL.SAT_COMMON_CLASSIFICATION</w:t>
               <w:br/>
-              <w:t xml:space="preserve">     where RECORD_SOURCE = 'OPUS_BA_TRV_DATA_POLICY_DTLS_MV'</w:t>
+              <w:t xml:space="preserve">     where RECORD_SOURCE = 'OPUS_BA_TRV_DATA_POLICY_DTLS'</w:t>
               <w:br/>
               <w:t xml:space="preserve">     order by hkey</w:t>
               <w:br/>
@@ -3970,7 +3970,7 @@
               <w:br/>
               <w:t xml:space="preserve">      from BAGIC_PREPROD_CURATED_DB.BGIL_DATA_MODEL.SAT_COMMON_CLASSIFICATION</w:t>
               <w:br/>
-              <w:t xml:space="preserve">     where RECORD_SOURCE = 'OPUS_BA_TRV_DATA_POLICY_DTLS_MV'</w:t>
+              <w:t xml:space="preserve">     where RECORD_SOURCE = 'OPUS_BA_TRV_DATA_POLICY_DTLS'</w:t>
               <w:br/>
               <w:t xml:space="preserve">       and PARTY_HKEY in (select hkey from s1)</w:t>
               <w:br/>
@@ -3984,7 +3984,7 @@
               <w:br/>
               <w:t xml:space="preserve">      from (</w:t>
               <w:br/>
-              <w:t xml:space="preserve">        -- via stg_travel__ba_trv_data_policy_dtls_mv</w:t>
+              <w:t xml:space="preserve">        -- via stg_travel__ba_trv_data_policy_dtls</w:t>
               <w:br/>
               <w:t xml:space="preserve">        select MD5_BINARY(NULLIF(UPPER(TRIM(CAST('HUB_PARTY|' || ((nullif(trim(to_varchar("PAYER_PART_ID")), ''))) AS VARCHAR))), '')) as hkey,</w:t>
               <w:br/>
@@ -3992,7 +3992,7 @@
               <w:br/>
               <w:t xml:space="preserve">               to_varchar((nullif(trim(to_varchar("USER_TYPE")), ''))) as CATEGORY_CODE</w:t>
               <w:br/>
-              <w:t xml:space="preserve">          from BAGIC_PROD_MIRROR_DB.OPUS_GG_DWHSTAGE.BA_TRV_DATA_POLICY_DTLS_MV</w:t>
+              <w:t xml:space="preserve">          from BAGIC_PREPROD_CURATED_DB.UTILS.BA_TRV_DATA_POLICY_DTLS</w:t>
               <w:br/>
               <w:t xml:space="preserve">      )</w:t>
               <w:br/>
@@ -4018,7 +4018,7 @@
               <w:br/>
               <w:t xml:space="preserve">    select distinct PARTY_HKEY as hkey from BAGIC_PREPROD_CURATED_DB.BGIL_DATA_MODEL.SAT_COMMON_CLASSIFICATION</w:t>
               <w:br/>
-              <w:t xml:space="preserve">     where RECORD_SOURCE = 'OPUS_BJAZ_TRV_LOADER_DATA_MV'</w:t>
+              <w:t xml:space="preserve">     where RECORD_SOURCE = 'OPUS_BJAZ_TRV_LOADER_DATA'</w:t>
               <w:br/>
               <w:t xml:space="preserve">     order by hkey</w:t>
               <w:br/>
@@ -4034,7 +4034,7 @@
               <w:br/>
               <w:t xml:space="preserve">      from BAGIC_PREPROD_CURATED_DB.BGIL_DATA_MODEL.SAT_COMMON_CLASSIFICATION</w:t>
               <w:br/>
-              <w:t xml:space="preserve">     where RECORD_SOURCE = 'OPUS_BJAZ_TRV_LOADER_DATA_MV'</w:t>
+              <w:t xml:space="preserve">     where RECORD_SOURCE = 'OPUS_BJAZ_TRV_LOADER_DATA'</w:t>
               <w:br/>
               <w:t xml:space="preserve">       and PARTY_HKEY in (select hkey from s2)</w:t>
               <w:br/>
@@ -4048,7 +4048,7 @@
               <w:br/>
               <w:t xml:space="preserve">      from (</w:t>
               <w:br/>
-              <w:t xml:space="preserve">        -- via stg_travel__bjaz_trv_loader_data_mv</w:t>
+              <w:t xml:space="preserve">        -- via stg_travel__bjaz_trv_loader_data</w:t>
               <w:br/>
               <w:t xml:space="preserve">        select MD5_BINARY(NULLIF(UPPER(TRIM(CAST('HUB_PARTY|' || ((nullif(trim(to_varchar("PREMIUMPAYERID")), ''))) AS VARCHAR))), '')) as hkey,</w:t>
               <w:br/>
@@ -4056,7 +4056,7 @@
               <w:br/>
               <w:t xml:space="preserve">               to_varchar((nullif(trim(to_varchar("CUSTOMERTYPE")), ''))) as CATEGORY_CODE</w:t>
               <w:br/>
-              <w:t xml:space="preserve">          from BAGIC_PROD_MIRROR_DB.OPUS_GG_DWHSTAGE.BJAZ_TRV_LOADER_DATA_MV</w:t>
+              <w:t xml:space="preserve">          from BAGIC_PREPROD_CURATED_DB.UTILS.BJAZ_TRV_LOADER_DATA</w:t>
               <w:br/>
               <w:t xml:space="preserve">      )</w:t>
               <w:br/>
@@ -4078,7 +4078,7 @@
               <w:br/>
               <w:t xml:space="preserve">)</w:t>
               <w:br/>
-              <w:t xml:space="preserve">select 'OPUS' as project, 'SAT_COMMON_CLASSIFICATION' as satellite, 'OPUS_BA_TRV_DATA_POLICY_DTLS_MV' as record_source, column_name,</w:t>
+              <w:t xml:space="preserve">select 'OPUS' as project, 'SAT_COMMON_CLASSIFICATION' as satellite, 'OPUS_BA_TRV_DATA_POLICY_DTLS' as record_source, column_name,</w:t>
               <w:br/>
               <w:t xml:space="preserve">       count(*) as keys_compared,</w:t>
               <w:br/>
@@ -4100,7 +4100,7 @@
               <w:br/>
               <w:t xml:space="preserve">union all</w:t>
               <w:br/>
-              <w:t xml:space="preserve">select 'OPUS' as project, 'SAT_COMMON_CLASSIFICATION' as satellite, 'OPUS_BJAZ_TRV_LOADER_DATA_MV' as record_source, column_name,</w:t>
+              <w:t xml:space="preserve">select 'OPUS' as project, 'SAT_COMMON_CLASSIFICATION' as satellite, 'OPUS_BJAZ_TRV_LOADER_DATA' as record_source, column_name,</w:t>
               <w:br/>
               <w:t xml:space="preserve">       count(*) as keys_compared,</w:t>
               <w:br/>
@@ -4374,7 +4374,7 @@
         <w:t xml:space="preserve">Note: </w:t>
       </w:r>
       <w:r>
-        <w:t xml:space="preserve">standard satellite, ma_sat_multi_source; PK PARTY_HKEY, child key CONTACT_POINT_TYPE, CONTACT_PRIORITY_ORDER; 2 RECORD_SOURCE group(s): OPUS_BJAZ_TRV_LOADER_DATA_MV [4 col(s)], OPUS_BJAZ_TRV_LOADER_LOG_TABLE_MV [4 col(s)]. Multi-active: compared per (key, child key); latest = max LOAD_DATETIME per member. stg2_common_contact_bjaz_trv_loader_data_mv_0: column(s) FAX_NUMBER, LANDLINE_NUMBER, MOBILE_NUMBER could not be traced to RAW on at least one arm -- excluded (first-cut: walk columns from resolved_mt__ views or joined-in stitch columns are not yet inlined into the sampled queries). stg2_common_contact_bjaz_trv_loader_data_mv_1: column(s) FAX_NUMBER, LANDLINE_NUMBER, MOBILE_NUMBER could not be traced to RAW on at least one arm -- excluded (first-cut: walk columns from resolved_mt__ views or joined-in stitch columns are not yet inlined into the sampled queries). stg2_common_contact_bjaz_trv_loader_data_mv_2: column(s) LANDLINE_NUMBER, MOBILE_NUMBER could not be traced to RAW on at least one arm -- excluded (first-cut: walk columns from resolved_mt__ views or joined-in stitch columns are not yet inlined into the sampled queries). stg2_common_contact_bjaz_trv_loader_data_mv_3: column(s) LANDLINE_NUMBER could not be traced to RAW on at least one arm -- excluded (first-cut: walk columns from resolved_mt__ views or joined-in stitch columns are not yet inlined into the sampled queries). stg2_common_contact_bjaz_trv_loader_log_table_mv_5: column(s) FAX_NUMBER, LANDLINE_NUMBER, MOBILE_NUMBER could not be traced to RAW on at least one arm -- excluded (first-cut: walk columns from resolved_mt__ views or joined-in stitch columns are not yet inlined into the sampled queries). stg2_common_contact_bjaz_trv_loader_log_table_mv_6: column(s) LANDLINE_NUMBER, MOBILE_NUMBER could not be traced to RAW on at least one arm -- excluded (first-cut: walk columns from resolved_mt__ views or joined-in stitch columns are not yet inlined into the sampled queries). stg2_common_contact_bjaz_trv_loader_log_table_mv_7: column(s) LANDLINE_NUMBER could not be traced to RAW on at least one arm -- excluded (first-cut: walk columns from resolved_mt__ views or joined-in stitch columns are not yet inlined into the sampled queries).</w:t>
+        <w:t xml:space="preserve">standard satellite, ma_sat_multi_source; PK PARTY_HKEY, child key CONTACT_POINT_TYPE, CONTACT_PRIORITY_ORDER; 2 RECORD_SOURCE group(s): OPUS_BJAZ_TRV_LOADER_DATA [4 col(s)], OPUS_BJAZ_TRV_LOADER_LOG_TABLE [4 col(s)]. Multi-active: compared per (key, child key); latest = max LOAD_DATETIME per member. stg2_common_contact_bjaz_trv_loader_data_0: column(s) FAX_NUMBER, LANDLINE_NUMBER, MOBILE_NUMBER could not be traced to RAW on at least one arm -- excluded (first-cut: walk columns from resolved_mt__ views or joined-in stitch columns are not yet inlined into the sampled queries). stg2_common_contact_bjaz_trv_loader_data_1: column(s) FAX_NUMBER, LANDLINE_NUMBER, MOBILE_NUMBER could not be traced to RAW on at least one arm -- excluded (first-cut: walk columns from resolved_mt__ views or joined-in stitch columns are not yet inlined into the sampled queries). stg2_common_contact_bjaz_trv_loader_data_2: column(s) LANDLINE_NUMBER, MOBILE_NUMBER could not be traced to RAW on at least one arm -- excluded (first-cut: walk columns from resolved_mt__ views or joined-in stitch columns are not yet inlined into the sampled queries). stg2_common_contact_bjaz_trv_loader_data_3: column(s) LANDLINE_NUMBER could not be traced to RAW on at least one arm -- excluded (first-cut: walk columns from resolved_mt__ views or joined-in stitch columns are not yet inlined into the sampled queries). stg2_common_contact_bjaz_trv_loader_log_table_5: column(s) FAX_NUMBER, LANDLINE_NUMBER, MOBILE_NUMBER could not be traced to RAW on at least one arm -- excluded (first-cut: walk columns from resolved_mt__ views or joined-in stitch columns are not yet inlined into the sampled queries). stg2_common_contact_bjaz_trv_loader_log_table_6: column(s) LANDLINE_NUMBER, MOBILE_NUMBER could not be traced to RAW on at least one arm -- excluded (first-cut: walk columns from resolved_mt__ views or joined-in stitch columns are not yet inlined into the sampled queries). stg2_common_contact_bjaz_trv_loader_log_table_7: column(s) LANDLINE_NUMBER could not be traced to RAW on at least one arm -- excluded (first-cut: walk columns from resolved_mt__ views or joined-in stitch columns are not yet inlined into the sampled queries).</w:t>
       </w:r>
     </w:p>
     <w:p>
@@ -4409,7 +4409,7 @@
               <w:br/>
               <w:t xml:space="preserve">    select distinct PARTY_HKEY as hkey from BAGIC_PREPROD_CURATED_DB.BGIL_DATA_MODEL.SAT_COMMON_CONTACT</w:t>
               <w:br/>
-              <w:t xml:space="preserve">     where RECORD_SOURCE = 'OPUS_BJAZ_TRV_LOADER_DATA_MV'</w:t>
+              <w:t xml:space="preserve">     where RECORD_SOURCE = 'OPUS_BJAZ_TRV_LOADER_DATA'</w:t>
               <w:br/>
               <w:t xml:space="preserve">     order by hkey</w:t>
               <w:br/>
@@ -4435,7 +4435,7 @@
               <w:br/>
               <w:t xml:space="preserve">      from BAGIC_PREPROD_CURATED_DB.BGIL_DATA_MODEL.SAT_COMMON_CONTACT</w:t>
               <w:br/>
-              <w:t xml:space="preserve">     where RECORD_SOURCE = 'OPUS_BJAZ_TRV_LOADER_DATA_MV'</w:t>
+              <w:t xml:space="preserve">     where RECORD_SOURCE = 'OPUS_BJAZ_TRV_LOADER_DATA'</w:t>
               <w:br/>
               <w:t xml:space="preserve">       and PARTY_HKEY in (select hkey from s1)</w:t>
               <w:br/>
@@ -4449,7 +4449,7 @@
               <w:br/>
               <w:t xml:space="preserve">      from (</w:t>
               <w:br/>
-              <w:t xml:space="preserve">        -- via stg_travel__bjaz_trv_loader_data_mv</w:t>
+              <w:t xml:space="preserve">        -- via stg_travel__bjaz_trv_loader_data</w:t>
               <w:br/>
               <w:t xml:space="preserve">        select MD5_BINARY(NULLIF(UPPER(TRIM(CAST('HUB_PARTY|' || ((nullif(trim(to_varchar("INTERMEDIARY")), ''))) AS VARCHAR))), '')) as hkey,</w:t>
               <w:br/>
@@ -4467,11 +4467,11 @@
               <w:br/>
               <w:t xml:space="preserve">               cast(null as varchar) as LANDLINE_NUMBER</w:t>
               <w:br/>
-              <w:t xml:space="preserve">          from BAGIC_PROD_MIRROR_DB.OPUS_GG_DWHSTAGE.BJAZ_TRV_LOADER_DATA_MV</w:t>
+              <w:t xml:space="preserve">          from BAGIC_PREPROD_CURATED_DB.UTILS.BJAZ_TRV_LOADER_DATA</w:t>
               <w:br/>
               <w:t xml:space="preserve">        union all</w:t>
               <w:br/>
-              <w:t xml:space="preserve">        -- via stg_travel__bjaz_trv_loader_data_mv</w:t>
+              <w:t xml:space="preserve">        -- via stg_travel__bjaz_trv_loader_data</w:t>
               <w:br/>
               <w:t xml:space="preserve">        select MD5_BINARY(NULLIF(UPPER(TRIM(CAST('HUB_PARTY|' || ((nullif(trim(to_varchar("PREMIUMPAYERID")), ''))) AS VARCHAR))), '')) as hkey,</w:t>
               <w:br/>
@@ -4489,11 +4489,11 @@
               <w:br/>
               <w:t xml:space="preserve">               cast(null as varchar) as LANDLINE_NUMBER</w:t>
               <w:br/>
-              <w:t xml:space="preserve">          from BAGIC_PROD_MIRROR_DB.OPUS_GG_DWHSTAGE.BJAZ_TRV_LOADER_DATA_MV</w:t>
+              <w:t xml:space="preserve">          from BAGIC_PREPROD_CURATED_DB.UTILS.BJAZ_TRV_LOADER_DATA</w:t>
               <w:br/>
               <w:t xml:space="preserve">        union all</w:t>
               <w:br/>
-              <w:t xml:space="preserve">        -- via stg_travel__bjaz_trv_loader_data_mv</w:t>
+              <w:t xml:space="preserve">        -- via stg_travel__bjaz_trv_loader_data</w:t>
               <w:br/>
               <w:t xml:space="preserve">        select MD5_BINARY(NULLIF(UPPER(TRIM(CAST('HUB_PARTY|' || ((nullif(trim(to_varchar("PREMIUMPAYERID")), ''))) AS VARCHAR))), '')) as hkey,</w:t>
               <w:br/>
@@ -4511,11 +4511,11 @@
               <w:br/>
               <w:t xml:space="preserve">               cast(null as varchar) as LANDLINE_NUMBER</w:t>
               <w:br/>
-              <w:t xml:space="preserve">          from BAGIC_PROD_MIRROR_DB.OPUS_GG_DWHSTAGE.BJAZ_TRV_LOADER_DATA_MV</w:t>
+              <w:t xml:space="preserve">          from BAGIC_PREPROD_CURATED_DB.UTILS.BJAZ_TRV_LOADER_DATA</w:t>
               <w:br/>
               <w:t xml:space="preserve">        union all</w:t>
               <w:br/>
-              <w:t xml:space="preserve">        -- via stg_travel__bjaz_trv_loader_data_mv</w:t>
+              <w:t xml:space="preserve">        -- via stg_travel__bjaz_trv_loader_data</w:t>
               <w:br/>
               <w:t xml:space="preserve">        select MD5_BINARY(NULLIF(UPPER(TRIM(CAST('HUB_PARTY|' || ((nullif(trim(to_varchar("PREMIUMPAYERID")), ''))) AS VARCHAR))), '')) as hkey,</w:t>
               <w:br/>
@@ -4533,11 +4533,11 @@
               <w:br/>
               <w:t xml:space="preserve">               cast(null as varchar) as LANDLINE_NUMBER</w:t>
               <w:br/>
-              <w:t xml:space="preserve">          from BAGIC_PROD_MIRROR_DB.OPUS_GG_DWHSTAGE.BJAZ_TRV_LOADER_DATA_MV</w:t>
+              <w:t xml:space="preserve">          from BAGIC_PREPROD_CURATED_DB.UTILS.BJAZ_TRV_LOADER_DATA</w:t>
               <w:br/>
               <w:t xml:space="preserve">        union all</w:t>
               <w:br/>
-              <w:t xml:space="preserve">        -- via stg_travel__bjaz_trv_loader_data_mv</w:t>
+              <w:t xml:space="preserve">        -- via stg_travel__bjaz_trv_loader_data</w:t>
               <w:br/>
               <w:t xml:space="preserve">        select MD5_BINARY(NULLIF(UPPER(TRIM(CAST('HUB_PARTY|' || ((nullif(trim(to_varchar("PREMIUMPAYERID")), ''))) AS VARCHAR))), '')) as hkey,</w:t>
               <w:br/>
@@ -4555,7 +4555,7 @@
               <w:br/>
               <w:t xml:space="preserve">               to_varchar((nullif(trim(to_varchar("TELEPHONE")), ''))) as LANDLINE_NUMBER</w:t>
               <w:br/>
-              <w:t xml:space="preserve">          from BAGIC_PROD_MIRROR_DB.OPUS_GG_DWHSTAGE.BJAZ_TRV_LOADER_DATA_MV</w:t>
+              <w:t xml:space="preserve">          from BAGIC_PREPROD_CURATED_DB.UTILS.BJAZ_TRV_LOADER_DATA</w:t>
               <w:br/>
               <w:t xml:space="preserve">      )</w:t>
               <w:br/>
@@ -4611,7 +4611,7 @@
               <w:br/>
               <w:t xml:space="preserve">    select distinct PARTY_HKEY as hkey from BAGIC_PREPROD_CURATED_DB.BGIL_DATA_MODEL.SAT_COMMON_CONTACT</w:t>
               <w:br/>
-              <w:t xml:space="preserve">     where RECORD_SOURCE = 'OPUS_BJAZ_TRV_LOADER_LOG_TABLE_MV'</w:t>
+              <w:t xml:space="preserve">     where RECORD_SOURCE = 'OPUS_BJAZ_TRV_LOADER_LOG_TABLE'</w:t>
               <w:br/>
               <w:t xml:space="preserve">     order by hkey</w:t>
               <w:br/>
@@ -4637,7 +4637,7 @@
               <w:br/>
               <w:t xml:space="preserve">      from BAGIC_PREPROD_CURATED_DB.BGIL_DATA_MODEL.SAT_COMMON_CONTACT</w:t>
               <w:br/>
-              <w:t xml:space="preserve">     where RECORD_SOURCE = 'OPUS_BJAZ_TRV_LOADER_LOG_TABLE_MV'</w:t>
+              <w:t xml:space="preserve">     where RECORD_SOURCE = 'OPUS_BJAZ_TRV_LOADER_LOG_TABLE'</w:t>
               <w:br/>
               <w:t xml:space="preserve">       and PARTY_HKEY in (select hkey from s2)</w:t>
               <w:br/>
@@ -4651,7 +4651,7 @@
               <w:br/>
               <w:t xml:space="preserve">      from (</w:t>
               <w:br/>
-              <w:t xml:space="preserve">        -- via stg_travel__bjaz_trv_loader_log_table_mv</w:t>
+              <w:t xml:space="preserve">        -- via stg_travel__bjaz_trv_loader_log_table</w:t>
               <w:br/>
               <w:t xml:space="preserve">        select MD5_BINARY(NULLIF(UPPER(TRIM(CAST('HUB_PARTY|' || ((nullif(trim(to_varchar("PREMIUMPAYERID")), ''))) AS VARCHAR))), '')) as hkey,</w:t>
               <w:br/>
@@ -4669,11 +4669,11 @@
               <w:br/>
               <w:t xml:space="preserve">               cast(null as varchar) as LANDLINE_NUMBER</w:t>
               <w:br/>
-              <w:t xml:space="preserve">          from BAGIC_PROD_MIRROR_DB.OPUS_GG_DWHSTAGE.BJAZ_TRV_LOADER_LOG_TABLE_MV</w:t>
+              <w:t xml:space="preserve">          from BAGIC_PREPROD_CURATED_DB.UTILS.BJAZ_TRV_LOADER_LOG_TABLE</w:t>
               <w:br/>
               <w:t xml:space="preserve">        union all</w:t>
               <w:br/>
-              <w:t xml:space="preserve">        -- via stg_travel__bjaz_trv_loader_log_table_mv</w:t>
+              <w:t xml:space="preserve">        -- via stg_travel__bjaz_trv_loader_log_table</w:t>
               <w:br/>
               <w:t xml:space="preserve">        select MD5_BINARY(NULLIF(UPPER(TRIM(CAST('HUB_PARTY|' || ((nullif(trim(to_varchar("PREMIUMPAYERID")), ''))) AS VARCHAR))), '')) as hkey,</w:t>
               <w:br/>
@@ -4691,11 +4691,11 @@
               <w:br/>
               <w:t xml:space="preserve">               cast(null as varchar) as LANDLINE_NUMBER</w:t>
               <w:br/>
-              <w:t xml:space="preserve">          from BAGIC_PROD_MIRROR_DB.OPUS_GG_DWHSTAGE.BJAZ_TRV_LOADER_LOG_TABLE_MV</w:t>
+              <w:t xml:space="preserve">          from BAGIC_PREPROD_CURATED_DB.UTILS.BJAZ_TRV_LOADER_LOG_TABLE</w:t>
               <w:br/>
               <w:t xml:space="preserve">        union all</w:t>
               <w:br/>
-              <w:t xml:space="preserve">        -- via stg_travel__bjaz_trv_loader_log_table_mv</w:t>
+              <w:t xml:space="preserve">        -- via stg_travel__bjaz_trv_loader_log_table</w:t>
               <w:br/>
               <w:t xml:space="preserve">        select MD5_BINARY(NULLIF(UPPER(TRIM(CAST('HUB_PARTY|' || ((nullif(trim(to_varchar("PREMIUMPAYERID")), ''))) AS VARCHAR))), '')) as hkey,</w:t>
               <w:br/>
@@ -4713,11 +4713,11 @@
               <w:br/>
               <w:t xml:space="preserve">               cast(null as varchar) as LANDLINE_NUMBER</w:t>
               <w:br/>
-              <w:t xml:space="preserve">          from BAGIC_PROD_MIRROR_DB.OPUS_GG_DWHSTAGE.BJAZ_TRV_LOADER_LOG_TABLE_MV</w:t>
+              <w:t xml:space="preserve">          from BAGIC_PREPROD_CURATED_DB.UTILS.BJAZ_TRV_LOADER_LOG_TABLE</w:t>
               <w:br/>
               <w:t xml:space="preserve">        union all</w:t>
               <w:br/>
-              <w:t xml:space="preserve">        -- via stg_travel__bjaz_trv_loader_log_table_mv</w:t>
+              <w:t xml:space="preserve">        -- via stg_travel__bjaz_trv_loader_log_table</w:t>
               <w:br/>
               <w:t xml:space="preserve">        select MD5_BINARY(NULLIF(UPPER(TRIM(CAST('HUB_PARTY|' || ((nullif(trim(to_varchar("PREMIUMPAYERID")), ''))) AS VARCHAR))), '')) as hkey,</w:t>
               <w:br/>
@@ -4735,7 +4735,7 @@
               <w:br/>
               <w:t xml:space="preserve">               to_varchar((nullif(trim(to_varchar("TELEPHONE")), ''))) as LANDLINE_NUMBER</w:t>
               <w:br/>
-              <w:t xml:space="preserve">          from BAGIC_PROD_MIRROR_DB.OPUS_GG_DWHSTAGE.BJAZ_TRV_LOADER_LOG_TABLE_MV</w:t>
+              <w:t xml:space="preserve">          from BAGIC_PREPROD_CURATED_DB.UTILS.BJAZ_TRV_LOADER_LOG_TABLE</w:t>
               <w:br/>
               <w:t xml:space="preserve">      )</w:t>
               <w:br/>
@@ -4787,7 +4787,7 @@
               <w:br/>
               <w:t xml:space="preserve">)</w:t>
               <w:br/>
-              <w:t xml:space="preserve">select 'OPUS' as project, 'SAT_COMMON_CONTACT' as satellite, 'OPUS_BJAZ_TRV_LOADER_DATA_MV' as record_source, column_name,</w:t>
+              <w:t xml:space="preserve">select 'OPUS' as project, 'SAT_COMMON_CONTACT' as satellite, 'OPUS_BJAZ_TRV_LOADER_DATA' as record_source, column_name,</w:t>
               <w:br/>
               <w:t xml:space="preserve">       count(*) as keys_compared,</w:t>
               <w:br/>
@@ -4809,7 +4809,7 @@
               <w:br/>
               <w:t xml:space="preserve">union all</w:t>
               <w:br/>
-              <w:t xml:space="preserve">select 'OPUS' as project, 'SAT_COMMON_CONTACT' as satellite, 'OPUS_BJAZ_TRV_LOADER_LOG_TABLE_MV' as record_source, column_name,</w:t>
+              <w:t xml:space="preserve">select 'OPUS' as project, 'SAT_COMMON_CONTACT' as satellite, 'OPUS_BJAZ_TRV_LOADER_LOG_TABLE' as record_source, column_name,</w:t>
               <w:br/>
               <w:t xml:space="preserve">       count(*) as keys_compared,</w:t>
               <w:br/>
@@ -5083,7 +5083,7 @@
         <w:t xml:space="preserve">Note: </w:t>
       </w:r>
       <w:r>
-        <w:t xml:space="preserve">standard satellite, automate_dv.sat; PK COVERAGE_HKEY; 1 RECORD_SOURCE group(s): OPUS_BJAZ_TRV_PLAN_MV [2 col(s)].</w:t>
+        <w:t xml:space="preserve">standard satellite, automate_dv.sat; PK COVERAGE_HKEY; 1 RECORD_SOURCE group(s): OPUS_BJAZ_TRV_PLAN [2 col(s)].</w:t>
       </w:r>
     </w:p>
     <w:p>
@@ -5118,7 +5118,7 @@
               <w:br/>
               <w:t xml:space="preserve">    select distinct COVERAGE_HKEY as hkey from BAGIC_PREPROD_CURATED_DB.BGIL_DATA_MODEL.SAT_COVERAGE_CONDITIONS</w:t>
               <w:br/>
-              <w:t xml:space="preserve">     where RECORD_SOURCE = 'OPUS_BJAZ_TRV_PLAN_MV'</w:t>
+              <w:t xml:space="preserve">     where RECORD_SOURCE = 'OPUS_BJAZ_TRV_PLAN'</w:t>
               <w:br/>
               <w:t xml:space="preserve">     order by hkey</w:t>
               <w:br/>
@@ -5136,7 +5136,7 @@
               <w:br/>
               <w:t xml:space="preserve">      from BAGIC_PREPROD_CURATED_DB.BGIL_DATA_MODEL.SAT_COVERAGE_CONDITIONS</w:t>
               <w:br/>
-              <w:t xml:space="preserve">     where RECORD_SOURCE = 'OPUS_BJAZ_TRV_PLAN_MV'</w:t>
+              <w:t xml:space="preserve">     where RECORD_SOURCE = 'OPUS_BJAZ_TRV_PLAN'</w:t>
               <w:br/>
               <w:t xml:space="preserve">       and COVERAGE_HKEY in (select hkey from s1)</w:t>
               <w:br/>
@@ -5150,7 +5150,7 @@
               <w:br/>
               <w:t xml:space="preserve">      from (</w:t>
               <w:br/>
-              <w:t xml:space="preserve">        -- via stg_travel__bjaz_trv_plan_mv</w:t>
+              <w:t xml:space="preserve">        -- via stg_travel__bjaz_trv_plan</w:t>
               <w:br/>
               <w:t xml:space="preserve">        select MD5_BINARY(NULLIF(UPPER(TRIM(CAST('HUB_COVERAGE|' || ((nullif(trim(to_varchar("COVER_CODE")), ''))) AS VARCHAR))), '')) as hkey,</w:t>
               <w:br/>
@@ -5160,7 +5160,7 @@
               <w:br/>
               <w:t xml:space="preserve">               to_varchar((nullif(trim(to_varchar("DEDUCTABLE_TIME")), ''))) as WAITING_PERIOD_CONDITION</w:t>
               <w:br/>
-              <w:t xml:space="preserve">          from BAGIC_PROD_MIRROR_DB.OPUS_GG_DWHSTAGE.BJAZ_TRV_PLAN_MV</w:t>
+              <w:t xml:space="preserve">          from BAGIC_PREPROD_CURATED_DB.UTILS.BJAZ_TRV_PLAN</w:t>
               <w:br/>
               <w:t xml:space="preserve">      )</w:t>
               <w:br/>
@@ -5192,7 +5192,7 @@
               <w:br/>
               <w:t xml:space="preserve">)</w:t>
               <w:br/>
-              <w:t xml:space="preserve">select 'OPUS' as project, 'SAT_COVERAGE_CONDITIONS' as satellite, 'OPUS_BJAZ_TRV_PLAN_MV' as record_source, column_name,</w:t>
+              <w:t xml:space="preserve">select 'OPUS' as project, 'SAT_COVERAGE_CONDITIONS' as satellite, 'OPUS_BJAZ_TRV_PLAN' as record_source, column_name,</w:t>
               <w:br/>
               <w:t xml:space="preserve">       count(*) as keys_compared,</w:t>
               <w:br/>
@@ -5466,7 +5466,7 @@
         <w:t xml:space="preserve">Note: </w:t>
       </w:r>
       <w:r>
-        <w:t xml:space="preserve">standard satellite, sat_multi_source; PK COVERAGE_HKEY; 3 RECORD_SOURCE group(s): OPUS_BJAZ_TRV_PLAN_MV [2 col(s)], OPUS_BJAZ_TRV_RIDER_DTLS_MV [1 col(s)], OPUS_BJAZ_TRV_LOADER_DATA_MV [1 col(s)]. stg2_coverage_definition_bjaz_trv_plan_mv: column(s) COVERAGE_NAME, FREE_COVER_LIMIT could not be traced to RAW on at least one arm -- excluded (first-cut: walk columns from resolved_mt__ views or joined-in stitch columns are not yet inlined into the sampled queries). stg2_coverage_definition_bjaz_trv_rider_dtls_mv: column(s) COVERAGE_DESCRIPTION, FREE_COVER_LIMIT, PERIL_COVERED could not be traced to RAW on at least one arm -- excluded (first-cut: walk columns from resolved_mt__ views or joined-in stitch columns are not yet inlined into the sampled queries). stg2_coverage_definition_bjaz_trv_loader_data_mv_acchospexp: column(s) COVERAGE_DESCRIPTION, COVERAGE_NAME, PERIL_COVERED could not be traced to RAW on at least one arm -- excluded (first-cut: walk columns from resolved_mt__ views or joined-in stitch columns are not yet inlined into the sampled queries). stg2_coverage_definition_bjaz_trv_loader_data_mv_adventuresportbenefit: column(s) COVERAGE_DESCRIPTION, COVERAGE_NAME, PERIL_COVERED could not be traced to RAW on at least one arm -- excluded (first-cut: walk columns from resolved_mt__ views or joined-in stitch columns are not yet inlined into the sampled queries). stg2_coverage_definition_bjaz_trv_loader_data_mv_bouncedhotel: column(s) COVERAGE_DESCRIPTION, COVERAGE_NAME, PERIL_COVERED could not be traced to RAW on at least one arm -- excluded (first-cut: walk columns from resolved_mt__ views or joined-in stitch columns are not yet inlined into the sampled queries). stg2_coverage_definition_bjaz_trv_loader_data_mv_compvisitfamilymember: column(s) COVERAGE_DESCRIPTION, COVERAGE_NAME, PERIL_COVERED could not be traced to RAW on at least one arm -- excluded (first-cut: walk columns from resolved_mt__ views or joined-in stitch columns are not yet inlined into the sampled queries). stg2_coverage_definition_bjaz_trv_loader_data_mv_delayofcheckedbaggage: column(s) COVERAGE_DESCRIPTION, COVERAGE_NAME, PERIL_COVERED could not be traced to RAW on at least one arm -- excluded (first-cut: walk columns from resolved_mt__ views or joined-in stitch columns are not yet inlined into the sampled queries). stg2_coverage_definition_bjaz_trv_loader_data_mv_emergencyhotelextension: column(s) COVERAGE_DESCRIPTION, COVERAGE_NAME, PERIL_COVERED could not be traced to RAW on at least one arm -- excluded (first-cut: walk columns from resolved_mt__ views or joined-in stitch columns are not yet inlined into the sampled queries). stg2_coverage_definition_bjaz_trv_loader_data_mv_emermedicalevac: column(s) COVERAGE_DESCRIPTION, COVERAGE_NAME, PERIL_COVERED could not be traced to RAW on at least one arm -- excluded (first-cut: walk columns from resolved_mt__ views or joined-in stitch columns are not yet inlined into the sampled queries). stg2_coverage_definition_bjaz_trv_loader_data_mv_homeburglaryinsurance: column(s) COVERAGE_DESCRIPTION, COVERAGE_NAME, PERIL_COVERED could not be traced to RAW on at least one arm -- excluded (first-cut: walk columns from resolved_mt__ views or joined-in stitch columns are not yet inlined into the sampled queries). stg2_coverage_definition_bjaz_trv_loader_data_mv_hospdailyallow: column(s) COVERAGE_DESCRIPTION, COVERAGE_NAME, PERIL_COVERED could not be traced to RAW on at least one arm -- excluded (first-cut: walk columns from resolved_mt__ views or joined-in stitch columns are not yet inlined into the sampled queries). stg2_coverage_definition_bjaz_trv_loader_data_mv_lossofbaggage: column(s) COVERAGE_DESCRIPTION, COVERAGE_NAME, PERIL_COVERED could not be traced to RAW on at least one arm -- excluded (first-cut: walk columns from resolved_mt__ views or joined-in stitch columns are not yet inlined into the sampled queries). stg2_coverage_definition_bjaz_trv_loader_data_mv_lossofcheckedbaggage: column(s) COVERAGE_DESCRIPTION, COVERAGE_NAME, PERIL_COVERED could not be traced to RAW on at least one arm -- excluded (first-cut: walk columns from resolved_mt__ views or joined-in stitch columns are not yet inlined into the sampled queries). stg2_coverage_definition_bjaz_trv_loader_data_mv_missedconnection: column(s) COVERAGE_DESCRIPTION, COVERAGE_NAME, PERIL_COVERED could not be traced to RAW on at least one arm -- excluded (first-cut: walk columns from resolved_mt__ views or joined-in stitch columns are not yet inlined into the sampled queries). stg2_coverage_definition_bjaz_trv_loader_data_mv_personalliability: column(s) COVERAGE_DESCRIPTION, COVERAGE_NAME, PERIL_COVERED could not be traced to RAW on at least one arm -- excluded (first-cut: walk columns from resolved_mt__ views or joined-in stitch columns are not yet inlined into the sampled queries). stg2_coverage_definition_bjaz_trv_loader_data_mv_repatonofremains: column(s) COVERAGE_DESCRIPTION, COVERAGE_NAME, PERIL_COVERED could not be traced to RAW on at least one arm -- excluded (first-cut: walk columns from resolved_mt__ views or joined-in stitch columns are not yet inlined into the sampled queries). stg2_coverage_definition_bjaz_trv_loader_data_mv_tripcancellation: column(s) COVERAGE_DESCRIPTION, COVERAGE_NAME, PERIL_COVERED could not be traced to RAW on at least one arm -- excluded (first-cut: walk columns from resolved_mt__ views or joined-in stitch columns are not yet inlined into the sampled queries). stg2_coverage_definition_bjaz_trv_loader_data_mv_tripcurtailment: column(s) COVERAGE_DESCRIPTION, COVERAGE_NAME, PERIL_COVERED could not be traced to RAW on at least one arm -- excluded (first-cut: walk columns from resolved_mt__ views or joined-in stitch columns are not yet inlined into the sampled queries). stg2_coverage_definition_bjaz_trv_loader_data_mv_tripdelaybyscheduledaircraft: column(s) COVERAGE_DESCRIPTION, COVERAGE_NAME, PERIL_COVERED could not be traced to RAW on at least one arm -- excluded (first-cut: walk columns from resolved_mt__ views or joined-in stitch columns are not yet inlined into the sampled queries).</w:t>
+        <w:t xml:space="preserve">standard satellite, sat_multi_source; PK COVERAGE_HKEY; 3 RECORD_SOURCE group(s): OPUS_BJAZ_TRV_PLAN [2 col(s)], OPUS_BJAZ_TRV_RIDER_DTLS [1 col(s)], OPUS_BJAZ_TRV_LOADER_DATA [1 col(s)]. stg2_coverage_definition_bjaz_trv_plan: column(s) COVERAGE_NAME, FREE_COVER_LIMIT could not be traced to RAW on at least one arm -- excluded (first-cut: walk columns from resolved_mt__ views or joined-in stitch columns are not yet inlined into the sampled queries). stg2_coverage_definition_bjaz_trv_rider_dtls: column(s) COVERAGE_DESCRIPTION, FREE_COVER_LIMIT, PERIL_COVERED could not be traced to RAW on at least one arm -- excluded (first-cut: walk columns from resolved_mt__ views or joined-in stitch columns are not yet inlined into the sampled queries). stg2_coverage_definition_bjaz_trv_loader_data_acchospexp: column(s) COVERAGE_DESCRIPTION, COVERAGE_NAME, PERIL_COVERED could not be traced to RAW on at least one arm -- excluded (first-cut: walk columns from resolved_mt__ views or joined-in stitch columns are not yet inlined into the sampled queries). stg2_coverage_definition_bjaz_trv_loader_data_adventuresportbenefit: column(s) COVERAGE_DESCRIPTION, COVERAGE_NAME, PERIL_COVERED could not be traced to RAW on at least one arm -- excluded (first-cut: walk columns from resolved_mt__ views or joined-in stitch columns are not yet inlined into the sampled queries). stg2_coverage_definition_bjaz_trv_loader_data_bouncedhotel: column(s) COVERAGE_DESCRIPTION, COVERAGE_NAME, PERIL_COVERED could not be traced to RAW on at least one arm -- excluded (first-cut: walk columns from resolved_mt__ views or joined-in stitch columns are not yet inlined into the sampled queries). stg2_coverage_definition_bjaz_trv_loader_data_compvisitfamilymember: column(s) COVERAGE_DESCRIPTION, COVERAGE_NAME, PERIL_COVERED could not be traced to RAW on at least one arm -- excluded (first-cut: walk columns from resolved_mt__ views or joined-in stitch columns are not yet inlined into the sampled queries). stg2_coverage_definition_bjaz_trv_loader_data_delayofcheckedbaggage: column(s) COVERAGE_DESCRIPTION, COVERAGE_NAME, PERIL_COVERED could not be traced to RAW on at least one arm -- excluded (first-cut: walk columns from resolved_mt__ views or joined-in stitch columns are not yet inlined into the sampled queries). stg2_coverage_definition_bjaz_trv_loader_data_emergencyhotelextension: column(s) COVERAGE_DESCRIPTION, COVERAGE_NAME, PERIL_COVERED could not be traced to RAW on at least one arm -- excluded (first-cut: walk columns from resolved_mt__ views or joined-in stitch columns are not yet inlined into the sampled queries). stg2_coverage_definition_bjaz_trv_loader_data_emermedicalevac: column(s) COVERAGE_DESCRIPTION, COVERAGE_NAME, PERIL_COVERED could not be traced to RAW on at least one arm -- excluded (first-cut: walk columns from resolved_mt__ views or joined-in stitch columns are not yet inlined into the sampled queries). stg2_coverage_definition_bjaz_trv_loader_data_homeburglaryinsurance: column(s) COVERAGE_DESCRIPTION, COVERAGE_NAME, PERIL_COVERED could not be traced to RAW on at least one arm -- excluded (first-cut: walk columns from resolved_mt__ views or joined-in stitch columns are not yet inlined into the sampled queries). stg2_coverage_definition_bjaz_trv_loader_data_hospdailyallow: column(s) COVERAGE_DESCRIPTION, COVERAGE_NAME, PERIL_COVERED could not be traced to RAW on at least one arm -- excluded (first-cut: walk columns from resolved_mt__ views or joined-in stitch columns are not yet inlined into the sampled queries). stg2_coverage_definition_bjaz_trv_loader_data_lossofbaggage: column(s) COVERAGE_DESCRIPTION, COVERAGE_NAME, PERIL_COVERED could not be traced to RAW on at least one arm -- excluded (first-cut: walk columns from resolved_mt__ views or joined-in stitch columns are not yet inlined into the sampled queries). stg2_coverage_definition_bjaz_trv_loader_data_lossofcheckedbaggage: column(s) COVERAGE_DESCRIPTION, COVERAGE_NAME, PERIL_COVERED could not be traced to RAW on at least one arm -- excluded (first-cut: walk columns from resolved_mt__ views or joined-in stitch columns are not yet inlined into the sampled queries). stg2_coverage_definition_bjaz_trv_loader_data_missedconnection: column(s) COVERAGE_DESCRIPTION, COVERAGE_NAME, PERIL_COVERED could not be traced to RAW on at least one arm -- excluded (first-cut: walk columns from resolved_mt__ views or joined-in stitch columns are not yet inlined into the sampled queries). stg2_coverage_definition_bjaz_trv_loader_data_personalliability: column(s) COVERAGE_DESCRIPTION, COVERAGE_NAME, PERIL_COVERED could not be traced to RAW on at least one arm -- excluded (first-cut: walk columns from resolved_mt__ views or joined-in stitch columns are not yet inlined into the sampled queries). stg2_coverage_definition_bjaz_trv_loader_data_repatonofremains: column(s) COVERAGE_DESCRIPTION, COVERAGE_NAME, PERIL_COVERED could not be traced to RAW on at least one arm -- excluded (first-cut: walk columns from resolved_mt__ views or joined-in stitch columns are not yet inlined into the sampled queries). stg2_coverage_definition_bjaz_trv_loader_data_tripcancellation: column(s) COVERAGE_DESCRIPTION, COVERAGE_NAME, PERIL_COVERED could not be traced to RAW on at least one arm -- excluded (first-cut: walk columns from resolved_mt__ views or joined-in stitch columns are not yet inlined into the sampled queries). stg2_coverage_definition_bjaz_trv_loader_data_tripcurtailment: column(s) COVERAGE_DESCRIPTION, COVERAGE_NAME, PERIL_COVERED could not be traced to RAW on at least one arm -- excluded (first-cut: walk columns from resolved_mt__ views or joined-in stitch columns are not yet inlined into the sampled queries). stg2_coverage_definition_bjaz_trv_loader_data_tripdelaybyscheduledaircraft: column(s) COVERAGE_DESCRIPTION, COVERAGE_NAME, PERIL_COVERED could not be traced to RAW on at least one arm -- excluded (first-cut: walk columns from resolved_mt__ views or joined-in stitch columns are not yet inlined into the sampled queries).</w:t>
       </w:r>
     </w:p>
     <w:p>
@@ -5501,7 +5501,7 @@
               <w:br/>
               <w:t xml:space="preserve">    select distinct COVERAGE_HKEY as hkey from BAGIC_PREPROD_CURATED_DB.BGIL_DATA_MODEL.SAT_COVERAGE_DEFINITION</w:t>
               <w:br/>
-              <w:t xml:space="preserve">     where RECORD_SOURCE = 'OPUS_BJAZ_TRV_PLAN_MV'</w:t>
+              <w:t xml:space="preserve">     where RECORD_SOURCE = 'OPUS_BJAZ_TRV_PLAN'</w:t>
               <w:br/>
               <w:t xml:space="preserve">     order by hkey</w:t>
               <w:br/>
@@ -5519,7 +5519,7 @@
               <w:br/>
               <w:t xml:space="preserve">      from BAGIC_PREPROD_CURATED_DB.BGIL_DATA_MODEL.SAT_COVERAGE_DEFINITION</w:t>
               <w:br/>
-              <w:t xml:space="preserve">     where RECORD_SOURCE = 'OPUS_BJAZ_TRV_PLAN_MV'</w:t>
+              <w:t xml:space="preserve">     where RECORD_SOURCE = 'OPUS_BJAZ_TRV_PLAN'</w:t>
               <w:br/>
               <w:t xml:space="preserve">       and COVERAGE_HKEY in (select hkey from s1)</w:t>
               <w:br/>
@@ -5533,7 +5533,7 @@
               <w:br/>
               <w:t xml:space="preserve">      from (</w:t>
               <w:br/>
-              <w:t xml:space="preserve">        -- via stg_travel__bjaz_trv_plan_mv</w:t>
+              <w:t xml:space="preserve">        -- via stg_travel__bjaz_trv_plan</w:t>
               <w:br/>
               <w:t xml:space="preserve">        select MD5_BINARY(NULLIF(UPPER(TRIM(CAST('HUB_COVERAGE|' || ((nullif(trim(to_varchar("COVER_CODE")), ''))) AS VARCHAR))), '')) as hkey,</w:t>
               <w:br/>
@@ -5543,7 +5543,7 @@
               <w:br/>
               <w:t xml:space="preserve">               to_varchar((nullif(trim(to_varchar("TYPE_OF_CLAIM")), ''))) as PERIL_COVERED</w:t>
               <w:br/>
-              <w:t xml:space="preserve">          from BAGIC_PROD_MIRROR_DB.OPUS_GG_DWHSTAGE.BJAZ_TRV_PLAN_MV</w:t>
+              <w:t xml:space="preserve">          from BAGIC_PREPROD_CURATED_DB.UTILS.BJAZ_TRV_PLAN</w:t>
               <w:br/>
               <w:t xml:space="preserve">      )</w:t>
               <w:br/>
@@ -5579,7 +5579,7 @@
               <w:br/>
               <w:t xml:space="preserve">    select distinct COVERAGE_HKEY as hkey from BAGIC_PREPROD_CURATED_DB.BGIL_DATA_MODEL.SAT_COVERAGE_DEFINITION</w:t>
               <w:br/>
-              <w:t xml:space="preserve">     where RECORD_SOURCE = 'OPUS_BJAZ_TRV_RIDER_DTLS_MV'</w:t>
+              <w:t xml:space="preserve">     where RECORD_SOURCE = 'OPUS_BJAZ_TRV_RIDER_DTLS'</w:t>
               <w:br/>
               <w:t xml:space="preserve">     order by hkey</w:t>
               <w:br/>
@@ -5595,7 +5595,7 @@
               <w:br/>
               <w:t xml:space="preserve">      from BAGIC_PREPROD_CURATED_DB.BGIL_DATA_MODEL.SAT_COVERAGE_DEFINITION</w:t>
               <w:br/>
-              <w:t xml:space="preserve">     where RECORD_SOURCE = 'OPUS_BJAZ_TRV_RIDER_DTLS_MV'</w:t>
+              <w:t xml:space="preserve">     where RECORD_SOURCE = 'OPUS_BJAZ_TRV_RIDER_DTLS'</w:t>
               <w:br/>
               <w:t xml:space="preserve">       and COVERAGE_HKEY in (select hkey from s2)</w:t>
               <w:br/>
@@ -5609,7 +5609,7 @@
               <w:br/>
               <w:t xml:space="preserve">      from (</w:t>
               <w:br/>
-              <w:t xml:space="preserve">        -- via stg_travel__bjaz_trv_rider_dtls_mv</w:t>
+              <w:t xml:space="preserve">        -- via stg_travel__bjaz_trv_rider_dtls</w:t>
               <w:br/>
               <w:t xml:space="preserve">        select MD5_BINARY(NULLIF(UPPER(TRIM(CAST('HUB_COVERAGE|' || ((nullif(trim(to_varchar("RIDER_NO")), ''))) AS VARCHAR))), '')) as hkey,</w:t>
               <w:br/>
@@ -5617,7 +5617,7 @@
               <w:br/>
               <w:t xml:space="preserve">               to_varchar((nullif(trim(to_varchar("RIDER_NAME")), ''))) as COVERAGE_NAME</w:t>
               <w:br/>
-              <w:t xml:space="preserve">          from BAGIC_PROD_MIRROR_DB.OPUS_GG_DWHSTAGE.BJAZ_TRV_RIDER_DTLS_MV</w:t>
+              <w:t xml:space="preserve">          from BAGIC_PREPROD_CURATED_DB.UTILS.BJAZ_TRV_RIDER_DTLS</w:t>
               <w:br/>
               <w:t xml:space="preserve">      )</w:t>
               <w:br/>
@@ -5643,7 +5643,7 @@
               <w:br/>
               <w:t xml:space="preserve">    select distinct COVERAGE_HKEY as hkey from BAGIC_PREPROD_CURATED_DB.BGIL_DATA_MODEL.SAT_COVERAGE_DEFINITION</w:t>
               <w:br/>
-              <w:t xml:space="preserve">     where RECORD_SOURCE = 'OPUS_BJAZ_TRV_LOADER_DATA_MV'</w:t>
+              <w:t xml:space="preserve">     where RECORD_SOURCE = 'OPUS_BJAZ_TRV_LOADER_DATA'</w:t>
               <w:br/>
               <w:t xml:space="preserve">     order by hkey</w:t>
               <w:br/>
@@ -5659,7 +5659,7 @@
               <w:br/>
               <w:t xml:space="preserve">      from BAGIC_PREPROD_CURATED_DB.BGIL_DATA_MODEL.SAT_COVERAGE_DEFINITION</w:t>
               <w:br/>
-              <w:t xml:space="preserve">     where RECORD_SOURCE = 'OPUS_BJAZ_TRV_LOADER_DATA_MV'</w:t>
+              <w:t xml:space="preserve">     where RECORD_SOURCE = 'OPUS_BJAZ_TRV_LOADER_DATA'</w:t>
               <w:br/>
               <w:t xml:space="preserve">       and COVERAGE_HKEY in (select hkey from s3)</w:t>
               <w:br/>
@@ -5673,7 +5673,7 @@
               <w:br/>
               <w:t xml:space="preserve">      from (</w:t>
               <w:br/>
-              <w:t xml:space="preserve">        -- via stg_travel__bjaz_trv_loader_data_mv</w:t>
+              <w:t xml:space="preserve">        -- via stg_travel__bjaz_trv_loader_data</w:t>
               <w:br/>
               <w:t xml:space="preserve">        select MD5_BINARY(NULLIF(UPPER(TRIM(CAST('HUB_COVERAGE|' || ((nullif(trim(to_varchar("POLICY_REF")), '')) || '|' || 'TRV_ACC_HOSP_EXP') AS VARCHAR))), '')) as hkey,</w:t>
               <w:br/>
@@ -5681,11 +5681,11 @@
               <w:br/>
               <w:t xml:space="preserve">               to_varchar((nullif(trim(to_varchar("ACCHOSPEXP")), ''))) as FREE_COVER_LIMIT</w:t>
               <w:br/>
-              <w:t xml:space="preserve">          from BAGIC_PROD_MIRROR_DB.OPUS_GG_DWHSTAGE.BJAZ_TRV_LOADER_DATA_MV</w:t>
+              <w:t xml:space="preserve">          from BAGIC_PREPROD_CURATED_DB.UTILS.BJAZ_TRV_LOADER_DATA</w:t>
               <w:br/>
               <w:t xml:space="preserve">        union all</w:t>
               <w:br/>
-              <w:t xml:space="preserve">        -- via stg_travel__bjaz_trv_loader_data_mv</w:t>
+              <w:t xml:space="preserve">        -- via stg_travel__bjaz_trv_loader_data</w:t>
               <w:br/>
               <w:t xml:space="preserve">        select MD5_BINARY(NULLIF(UPPER(TRIM(CAST('HUB_COVERAGE|' || ((nullif(trim(to_varchar("POLICY_REF")), '')) || '|' || 'TRV_ADVENTURE_SPORT') AS VARCHAR))), '')) as hkey,</w:t>
               <w:br/>
@@ -5693,11 +5693,11 @@
               <w:br/>
               <w:t xml:space="preserve">               to_varchar((nullif(trim(to_varchar("ADVENTURESPORTBENEFIT")), ''))) as FREE_COVER_LIMIT</w:t>
               <w:br/>
-              <w:t xml:space="preserve">          from BAGIC_PROD_MIRROR_DB.OPUS_GG_DWHSTAGE.BJAZ_TRV_LOADER_DATA_MV</w:t>
+              <w:t xml:space="preserve">          from BAGIC_PREPROD_CURATED_DB.UTILS.BJAZ_TRV_LOADER_DATA</w:t>
               <w:br/>
               <w:t xml:space="preserve">        union all</w:t>
               <w:br/>
-              <w:t xml:space="preserve">        -- via stg_travel__bjaz_trv_loader_data_mv</w:t>
+              <w:t xml:space="preserve">        -- via stg_travel__bjaz_trv_loader_data</w:t>
               <w:br/>
               <w:t xml:space="preserve">        select MD5_BINARY(NULLIF(UPPER(TRIM(CAST('HUB_COVERAGE|' || ((nullif(trim(to_varchar("POLICY_REF")), '')) || '|' || 'TRV_BOUNCED_HOTEL') AS VARCHAR))), '')) as hkey,</w:t>
               <w:br/>
@@ -5705,11 +5705,11 @@
               <w:br/>
               <w:t xml:space="preserve">               to_varchar((nullif(trim(to_varchar("BOUNCEDHOTEL")), ''))) as FREE_COVER_LIMIT</w:t>
               <w:br/>
-              <w:t xml:space="preserve">          from BAGIC_PROD_MIRROR_DB.OPUS_GG_DWHSTAGE.BJAZ_TRV_LOADER_DATA_MV</w:t>
+              <w:t xml:space="preserve">          from BAGIC_PREPROD_CURATED_DB.UTILS.BJAZ_TRV_LOADER_DATA</w:t>
               <w:br/>
               <w:t xml:space="preserve">        union all</w:t>
               <w:br/>
-              <w:t xml:space="preserve">        -- via stg_travel__bjaz_trv_loader_data_mv</w:t>
+              <w:t xml:space="preserve">        -- via stg_travel__bjaz_trv_loader_data</w:t>
               <w:br/>
               <w:t xml:space="preserve">        select MD5_BINARY(NULLIF(UPPER(TRIM(CAST('HUB_COVERAGE|' || ((nullif(trim(to_varchar("POLICY_REF")), '')) || '|' || 'TRV_COMPASSIONATE_VISIT') AS VARCHAR))), '')) as hkey,</w:t>
               <w:br/>
@@ -5717,11 +5717,11 @@
               <w:br/>
               <w:t xml:space="preserve">               to_varchar((nullif(trim(to_varchar("COMPVISITFAMILYMEMBER")), ''))) as FREE_COVER_LIMIT</w:t>
               <w:br/>
-              <w:t xml:space="preserve">          from BAGIC_PROD_MIRROR_DB.OPUS_GG_DWHSTAGE.BJAZ_TRV_LOADER_DATA_MV</w:t>
+              <w:t xml:space="preserve">          from BAGIC_PREPROD_CURATED_DB.UTILS.BJAZ_TRV_LOADER_DATA</w:t>
               <w:br/>
               <w:t xml:space="preserve">        union all</w:t>
               <w:br/>
-              <w:t xml:space="preserve">        -- via stg_travel__bjaz_trv_loader_data_mv</w:t>
+              <w:t xml:space="preserve">        -- via stg_travel__bjaz_trv_loader_data</w:t>
               <w:br/>
               <w:t xml:space="preserve">        select MD5_BINARY(NULLIF(UPPER(TRIM(CAST('HUB_COVERAGE|' || ((nullif(trim(to_varchar("POLICY_REF")), '')) || '|' || 'TRV_BAGGAGE_DELAY') AS VARCHAR))), '')) as hkey,</w:t>
               <w:br/>
@@ -5729,11 +5729,11 @@
               <w:br/>
               <w:t xml:space="preserve">               to_varchar((nullif(trim(to_varchar("DELAYOFCHECKEDBAGGAGE")), ''))) as FREE_COVER_LIMIT</w:t>
               <w:br/>
-              <w:t xml:space="preserve">          from BAGIC_PROD_MIRROR_DB.OPUS_GG_DWHSTAGE.BJAZ_TRV_LOADER_DATA_MV</w:t>
+              <w:t xml:space="preserve">          from BAGIC_PREPROD_CURATED_DB.UTILS.BJAZ_TRV_LOADER_DATA</w:t>
               <w:br/>
               <w:t xml:space="preserve">        union all</w:t>
               <w:br/>
-              <w:t xml:space="preserve">        -- via stg_travel__bjaz_trv_loader_data_mv</w:t>
+              <w:t xml:space="preserve">        -- via stg_travel__bjaz_trv_loader_data</w:t>
               <w:br/>
               <w:t xml:space="preserve">        select MD5_BINARY(NULLIF(UPPER(TRIM(CAST('HUB_COVERAGE|' || ((nullif(trim(to_varchar("POLICY_REF")), '')) || '|' || 'TRV_EMER_HOTEL_EXT') AS VARCHAR))), '')) as hkey,</w:t>
               <w:br/>
@@ -5741,11 +5741,11 @@
               <w:br/>
               <w:t xml:space="preserve">               to_varchar((nullif(trim(to_varchar("EMERGENCYHOTELEXTENSION")), ''))) as FREE_COVER_LIMIT</w:t>
               <w:br/>
-              <w:t xml:space="preserve">          from BAGIC_PROD_MIRROR_DB.OPUS_GG_DWHSTAGE.BJAZ_TRV_LOADER_DATA_MV</w:t>
+              <w:t xml:space="preserve">          from BAGIC_PREPROD_CURATED_DB.UTILS.BJAZ_TRV_LOADER_DATA</w:t>
               <w:br/>
               <w:t xml:space="preserve">        union all</w:t>
               <w:br/>
-              <w:t xml:space="preserve">        -- via stg_travel__bjaz_trv_loader_data_mv</w:t>
+              <w:t xml:space="preserve">        -- via stg_travel__bjaz_trv_loader_data</w:t>
               <w:br/>
               <w:t xml:space="preserve">        select MD5_BINARY(NULLIF(UPPER(TRIM(CAST('HUB_COVERAGE|' || ((nullif(trim(to_varchar("POLICY_REF")), '')) || '|' || 'TRV_EMER_MED_EVAC') AS VARCHAR))), '')) as hkey,</w:t>
               <w:br/>
@@ -5753,11 +5753,11 @@
               <w:br/>
               <w:t xml:space="preserve">               to_varchar((nullif(trim(to_varchar("EMERMEDICALEVAC")), ''))) as FREE_COVER_LIMIT</w:t>
               <w:br/>
-              <w:t xml:space="preserve">          from BAGIC_PROD_MIRROR_DB.OPUS_GG_DWHSTAGE.BJAZ_TRV_LOADER_DATA_MV</w:t>
+              <w:t xml:space="preserve">          from BAGIC_PREPROD_CURATED_DB.UTILS.BJAZ_TRV_LOADER_DATA</w:t>
               <w:br/>
               <w:t xml:space="preserve">        union all</w:t>
               <w:br/>
-              <w:t xml:space="preserve">        -- via stg_travel__bjaz_trv_loader_data_mv</w:t>
+              <w:t xml:space="preserve">        -- via stg_travel__bjaz_trv_loader_data</w:t>
               <w:br/>
               <w:t xml:space="preserve">        select MD5_BINARY(NULLIF(UPPER(TRIM(CAST('HUB_COVERAGE|' || ((nullif(trim(to_varchar("POLICY_REF")), '')) || '|' || 'TRV_HOME_BURGLARY') AS VARCHAR))), '')) as hkey,</w:t>
               <w:br/>
@@ -5765,11 +5765,11 @@
               <w:br/>
               <w:t xml:space="preserve">               to_varchar((nullif(trim(to_varchar("HOMEBURGLARYINSURANCE")), ''))) as FREE_COVER_LIMIT</w:t>
               <w:br/>
-              <w:t xml:space="preserve">          from BAGIC_PROD_MIRROR_DB.OPUS_GG_DWHSTAGE.BJAZ_TRV_LOADER_DATA_MV</w:t>
+              <w:t xml:space="preserve">          from BAGIC_PREPROD_CURATED_DB.UTILS.BJAZ_TRV_LOADER_DATA</w:t>
               <w:br/>
               <w:t xml:space="preserve">        union all</w:t>
               <w:br/>
-              <w:t xml:space="preserve">        -- via stg_travel__bjaz_trv_loader_data_mv</w:t>
+              <w:t xml:space="preserve">        -- via stg_travel__bjaz_trv_loader_data</w:t>
               <w:br/>
               <w:t xml:space="preserve">        select MD5_BINARY(NULLIF(UPPER(TRIM(CAST('HUB_COVERAGE|' || ((nullif(trim(to_varchar("POLICY_REF")), '')) || '|' || 'TRV_HOSP_DAILY_ALLOW') AS VARCHAR))), '')) as hkey,</w:t>
               <w:br/>
@@ -5777,11 +5777,11 @@
               <w:br/>
               <w:t xml:space="preserve">               to_varchar((nullif(trim(to_varchar("HOSPDAILYALLOW")), ''))) as FREE_COVER_LIMIT</w:t>
               <w:br/>
-              <w:t xml:space="preserve">          from BAGIC_PROD_MIRROR_DB.OPUS_GG_DWHSTAGE.BJAZ_TRV_LOADER_DATA_MV</w:t>
+              <w:t xml:space="preserve">          from BAGIC_PREPROD_CURATED_DB.UTILS.BJAZ_TRV_LOADER_DATA</w:t>
               <w:br/>
               <w:t xml:space="preserve">        union all</w:t>
               <w:br/>
-              <w:t xml:space="preserve">        -- via stg_travel__bjaz_trv_loader_data_mv</w:t>
+              <w:t xml:space="preserve">        -- via stg_travel__bjaz_trv_loader_data</w:t>
               <w:br/>
               <w:t xml:space="preserve">        select MD5_BINARY(NULLIF(UPPER(TRIM(CAST('HUB_COVERAGE|' || ((nullif(trim(to_varchar("POLICY_REF")), '')) || '|' || 'TRV_BAGGAGE_LOSS') AS VARCHAR))), '')) as hkey,</w:t>
               <w:br/>
@@ -5789,11 +5789,11 @@
               <w:br/>
               <w:t xml:space="preserve">               to_varchar((nullif(trim(to_varchar("LOSSOFBAGGAGE")), ''))) as FREE_COVER_LIMIT</w:t>
               <w:br/>
-              <w:t xml:space="preserve">          from BAGIC_PROD_MIRROR_DB.OPUS_GG_DWHSTAGE.BJAZ_TRV_LOADER_DATA_MV</w:t>
+              <w:t xml:space="preserve">          from BAGIC_PREPROD_CURATED_DB.UTILS.BJAZ_TRV_LOADER_DATA</w:t>
               <w:br/>
               <w:t xml:space="preserve">        union all</w:t>
               <w:br/>
-              <w:t xml:space="preserve">        -- via stg_travel__bjaz_trv_loader_data_mv</w:t>
+              <w:t xml:space="preserve">        -- via stg_travel__bjaz_trv_loader_data</w:t>
               <w:br/>
               <w:t xml:space="preserve">        select MD5_BINARY(NULLIF(UPPER(TRIM(CAST('HUB_COVERAGE|' || ((nullif(trim(to_varchar("POLICY_REF")), '')) || '|' || 'TRV_CHECKED_BAGGAGE_LOSS') AS VARCHAR))), '')) as hkey,</w:t>
               <w:br/>
@@ -5801,11 +5801,11 @@
               <w:br/>
               <w:t xml:space="preserve">               to_varchar((nullif(trim(to_varchar("LOSSOFCHECKEDBAGGAGE")), ''))) as FREE_COVER_LIMIT</w:t>
               <w:br/>
-              <w:t xml:space="preserve">          from BAGIC_PROD_MIRROR_DB.OPUS_GG_DWHSTAGE.BJAZ_TRV_LOADER_DATA_MV</w:t>
+              <w:t xml:space="preserve">          from BAGIC_PREPROD_CURATED_DB.UTILS.BJAZ_TRV_LOADER_DATA</w:t>
               <w:br/>
               <w:t xml:space="preserve">        union all</w:t>
               <w:br/>
-              <w:t xml:space="preserve">        -- via stg_travel__bjaz_trv_loader_data_mv</w:t>
+              <w:t xml:space="preserve">        -- via stg_travel__bjaz_trv_loader_data</w:t>
               <w:br/>
               <w:t xml:space="preserve">        select MD5_BINARY(NULLIF(UPPER(TRIM(CAST('HUB_COVERAGE|' || ((nullif(trim(to_varchar("POLICY_REF")), '')) || '|' || 'TRV_MISSED_CONNECTION') AS VARCHAR))), '')) as hkey,</w:t>
               <w:br/>
@@ -5813,11 +5813,11 @@
               <w:br/>
               <w:t xml:space="preserve">               to_varchar((nullif(trim(to_varchar("MISSEDCONNECTION")), ''))) as FREE_COVER_LIMIT</w:t>
               <w:br/>
-              <w:t xml:space="preserve">          from BAGIC_PROD_MIRROR_DB.OPUS_GG_DWHSTAGE.BJAZ_TRV_LOADER_DATA_MV</w:t>
+              <w:t xml:space="preserve">          from BAGIC_PREPROD_CURATED_DB.UTILS.BJAZ_TRV_LOADER_DATA</w:t>
               <w:br/>
               <w:t xml:space="preserve">        union all</w:t>
               <w:br/>
-              <w:t xml:space="preserve">        -- via stg_travel__bjaz_trv_loader_data_mv</w:t>
+              <w:t xml:space="preserve">        -- via stg_travel__bjaz_trv_loader_data</w:t>
               <w:br/>
               <w:t xml:space="preserve">        select MD5_BINARY(NULLIF(UPPER(TRIM(CAST('HUB_COVERAGE|' || ((nullif(trim(to_varchar("POLICY_REF")), '')) || '|' || 'TRV_PERSONAL_LIABILITY') AS VARCHAR))), '')) as hkey,</w:t>
               <w:br/>
@@ -5825,11 +5825,11 @@
               <w:br/>
               <w:t xml:space="preserve">               to_varchar((nullif(trim(to_varchar("PERSONALLIABILITY")), ''))) as FREE_COVER_LIMIT</w:t>
               <w:br/>
-              <w:t xml:space="preserve">          from BAGIC_PROD_MIRROR_DB.OPUS_GG_DWHSTAGE.BJAZ_TRV_LOADER_DATA_MV</w:t>
+              <w:t xml:space="preserve">          from BAGIC_PREPROD_CURATED_DB.UTILS.BJAZ_TRV_LOADER_DATA</w:t>
               <w:br/>
               <w:t xml:space="preserve">        union all</w:t>
               <w:br/>
-              <w:t xml:space="preserve">        -- via stg_travel__bjaz_trv_loader_data_mv</w:t>
+              <w:t xml:space="preserve">        -- via stg_travel__bjaz_trv_loader_data</w:t>
               <w:br/>
               <w:t xml:space="preserve">        select MD5_BINARY(NULLIF(UPPER(TRIM(CAST('HUB_COVERAGE|' || ((nullif(trim(to_varchar("POLICY_REF")), '')) || '|' || 'TRV_REPAT_REMAINS') AS VARCHAR))), '')) as hkey,</w:t>
               <w:br/>
@@ -5837,11 +5837,11 @@
               <w:br/>
               <w:t xml:space="preserve">               to_varchar((nullif(trim(to_varchar("REPATONOFREMAINS")), ''))) as FREE_COVER_LIMIT</w:t>
               <w:br/>
-              <w:t xml:space="preserve">          from BAGIC_PROD_MIRROR_DB.OPUS_GG_DWHSTAGE.BJAZ_TRV_LOADER_DATA_MV</w:t>
+              <w:t xml:space="preserve">          from BAGIC_PREPROD_CURATED_DB.UTILS.BJAZ_TRV_LOADER_DATA</w:t>
               <w:br/>
               <w:t xml:space="preserve">        union all</w:t>
               <w:br/>
-              <w:t xml:space="preserve">        -- via stg_travel__bjaz_trv_loader_data_mv</w:t>
+              <w:t xml:space="preserve">        -- via stg_travel__bjaz_trv_loader_data</w:t>
               <w:br/>
               <w:t xml:space="preserve">        select MD5_BINARY(NULLIF(UPPER(TRIM(CAST('HUB_COVERAGE|' || ((nullif(trim(to_varchar("POLICY_REF")), '')) || '|' || 'TRV_TRIP_CANCEL') AS VARCHAR))), '')) as hkey,</w:t>
               <w:br/>
@@ -5849,11 +5849,11 @@
               <w:br/>
               <w:t xml:space="preserve">               to_varchar((nullif(trim(to_varchar("TRIPCANCELLATION")), ''))) as FREE_COVER_LIMIT</w:t>
               <w:br/>
-              <w:t xml:space="preserve">          from BAGIC_PROD_MIRROR_DB.OPUS_GG_DWHSTAGE.BJAZ_TRV_LOADER_DATA_MV</w:t>
+              <w:t xml:space="preserve">          from BAGIC_PREPROD_CURATED_DB.UTILS.BJAZ_TRV_LOADER_DATA</w:t>
               <w:br/>
               <w:t xml:space="preserve">        union all</w:t>
               <w:br/>
-              <w:t xml:space="preserve">        -- via stg_travel__bjaz_trv_loader_data_mv</w:t>
+              <w:t xml:space="preserve">        -- via stg_travel__bjaz_trv_loader_data</w:t>
               <w:br/>
               <w:t xml:space="preserve">        select MD5_BINARY(NULLIF(UPPER(TRIM(CAST('HUB_COVERAGE|' || ((nullif(trim(to_varchar("POLICY_REF")), '')) || '|' || 'TRV_TRIP_CURTAILMENT') AS VARCHAR))), '')) as hkey,</w:t>
               <w:br/>
@@ -5861,11 +5861,11 @@
               <w:br/>
               <w:t xml:space="preserve">               to_varchar((nullif(trim(to_varchar("TRIPCURTAILMENT")), ''))) as FREE_COVER_LIMIT</w:t>
               <w:br/>
-              <w:t xml:space="preserve">          from BAGIC_PROD_MIRROR_DB.OPUS_GG_DWHSTAGE.BJAZ_TRV_LOADER_DATA_MV</w:t>
+              <w:t xml:space="preserve">          from BAGIC_PREPROD_CURATED_DB.UTILS.BJAZ_TRV_LOADER_DATA</w:t>
               <w:br/>
               <w:t xml:space="preserve">        union all</w:t>
               <w:br/>
-              <w:t xml:space="preserve">        -- via stg_travel__bjaz_trv_loader_data_mv</w:t>
+              <w:t xml:space="preserve">        -- via stg_travel__bjaz_trv_loader_data</w:t>
               <w:br/>
               <w:t xml:space="preserve">        select MD5_BINARY(NULLIF(UPPER(TRIM(CAST('HUB_COVERAGE|' || ((nullif(trim(to_varchar("POLICY_REF")), '')) || '|' || 'TRV_TRIP_DELAY') AS VARCHAR))), '')) as hkey,</w:t>
               <w:br/>
@@ -5873,7 +5873,7 @@
               <w:br/>
               <w:t xml:space="preserve">               to_varchar((nullif(trim(to_varchar("TRIPDELAYBYSCHEDULEDAIRCRAFT")), ''))) as FREE_COVER_LIMIT</w:t>
               <w:br/>
-              <w:t xml:space="preserve">          from BAGIC_PROD_MIRROR_DB.OPUS_GG_DWHSTAGE.BJAZ_TRV_LOADER_DATA_MV</w:t>
+              <w:t xml:space="preserve">          from BAGIC_PREPROD_CURATED_DB.UTILS.BJAZ_TRV_LOADER_DATA</w:t>
               <w:br/>
               <w:t xml:space="preserve">      )</w:t>
               <w:br/>
@@ -5895,7 +5895,7 @@
               <w:br/>
               <w:t xml:space="preserve">)</w:t>
               <w:br/>
-              <w:t xml:space="preserve">select 'OPUS' as project, 'SAT_COVERAGE_DEFINITION' as satellite, 'OPUS_BJAZ_TRV_PLAN_MV' as record_source, column_name,</w:t>
+              <w:t xml:space="preserve">select 'OPUS' as project, 'SAT_COVERAGE_DEFINITION' as satellite, 'OPUS_BJAZ_TRV_PLAN' as record_source, column_name,</w:t>
               <w:br/>
               <w:t xml:space="preserve">       count(*) as keys_compared,</w:t>
               <w:br/>
@@ -5917,7 +5917,7 @@
               <w:br/>
               <w:t xml:space="preserve">union all</w:t>
               <w:br/>
-              <w:t xml:space="preserve">select 'OPUS' as project, 'SAT_COVERAGE_DEFINITION' as satellite, 'OPUS_BJAZ_TRV_RIDER_DTLS_MV' as record_source, column_name,</w:t>
+              <w:t xml:space="preserve">select 'OPUS' as project, 'SAT_COVERAGE_DEFINITION' as satellite, 'OPUS_BJAZ_TRV_RIDER_DTLS' as record_source, column_name,</w:t>
               <w:br/>
               <w:t xml:space="preserve">       count(*) as keys_compared,</w:t>
               <w:br/>
@@ -5939,7 +5939,7 @@
               <w:br/>
               <w:t xml:space="preserve">union all</w:t>
               <w:br/>
-              <w:t xml:space="preserve">select 'OPUS' as project, 'SAT_COVERAGE_DEFINITION' as satellite, 'OPUS_BJAZ_TRV_LOADER_DATA_MV' as record_source, column_name,</w:t>
+              <w:t xml:space="preserve">select 'OPUS' as project, 'SAT_COVERAGE_DEFINITION' as satellite, 'OPUS_BJAZ_TRV_LOADER_DATA' as record_source, column_name,</w:t>
               <w:br/>
               <w:t xml:space="preserve">       count(*) as keys_compared,</w:t>
               <w:br/>
@@ -6213,7 +6213,7 @@
         <w:t xml:space="preserve">Note: </w:t>
       </w:r>
       <w:r>
-        <w:t xml:space="preserve">standard satellite, sat_multi_source; PK COVERAGE_HKEY; 3 RECORD_SOURCE group(s): OPUS_BJAZ_TRV_PLAN_MV [2 col(s)], OPUS_BJAZ_TRV_RIDER_DTLS_MV [1 col(s)], OPUS_BJAZ_TRV_RIDER_RATE_MAST_MV [1 col(s)]. stg2_coverage_limits_bjaz_trv_rider_dtls_mv: column(s) DEDUCTIBLE_AMOUNT could not be traced to RAW on at least one arm -- excluded (first-cut: walk columns from resolved_mt__ views or joined-in stitch columns are not yet inlined into the sampled queries). stg2_coverage_limits_bjaz_trv_rider_rate_mast_mv: column(s) DEDUCTIBLE_AMOUNT could not be traced to RAW on at least one arm -- excluded (first-cut: walk columns from resolved_mt__ views or joined-in stitch columns are not yet inlined into the sampled queries).</w:t>
+        <w:t xml:space="preserve">standard satellite, sat_multi_source; PK COVERAGE_HKEY; 3 RECORD_SOURCE group(s): OPUS_BJAZ_TRV_PLAN [2 col(s)], OPUS_BJAZ_TRV_RIDER_DTLS [1 col(s)], OPUS_BJAZ_TRV_RIDER_RATE_MAST [1 col(s)]. stg2_coverage_limits_bjaz_trv_rider_dtls: column(s) DEDUCTIBLE_AMOUNT could not be traced to RAW on at least one arm -- excluded (first-cut: walk columns from resolved_mt__ views or joined-in stitch columns are not yet inlined into the sampled queries). stg2_coverage_limits_bjaz_trv_rider_rate_mast: column(s) DEDUCTIBLE_AMOUNT could not be traced to RAW on at least one arm -- excluded (first-cut: walk columns from resolved_mt__ views or joined-in stitch columns are not yet inlined into the sampled queries).</w:t>
       </w:r>
     </w:p>
     <w:p>
@@ -6248,7 +6248,7 @@
               <w:br/>
               <w:t xml:space="preserve">    select distinct COVERAGE_HKEY as hkey from BAGIC_PREPROD_CURATED_DB.BGIL_DATA_MODEL.SAT_COVERAGE_LIMITS</w:t>
               <w:br/>
-              <w:t xml:space="preserve">     where RECORD_SOURCE = 'OPUS_BJAZ_TRV_PLAN_MV'</w:t>
+              <w:t xml:space="preserve">     where RECORD_SOURCE = 'OPUS_BJAZ_TRV_PLAN'</w:t>
               <w:br/>
               <w:t xml:space="preserve">     order by hkey</w:t>
               <w:br/>
@@ -6266,7 +6266,7 @@
               <w:br/>
               <w:t xml:space="preserve">      from BAGIC_PREPROD_CURATED_DB.BGIL_DATA_MODEL.SAT_COVERAGE_LIMITS</w:t>
               <w:br/>
-              <w:t xml:space="preserve">     where RECORD_SOURCE = 'OPUS_BJAZ_TRV_PLAN_MV'</w:t>
+              <w:t xml:space="preserve">     where RECORD_SOURCE = 'OPUS_BJAZ_TRV_PLAN'</w:t>
               <w:br/>
               <w:t xml:space="preserve">       and COVERAGE_HKEY in (select hkey from s1)</w:t>
               <w:br/>
@@ -6280,7 +6280,7 @@
               <w:br/>
               <w:t xml:space="preserve">      from (</w:t>
               <w:br/>
-              <w:t xml:space="preserve">        -- via stg_travel__bjaz_trv_plan_mv</w:t>
+              <w:t xml:space="preserve">        -- via stg_travel__bjaz_trv_plan</w:t>
               <w:br/>
               <w:t xml:space="preserve">        select MD5_BINARY(NULLIF(UPPER(TRIM(CAST('HUB_COVERAGE|' || ((nullif(trim(to_varchar("COVER_CODE")), ''))) AS VARCHAR))), '')) as hkey,</w:t>
               <w:br/>
@@ -6290,7 +6290,7 @@
               <w:br/>
               <w:t xml:space="preserve">               to_varchar(("LIMIT"::number)) as LIMIT_AMOUNT</w:t>
               <w:br/>
-              <w:t xml:space="preserve">          from BAGIC_PROD_MIRROR_DB.OPUS_GG_DWHSTAGE.BJAZ_TRV_PLAN_MV</w:t>
+              <w:t xml:space="preserve">          from BAGIC_PREPROD_CURATED_DB.UTILS.BJAZ_TRV_PLAN</w:t>
               <w:br/>
               <w:t xml:space="preserve">      )</w:t>
               <w:br/>
@@ -6326,7 +6326,7 @@
               <w:br/>
               <w:t xml:space="preserve">    select distinct COVERAGE_HKEY as hkey from BAGIC_PREPROD_CURATED_DB.BGIL_DATA_MODEL.SAT_COVERAGE_LIMITS</w:t>
               <w:br/>
-              <w:t xml:space="preserve">     where RECORD_SOURCE = 'OPUS_BJAZ_TRV_RIDER_DTLS_MV'</w:t>
+              <w:t xml:space="preserve">     where RECORD_SOURCE = 'OPUS_BJAZ_TRV_RIDER_DTLS'</w:t>
               <w:br/>
               <w:t xml:space="preserve">     order by hkey</w:t>
               <w:br/>
@@ -6342,7 +6342,7 @@
               <w:br/>
               <w:t xml:space="preserve">      from BAGIC_PREPROD_CURATED_DB.BGIL_DATA_MODEL.SAT_COVERAGE_LIMITS</w:t>
               <w:br/>
-              <w:t xml:space="preserve">     where RECORD_SOURCE = 'OPUS_BJAZ_TRV_RIDER_DTLS_MV'</w:t>
+              <w:t xml:space="preserve">     where RECORD_SOURCE = 'OPUS_BJAZ_TRV_RIDER_DTLS'</w:t>
               <w:br/>
               <w:t xml:space="preserve">       and COVERAGE_HKEY in (select hkey from s2)</w:t>
               <w:br/>
@@ -6356,7 +6356,7 @@
               <w:br/>
               <w:t xml:space="preserve">      from (</w:t>
               <w:br/>
-              <w:t xml:space="preserve">        -- via stg_travel__bjaz_trv_rider_dtls_mv</w:t>
+              <w:t xml:space="preserve">        -- via stg_travel__bjaz_trv_rider_dtls</w:t>
               <w:br/>
               <w:t xml:space="preserve">        select MD5_BINARY(NULLIF(UPPER(TRIM(CAST('HUB_COVERAGE|' || ((nullif(trim(to_varchar("RIDER_NO")), ''))) AS VARCHAR))), '')) as hkey,</w:t>
               <w:br/>
@@ -6364,7 +6364,7 @@
               <w:br/>
               <w:t xml:space="preserve">               to_varchar(("RIDER_SI"::number)) as LIMIT_AMOUNT</w:t>
               <w:br/>
-              <w:t xml:space="preserve">          from BAGIC_PROD_MIRROR_DB.OPUS_GG_DWHSTAGE.BJAZ_TRV_RIDER_DTLS_MV</w:t>
+              <w:t xml:space="preserve">          from BAGIC_PREPROD_CURATED_DB.UTILS.BJAZ_TRV_RIDER_DTLS</w:t>
               <w:br/>
               <w:t xml:space="preserve">      )</w:t>
               <w:br/>
@@ -6390,7 +6390,7 @@
               <w:br/>
               <w:t xml:space="preserve">    select distinct COVERAGE_HKEY as hkey from BAGIC_PREPROD_CURATED_DB.BGIL_DATA_MODEL.SAT_COVERAGE_LIMITS</w:t>
               <w:br/>
-              <w:t xml:space="preserve">     where RECORD_SOURCE = 'OPUS_BJAZ_TRV_RIDER_RATE_MAST_MV'</w:t>
+              <w:t xml:space="preserve">     where RECORD_SOURCE = 'OPUS_BJAZ_TRV_RIDER_RATE_MAST'</w:t>
               <w:br/>
               <w:t xml:space="preserve">     order by hkey</w:t>
               <w:br/>
@@ -6406,7 +6406,7 @@
               <w:br/>
               <w:t xml:space="preserve">      from BAGIC_PREPROD_CURATED_DB.BGIL_DATA_MODEL.SAT_COVERAGE_LIMITS</w:t>
               <w:br/>
-              <w:t xml:space="preserve">     where RECORD_SOURCE = 'OPUS_BJAZ_TRV_RIDER_RATE_MAST_MV'</w:t>
+              <w:t xml:space="preserve">     where RECORD_SOURCE = 'OPUS_BJAZ_TRV_RIDER_RATE_MAST'</w:t>
               <w:br/>
               <w:t xml:space="preserve">       and COVERAGE_HKEY in (select hkey from s3)</w:t>
               <w:br/>
@@ -6420,7 +6420,7 @@
               <w:br/>
               <w:t xml:space="preserve">      from (</w:t>
               <w:br/>
-              <w:t xml:space="preserve">        -- via stg_travel__bjaz_trv_rider_rate_mast_mv</w:t>
+              <w:t xml:space="preserve">        -- via stg_travel__bjaz_trv_rider_rate_mast</w:t>
               <w:br/>
               <w:t xml:space="preserve">        select MD5_BINARY(NULLIF(UPPER(TRIM(CAST('HUB_COVERAGE|' || ((nullif(trim(to_varchar("RIDER_SEQ_NO")), ''))) AS VARCHAR))), '')) as hkey,</w:t>
               <w:br/>
@@ -6428,7 +6428,7 @@
               <w:br/>
               <w:t xml:space="preserve">               to_varchar(("RIDER_SI"::number)) as LIMIT_AMOUNT</w:t>
               <w:br/>
-              <w:t xml:space="preserve">          from BAGIC_PROD_MIRROR_DB.OPUS_GG_DWHSTAGE.BJAZ_TRV_RIDER_RATE_MAST_MV</w:t>
+              <w:t xml:space="preserve">          from BAGIC_PREPROD_CURATED_DB.UTILS.BJAZ_TRV_RIDER_RATE_MAST</w:t>
               <w:br/>
               <w:t xml:space="preserve">      )</w:t>
               <w:br/>
@@ -6450,7 +6450,7 @@
               <w:br/>
               <w:t xml:space="preserve">)</w:t>
               <w:br/>
-              <w:t xml:space="preserve">select 'OPUS' as project, 'SAT_COVERAGE_LIMITS' as satellite, 'OPUS_BJAZ_TRV_PLAN_MV' as record_source, column_name,</w:t>
+              <w:t xml:space="preserve">select 'OPUS' as project, 'SAT_COVERAGE_LIMITS' as satellite, 'OPUS_BJAZ_TRV_PLAN' as record_source, column_name,</w:t>
               <w:br/>
               <w:t xml:space="preserve">       count(*) as keys_compared,</w:t>
               <w:br/>
@@ -6472,7 +6472,7 @@
               <w:br/>
               <w:t xml:space="preserve">union all</w:t>
               <w:br/>
-              <w:t xml:space="preserve">select 'OPUS' as project, 'SAT_COVERAGE_LIMITS' as satellite, 'OPUS_BJAZ_TRV_RIDER_DTLS_MV' as record_source, column_name,</w:t>
+              <w:t xml:space="preserve">select 'OPUS' as project, 'SAT_COVERAGE_LIMITS' as satellite, 'OPUS_BJAZ_TRV_RIDER_DTLS' as record_source, column_name,</w:t>
               <w:br/>
               <w:t xml:space="preserve">       count(*) as keys_compared,</w:t>
               <w:br/>
@@ -6494,7 +6494,7 @@
               <w:br/>
               <w:t xml:space="preserve">union all</w:t>
               <w:br/>
-              <w:t xml:space="preserve">select 'OPUS' as project, 'SAT_COVERAGE_LIMITS' as satellite, 'OPUS_BJAZ_TRV_RIDER_RATE_MAST_MV' as record_source, column_name,</w:t>
+              <w:t xml:space="preserve">select 'OPUS' as project, 'SAT_COVERAGE_LIMITS' as satellite, 'OPUS_BJAZ_TRV_RIDER_RATE_MAST' as record_source, column_name,</w:t>
               <w:br/>
               <w:t xml:space="preserve">       count(*) as keys_compared,</w:t>
               <w:br/>
@@ -6768,7 +6768,7 @@
         <w:t xml:space="preserve">Note: </w:t>
       </w:r>
       <w:r>
-        <w:t xml:space="preserve">standard satellite, ma_sat_multi_source; PK FINANCIAL_TRANSACTION_HKEY, child key COMMISSION_TYPE_CK; 2 RECORD_SOURCE group(s): OPUS_BA_TRV_DATA_POLICY_DTLS_MV [2 col(s)], OPUS_BJAZ_TRV_LOADER_DATA_MV [1 col(s)]. Multi-active: compared per (key, child key); latest = max LOAD_DATETIME per member. stg2_fintxn_commission_bjaz_trv_loader_data_mv: column(s) COMMISSION_AMOUNT could not be traced to RAW on at least one arm -- excluded (first-cut: walk columns from resolved_mt__ views or joined-in stitch columns are not yet inlined into the sampled queries).</w:t>
+        <w:t xml:space="preserve">standard satellite, ma_sat_multi_source; PK FINANCIAL_TRANSACTION_HKEY, child key COMMISSION_TYPE_CK; 2 RECORD_SOURCE group(s): OPUS_BA_TRV_DATA_POLICY_DTLS [2 col(s)], OPUS_BJAZ_TRV_LOADER_DATA [1 col(s)]. Multi-active: compared per (key, child key); latest = max LOAD_DATETIME per member. stg2_fintxn_commission_bjaz_trv_loader_data: column(s) COMMISSION_AMOUNT could not be traced to RAW on at least one arm -- excluded (first-cut: walk columns from resolved_mt__ views or joined-in stitch columns are not yet inlined into the sampled queries).</w:t>
       </w:r>
     </w:p>
     <w:p>
@@ -6803,7 +6803,7 @@
               <w:br/>
               <w:t xml:space="preserve">    select distinct FINANCIAL_TRANSACTION_HKEY as hkey from BAGIC_PREPROD_CURATED_DB.BGIL_DATA_MODEL.SAT_FINTXN_COMMISSION</w:t>
               <w:br/>
-              <w:t xml:space="preserve">     where RECORD_SOURCE = 'OPUS_BA_TRV_DATA_POLICY_DTLS_MV'</w:t>
+              <w:t xml:space="preserve">     where RECORD_SOURCE = 'OPUS_BA_TRV_DATA_POLICY_DTLS'</w:t>
               <w:br/>
               <w:t xml:space="preserve">     order by hkey</w:t>
               <w:br/>
@@ -6823,7 +6823,7 @@
               <w:br/>
               <w:t xml:space="preserve">      from BAGIC_PREPROD_CURATED_DB.BGIL_DATA_MODEL.SAT_FINTXN_COMMISSION</w:t>
               <w:br/>
-              <w:t xml:space="preserve">     where RECORD_SOURCE = 'OPUS_BA_TRV_DATA_POLICY_DTLS_MV'</w:t>
+              <w:t xml:space="preserve">     where RECORD_SOURCE = 'OPUS_BA_TRV_DATA_POLICY_DTLS'</w:t>
               <w:br/>
               <w:t xml:space="preserve">       and FINANCIAL_TRANSACTION_HKEY in (select hkey from s1)</w:t>
               <w:br/>
@@ -6837,7 +6837,7 @@
               <w:br/>
               <w:t xml:space="preserve">      from (</w:t>
               <w:br/>
-              <w:t xml:space="preserve">        -- via stg_travel__ba_trv_data_policy_dtls_mv</w:t>
+              <w:t xml:space="preserve">        -- via stg_travel__ba_trv_data_policy_dtls</w:t>
               <w:br/>
               <w:t xml:space="preserve">        select MD5_BINARY(NULLIF(UPPER(TRIM(CAST('HUB_FINANCIAL_TRANSACTION|' || ((nullif(trim(to_varchar("TRANSACTION_ID")), ''))) AS VARCHAR))), '')) as hkey,</w:t>
               <w:br/>
@@ -6849,7 +6849,7 @@
               <w:br/>
               <w:t xml:space="preserve">               to_varchar(("COMMISSION_RATE"::number)) as COMMISSION_RATE</w:t>
               <w:br/>
-              <w:t xml:space="preserve">          from BAGIC_PROD_MIRROR_DB.OPUS_GG_DWHSTAGE.BA_TRV_DATA_POLICY_DTLS_MV</w:t>
+              <w:t xml:space="preserve">          from BAGIC_PREPROD_CURATED_DB.UTILS.BA_TRV_DATA_POLICY_DTLS</w:t>
               <w:br/>
               <w:t xml:space="preserve">      )</w:t>
               <w:br/>
@@ -6885,7 +6885,7 @@
               <w:br/>
               <w:t xml:space="preserve">    select distinct FINANCIAL_TRANSACTION_HKEY as hkey from BAGIC_PREPROD_CURATED_DB.BGIL_DATA_MODEL.SAT_FINTXN_COMMISSION</w:t>
               <w:br/>
-              <w:t xml:space="preserve">     where RECORD_SOURCE = 'OPUS_BJAZ_TRV_LOADER_DATA_MV'</w:t>
+              <w:t xml:space="preserve">     where RECORD_SOURCE = 'OPUS_BJAZ_TRV_LOADER_DATA'</w:t>
               <w:br/>
               <w:t xml:space="preserve">     order by hkey</w:t>
               <w:br/>
@@ -6903,7 +6903,7 @@
               <w:br/>
               <w:t xml:space="preserve">      from BAGIC_PREPROD_CURATED_DB.BGIL_DATA_MODEL.SAT_FINTXN_COMMISSION</w:t>
               <w:br/>
-              <w:t xml:space="preserve">     where RECORD_SOURCE = 'OPUS_BJAZ_TRV_LOADER_DATA_MV'</w:t>
+              <w:t xml:space="preserve">     where RECORD_SOURCE = 'OPUS_BJAZ_TRV_LOADER_DATA'</w:t>
               <w:br/>
               <w:t xml:space="preserve">       and FINANCIAL_TRANSACTION_HKEY in (select hkey from s2)</w:t>
               <w:br/>
@@ -6917,7 +6917,7 @@
               <w:br/>
               <w:t xml:space="preserve">      from (</w:t>
               <w:br/>
-              <w:t xml:space="preserve">        -- via stg_travel__bjaz_trv_loader_data_mv</w:t>
+              <w:t xml:space="preserve">        -- via stg_travel__bjaz_trv_loader_data</w:t>
               <w:br/>
               <w:t xml:space="preserve">        select MD5_BINARY(NULLIF(UPPER(TRIM(CAST('HUB_FINANCIAL_TRANSACTION|' || ((nullif(trim(to_varchar("TRANSACTIONID")), ''))) AS VARCHAR))), '')) as hkey,</w:t>
               <w:br/>
@@ -6927,7 +6927,7 @@
               <w:br/>
               <w:t xml:space="preserve">               to_varchar((nullif(trim(to_varchar("COMMISSIONRATE")), ''))) as COMMISSION_RATE</w:t>
               <w:br/>
-              <w:t xml:space="preserve">          from BAGIC_PROD_MIRROR_DB.OPUS_GG_DWHSTAGE.BJAZ_TRV_LOADER_DATA_MV</w:t>
+              <w:t xml:space="preserve">          from BAGIC_PREPROD_CURATED_DB.UTILS.BJAZ_TRV_LOADER_DATA</w:t>
               <w:br/>
               <w:t xml:space="preserve">      )</w:t>
               <w:br/>
@@ -6949,7 +6949,7 @@
               <w:br/>
               <w:t xml:space="preserve">)</w:t>
               <w:br/>
-              <w:t xml:space="preserve">select 'OPUS' as project, 'SAT_FINTXN_COMMISSION' as satellite, 'OPUS_BA_TRV_DATA_POLICY_DTLS_MV' as record_source, column_name,</w:t>
+              <w:t xml:space="preserve">select 'OPUS' as project, 'SAT_FINTXN_COMMISSION' as satellite, 'OPUS_BA_TRV_DATA_POLICY_DTLS' as record_source, column_name,</w:t>
               <w:br/>
               <w:t xml:space="preserve">       count(*) as keys_compared,</w:t>
               <w:br/>
@@ -6971,7 +6971,7 @@
               <w:br/>
               <w:t xml:space="preserve">union all</w:t>
               <w:br/>
-              <w:t xml:space="preserve">select 'OPUS' as project, 'SAT_FINTXN_COMMISSION' as satellite, 'OPUS_BJAZ_TRV_LOADER_DATA_MV' as record_source, column_name,</w:t>
+              <w:t xml:space="preserve">select 'OPUS' as project, 'SAT_FINTXN_COMMISSION' as satellite, 'OPUS_BJAZ_TRV_LOADER_DATA' as record_source, column_name,</w:t>
               <w:br/>
               <w:t xml:space="preserve">       count(*) as keys_compared,</w:t>
               <w:br/>
@@ -7245,7 +7245,7 @@
         <w:t xml:space="preserve">Note: </w:t>
       </w:r>
       <w:r>
-        <w:t xml:space="preserve">standard satellite, automate_dv.sat; PK FINANCIAL_TRANSACTION_HKEY; 1 RECORD_SOURCE group(s): OPUS_BJAZ_TRV_LOADER_LOG_TABLE_MV [1 col(s)].</w:t>
+        <w:t xml:space="preserve">standard satellite, automate_dv.sat; PK FINANCIAL_TRANSACTION_HKEY; 1 RECORD_SOURCE group(s): OPUS_BJAZ_TRV_LOADER_LOG_TABLE [1 col(s)].</w:t>
       </w:r>
     </w:p>
     <w:p>
@@ -7280,7 +7280,7 @@
               <w:br/>
               <w:t xml:space="preserve">    select distinct FINANCIAL_TRANSACTION_HKEY as hkey from BAGIC_PREPROD_CURATED_DB.BGIL_DATA_MODEL.SAT_FINTXN_HEADER</w:t>
               <w:br/>
-              <w:t xml:space="preserve">     where RECORD_SOURCE = 'OPUS_BJAZ_TRV_LOADER_LOG_TABLE_MV'</w:t>
+              <w:t xml:space="preserve">     where RECORD_SOURCE = 'OPUS_BJAZ_TRV_LOADER_LOG_TABLE'</w:t>
               <w:br/>
               <w:t xml:space="preserve">     order by hkey</w:t>
               <w:br/>
@@ -7296,7 +7296,7 @@
               <w:br/>
               <w:t xml:space="preserve">      from BAGIC_PREPROD_CURATED_DB.BGIL_DATA_MODEL.SAT_FINTXN_HEADER</w:t>
               <w:br/>
-              <w:t xml:space="preserve">     where RECORD_SOURCE = 'OPUS_BJAZ_TRV_LOADER_LOG_TABLE_MV'</w:t>
+              <w:t xml:space="preserve">     where RECORD_SOURCE = 'OPUS_BJAZ_TRV_LOADER_LOG_TABLE'</w:t>
               <w:br/>
               <w:t xml:space="preserve">       and FINANCIAL_TRANSACTION_HKEY in (select hkey from s1)</w:t>
               <w:br/>
@@ -7310,7 +7310,7 @@
               <w:br/>
               <w:t xml:space="preserve">      from (</w:t>
               <w:br/>
-              <w:t xml:space="preserve">        -- via stg_travel__bjaz_trv_loader_log_table_mv</w:t>
+              <w:t xml:space="preserve">        -- via stg_travel__bjaz_trv_loader_log_table</w:t>
               <w:br/>
               <w:t xml:space="preserve">        select MD5_BINARY(NULLIF(UPPER(TRIM(CAST('HUB_FINANCIAL_TRANSACTION|' || ((nullif(trim(to_varchar("POLICYNUMBER")), ''))) AS VARCHAR))), '')) as hkey,</w:t>
               <w:br/>
@@ -7318,7 +7318,7 @@
               <w:br/>
               <w:t xml:space="preserve">               to_varchar((nullif(trim(to_varchar("TOTALPREMIUM")), ''))) as GROSS_AMOUNT</w:t>
               <w:br/>
-              <w:t xml:space="preserve">          from BAGIC_PROD_MIRROR_DB.OPUS_GG_DWHSTAGE.BJAZ_TRV_LOADER_LOG_TABLE_MV</w:t>
+              <w:t xml:space="preserve">          from BAGIC_PREPROD_CURATED_DB.UTILS.BJAZ_TRV_LOADER_LOG_TABLE</w:t>
               <w:br/>
               <w:t xml:space="preserve">      )</w:t>
               <w:br/>
@@ -7340,7 +7340,7 @@
               <w:br/>
               <w:t xml:space="preserve">)</w:t>
               <w:br/>
-              <w:t xml:space="preserve">select 'OPUS' as project, 'SAT_FINTXN_HEADER' as satellite, 'OPUS_BJAZ_TRV_LOADER_LOG_TABLE_MV' as record_source, column_name,</w:t>
+              <w:t xml:space="preserve">select 'OPUS' as project, 'SAT_FINTXN_HEADER' as satellite, 'OPUS_BJAZ_TRV_LOADER_LOG_TABLE' as record_source, column_name,</w:t>
               <w:br/>
               <w:t xml:space="preserve">       count(*) as keys_compared,</w:t>
               <w:br/>
@@ -7614,7 +7614,7 @@
         <w:t xml:space="preserve">Note: </w:t>
       </w:r>
       <w:r>
-        <w:t xml:space="preserve">standard satellite, sat_multi_source; PK FINANCIAL_TRANSACTION_HKEY; 3 RECORD_SOURCE group(s): OPUS_BA_TRV_DATA_POLICY_DTLS_MV [6 col(s)], OPUS_BJAZ_TRV_LOADER_DATA_MV [5 col(s)], OPUS_BJAZ_TRV_LOADER_LOG_TABLE_MV [4 col(s)]. stg2_fintxn_premium_ba_trv_data_policy_dtls_mv: column(s) BASE_PREMIUM could not be traced to RAW on at least one arm -- excluded (first-cut: walk columns from resolved_mt__ views or joined-in stitch columns are not yet inlined into the sampled queries). stg2_fintxn_premium_bjaz_trv_loader_data_mv: column(s) DISCOUNT_PERCENTAGE, NET_PREMIUM could not be traced to RAW on at least one arm -- excluded (first-cut: walk columns from resolved_mt__ views or joined-in stitch columns are not yet inlined into the sampled queries). stg2_fintxn_premium_bjaz_trv_loader_log_table_mv: column(s) BASE_PREMIUM, DISCOUNT_PERCENTAGE, NET_PREMIUM could not be traced to RAW on at least one arm -- excluded (first-cut: walk columns from resolved_mt__ views or joined-in stitch columns are not yet inlined into the sampled queries).</w:t>
+        <w:t xml:space="preserve">standard satellite, sat_multi_source; PK FINANCIAL_TRANSACTION_HKEY; 3 RECORD_SOURCE group(s): OPUS_BA_TRV_DATA_POLICY_DTLS [6 col(s)], OPUS_BJAZ_TRV_LOADER_DATA [5 col(s)], OPUS_BJAZ_TRV_LOADER_LOG_TABLE [4 col(s)]. stg2_fintxn_premium_ba_trv_data_policy_dtls: column(s) BASE_PREMIUM could not be traced to RAW on at least one arm -- excluded (first-cut: walk columns from resolved_mt__ views or joined-in stitch columns are not yet inlined into the sampled queries). stg2_fintxn_premium_bjaz_trv_loader_data: column(s) DISCOUNT_PERCENTAGE, NET_PREMIUM could not be traced to RAW on at least one arm -- excluded (first-cut: walk columns from resolved_mt__ views or joined-in stitch columns are not yet inlined into the sampled queries). stg2_fintxn_premium_bjaz_trv_loader_log_table: column(s) BASE_PREMIUM, DISCOUNT_PERCENTAGE, NET_PREMIUM could not be traced to RAW on at least one arm -- excluded (first-cut: walk columns from resolved_mt__ views or joined-in stitch columns are not yet inlined into the sampled queries).</w:t>
       </w:r>
     </w:p>
     <w:p>
@@ -7649,7 +7649,7 @@
               <w:br/>
               <w:t xml:space="preserve">    select distinct FINANCIAL_TRANSACTION_HKEY as hkey from BAGIC_PREPROD_CURATED_DB.BGIL_DATA_MODEL.SAT_FINTXN_PREMIUM</w:t>
               <w:br/>
-              <w:t xml:space="preserve">     where RECORD_SOURCE = 'OPUS_BA_TRV_DATA_POLICY_DTLS_MV'</w:t>
+              <w:t xml:space="preserve">     where RECORD_SOURCE = 'OPUS_BA_TRV_DATA_POLICY_DTLS'</w:t>
               <w:br/>
               <w:t xml:space="preserve">     order by hkey</w:t>
               <w:br/>
@@ -7675,7 +7675,7 @@
               <w:br/>
               <w:t xml:space="preserve">      from BAGIC_PREPROD_CURATED_DB.BGIL_DATA_MODEL.SAT_FINTXN_PREMIUM</w:t>
               <w:br/>
-              <w:t xml:space="preserve">     where RECORD_SOURCE = 'OPUS_BA_TRV_DATA_POLICY_DTLS_MV'</w:t>
+              <w:t xml:space="preserve">     where RECORD_SOURCE = 'OPUS_BA_TRV_DATA_POLICY_DTLS'</w:t>
               <w:br/>
               <w:t xml:space="preserve">       and FINANCIAL_TRANSACTION_HKEY in (select hkey from s1)</w:t>
               <w:br/>
@@ -7689,7 +7689,7 @@
               <w:br/>
               <w:t xml:space="preserve">      from (</w:t>
               <w:br/>
-              <w:t xml:space="preserve">        -- via stg_travel__ba_trv_data_policy_dtls_mv</w:t>
+              <w:t xml:space="preserve">        -- via stg_travel__ba_trv_data_policy_dtls</w:t>
               <w:br/>
               <w:t xml:space="preserve">        select MD5_BINARY(NULLIF(UPPER(TRIM(CAST('HUB_FINANCIAL_TRANSACTION|' || ((nullif(trim(to_varchar("TRANSACTION_ID")), ''))) AS VARCHAR))), '')) as hkey,</w:t>
               <w:br/>
@@ -7707,7 +7707,7 @@
               <w:br/>
               <w:t xml:space="preserve">               to_varchar(("NET_PREMIUM"::number)) as NET_PREMIUM</w:t>
               <w:br/>
-              <w:t xml:space="preserve">          from BAGIC_PROD_MIRROR_DB.OPUS_GG_DWHSTAGE.BA_TRV_DATA_POLICY_DTLS_MV</w:t>
+              <w:t xml:space="preserve">          from BAGIC_PREPROD_CURATED_DB.UTILS.BA_TRV_DATA_POLICY_DTLS</w:t>
               <w:br/>
               <w:t xml:space="preserve">      )</w:t>
               <w:br/>
@@ -7783,7 +7783,7 @@
               <w:br/>
               <w:t xml:space="preserve">    select distinct FINANCIAL_TRANSACTION_HKEY as hkey from BAGIC_PREPROD_CURATED_DB.BGIL_DATA_MODEL.SAT_FINTXN_PREMIUM</w:t>
               <w:br/>
-              <w:t xml:space="preserve">     where RECORD_SOURCE = 'OPUS_BJAZ_TRV_LOADER_DATA_MV'</w:t>
+              <w:t xml:space="preserve">     where RECORD_SOURCE = 'OPUS_BJAZ_TRV_LOADER_DATA'</w:t>
               <w:br/>
               <w:t xml:space="preserve">     order by hkey</w:t>
               <w:br/>
@@ -7807,7 +7807,7 @@
               <w:br/>
               <w:t xml:space="preserve">      from BAGIC_PREPROD_CURATED_DB.BGIL_DATA_MODEL.SAT_FINTXN_PREMIUM</w:t>
               <w:br/>
-              <w:t xml:space="preserve">     where RECORD_SOURCE = 'OPUS_BJAZ_TRV_LOADER_DATA_MV'</w:t>
+              <w:t xml:space="preserve">     where RECORD_SOURCE = 'OPUS_BJAZ_TRV_LOADER_DATA'</w:t>
               <w:br/>
               <w:t xml:space="preserve">       and FINANCIAL_TRANSACTION_HKEY in (select hkey from s2)</w:t>
               <w:br/>
@@ -7821,7 +7821,7 @@
               <w:br/>
               <w:t xml:space="preserve">      from (</w:t>
               <w:br/>
-              <w:t xml:space="preserve">        -- via stg_travel__bjaz_trv_loader_data_mv</w:t>
+              <w:t xml:space="preserve">        -- via stg_travel__bjaz_trv_loader_data</w:t>
               <w:br/>
               <w:t xml:space="preserve">        select MD5_BINARY(NULLIF(UPPER(TRIM(CAST('HUB_FINANCIAL_TRANSACTION|' || ((nullif(trim(to_varchar("TRANSACTIONID")), ''))) AS VARCHAR))), '')) as hkey,</w:t>
               <w:br/>
@@ -7837,7 +7837,7 @@
               <w:br/>
               <w:t xml:space="preserve">               to_varchar((nullif(trim(to_varchar("LOADING")), ''))) as LOADING_AMOUNT</w:t>
               <w:br/>
-              <w:t xml:space="preserve">          from BAGIC_PROD_MIRROR_DB.OPUS_GG_DWHSTAGE.BJAZ_TRV_LOADER_DATA_MV</w:t>
+              <w:t xml:space="preserve">          from BAGIC_PREPROD_CURATED_DB.UTILS.BJAZ_TRV_LOADER_DATA</w:t>
               <w:br/>
               <w:t xml:space="preserve">      )</w:t>
               <w:br/>
@@ -7903,7 +7903,7 @@
               <w:br/>
               <w:t xml:space="preserve">    select distinct FINANCIAL_TRANSACTION_HKEY as hkey from BAGIC_PREPROD_CURATED_DB.BGIL_DATA_MODEL.SAT_FINTXN_PREMIUM</w:t>
               <w:br/>
-              <w:t xml:space="preserve">     where RECORD_SOURCE = 'OPUS_BJAZ_TRV_LOADER_LOG_TABLE_MV'</w:t>
+              <w:t xml:space="preserve">     where RECORD_SOURCE = 'OPUS_BJAZ_TRV_LOADER_LOG_TABLE'</w:t>
               <w:br/>
               <w:t xml:space="preserve">     order by hkey</w:t>
               <w:br/>
@@ -7925,7 +7925,7 @@
               <w:br/>
               <w:t xml:space="preserve">      from BAGIC_PREPROD_CURATED_DB.BGIL_DATA_MODEL.SAT_FINTXN_PREMIUM</w:t>
               <w:br/>
-              <w:t xml:space="preserve">     where RECORD_SOURCE = 'OPUS_BJAZ_TRV_LOADER_LOG_TABLE_MV'</w:t>
+              <w:t xml:space="preserve">     where RECORD_SOURCE = 'OPUS_BJAZ_TRV_LOADER_LOG_TABLE'</w:t>
               <w:br/>
               <w:t xml:space="preserve">       and FINANCIAL_TRANSACTION_HKEY in (select hkey from s3)</w:t>
               <w:br/>
@@ -7939,7 +7939,7 @@
               <w:br/>
               <w:t xml:space="preserve">      from (</w:t>
               <w:br/>
-              <w:t xml:space="preserve">        -- via stg_travel__bjaz_trv_loader_log_table_mv</w:t>
+              <w:t xml:space="preserve">        -- via stg_travel__bjaz_trv_loader_log_table</w:t>
               <w:br/>
               <w:t xml:space="preserve">        select MD5_BINARY(NULLIF(UPPER(TRIM(CAST('HUB_FINANCIAL_TRANSACTION|' || ((nullif(trim(to_varchar("POLICYNUMBER")), ''))) AS VARCHAR))), '')) as hkey,</w:t>
               <w:br/>
@@ -7953,7 +7953,7 @@
               <w:br/>
               <w:t xml:space="preserve">               to_varchar((nullif(trim(to_varchar("LOADING")), ''))) as LOADING_AMOUNT</w:t>
               <w:br/>
-              <w:t xml:space="preserve">          from BAGIC_PROD_MIRROR_DB.OPUS_GG_DWHSTAGE.BJAZ_TRV_LOADER_LOG_TABLE_MV</w:t>
+              <w:t xml:space="preserve">          from BAGIC_PREPROD_CURATED_DB.UTILS.BJAZ_TRV_LOADER_LOG_TABLE</w:t>
               <w:br/>
               <w:t xml:space="preserve">      )</w:t>
               <w:br/>
@@ -8005,7 +8005,7 @@
               <w:br/>
               <w:t xml:space="preserve">)</w:t>
               <w:br/>
-              <w:t xml:space="preserve">select 'OPUS' as project, 'SAT_FINTXN_PREMIUM' as satellite, 'OPUS_BA_TRV_DATA_POLICY_DTLS_MV' as record_source, column_name,</w:t>
+              <w:t xml:space="preserve">select 'OPUS' as project, 'SAT_FINTXN_PREMIUM' as satellite, 'OPUS_BA_TRV_DATA_POLICY_DTLS' as record_source, column_name,</w:t>
               <w:br/>
               <w:t xml:space="preserve">       count(*) as keys_compared,</w:t>
               <w:br/>
@@ -8027,7 +8027,7 @@
               <w:br/>
               <w:t xml:space="preserve">union all</w:t>
               <w:br/>
-              <w:t xml:space="preserve">select 'OPUS' as project, 'SAT_FINTXN_PREMIUM' as satellite, 'OPUS_BJAZ_TRV_LOADER_DATA_MV' as record_source, column_name,</w:t>
+              <w:t xml:space="preserve">select 'OPUS' as project, 'SAT_FINTXN_PREMIUM' as satellite, 'OPUS_BJAZ_TRV_LOADER_DATA' as record_source, column_name,</w:t>
               <w:br/>
               <w:t xml:space="preserve">       count(*) as keys_compared,</w:t>
               <w:br/>
@@ -8049,7 +8049,7 @@
               <w:br/>
               <w:t xml:space="preserve">union all</w:t>
               <w:br/>
-              <w:t xml:space="preserve">select 'OPUS' as project, 'SAT_FINTXN_PREMIUM' as satellite, 'OPUS_BJAZ_TRV_LOADER_LOG_TABLE_MV' as record_source, column_name,</w:t>
+              <w:t xml:space="preserve">select 'OPUS' as project, 'SAT_FINTXN_PREMIUM' as satellite, 'OPUS_BJAZ_TRV_LOADER_LOG_TABLE' as record_source, column_name,</w:t>
               <w:br/>
               <w:t xml:space="preserve">       count(*) as keys_compared,</w:t>
               <w:br/>
@@ -8323,7 +8323,7 @@
         <w:t xml:space="preserve">Note: </w:t>
       </w:r>
       <w:r>
-        <w:t xml:space="preserve">standard satellite, ma_sat_multi_source; PK FINANCIAL_TRANSACTION_HKEY, child key TAX_TYPE; 2 RECORD_SOURCE group(s): OPUS_BA_TRV_DATA_POLICY_DTLS_MV [2 col(s)], OPUS_BJAZ_TRV_LOADER_LOG_TABLE_MV [1 col(s)]. Multi-active: compared per (key, child key); latest = max LOAD_DATETIME per member. stg2_fintxn_tax_ba_trv_data_policy_dtls_mv_0: column(s) SERVICE_TAX_AMOUNT could not be traced to RAW on at least one arm -- excluded (first-cut: walk columns from resolved_mt__ views or joined-in stitch columns are not yet inlined into the sampled queries). stg2_fintxn_tax_bjaz_trv_loader_log_table_mv_2: column(s) CESS_AMOUNT could not be traced to RAW on at least one arm -- excluded (first-cut: walk columns from resolved_mt__ views or joined-in stitch columns are not yet inlined into the sampled queries).</w:t>
+        <w:t xml:space="preserve">standard satellite, ma_sat_multi_source; PK FINANCIAL_TRANSACTION_HKEY, child key TAX_TYPE; 2 RECORD_SOURCE group(s): OPUS_BA_TRV_DATA_POLICY_DTLS [2 col(s)], OPUS_BJAZ_TRV_LOADER_LOG_TABLE [1 col(s)]. Multi-active: compared per (key, child key); latest = max LOAD_DATETIME per member. stg2_fintxn_tax_ba_trv_data_policy_dtls_0: column(s) SERVICE_TAX_AMOUNT could not be traced to RAW on at least one arm -- excluded (first-cut: walk columns from resolved_mt__ views or joined-in stitch columns are not yet inlined into the sampled queries). stg2_fintxn_tax_bjaz_trv_loader_log_table_2: column(s) CESS_AMOUNT could not be traced to RAW on at least one arm -- excluded (first-cut: walk columns from resolved_mt__ views or joined-in stitch columns are not yet inlined into the sampled queries).</w:t>
       </w:r>
     </w:p>
     <w:p>
@@ -8358,7 +8358,7 @@
               <w:br/>
               <w:t xml:space="preserve">    select distinct FINANCIAL_TRANSACTION_HKEY as hkey from BAGIC_PREPROD_CURATED_DB.BGIL_DATA_MODEL.SAT_FINTXN_TAX</w:t>
               <w:br/>
-              <w:t xml:space="preserve">     where RECORD_SOURCE = 'OPUS_BA_TRV_DATA_POLICY_DTLS_MV'</w:t>
+              <w:t xml:space="preserve">     where RECORD_SOURCE = 'OPUS_BA_TRV_DATA_POLICY_DTLS'</w:t>
               <w:br/>
               <w:t xml:space="preserve">     order by hkey</w:t>
               <w:br/>
@@ -8378,7 +8378,7 @@
               <w:br/>
               <w:t xml:space="preserve">      from BAGIC_PREPROD_CURATED_DB.BGIL_DATA_MODEL.SAT_FINTXN_TAX</w:t>
               <w:br/>
-              <w:t xml:space="preserve">     where RECORD_SOURCE = 'OPUS_BA_TRV_DATA_POLICY_DTLS_MV'</w:t>
+              <w:t xml:space="preserve">     where RECORD_SOURCE = 'OPUS_BA_TRV_DATA_POLICY_DTLS'</w:t>
               <w:br/>
               <w:t xml:space="preserve">       and FINANCIAL_TRANSACTION_HKEY in (select hkey from s1)</w:t>
               <w:br/>
@@ -8392,7 +8392,7 @@
               <w:br/>
               <w:t xml:space="preserve">      from (</w:t>
               <w:br/>
-              <w:t xml:space="preserve">        -- via stg_travel__ba_trv_data_policy_dtls_mv</w:t>
+              <w:t xml:space="preserve">        -- via stg_travel__ba_trv_data_policy_dtls</w:t>
               <w:br/>
               <w:t xml:space="preserve">        select MD5_BINARY(NULLIF(UPPER(TRIM(CAST('HUB_FINANCIAL_TRANSACTION|' || ((nullif(trim(to_varchar("TRANSACTION_ID")), ''))) AS VARCHAR))), '')) as hkey,</w:t>
               <w:br/>
@@ -8404,11 +8404,11 @@
               <w:br/>
               <w:t xml:space="preserve">               cast(null as varchar) as SERVICE_TAX_AMOUNT</w:t>
               <w:br/>
-              <w:t xml:space="preserve">          from BAGIC_PROD_MIRROR_DB.OPUS_GG_DWHSTAGE.BA_TRV_DATA_POLICY_DTLS_MV</w:t>
+              <w:t xml:space="preserve">          from BAGIC_PREPROD_CURATED_DB.UTILS.BA_TRV_DATA_POLICY_DTLS</w:t>
               <w:br/>
               <w:t xml:space="preserve">        union all</w:t>
               <w:br/>
-              <w:t xml:space="preserve">        -- via stg_travel__ba_trv_data_policy_dtls_mv</w:t>
+              <w:t xml:space="preserve">        -- via stg_travel__ba_trv_data_policy_dtls</w:t>
               <w:br/>
               <w:t xml:space="preserve">        select MD5_BINARY(NULLIF(UPPER(TRIM(CAST('HUB_FINANCIAL_TRANSACTION|' || ((nullif(trim(to_varchar("TRANSACTION_ID")), ''))) AS VARCHAR))), '')) as hkey,</w:t>
               <w:br/>
@@ -8420,7 +8420,7 @@
               <w:br/>
               <w:t xml:space="preserve">               to_varchar(("SERVICE_TAX_AMT"::number)) as SERVICE_TAX_AMOUNT</w:t>
               <w:br/>
-              <w:t xml:space="preserve">          from BAGIC_PROD_MIRROR_DB.OPUS_GG_DWHSTAGE.BA_TRV_DATA_POLICY_DTLS_MV</w:t>
+              <w:t xml:space="preserve">          from BAGIC_PREPROD_CURATED_DB.UTILS.BA_TRV_DATA_POLICY_DTLS</w:t>
               <w:br/>
               <w:t xml:space="preserve">      )</w:t>
               <w:br/>
@@ -8456,7 +8456,7 @@
               <w:br/>
               <w:t xml:space="preserve">    select distinct FINANCIAL_TRANSACTION_HKEY as hkey from BAGIC_PREPROD_CURATED_DB.BGIL_DATA_MODEL.SAT_FINTXN_TAX</w:t>
               <w:br/>
-              <w:t xml:space="preserve">     where RECORD_SOURCE = 'OPUS_BJAZ_TRV_LOADER_LOG_TABLE_MV'</w:t>
+              <w:t xml:space="preserve">     where RECORD_SOURCE = 'OPUS_BJAZ_TRV_LOADER_LOG_TABLE'</w:t>
               <w:br/>
               <w:t xml:space="preserve">     order by hkey</w:t>
               <w:br/>
@@ -8474,7 +8474,7 @@
               <w:br/>
               <w:t xml:space="preserve">      from BAGIC_PREPROD_CURATED_DB.BGIL_DATA_MODEL.SAT_FINTXN_TAX</w:t>
               <w:br/>
-              <w:t xml:space="preserve">     where RECORD_SOURCE = 'OPUS_BJAZ_TRV_LOADER_LOG_TABLE_MV'</w:t>
+              <w:t xml:space="preserve">     where RECORD_SOURCE = 'OPUS_BJAZ_TRV_LOADER_LOG_TABLE'</w:t>
               <w:br/>
               <w:t xml:space="preserve">       and FINANCIAL_TRANSACTION_HKEY in (select hkey from s2)</w:t>
               <w:br/>
@@ -8488,7 +8488,7 @@
               <w:br/>
               <w:t xml:space="preserve">      from (</w:t>
               <w:br/>
-              <w:t xml:space="preserve">        -- via stg_travel__bjaz_trv_loader_log_table_mv</w:t>
+              <w:t xml:space="preserve">        -- via stg_travel__bjaz_trv_loader_log_table</w:t>
               <w:br/>
               <w:t xml:space="preserve">        select MD5_BINARY(NULLIF(UPPER(TRIM(CAST('HUB_FINANCIAL_TRANSACTION|' || ((nullif(trim(to_varchar("POLICYNUMBER")), ''))) AS VARCHAR))), '')) as hkey,</w:t>
               <w:br/>
@@ -8498,7 +8498,7 @@
               <w:br/>
               <w:t xml:space="preserve">               to_varchar((nullif(trim(to_varchar("SERVICETAX")), ''))) as SERVICE_TAX_AMOUNT</w:t>
               <w:br/>
-              <w:t xml:space="preserve">          from BAGIC_PROD_MIRROR_DB.OPUS_GG_DWHSTAGE.BJAZ_TRV_LOADER_LOG_TABLE_MV</w:t>
+              <w:t xml:space="preserve">          from BAGIC_PREPROD_CURATED_DB.UTILS.BJAZ_TRV_LOADER_LOG_TABLE</w:t>
               <w:br/>
               <w:t xml:space="preserve">      )</w:t>
               <w:br/>
@@ -8520,7 +8520,7 @@
               <w:br/>
               <w:t xml:space="preserve">)</w:t>
               <w:br/>
-              <w:t xml:space="preserve">select 'OPUS' as project, 'SAT_FINTXN_TAX' as satellite, 'OPUS_BA_TRV_DATA_POLICY_DTLS_MV' as record_source, column_name,</w:t>
+              <w:t xml:space="preserve">select 'OPUS' as project, 'SAT_FINTXN_TAX' as satellite, 'OPUS_BA_TRV_DATA_POLICY_DTLS' as record_source, column_name,</w:t>
               <w:br/>
               <w:t xml:space="preserve">       count(*) as keys_compared,</w:t>
               <w:br/>
@@ -8542,7 +8542,7 @@
               <w:br/>
               <w:t xml:space="preserve">union all</w:t>
               <w:br/>
-              <w:t xml:space="preserve">select 'OPUS' as project, 'SAT_FINTXN_TAX' as satellite, 'OPUS_BJAZ_TRV_LOADER_LOG_TABLE_MV' as record_source, column_name,</w:t>
+              <w:t xml:space="preserve">select 'OPUS' as project, 'SAT_FINTXN_TAX' as satellite, 'OPUS_BJAZ_TRV_LOADER_LOG_TABLE' as record_source, column_name,</w:t>
               <w:br/>
               <w:t xml:space="preserve">       count(*) as keys_compared,</w:t>
               <w:br/>
@@ -8816,7 +8816,7 @@
         <w:t xml:space="preserve">Note: </w:t>
       </w:r>
       <w:r>
-        <w:t xml:space="preserve">standard satellite, ma_sat_multi_source; PK FINANCIAL_TRANSACTION_HKEY, child key CHARGE_TYPE_CK; 2 RECORD_SOURCE group(s): OPUS_BA_TRV_DATA_POLICY_DTLS_MV [2 col(s)], OPUS_BJAZ_TRV_LOADER_LOG_TABLE_MV [1 col(s)]. Multi-active: compared per (key, child key); latest = max LOAD_DATETIME per member. stg2_fin_charge_rate_ba_trv_data_policy_dtls_mv: column(s) ADDITIONAL_LOADING_RATE could not be traced to RAW on at least one arm -- excluded (first-cut: walk columns from resolved_mt__ views or joined-in stitch columns are not yet inlined into the sampled queries). stg2_fin_charge_rate_bjaz_trv_loader_log_table_mv: column(s) ADDITIONAL_LOADING_RATE could not be traced to RAW on at least one arm -- excluded (first-cut: walk columns from resolved_mt__ views or joined-in stitch columns are not yet inlined into the sampled queries).</w:t>
+        <w:t xml:space="preserve">standard satellite, ma_sat_multi_source; PK FINANCIAL_TRANSACTION_HKEY, child key CHARGE_TYPE_CK; 2 RECORD_SOURCE group(s): OPUS_BA_TRV_DATA_POLICY_DTLS [2 col(s)], OPUS_BJAZ_TRV_LOADER_LOG_TABLE [1 col(s)]. Multi-active: compared per (key, child key); latest = max LOAD_DATETIME per member. stg2_fin_charge_rate_ba_trv_data_policy_dtls: column(s) ADDITIONAL_LOADING_RATE could not be traced to RAW on at least one arm -- excluded (first-cut: walk columns from resolved_mt__ views or joined-in stitch columns are not yet inlined into the sampled queries). stg2_fin_charge_rate_bjaz_trv_loader_log_table: column(s) ADDITIONAL_LOADING_RATE could not be traced to RAW on at least one arm -- excluded (first-cut: walk columns from resolved_mt__ views or joined-in stitch columns are not yet inlined into the sampled queries).</w:t>
       </w:r>
     </w:p>
     <w:p>
@@ -8851,7 +8851,7 @@
               <w:br/>
               <w:t xml:space="preserve">    select distinct FINANCIAL_TRANSACTION_HKEY as hkey from BAGIC_PREPROD_CURATED_DB.BGIL_DATA_MODEL.SAT_FIN_CHARGE_RATE</w:t>
               <w:br/>
-              <w:t xml:space="preserve">     where RECORD_SOURCE = 'OPUS_BA_TRV_DATA_POLICY_DTLS_MV'</w:t>
+              <w:t xml:space="preserve">     where RECORD_SOURCE = 'OPUS_BA_TRV_DATA_POLICY_DTLS'</w:t>
               <w:br/>
               <w:t xml:space="preserve">     order by hkey</w:t>
               <w:br/>
@@ -8871,7 +8871,7 @@
               <w:br/>
               <w:t xml:space="preserve">      from BAGIC_PREPROD_CURATED_DB.BGIL_DATA_MODEL.SAT_FIN_CHARGE_RATE</w:t>
               <w:br/>
-              <w:t xml:space="preserve">     where RECORD_SOURCE = 'OPUS_BA_TRV_DATA_POLICY_DTLS_MV'</w:t>
+              <w:t xml:space="preserve">     where RECORD_SOURCE = 'OPUS_BA_TRV_DATA_POLICY_DTLS'</w:t>
               <w:br/>
               <w:t xml:space="preserve">       and FINANCIAL_TRANSACTION_HKEY in (select hkey from s1)</w:t>
               <w:br/>
@@ -8885,7 +8885,7 @@
               <w:br/>
               <w:t xml:space="preserve">      from (</w:t>
               <w:br/>
-              <w:t xml:space="preserve">        -- via stg_travel__ba_trv_data_policy_dtls_mv</w:t>
+              <w:t xml:space="preserve">        -- via stg_travel__ba_trv_data_policy_dtls</w:t>
               <w:br/>
               <w:t xml:space="preserve">        select MD5_BINARY(NULLIF(UPPER(TRIM(CAST('HUB_FINANCIAL_TRANSACTION|' || ((nullif(trim(to_varchar("TRANSACTION_ID")), ''))) AS VARCHAR))), '')) as hkey,</w:t>
               <w:br/>
@@ -8897,11 +8897,11 @@
               <w:br/>
               <w:t xml:space="preserve">               cast(null as varchar) as ADDITIONAL_LOADING_RATE</w:t>
               <w:br/>
-              <w:t xml:space="preserve">          from BAGIC_PROD_MIRROR_DB.OPUS_GG_DWHSTAGE.BA_TRV_DATA_POLICY_DTLS_MV</w:t>
+              <w:t xml:space="preserve">          from BAGIC_PREPROD_CURATED_DB.UTILS.BA_TRV_DATA_POLICY_DTLS</w:t>
               <w:br/>
               <w:t xml:space="preserve">        union all</w:t>
               <w:br/>
-              <w:t xml:space="preserve">        -- via stg_travel__ba_trv_data_policy_dtls_mv</w:t>
+              <w:t xml:space="preserve">        -- via stg_travel__ba_trv_data_policy_dtls</w:t>
               <w:br/>
               <w:t xml:space="preserve">        select MD5_BINARY(NULLIF(UPPER(TRIM(CAST('HUB_FINANCIAL_TRANSACTION|' || ((nullif(trim(to_varchar("TRANSACTION_ID")), ''))) AS VARCHAR))), '')) as hkey,</w:t>
               <w:br/>
@@ -8913,7 +8913,7 @@
               <w:br/>
               <w:t xml:space="preserve">               to_varchar(("LOADING_PER"::number)) as ADDITIONAL_LOADING_RATE</w:t>
               <w:br/>
-              <w:t xml:space="preserve">          from BAGIC_PROD_MIRROR_DB.OPUS_GG_DWHSTAGE.BA_TRV_DATA_POLICY_DTLS_MV</w:t>
+              <w:t xml:space="preserve">          from BAGIC_PREPROD_CURATED_DB.UTILS.BA_TRV_DATA_POLICY_DTLS</w:t>
               <w:br/>
               <w:t xml:space="preserve">      )</w:t>
               <w:br/>
@@ -8949,7 +8949,7 @@
               <w:br/>
               <w:t xml:space="preserve">    select distinct FINANCIAL_TRANSACTION_HKEY as hkey from BAGIC_PREPROD_CURATED_DB.BGIL_DATA_MODEL.SAT_FIN_CHARGE_RATE</w:t>
               <w:br/>
-              <w:t xml:space="preserve">     where RECORD_SOURCE = 'OPUS_BJAZ_TRV_LOADER_LOG_TABLE_MV'</w:t>
+              <w:t xml:space="preserve">     where RECORD_SOURCE = 'OPUS_BJAZ_TRV_LOADER_LOG_TABLE'</w:t>
               <w:br/>
               <w:t xml:space="preserve">     order by hkey</w:t>
               <w:br/>
@@ -8967,7 +8967,7 @@
               <w:br/>
               <w:t xml:space="preserve">      from BAGIC_PREPROD_CURATED_DB.BGIL_DATA_MODEL.SAT_FIN_CHARGE_RATE</w:t>
               <w:br/>
-              <w:t xml:space="preserve">     where RECORD_SOURCE = 'OPUS_BJAZ_TRV_LOADER_LOG_TABLE_MV'</w:t>
+              <w:t xml:space="preserve">     where RECORD_SOURCE = 'OPUS_BJAZ_TRV_LOADER_LOG_TABLE'</w:t>
               <w:br/>
               <w:t xml:space="preserve">       and FINANCIAL_TRANSACTION_HKEY in (select hkey from s2)</w:t>
               <w:br/>
@@ -8981,7 +8981,7 @@
               <w:br/>
               <w:t xml:space="preserve">      from (</w:t>
               <w:br/>
-              <w:t xml:space="preserve">        -- via stg_travel__bjaz_trv_loader_log_table_mv</w:t>
+              <w:t xml:space="preserve">        -- via stg_travel__bjaz_trv_loader_log_table</w:t>
               <w:br/>
               <w:t xml:space="preserve">        select MD5_BINARY(NULLIF(UPPER(TRIM(CAST('HUB_FINANCIAL_TRANSACTION|' || ((nullif(trim(to_varchar("POLICYNUMBER")), ''))) AS VARCHAR))), '')) as hkey,</w:t>
               <w:br/>
@@ -8991,7 +8991,7 @@
               <w:br/>
               <w:t xml:space="preserve">               to_varchar((nullif(trim(to_varchar("SERVICECHARGE")), ''))) as CHARGE_AMOUNT</w:t>
               <w:br/>
-              <w:t xml:space="preserve">          from BAGIC_PROD_MIRROR_DB.OPUS_GG_DWHSTAGE.BJAZ_TRV_LOADER_LOG_TABLE_MV</w:t>
+              <w:t xml:space="preserve">          from BAGIC_PREPROD_CURATED_DB.UTILS.BJAZ_TRV_LOADER_LOG_TABLE</w:t>
               <w:br/>
               <w:t xml:space="preserve">      )</w:t>
               <w:br/>
@@ -9013,7 +9013,7 @@
               <w:br/>
               <w:t xml:space="preserve">)</w:t>
               <w:br/>
-              <w:t xml:space="preserve">select 'OPUS' as project, 'SAT_FIN_CHARGE_RATE' as satellite, 'OPUS_BA_TRV_DATA_POLICY_DTLS_MV' as record_source, column_name,</w:t>
+              <w:t xml:space="preserve">select 'OPUS' as project, 'SAT_FIN_CHARGE_RATE' as satellite, 'OPUS_BA_TRV_DATA_POLICY_DTLS' as record_source, column_name,</w:t>
               <w:br/>
               <w:t xml:space="preserve">       count(*) as keys_compared,</w:t>
               <w:br/>
@@ -9035,7 +9035,7 @@
               <w:br/>
               <w:t xml:space="preserve">union all</w:t>
               <w:br/>
-              <w:t xml:space="preserve">select 'OPUS' as project, 'SAT_FIN_CHARGE_RATE' as satellite, 'OPUS_BJAZ_TRV_LOADER_LOG_TABLE_MV' as record_source, column_name,</w:t>
+              <w:t xml:space="preserve">select 'OPUS' as project, 'SAT_FIN_CHARGE_RATE' as satellite, 'OPUS_BJAZ_TRV_LOADER_LOG_TABLE' as record_source, column_name,</w:t>
               <w:br/>
               <w:t xml:space="preserve">       count(*) as keys_compared,</w:t>
               <w:br/>
@@ -9309,7 +9309,7 @@
         <w:t xml:space="preserve">Note: </w:t>
       </w:r>
       <w:r>
-        <w:t xml:space="preserve">standard satellite, sat_multi_source; PK FINANCIAL_TRANSACTION_HKEY; 2 RECORD_SOURCE group(s): OPUS_BA_TRV_DATA_POLICY_DTLS_MV [2 col(s)], OPUS_BJAZ_TRV_LOADER_DATA_MV [3 col(s)]. stg2_fin_receipt_ba_trv_data_policy_dtls_mv: column(s) AMOUNT_RECEIVED, INSTRUMENT_DATE could not be traced to RAW on at least one arm -- excluded (first-cut: walk columns from resolved_mt__ views or joined-in stitch columns are not yet inlined into the sampled queries). stg2_fin_receipt_bjaz_trv_loader_data_mv: column(s) PAYMENT_GATEWAY_REFERENCE could not be traced to RAW on at least one arm -- excluded (first-cut: walk columns from resolved_mt__ views or joined-in stitch columns are not yet inlined into the sampled queries).</w:t>
+        <w:t xml:space="preserve">standard satellite, sat_multi_source; PK FINANCIAL_TRANSACTION_HKEY; 2 RECORD_SOURCE group(s): OPUS_BA_TRV_DATA_POLICY_DTLS [2 col(s)], OPUS_BJAZ_TRV_LOADER_DATA [3 col(s)]. stg2_fin_receipt_ba_trv_data_policy_dtls: column(s) AMOUNT_RECEIVED, INSTRUMENT_DATE could not be traced to RAW on at least one arm -- excluded (first-cut: walk columns from resolved_mt__ views or joined-in stitch columns are not yet inlined into the sampled queries). stg2_fin_receipt_bjaz_trv_loader_data: column(s) PAYMENT_GATEWAY_REFERENCE could not be traced to RAW on at least one arm -- excluded (first-cut: walk columns from resolved_mt__ views or joined-in stitch columns are not yet inlined into the sampled queries).</w:t>
       </w:r>
     </w:p>
     <w:p>
@@ -9344,7 +9344,7 @@
               <w:br/>
               <w:t xml:space="preserve">    select distinct FINANCIAL_TRANSACTION_HKEY as hkey from BAGIC_PREPROD_CURATED_DB.BGIL_DATA_MODEL.SAT_FIN_RECEIPT</w:t>
               <w:br/>
-              <w:t xml:space="preserve">     where RECORD_SOURCE = 'OPUS_BA_TRV_DATA_POLICY_DTLS_MV'</w:t>
+              <w:t xml:space="preserve">     where RECORD_SOURCE = 'OPUS_BA_TRV_DATA_POLICY_DTLS'</w:t>
               <w:br/>
               <w:t xml:space="preserve">     order by hkey</w:t>
               <w:br/>
@@ -9362,7 +9362,7 @@
               <w:br/>
               <w:t xml:space="preserve">      from BAGIC_PREPROD_CURATED_DB.BGIL_DATA_MODEL.SAT_FIN_RECEIPT</w:t>
               <w:br/>
-              <w:t xml:space="preserve">     where RECORD_SOURCE = 'OPUS_BA_TRV_DATA_POLICY_DTLS_MV'</w:t>
+              <w:t xml:space="preserve">     where RECORD_SOURCE = 'OPUS_BA_TRV_DATA_POLICY_DTLS'</w:t>
               <w:br/>
               <w:t xml:space="preserve">       and FINANCIAL_TRANSACTION_HKEY in (select hkey from s1)</w:t>
               <w:br/>
@@ -9376,7 +9376,7 @@
               <w:br/>
               <w:t xml:space="preserve">      from (</w:t>
               <w:br/>
-              <w:t xml:space="preserve">        -- via stg_travel__ba_trv_data_policy_dtls_mv</w:t>
+              <w:t xml:space="preserve">        -- via stg_travel__ba_trv_data_policy_dtls</w:t>
               <w:br/>
               <w:t xml:space="preserve">        select MD5_BINARY(NULLIF(UPPER(TRIM(CAST('HUB_FINANCIAL_TRANSACTION|' || ((nullif(trim(to_varchar("TRANSACTION_ID")), ''))) AS VARCHAR))), '')) as hkey,</w:t>
               <w:br/>
@@ -9386,7 +9386,7 @@
               <w:br/>
               <w:t xml:space="preserve">               to_varchar((nullif(trim(to_varchar("RECEIPT_NOS_LIST")), ''))) as RECEIPT_NUMBER</w:t>
               <w:br/>
-              <w:t xml:space="preserve">          from BAGIC_PROD_MIRROR_DB.OPUS_GG_DWHSTAGE.BA_TRV_DATA_POLICY_DTLS_MV</w:t>
+              <w:t xml:space="preserve">          from BAGIC_PREPROD_CURATED_DB.UTILS.BA_TRV_DATA_POLICY_DTLS</w:t>
               <w:br/>
               <w:t xml:space="preserve">      )</w:t>
               <w:br/>
@@ -9422,7 +9422,7 @@
               <w:br/>
               <w:t xml:space="preserve">    select distinct FINANCIAL_TRANSACTION_HKEY as hkey from BAGIC_PREPROD_CURATED_DB.BGIL_DATA_MODEL.SAT_FIN_RECEIPT</w:t>
               <w:br/>
-              <w:t xml:space="preserve">     where RECORD_SOURCE = 'OPUS_BJAZ_TRV_LOADER_DATA_MV'</w:t>
+              <w:t xml:space="preserve">     where RECORD_SOURCE = 'OPUS_BJAZ_TRV_LOADER_DATA'</w:t>
               <w:br/>
               <w:t xml:space="preserve">     order by hkey</w:t>
               <w:br/>
@@ -9442,7 +9442,7 @@
               <w:br/>
               <w:t xml:space="preserve">      from BAGIC_PREPROD_CURATED_DB.BGIL_DATA_MODEL.SAT_FIN_RECEIPT</w:t>
               <w:br/>
-              <w:t xml:space="preserve">     where RECORD_SOURCE = 'OPUS_BJAZ_TRV_LOADER_DATA_MV'</w:t>
+              <w:t xml:space="preserve">     where RECORD_SOURCE = 'OPUS_BJAZ_TRV_LOADER_DATA'</w:t>
               <w:br/>
               <w:t xml:space="preserve">       and FINANCIAL_TRANSACTION_HKEY in (select hkey from s2)</w:t>
               <w:br/>
@@ -9456,7 +9456,7 @@
               <w:br/>
               <w:t xml:space="preserve">      from (</w:t>
               <w:br/>
-              <w:t xml:space="preserve">        -- via stg_travel__bjaz_trv_loader_data_mv</w:t>
+              <w:t xml:space="preserve">        -- via stg_travel__bjaz_trv_loader_data</w:t>
               <w:br/>
               <w:t xml:space="preserve">        select MD5_BINARY(NULLIF(UPPER(TRIM(CAST('HUB_FINANCIAL_TRANSACTION|' || ((nullif(trim(to_varchar("TRANSACTIONID")), ''))) AS VARCHAR))), '')) as hkey,</w:t>
               <w:br/>
@@ -9468,7 +9468,7 @@
               <w:br/>
               <w:t xml:space="preserve">               to_varchar((nullif(trim(to_varchar("RECEIPTNO")), ''))) as RECEIPT_NUMBER</w:t>
               <w:br/>
-              <w:t xml:space="preserve">          from BAGIC_PROD_MIRROR_DB.OPUS_GG_DWHSTAGE.BJAZ_TRV_LOADER_DATA_MV</w:t>
+              <w:t xml:space="preserve">          from BAGIC_PREPROD_CURATED_DB.UTILS.BJAZ_TRV_LOADER_DATA</w:t>
               <w:br/>
               <w:t xml:space="preserve">      )</w:t>
               <w:br/>
@@ -9510,7 +9510,7 @@
               <w:br/>
               <w:t xml:space="preserve">)</w:t>
               <w:br/>
-              <w:t xml:space="preserve">select 'OPUS' as project, 'SAT_FIN_RECEIPT' as satellite, 'OPUS_BA_TRV_DATA_POLICY_DTLS_MV' as record_source, column_name,</w:t>
+              <w:t xml:space="preserve">select 'OPUS' as project, 'SAT_FIN_RECEIPT' as satellite, 'OPUS_BA_TRV_DATA_POLICY_DTLS' as record_source, column_name,</w:t>
               <w:br/>
               <w:t xml:space="preserve">       count(*) as keys_compared,</w:t>
               <w:br/>
@@ -9532,7 +9532,7 @@
               <w:br/>
               <w:t xml:space="preserve">union all</w:t>
               <w:br/>
-              <w:t xml:space="preserve">select 'OPUS' as project, 'SAT_FIN_RECEIPT' as satellite, 'OPUS_BJAZ_TRV_LOADER_DATA_MV' as record_source, column_name,</w:t>
+              <w:t xml:space="preserve">select 'OPUS' as project, 'SAT_FIN_RECEIPT' as satellite, 'OPUS_BJAZ_TRV_LOADER_DATA' as record_source, column_name,</w:t>
               <w:br/>
               <w:t xml:space="preserve">       count(*) as keys_compared,</w:t>
               <w:br/>
@@ -9806,7 +9806,7 @@
         <w:t xml:space="preserve">Note: </w:t>
       </w:r>
       <w:r>
-        <w:t xml:space="preserve">standard satellite, sat_multi_source; PK PARTY_HKEY; 2 RECORD_SOURCE group(s): OPUS_BJAZ_TRV_LOADER_DATA_MV [1 col(s)], OPUS_BJAZ_TRV_LOADER_LOG_TABLE_MV [1 col(s)].</w:t>
+        <w:t xml:space="preserve">standard satellite, sat_multi_source; PK PARTY_HKEY; 2 RECORD_SOURCE group(s): OPUS_BJAZ_TRV_LOADER_DATA [1 col(s)], OPUS_BJAZ_TRV_LOADER_LOG_TABLE [1 col(s)].</w:t>
       </w:r>
     </w:p>
     <w:p>
@@ -9841,7 +9841,7 @@
               <w:br/>
               <w:t xml:space="preserve">    select distinct PARTY_HKEY as hkey from BAGIC_PREPROD_CURATED_DB.BGIL_DATA_MODEL.SAT_LNK_ROLE_NOMINEE_BENEFICIARY</w:t>
               <w:br/>
-              <w:t xml:space="preserve">     where RECORD_SOURCE = 'OPUS_BJAZ_TRV_LOADER_DATA_MV'</w:t>
+              <w:t xml:space="preserve">     where RECORD_SOURCE = 'OPUS_BJAZ_TRV_LOADER_DATA'</w:t>
               <w:br/>
               <w:t xml:space="preserve">     order by hkey</w:t>
               <w:br/>
@@ -9857,7 +9857,7 @@
               <w:br/>
               <w:t xml:space="preserve">      from BAGIC_PREPROD_CURATED_DB.BGIL_DATA_MODEL.SAT_LNK_ROLE_NOMINEE_BENEFICIARY</w:t>
               <w:br/>
-              <w:t xml:space="preserve">     where RECORD_SOURCE = 'OPUS_BJAZ_TRV_LOADER_DATA_MV'</w:t>
+              <w:t xml:space="preserve">     where RECORD_SOURCE = 'OPUS_BJAZ_TRV_LOADER_DATA'</w:t>
               <w:br/>
               <w:t xml:space="preserve">       and PARTY_HKEY in (select hkey from s1)</w:t>
               <w:br/>
@@ -9871,7 +9871,7 @@
               <w:br/>
               <w:t xml:space="preserve">      from (</w:t>
               <w:br/>
-              <w:t xml:space="preserve">        -- via stg_travel__bjaz_trv_loader_data_mv</w:t>
+              <w:t xml:space="preserve">        -- via stg_travel__bjaz_trv_loader_data</w:t>
               <w:br/>
               <w:t xml:space="preserve">        select MD5_BINARY(NULLIF(UPPER(TRIM(CAST('HUB_PARTY|' || ((nullif(trim(to_varchar("PREMIUMPAYERID")), ''))) AS VARCHAR))), '')) as hkey,</w:t>
               <w:br/>
@@ -9879,7 +9879,7 @@
               <w:br/>
               <w:t xml:space="preserve">               to_varchar((nullif(trim(to_varchar("NOMINEERELATIONSHIP")), ''))) as RELATIONSHIP_TO_INSURED</w:t>
               <w:br/>
-              <w:t xml:space="preserve">          from BAGIC_PROD_MIRROR_DB.OPUS_GG_DWHSTAGE.BJAZ_TRV_LOADER_DATA_MV</w:t>
+              <w:t xml:space="preserve">          from BAGIC_PREPROD_CURATED_DB.UTILS.BJAZ_TRV_LOADER_DATA</w:t>
               <w:br/>
               <w:t xml:space="preserve">      )</w:t>
               <w:br/>
@@ -9905,7 +9905,7 @@
               <w:br/>
               <w:t xml:space="preserve">    select distinct PARTY_HKEY as hkey from BAGIC_PREPROD_CURATED_DB.BGIL_DATA_MODEL.SAT_LNK_ROLE_NOMINEE_BENEFICIARY</w:t>
               <w:br/>
-              <w:t xml:space="preserve">     where RECORD_SOURCE = 'OPUS_BJAZ_TRV_LOADER_LOG_TABLE_MV'</w:t>
+              <w:t xml:space="preserve">     where RECORD_SOURCE = 'OPUS_BJAZ_TRV_LOADER_LOG_TABLE'</w:t>
               <w:br/>
               <w:t xml:space="preserve">     order by hkey</w:t>
               <w:br/>
@@ -9921,7 +9921,7 @@
               <w:br/>
               <w:t xml:space="preserve">      from BAGIC_PREPROD_CURATED_DB.BGIL_DATA_MODEL.SAT_LNK_ROLE_NOMINEE_BENEFICIARY</w:t>
               <w:br/>
-              <w:t xml:space="preserve">     where RECORD_SOURCE = 'OPUS_BJAZ_TRV_LOADER_LOG_TABLE_MV'</w:t>
+              <w:t xml:space="preserve">     where RECORD_SOURCE = 'OPUS_BJAZ_TRV_LOADER_LOG_TABLE'</w:t>
               <w:br/>
               <w:t xml:space="preserve">       and PARTY_HKEY in (select hkey from s2)</w:t>
               <w:br/>
@@ -9935,7 +9935,7 @@
               <w:br/>
               <w:t xml:space="preserve">      from (</w:t>
               <w:br/>
-              <w:t xml:space="preserve">        -- via stg_travel__bjaz_trv_loader_log_table_mv</w:t>
+              <w:t xml:space="preserve">        -- via stg_travel__bjaz_trv_loader_log_table</w:t>
               <w:br/>
               <w:t xml:space="preserve">        select MD5_BINARY(NULLIF(UPPER(TRIM(CAST('HUB_PARTY|' || ((nullif(trim(to_varchar("PREMIUMPAYERID")), ''))) AS VARCHAR))), '')) as hkey,</w:t>
               <w:br/>
@@ -9943,7 +9943,7 @@
               <w:br/>
               <w:t xml:space="preserve">               to_varchar((nullif(trim(to_varchar("RELATION")), ''))) as RELATIONSHIP_TO_INSURED</w:t>
               <w:br/>
-              <w:t xml:space="preserve">          from BAGIC_PROD_MIRROR_DB.OPUS_GG_DWHSTAGE.BJAZ_TRV_LOADER_LOG_TABLE_MV</w:t>
+              <w:t xml:space="preserve">          from BAGIC_PREPROD_CURATED_DB.UTILS.BJAZ_TRV_LOADER_LOG_TABLE</w:t>
               <w:br/>
               <w:t xml:space="preserve">      )</w:t>
               <w:br/>
@@ -9965,7 +9965,7 @@
               <w:br/>
               <w:t xml:space="preserve">)</w:t>
               <w:br/>
-              <w:t xml:space="preserve">select 'OPUS' as project, 'SAT_LNK_ROLE_NOMINEE_BENEFICIARY' as satellite, 'OPUS_BJAZ_TRV_LOADER_DATA_MV' as record_source, column_name,</w:t>
+              <w:t xml:space="preserve">select 'OPUS' as project, 'SAT_LNK_ROLE_NOMINEE_BENEFICIARY' as satellite, 'OPUS_BJAZ_TRV_LOADER_DATA' as record_source, column_name,</w:t>
               <w:br/>
               <w:t xml:space="preserve">       count(*) as keys_compared,</w:t>
               <w:br/>
@@ -9987,7 +9987,7 @@
               <w:br/>
               <w:t xml:space="preserve">union all</w:t>
               <w:br/>
-              <w:t xml:space="preserve">select 'OPUS' as project, 'SAT_LNK_ROLE_NOMINEE_BENEFICIARY' as satellite, 'OPUS_BJAZ_TRV_LOADER_LOG_TABLE_MV' as record_source, column_name,</w:t>
+              <w:t xml:space="preserve">select 'OPUS' as project, 'SAT_LNK_ROLE_NOMINEE_BENEFICIARY' as satellite, 'OPUS_BJAZ_TRV_LOADER_LOG_TABLE' as record_source, column_name,</w:t>
               <w:br/>
               <w:t xml:space="preserve">       count(*) as keys_compared,</w:t>
               <w:br/>
@@ -10261,7 +10261,7 @@
         <w:t xml:space="preserve">Note: </w:t>
       </w:r>
       <w:r>
-        <w:t xml:space="preserve">standard satellite, automate_dv.sat; PK ORG_UNIT_HKEY; 1 RECORD_SOURCE group(s): OPUS_BA_TRV_DATA_POLICY_DTLS_MV [1 col(s)].</w:t>
+        <w:t xml:space="preserve">standard satellite, automate_dv.sat; PK ORG_UNIT_HKEY; 1 RECORD_SOURCE group(s): OPUS_BA_TRV_DATA_POLICY_DTLS [1 col(s)].</w:t>
       </w:r>
     </w:p>
     <w:p>
@@ -10296,7 +10296,7 @@
               <w:br/>
               <w:t xml:space="preserve">    select distinct ORG_UNIT_HKEY as hkey from BAGIC_PREPROD_CURATED_DB.BGIL_DATA_MODEL.SAT_ORG_UNIT_DEFINITION</w:t>
               <w:br/>
-              <w:t xml:space="preserve">     where RECORD_SOURCE = 'OPUS_BA_TRV_DATA_POLICY_DTLS_MV'</w:t>
+              <w:t xml:space="preserve">     where RECORD_SOURCE = 'OPUS_BA_TRV_DATA_POLICY_DTLS'</w:t>
               <w:br/>
               <w:t xml:space="preserve">     order by hkey</w:t>
               <w:br/>
@@ -10312,7 +10312,7 @@
               <w:br/>
               <w:t xml:space="preserve">      from BAGIC_PREPROD_CURATED_DB.BGIL_DATA_MODEL.SAT_ORG_UNIT_DEFINITION</w:t>
               <w:br/>
-              <w:t xml:space="preserve">     where RECORD_SOURCE = 'OPUS_BA_TRV_DATA_POLICY_DTLS_MV'</w:t>
+              <w:t xml:space="preserve">     where RECORD_SOURCE = 'OPUS_BA_TRV_DATA_POLICY_DTLS'</w:t>
               <w:br/>
               <w:t xml:space="preserve">       and ORG_UNIT_HKEY in (select hkey from s1)</w:t>
               <w:br/>
@@ -10326,7 +10326,7 @@
               <w:br/>
               <w:t xml:space="preserve">      from (</w:t>
               <w:br/>
-              <w:t xml:space="preserve">        -- via stg_travel__ba_trv_data_policy_dtls_mv</w:t>
+              <w:t xml:space="preserve">        -- via stg_travel__ba_trv_data_policy_dtls</w:t>
               <w:br/>
               <w:t xml:space="preserve">        select MD5_BINARY(NULLIF(UPPER(TRIM(CAST('HUB_ORG_UNIT|' || ((nullif(trim(to_varchar("LOCATION_CODE")), ''))) AS VARCHAR))), '')) as hkey,</w:t>
               <w:br/>
@@ -10334,7 +10334,7 @@
               <w:br/>
               <w:t xml:space="preserve">               to_varchar((nullif(trim(to_varchar("COST_CENTER")), ''))) as COST_CENTRE_CODE</w:t>
               <w:br/>
-              <w:t xml:space="preserve">          from BAGIC_PROD_MIRROR_DB.OPUS_GG_DWHSTAGE.BA_TRV_DATA_POLICY_DTLS_MV</w:t>
+              <w:t xml:space="preserve">          from BAGIC_PREPROD_CURATED_DB.UTILS.BA_TRV_DATA_POLICY_DTLS</w:t>
               <w:br/>
               <w:t xml:space="preserve">      )</w:t>
               <w:br/>
@@ -10356,7 +10356,7 @@
               <w:br/>
               <w:t xml:space="preserve">)</w:t>
               <w:br/>
-              <w:t xml:space="preserve">select 'OPUS' as project, 'SAT_ORG_UNIT_DEFINITION' as satellite, 'OPUS_BA_TRV_DATA_POLICY_DTLS_MV' as record_source, column_name,</w:t>
+              <w:t xml:space="preserve">select 'OPUS' as project, 'SAT_ORG_UNIT_DEFINITION' as satellite, 'OPUS_BA_TRV_DATA_POLICY_DTLS' as record_source, column_name,</w:t>
               <w:br/>
               <w:t xml:space="preserve">       count(*) as keys_compared,</w:t>
               <w:br/>
@@ -10630,7 +10630,7 @@
         <w:t xml:space="preserve">Note: </w:t>
       </w:r>
       <w:r>
-        <w:t xml:space="preserve">standard satellite, sat_multi_source; PK PARTY_HKEY; 2 RECORD_SOURCE group(s): OPUS_BJAZ_TRV_LOADER_DATA_MV [1 col(s)], OPUS_BJAZ_TRV_LOADER_LOG_TABLE_MV [2 col(s)]. stg2_party_employment_bjaz_trv_loader_data_mv_payer: column(s) DESIGNATION could not be traced to RAW on at least one arm -- excluded (first-cut: walk columns from resolved_mt__ views or joined-in stitch columns are not yet inlined into the sampled queries).</w:t>
+        <w:t xml:space="preserve">standard satellite, sat_multi_source; PK PARTY_HKEY; 2 RECORD_SOURCE group(s): OPUS_BJAZ_TRV_LOADER_DATA [1 col(s)], OPUS_BJAZ_TRV_LOADER_LOG_TABLE [2 col(s)]. stg2_party_employment_bjaz_trv_loader_data_payer: column(s) DESIGNATION could not be traced to RAW on at least one arm -- excluded (first-cut: walk columns from resolved_mt__ views or joined-in stitch columns are not yet inlined into the sampled queries).</w:t>
       </w:r>
     </w:p>
     <w:p>
@@ -10665,7 +10665,7 @@
               <w:br/>
               <w:t xml:space="preserve">    select distinct PARTY_HKEY as hkey from BAGIC_PREPROD_CURATED_DB.BGIL_DATA_MODEL.SAT_PARTY_EMPLOYMENT</w:t>
               <w:br/>
-              <w:t xml:space="preserve">     where RECORD_SOURCE = 'OPUS_BJAZ_TRV_LOADER_DATA_MV'</w:t>
+              <w:t xml:space="preserve">     where RECORD_SOURCE = 'OPUS_BJAZ_TRV_LOADER_DATA'</w:t>
               <w:br/>
               <w:t xml:space="preserve">     order by hkey</w:t>
               <w:br/>
@@ -10681,7 +10681,7 @@
               <w:br/>
               <w:t xml:space="preserve">      from BAGIC_PREPROD_CURATED_DB.BGIL_DATA_MODEL.SAT_PARTY_EMPLOYMENT</w:t>
               <w:br/>
-              <w:t xml:space="preserve">     where RECORD_SOURCE = 'OPUS_BJAZ_TRV_LOADER_DATA_MV'</w:t>
+              <w:t xml:space="preserve">     where RECORD_SOURCE = 'OPUS_BJAZ_TRV_LOADER_DATA'</w:t>
               <w:br/>
               <w:t xml:space="preserve">       and PARTY_HKEY in (select hkey from s1)</w:t>
               <w:br/>
@@ -10695,7 +10695,7 @@
               <w:br/>
               <w:t xml:space="preserve">      from (</w:t>
               <w:br/>
-              <w:t xml:space="preserve">        -- via stg_travel__bjaz_trv_loader_data_mv</w:t>
+              <w:t xml:space="preserve">        -- via stg_travel__bjaz_trv_loader_data</w:t>
               <w:br/>
               <w:t xml:space="preserve">        select MD5_BINARY(NULLIF(UPPER(TRIM(CAST('HUB_PARTY|' || ((nullif(trim(to_varchar("PREMIUMPAYERID")), ''))) AS VARCHAR))), '')) as hkey,</w:t>
               <w:br/>
@@ -10703,7 +10703,7 @@
               <w:br/>
               <w:t xml:space="preserve">               to_varchar((nullif(trim(to_varchar("EMPLOYMENTSTATUS")), ''))) as EMPLOYMENT_STATUS</w:t>
               <w:br/>
-              <w:t xml:space="preserve">          from BAGIC_PROD_MIRROR_DB.OPUS_GG_DWHSTAGE.BJAZ_TRV_LOADER_DATA_MV</w:t>
+              <w:t xml:space="preserve">          from BAGIC_PREPROD_CURATED_DB.UTILS.BJAZ_TRV_LOADER_DATA</w:t>
               <w:br/>
               <w:t xml:space="preserve">      )</w:t>
               <w:br/>
@@ -10729,7 +10729,7 @@
               <w:br/>
               <w:t xml:space="preserve">    select distinct PARTY_HKEY as hkey from BAGIC_PREPROD_CURATED_DB.BGIL_DATA_MODEL.SAT_PARTY_EMPLOYMENT</w:t>
               <w:br/>
-              <w:t xml:space="preserve">     where RECORD_SOURCE = 'OPUS_BJAZ_TRV_LOADER_LOG_TABLE_MV'</w:t>
+              <w:t xml:space="preserve">     where RECORD_SOURCE = 'OPUS_BJAZ_TRV_LOADER_LOG_TABLE'</w:t>
               <w:br/>
               <w:t xml:space="preserve">     order by hkey</w:t>
               <w:br/>
@@ -10747,7 +10747,7 @@
               <w:br/>
               <w:t xml:space="preserve">      from BAGIC_PREPROD_CURATED_DB.BGIL_DATA_MODEL.SAT_PARTY_EMPLOYMENT</w:t>
               <w:br/>
-              <w:t xml:space="preserve">     where RECORD_SOURCE = 'OPUS_BJAZ_TRV_LOADER_LOG_TABLE_MV'</w:t>
+              <w:t xml:space="preserve">     where RECORD_SOURCE = 'OPUS_BJAZ_TRV_LOADER_LOG_TABLE'</w:t>
               <w:br/>
               <w:t xml:space="preserve">       and PARTY_HKEY in (select hkey from s2)</w:t>
               <w:br/>
@@ -10761,7 +10761,7 @@
               <w:br/>
               <w:t xml:space="preserve">      from (</w:t>
               <w:br/>
-              <w:t xml:space="preserve">        -- via stg_travel__bjaz_trv_loader_log_table_mv</w:t>
+              <w:t xml:space="preserve">        -- via stg_travel__bjaz_trv_loader_log_table</w:t>
               <w:br/>
               <w:t xml:space="preserve">        select MD5_BINARY(NULLIF(UPPER(TRIM(CAST('HUB_PARTY|' || ((nullif(trim(to_varchar("PREMIUMPAYERID")), ''))) AS VARCHAR))), '')) as hkey,</w:t>
               <w:br/>
@@ -10771,7 +10771,7 @@
               <w:br/>
               <w:t xml:space="preserve">               to_varchar((nullif(trim(to_varchar("EMPSTATUS")), ''))) as EMPLOYMENT_STATUS</w:t>
               <w:br/>
-              <w:t xml:space="preserve">          from BAGIC_PROD_MIRROR_DB.OPUS_GG_DWHSTAGE.BJAZ_TRV_LOADER_LOG_TABLE_MV</w:t>
+              <w:t xml:space="preserve">          from BAGIC_PREPROD_CURATED_DB.UTILS.BJAZ_TRV_LOADER_LOG_TABLE</w:t>
               <w:br/>
               <w:t xml:space="preserve">      )</w:t>
               <w:br/>
@@ -10803,7 +10803,7 @@
               <w:br/>
               <w:t xml:space="preserve">)</w:t>
               <w:br/>
-              <w:t xml:space="preserve">select 'OPUS' as project, 'SAT_PARTY_EMPLOYMENT' as satellite, 'OPUS_BJAZ_TRV_LOADER_DATA_MV' as record_source, column_name,</w:t>
+              <w:t xml:space="preserve">select 'OPUS' as project, 'SAT_PARTY_EMPLOYMENT' as satellite, 'OPUS_BJAZ_TRV_LOADER_DATA' as record_source, column_name,</w:t>
               <w:br/>
               <w:t xml:space="preserve">       count(*) as keys_compared,</w:t>
               <w:br/>
@@ -10825,7 +10825,7 @@
               <w:br/>
               <w:t xml:space="preserve">union all</w:t>
               <w:br/>
-              <w:t xml:space="preserve">select 'OPUS' as project, 'SAT_PARTY_EMPLOYMENT' as satellite, 'OPUS_BJAZ_TRV_LOADER_LOG_TABLE_MV' as record_source, column_name,</w:t>
+              <w:t xml:space="preserve">select 'OPUS' as project, 'SAT_PARTY_EMPLOYMENT' as satellite, 'OPUS_BJAZ_TRV_LOADER_LOG_TABLE' as record_source, column_name,</w:t>
               <w:br/>
               <w:t xml:space="preserve">       count(*) as keys_compared,</w:t>
               <w:br/>
@@ -11099,7 +11099,7 @@
         <w:t xml:space="preserve">Note: </w:t>
       </w:r>
       <w:r>
-        <w:t xml:space="preserve">standard satellite, sat_multi_source; PK PARTY_HKEY; 2 RECORD_SOURCE group(s): OPUS_BA_TRV_DATA_POLICY_DTLS_MV [1 col(s)], OPUS_BJAZ_TRV_LOADER_DATA_MV [1 col(s)].</w:t>
+        <w:t xml:space="preserve">standard satellite, sat_multi_source; PK PARTY_HKEY; 2 RECORD_SOURCE group(s): OPUS_BA_TRV_DATA_POLICY_DTLS [1 col(s)], OPUS_BJAZ_TRV_LOADER_DATA [1 col(s)].</w:t>
       </w:r>
     </w:p>
     <w:p>
@@ -11134,7 +11134,7 @@
               <w:br/>
               <w:t xml:space="preserve">    select distinct PARTY_HKEY as hkey from BAGIC_PREPROD_CURATED_DB.BGIL_DATA_MODEL.SAT_PARTY_HEALTH_PROFILE</w:t>
               <w:br/>
-              <w:t xml:space="preserve">     where RECORD_SOURCE = 'OPUS_BA_TRV_DATA_POLICY_DTLS_MV'</w:t>
+              <w:t xml:space="preserve">     where RECORD_SOURCE = 'OPUS_BA_TRV_DATA_POLICY_DTLS'</w:t>
               <w:br/>
               <w:t xml:space="preserve">     order by hkey</w:t>
               <w:br/>
@@ -11150,7 +11150,7 @@
               <w:br/>
               <w:t xml:space="preserve">      from BAGIC_PREPROD_CURATED_DB.BGIL_DATA_MODEL.SAT_PARTY_HEALTH_PROFILE</w:t>
               <w:br/>
-              <w:t xml:space="preserve">     where RECORD_SOURCE = 'OPUS_BA_TRV_DATA_POLICY_DTLS_MV'</w:t>
+              <w:t xml:space="preserve">     where RECORD_SOURCE = 'OPUS_BA_TRV_DATA_POLICY_DTLS'</w:t>
               <w:br/>
               <w:t xml:space="preserve">       and PARTY_HKEY in (select hkey from s1)</w:t>
               <w:br/>
@@ -11164,7 +11164,7 @@
               <w:br/>
               <w:t xml:space="preserve">      from (</w:t>
               <w:br/>
-              <w:t xml:space="preserve">        -- via stg_travel__ba_trv_data_policy_dtls_mv</w:t>
+              <w:t xml:space="preserve">        -- via stg_travel__ba_trv_data_policy_dtls</w:t>
               <w:br/>
               <w:t xml:space="preserve">        select MD5_BINARY(NULLIF(UPPER(TRIM(CAST('HUB_PARTY|' || ((nullif(trim(to_varchar("PAYER_PART_ID")), ''))) AS VARCHAR))), '')) as hkey,</w:t>
               <w:br/>
@@ -11172,7 +11172,7 @@
               <w:br/>
               <w:t xml:space="preserve">               to_varchar((nullif(trim(to_varchar("DISEASE_CODES")), ''))) as PRE_EXISTING_DISEASE_DESCRIPTION</w:t>
               <w:br/>
-              <w:t xml:space="preserve">          from BAGIC_PROD_MIRROR_DB.OPUS_GG_DWHSTAGE.BA_TRV_DATA_POLICY_DTLS_MV</w:t>
+              <w:t xml:space="preserve">          from BAGIC_PREPROD_CURATED_DB.UTILS.BA_TRV_DATA_POLICY_DTLS</w:t>
               <w:br/>
               <w:t xml:space="preserve">      )</w:t>
               <w:br/>
@@ -11198,7 +11198,7 @@
               <w:br/>
               <w:t xml:space="preserve">    select distinct PARTY_HKEY as hkey from BAGIC_PREPROD_CURATED_DB.BGIL_DATA_MODEL.SAT_PARTY_HEALTH_PROFILE</w:t>
               <w:br/>
-              <w:t xml:space="preserve">     where RECORD_SOURCE = 'OPUS_BJAZ_TRV_LOADER_DATA_MV'</w:t>
+              <w:t xml:space="preserve">     where RECORD_SOURCE = 'OPUS_BJAZ_TRV_LOADER_DATA'</w:t>
               <w:br/>
               <w:t xml:space="preserve">     order by hkey</w:t>
               <w:br/>
@@ -11214,7 +11214,7 @@
               <w:br/>
               <w:t xml:space="preserve">      from BAGIC_PREPROD_CURATED_DB.BGIL_DATA_MODEL.SAT_PARTY_HEALTH_PROFILE</w:t>
               <w:br/>
-              <w:t xml:space="preserve">     where RECORD_SOURCE = 'OPUS_BJAZ_TRV_LOADER_DATA_MV'</w:t>
+              <w:t xml:space="preserve">     where RECORD_SOURCE = 'OPUS_BJAZ_TRV_LOADER_DATA'</w:t>
               <w:br/>
               <w:t xml:space="preserve">       and PARTY_HKEY in (select hkey from s2)</w:t>
               <w:br/>
@@ -11228,7 +11228,7 @@
               <w:br/>
               <w:t xml:space="preserve">      from (</w:t>
               <w:br/>
-              <w:t xml:space="preserve">        -- via stg_travel__bjaz_trv_loader_data_mv</w:t>
+              <w:t xml:space="preserve">        -- via stg_travel__bjaz_trv_loader_data</w:t>
               <w:br/>
               <w:t xml:space="preserve">        select MD5_BINARY(NULLIF(UPPER(TRIM(CAST('HUB_PARTY|' || ((nullif(trim(to_varchar("PREMIUMPAYERID")), ''))) AS VARCHAR))), '')) as hkey,</w:t>
               <w:br/>
@@ -11236,7 +11236,7 @@
               <w:br/>
               <w:t xml:space="preserve">               to_varchar((nullif(trim(to_varchar("PROPOSERDEASES")), ''))) as PRE_EXISTING_DISEASE_DESCRIPTION</w:t>
               <w:br/>
-              <w:t xml:space="preserve">          from BAGIC_PROD_MIRROR_DB.OPUS_GG_DWHSTAGE.BJAZ_TRV_LOADER_DATA_MV</w:t>
+              <w:t xml:space="preserve">          from BAGIC_PREPROD_CURATED_DB.UTILS.BJAZ_TRV_LOADER_DATA</w:t>
               <w:br/>
               <w:t xml:space="preserve">      )</w:t>
               <w:br/>
@@ -11258,7 +11258,7 @@
               <w:br/>
               <w:t xml:space="preserve">)</w:t>
               <w:br/>
-              <w:t xml:space="preserve">select 'OPUS' as project, 'SAT_PARTY_HEALTH_PROFILE' as satellite, 'OPUS_BA_TRV_DATA_POLICY_DTLS_MV' as record_source, column_name,</w:t>
+              <w:t xml:space="preserve">select 'OPUS' as project, 'SAT_PARTY_HEALTH_PROFILE' as satellite, 'OPUS_BA_TRV_DATA_POLICY_DTLS' as record_source, column_name,</w:t>
               <w:br/>
               <w:t xml:space="preserve">       count(*) as keys_compared,</w:t>
               <w:br/>
@@ -11280,7 +11280,7 @@
               <w:br/>
               <w:t xml:space="preserve">union all</w:t>
               <w:br/>
-              <w:t xml:space="preserve">select 'OPUS' as project, 'SAT_PARTY_HEALTH_PROFILE' as satellite, 'OPUS_BJAZ_TRV_LOADER_DATA_MV' as record_source, column_name,</w:t>
+              <w:t xml:space="preserve">select 'OPUS' as project, 'SAT_PARTY_HEALTH_PROFILE' as satellite, 'OPUS_BJAZ_TRV_LOADER_DATA' as record_source, column_name,</w:t>
               <w:br/>
               <w:t xml:space="preserve">       count(*) as keys_compared,</w:t>
               <w:br/>
@@ -11554,7 +11554,7 @@
         <w:t xml:space="preserve">Note: </w:t>
       </w:r>
       <w:r>
-        <w:t xml:space="preserve">standard satellite, ma_sat_multi_source; PK PARTY_HKEY, child key IDENTIFICATION_TYPE_CODE; 3 RECORD_SOURCE group(s): OPUS_BA_TRV_DATA_POLICY_DTLS_MV [1 col(s)], OPUS_BJAZ_TRV_LOADER_DATA_MV [4 col(s)], OPUS_BJAZ_TRV_LOADER_LOG_TABLE_MV [1 col(s)]. Multi-active: compared per (key, child key); latest = max LOAD_DATETIME per member. stg2_party_identification_ba_trv_data_policy_dtls_mv_0: column(s) AADHAAR_NUMBER, EIA_NUMBER, GSTIN could not be traced to RAW on at least one arm -- excluded (first-cut: walk columns from resolved_mt__ views or joined-in stitch columns are not yet inlined into the sampled queries). stg2_party_identification_bjaz_trv_loader_data_mv_1: column(s) EIA_NUMBER, GSTIN, PASSPORT_NUMBER could not be traced to RAW on at least one arm -- excluded (first-cut: walk columns from resolved_mt__ views or joined-in stitch columns are not yet inlined into the sampled queries). stg2_party_identification_bjaz_trv_loader_data_mv_2: column(s) GSTIN, PASSPORT_NUMBER could not be traced to RAW on at least one arm -- excluded (first-cut: walk columns from resolved_mt__ views or joined-in stitch columns are not yet inlined into the sampled queries). stg2_party_identification_bjaz_trv_loader_data_mv_3: column(s) PASSPORT_NUMBER could not be traced to RAW on at least one arm -- excluded (first-cut: walk columns from resolved_mt__ views or joined-in stitch columns are not yet inlined into the sampled queries). stg2_party_identification_bjaz_trv_loader_log_table_mv_5: column(s) AADHAAR_NUMBER, EIA_NUMBER, GSTIN could not be traced to RAW on at least one arm -- excluded (first-cut: walk columns from resolved_mt__ views or joined-in stitch columns are not yet inlined into the sampled queries).</w:t>
+        <w:t xml:space="preserve">standard satellite, ma_sat_multi_source; PK PARTY_HKEY, child key IDENTIFICATION_TYPE_CODE; 3 RECORD_SOURCE group(s): OPUS_BA_TRV_DATA_POLICY_DTLS [1 col(s)], OPUS_BJAZ_TRV_LOADER_DATA [4 col(s)], OPUS_BJAZ_TRV_LOADER_LOG_TABLE [1 col(s)]. Multi-active: compared per (key, child key); latest = max LOAD_DATETIME per member. stg2_party_identification_ba_trv_data_policy_dtls_0: column(s) AADHAAR_NUMBER, EIA_NUMBER, GSTIN could not be traced to RAW on at least one arm -- excluded (first-cut: walk columns from resolved_mt__ views or joined-in stitch columns are not yet inlined into the sampled queries). stg2_party_identification_bjaz_trv_loader_data_1: column(s) EIA_NUMBER, GSTIN, PASSPORT_NUMBER could not be traced to RAW on at least one arm -- excluded (first-cut: walk columns from resolved_mt__ views or joined-in stitch columns are not yet inlined into the sampled queries). stg2_party_identification_bjaz_trv_loader_data_2: column(s) GSTIN, PASSPORT_NUMBER could not be traced to RAW on at least one arm -- excluded (first-cut: walk columns from resolved_mt__ views or joined-in stitch columns are not yet inlined into the sampled queries). stg2_party_identification_bjaz_trv_loader_data_3: column(s) PASSPORT_NUMBER could not be traced to RAW on at least one arm -- excluded (first-cut: walk columns from resolved_mt__ views or joined-in stitch columns are not yet inlined into the sampled queries). stg2_party_identification_bjaz_trv_loader_log_table_5: column(s) AADHAAR_NUMBER, EIA_NUMBER, GSTIN could not be traced to RAW on at least one arm -- excluded (first-cut: walk columns from resolved_mt__ views or joined-in stitch columns are not yet inlined into the sampled queries).</w:t>
       </w:r>
     </w:p>
     <w:p>
@@ -11589,7 +11589,7 @@
               <w:br/>
               <w:t xml:space="preserve">    select distinct PARTY_HKEY as hkey from BAGIC_PREPROD_CURATED_DB.BGIL_DATA_MODEL.SAT_PARTY_IDENTIFICATION</w:t>
               <w:br/>
-              <w:t xml:space="preserve">     where RECORD_SOURCE = 'OPUS_BA_TRV_DATA_POLICY_DTLS_MV'</w:t>
+              <w:t xml:space="preserve">     where RECORD_SOURCE = 'OPUS_BA_TRV_DATA_POLICY_DTLS'</w:t>
               <w:br/>
               <w:t xml:space="preserve">     order by hkey</w:t>
               <w:br/>
@@ -11607,7 +11607,7 @@
               <w:br/>
               <w:t xml:space="preserve">      from BAGIC_PREPROD_CURATED_DB.BGIL_DATA_MODEL.SAT_PARTY_IDENTIFICATION</w:t>
               <w:br/>
-              <w:t xml:space="preserve">     where RECORD_SOURCE = 'OPUS_BA_TRV_DATA_POLICY_DTLS_MV'</w:t>
+              <w:t xml:space="preserve">     where RECORD_SOURCE = 'OPUS_BA_TRV_DATA_POLICY_DTLS'</w:t>
               <w:br/>
               <w:t xml:space="preserve">       and PARTY_HKEY in (select hkey from s1)</w:t>
               <w:br/>
@@ -11621,7 +11621,7 @@
               <w:br/>
               <w:t xml:space="preserve">      from (</w:t>
               <w:br/>
-              <w:t xml:space="preserve">        -- via stg_travel__ba_trv_data_policy_dtls_mv</w:t>
+              <w:t xml:space="preserve">        -- via stg_travel__ba_trv_data_policy_dtls</w:t>
               <w:br/>
               <w:t xml:space="preserve">        select MD5_BINARY(NULLIF(UPPER(TRIM(CAST('HUB_PARTY|' || ((nullif(trim(to_varchar("PAYER_PART_ID")), ''))) AS VARCHAR))), '')) as hkey,</w:t>
               <w:br/>
@@ -11631,7 +11631,7 @@
               <w:br/>
               <w:t xml:space="preserve">               to_varchar((nullif(trim(to_varchar("PASSPORT_NO")), ''))) as PASSPORT_NUMBER</w:t>
               <w:br/>
-              <w:t xml:space="preserve">          from BAGIC_PROD_MIRROR_DB.OPUS_GG_DWHSTAGE.BA_TRV_DATA_POLICY_DTLS_MV</w:t>
+              <w:t xml:space="preserve">          from BAGIC_PREPROD_CURATED_DB.UTILS.BA_TRV_DATA_POLICY_DTLS</w:t>
               <w:br/>
               <w:t xml:space="preserve">      )</w:t>
               <w:br/>
@@ -11657,7 +11657,7 @@
               <w:br/>
               <w:t xml:space="preserve">    select distinct PARTY_HKEY as hkey from BAGIC_PREPROD_CURATED_DB.BGIL_DATA_MODEL.SAT_PARTY_IDENTIFICATION</w:t>
               <w:br/>
-              <w:t xml:space="preserve">     where RECORD_SOURCE = 'OPUS_BJAZ_TRV_LOADER_DATA_MV'</w:t>
+              <w:t xml:space="preserve">     where RECORD_SOURCE = 'OPUS_BJAZ_TRV_LOADER_DATA'</w:t>
               <w:br/>
               <w:t xml:space="preserve">     order by hkey</w:t>
               <w:br/>
@@ -11681,7 +11681,7 @@
               <w:br/>
               <w:t xml:space="preserve">      from BAGIC_PREPROD_CURATED_DB.BGIL_DATA_MODEL.SAT_PARTY_IDENTIFICATION</w:t>
               <w:br/>
-              <w:t xml:space="preserve">     where RECORD_SOURCE = 'OPUS_BJAZ_TRV_LOADER_DATA_MV'</w:t>
+              <w:t xml:space="preserve">     where RECORD_SOURCE = 'OPUS_BJAZ_TRV_LOADER_DATA'</w:t>
               <w:br/>
               <w:t xml:space="preserve">       and PARTY_HKEY in (select hkey from s2)</w:t>
               <w:br/>
@@ -11695,7 +11695,7 @@
               <w:br/>
               <w:t xml:space="preserve">      from (</w:t>
               <w:br/>
-              <w:t xml:space="preserve">        -- via stg_travel__bjaz_trv_loader_data_mv</w:t>
+              <w:t xml:space="preserve">        -- via stg_travel__bjaz_trv_loader_data</w:t>
               <w:br/>
               <w:t xml:space="preserve">        select MD5_BINARY(NULLIF(UPPER(TRIM(CAST('HUB_PARTY|' || ((nullif(trim(to_varchar("PREMIUMPAYERID")), ''))) AS VARCHAR))), '')) as hkey,</w:t>
               <w:br/>
@@ -11711,11 +11711,11 @@
               <w:br/>
               <w:t xml:space="preserve">               cast(null as varchar) as PASSPORT_NUMBER</w:t>
               <w:br/>
-              <w:t xml:space="preserve">          from BAGIC_PROD_MIRROR_DB.OPUS_GG_DWHSTAGE.BJAZ_TRV_LOADER_DATA_MV</w:t>
+              <w:t xml:space="preserve">          from BAGIC_PREPROD_CURATED_DB.UTILS.BJAZ_TRV_LOADER_DATA</w:t>
               <w:br/>
               <w:t xml:space="preserve">        union all</w:t>
               <w:br/>
-              <w:t xml:space="preserve">        -- via stg_travel__bjaz_trv_loader_data_mv</w:t>
+              <w:t xml:space="preserve">        -- via stg_travel__bjaz_trv_loader_data</w:t>
               <w:br/>
               <w:t xml:space="preserve">        select MD5_BINARY(NULLIF(UPPER(TRIM(CAST('HUB_PARTY|' || ((nullif(trim(to_varchar("PREMIUMPAYERID")), ''))) AS VARCHAR))), '')) as hkey,</w:t>
               <w:br/>
@@ -11731,11 +11731,11 @@
               <w:br/>
               <w:t xml:space="preserve">               cast(null as varchar) as PASSPORT_NUMBER</w:t>
               <w:br/>
-              <w:t xml:space="preserve">          from BAGIC_PROD_MIRROR_DB.OPUS_GG_DWHSTAGE.BJAZ_TRV_LOADER_DATA_MV</w:t>
+              <w:t xml:space="preserve">          from BAGIC_PREPROD_CURATED_DB.UTILS.BJAZ_TRV_LOADER_DATA</w:t>
               <w:br/>
               <w:t xml:space="preserve">        union all</w:t>
               <w:br/>
-              <w:t xml:space="preserve">        -- via stg_travel__bjaz_trv_loader_data_mv</w:t>
+              <w:t xml:space="preserve">        -- via stg_travel__bjaz_trv_loader_data</w:t>
               <w:br/>
               <w:t xml:space="preserve">        select MD5_BINARY(NULLIF(UPPER(TRIM(CAST('HUB_PARTY|' || ((nullif(trim(to_varchar("PREMIUMPAYERID")), ''))) AS VARCHAR))), '')) as hkey,</w:t>
               <w:br/>
@@ -11751,11 +11751,11 @@
               <w:br/>
               <w:t xml:space="preserve">               cast(null as varchar) as PASSPORT_NUMBER</w:t>
               <w:br/>
-              <w:t xml:space="preserve">          from BAGIC_PROD_MIRROR_DB.OPUS_GG_DWHSTAGE.BJAZ_TRV_LOADER_DATA_MV</w:t>
+              <w:t xml:space="preserve">          from BAGIC_PREPROD_CURATED_DB.UTILS.BJAZ_TRV_LOADER_DATA</w:t>
               <w:br/>
               <w:t xml:space="preserve">        union all</w:t>
               <w:br/>
-              <w:t xml:space="preserve">        -- via stg_travel__bjaz_trv_loader_data_mv</w:t>
+              <w:t xml:space="preserve">        -- via stg_travel__bjaz_trv_loader_data</w:t>
               <w:br/>
               <w:t xml:space="preserve">        select MD5_BINARY(NULLIF(UPPER(TRIM(CAST('HUB_PARTY|' || ((nullif(trim(to_varchar("PREMIUMPAYERID")), ''))) AS VARCHAR))), '')) as hkey,</w:t>
               <w:br/>
@@ -11771,7 +11771,7 @@
               <w:br/>
               <w:t xml:space="preserve">               to_varchar((nullif(trim(to_varchar("PASSPORTNO")), ''))) as PASSPORT_NUMBER</w:t>
               <w:br/>
-              <w:t xml:space="preserve">          from BAGIC_PROD_MIRROR_DB.OPUS_GG_DWHSTAGE.BJAZ_TRV_LOADER_DATA_MV</w:t>
+              <w:t xml:space="preserve">          from BAGIC_PREPROD_CURATED_DB.UTILS.BJAZ_TRV_LOADER_DATA</w:t>
               <w:br/>
               <w:t xml:space="preserve">      )</w:t>
               <w:br/>
@@ -11827,7 +11827,7 @@
               <w:br/>
               <w:t xml:space="preserve">    select distinct PARTY_HKEY as hkey from BAGIC_PREPROD_CURATED_DB.BGIL_DATA_MODEL.SAT_PARTY_IDENTIFICATION</w:t>
               <w:br/>
-              <w:t xml:space="preserve">     where RECORD_SOURCE = 'OPUS_BJAZ_TRV_LOADER_LOG_TABLE_MV'</w:t>
+              <w:t xml:space="preserve">     where RECORD_SOURCE = 'OPUS_BJAZ_TRV_LOADER_LOG_TABLE'</w:t>
               <w:br/>
               <w:t xml:space="preserve">     order by hkey</w:t>
               <w:br/>
@@ -11845,7 +11845,7 @@
               <w:br/>
               <w:t xml:space="preserve">      from BAGIC_PREPROD_CURATED_DB.BGIL_DATA_MODEL.SAT_PARTY_IDENTIFICATION</w:t>
               <w:br/>
-              <w:t xml:space="preserve">     where RECORD_SOURCE = 'OPUS_BJAZ_TRV_LOADER_LOG_TABLE_MV'</w:t>
+              <w:t xml:space="preserve">     where RECORD_SOURCE = 'OPUS_BJAZ_TRV_LOADER_LOG_TABLE'</w:t>
               <w:br/>
               <w:t xml:space="preserve">       and PARTY_HKEY in (select hkey from s3)</w:t>
               <w:br/>
@@ -11859,7 +11859,7 @@
               <w:br/>
               <w:t xml:space="preserve">      from (</w:t>
               <w:br/>
-              <w:t xml:space="preserve">        -- via stg_travel__bjaz_trv_loader_log_table_mv</w:t>
+              <w:t xml:space="preserve">        -- via stg_travel__bjaz_trv_loader_log_table</w:t>
               <w:br/>
               <w:t xml:space="preserve">        select MD5_BINARY(NULLIF(UPPER(TRIM(CAST('HUB_PARTY|' || ((nullif(trim(to_varchar("PREMIUMPAYERID")), ''))) AS VARCHAR))), '')) as hkey,</w:t>
               <w:br/>
@@ -11869,7 +11869,7 @@
               <w:br/>
               <w:t xml:space="preserve">               to_varchar((nullif(trim(to_varchar("PASSPORTNO")), ''))) as PASSPORT_NUMBER</w:t>
               <w:br/>
-              <w:t xml:space="preserve">          from BAGIC_PROD_MIRROR_DB.OPUS_GG_DWHSTAGE.BJAZ_TRV_LOADER_LOG_TABLE_MV</w:t>
+              <w:t xml:space="preserve">          from BAGIC_PREPROD_CURATED_DB.UTILS.BJAZ_TRV_LOADER_LOG_TABLE</w:t>
               <w:br/>
               <w:t xml:space="preserve">      )</w:t>
               <w:br/>
@@ -11891,7 +11891,7 @@
               <w:br/>
               <w:t xml:space="preserve">)</w:t>
               <w:br/>
-              <w:t xml:space="preserve">select 'OPUS' as project, 'SAT_PARTY_IDENTIFICATION' as satellite, 'OPUS_BA_TRV_DATA_POLICY_DTLS_MV' as record_source, column_name,</w:t>
+              <w:t xml:space="preserve">select 'OPUS' as project, 'SAT_PARTY_IDENTIFICATION' as satellite, 'OPUS_BA_TRV_DATA_POLICY_DTLS' as record_source, column_name,</w:t>
               <w:br/>
               <w:t xml:space="preserve">       count(*) as keys_compared,</w:t>
               <w:br/>
@@ -11913,7 +11913,7 @@
               <w:br/>
               <w:t xml:space="preserve">union all</w:t>
               <w:br/>
-              <w:t xml:space="preserve">select 'OPUS' as project, 'SAT_PARTY_IDENTIFICATION' as satellite, 'OPUS_BJAZ_TRV_LOADER_DATA_MV' as record_source, column_name,</w:t>
+              <w:t xml:space="preserve">select 'OPUS' as project, 'SAT_PARTY_IDENTIFICATION' as satellite, 'OPUS_BJAZ_TRV_LOADER_DATA' as record_source, column_name,</w:t>
               <w:br/>
               <w:t xml:space="preserve">       count(*) as keys_compared,</w:t>
               <w:br/>
@@ -11935,7 +11935,7 @@
               <w:br/>
               <w:t xml:space="preserve">union all</w:t>
               <w:br/>
-              <w:t xml:space="preserve">select 'OPUS' as project, 'SAT_PARTY_IDENTIFICATION' as satellite, 'OPUS_BJAZ_TRV_LOADER_LOG_TABLE_MV' as record_source, column_name,</w:t>
+              <w:t xml:space="preserve">select 'OPUS' as project, 'SAT_PARTY_IDENTIFICATION' as satellite, 'OPUS_BJAZ_TRV_LOADER_LOG_TABLE' as record_source, column_name,</w:t>
               <w:br/>
               <w:t xml:space="preserve">       count(*) as keys_compared,</w:t>
               <w:br/>
@@ -12209,7 +12209,7 @@
         <w:t xml:space="preserve">Note: </w:t>
       </w:r>
       <w:r>
-        <w:t xml:space="preserve">standard satellite, sat_multi_source; PK PARTY_HKEY; 3 RECORD_SOURCE group(s): OPUS_BA_TRV_DATA_POLICY_DTLS_MV [3 col(s)], OPUS_BJAZ_TRV_LOADER_DATA_MV [6 col(s)], OPUS_BJAZ_TRV_LOADER_LOG_TABLE_MV [8 col(s)]. stg2_party_identity_ba_trv_data_policy_dtls_mv_payer: column(s) FIRST_NAME, GENDER_CODE, LAST_NAME, MIDDLE_NAME, PARTY_FULL_NAME, PARTY_LEGAL_NAME, TITLE_CODE could not be traced to RAW on at least one arm -- excluded (first-cut: walk columns from resolved_mt__ views or joined-in stitch columns are not yet inlined into the sampled queries). stg2_party_identity_ba_trv_data_policy_dtls_mv_agent: column(s) FIRST_NAME, GENDER_CODE, LAST_NAME, MIDDLE_NAME, PARTY_LEGAL_NAME, TITLE_CODE could not be traced to RAW on at least one arm -- excluded (first-cut: walk columns from resolved_mt__ views or joined-in stitch columns are not yet inlined into the sampled queries). stg2_party_identity_bjaz_trv_loader_data_mv_payer: column(s) AGE, PARTY_FULL_NAME, TITLE_CODE could not be traced to RAW on at least one arm -- excluded (first-cut: walk columns from resolved_mt__ views or joined-in stitch columns are not yet inlined into the sampled queries). stg2_party_identity_bjaz_trv_loader_log_table_mv_payer: column(s) PARTY_FULL_NAME could not be traced to RAW on at least one arm -- excluded (first-cut: walk columns from resolved_mt__ views or joined-in stitch columns are not yet inlined into the sampled queries).</w:t>
+        <w:t xml:space="preserve">standard satellite, sat_multi_source; PK PARTY_HKEY; 3 RECORD_SOURCE group(s): OPUS_BA_TRV_DATA_POLICY_DTLS [3 col(s)], OPUS_BJAZ_TRV_LOADER_DATA [6 col(s)], OPUS_BJAZ_TRV_LOADER_LOG_TABLE [8 col(s)]. stg2_party_identity_ba_trv_data_policy_dtls_payer: column(s) FIRST_NAME, GENDER_CODE, LAST_NAME, MIDDLE_NAME, PARTY_FULL_NAME, PARTY_LEGAL_NAME, TITLE_CODE could not be traced to RAW on at least one arm -- excluded (first-cut: walk columns from resolved_mt__ views or joined-in stitch columns are not yet inlined into the sampled queries). stg2_party_identity_ba_trv_data_policy_dtls_agent: column(s) FIRST_NAME, GENDER_CODE, LAST_NAME, MIDDLE_NAME, PARTY_LEGAL_NAME, TITLE_CODE could not be traced to RAW on at least one arm -- excluded (first-cut: walk columns from resolved_mt__ views or joined-in stitch columns are not yet inlined into the sampled queries). stg2_party_identity_bjaz_trv_loader_data_payer: column(s) AGE, PARTY_FULL_NAME, TITLE_CODE could not be traced to RAW on at least one arm -- excluded (first-cut: walk columns from resolved_mt__ views or joined-in stitch columns are not yet inlined into the sampled queries). stg2_party_identity_bjaz_trv_loader_log_table_payer: column(s) PARTY_FULL_NAME could not be traced to RAW on at least one arm -- excluded (first-cut: walk columns from resolved_mt__ views or joined-in stitch columns are not yet inlined into the sampled queries).</w:t>
       </w:r>
     </w:p>
     <w:p>
@@ -12244,7 +12244,7 @@
               <w:br/>
               <w:t xml:space="preserve">    select distinct PARTY_HKEY as hkey from BAGIC_PREPROD_CURATED_DB.BGIL_DATA_MODEL.SAT_PARTY_IDENTITY</w:t>
               <w:br/>
-              <w:t xml:space="preserve">     where RECORD_SOURCE = 'OPUS_BA_TRV_DATA_POLICY_DTLS_MV'</w:t>
+              <w:t xml:space="preserve">     where RECORD_SOURCE = 'OPUS_BA_TRV_DATA_POLICY_DTLS'</w:t>
               <w:br/>
               <w:t xml:space="preserve">     order by hkey</w:t>
               <w:br/>
@@ -12264,7 +12264,7 @@
               <w:br/>
               <w:t xml:space="preserve">      from BAGIC_PREPROD_CURATED_DB.BGIL_DATA_MODEL.SAT_PARTY_IDENTITY</w:t>
               <w:br/>
-              <w:t xml:space="preserve">     where RECORD_SOURCE = 'OPUS_BA_TRV_DATA_POLICY_DTLS_MV'</w:t>
+              <w:t xml:space="preserve">     where RECORD_SOURCE = 'OPUS_BA_TRV_DATA_POLICY_DTLS'</w:t>
               <w:br/>
               <w:t xml:space="preserve">       and PARTY_HKEY in (select hkey from s1)</w:t>
               <w:br/>
@@ -12278,7 +12278,7 @@
               <w:br/>
               <w:t xml:space="preserve">      from (</w:t>
               <w:br/>
-              <w:t xml:space="preserve">        -- via stg_travel__ba_trv_data_policy_dtls_mv</w:t>
+              <w:t xml:space="preserve">        -- via stg_travel__ba_trv_data_policy_dtls</w:t>
               <w:br/>
               <w:t xml:space="preserve">        select MD5_BINARY(NULLIF(UPPER(TRIM(CAST('HUB_PARTY|' || ((nullif(trim(to_varchar("PAYER_PART_ID")), ''))) AS VARCHAR))), '')) as hkey,</w:t>
               <w:br/>
@@ -12290,11 +12290,11 @@
               <w:br/>
               <w:t xml:space="preserve">               cast(null as varchar) as PARTY_FULL_NAME</w:t>
               <w:br/>
-              <w:t xml:space="preserve">          from BAGIC_PROD_MIRROR_DB.OPUS_GG_DWHSTAGE.BA_TRV_DATA_POLICY_DTLS_MV</w:t>
+              <w:t xml:space="preserve">          from BAGIC_PREPROD_CURATED_DB.UTILS.BA_TRV_DATA_POLICY_DTLS</w:t>
               <w:br/>
               <w:t xml:space="preserve">        union all</w:t>
               <w:br/>
-              <w:t xml:space="preserve">        -- via stg_travel__ba_trv_data_policy_dtls_mv</w:t>
+              <w:t xml:space="preserve">        -- via stg_travel__ba_trv_data_policy_dtls</w:t>
               <w:br/>
               <w:t xml:space="preserve">        select MD5_BINARY(NULLIF(UPPER(TRIM(CAST('HUB_PARTY|' || ((nullif(trim(to_varchar("INTERMEDIARY_CODE")), ''))) AS VARCHAR))), '')) as hkey,</w:t>
               <w:br/>
@@ -12306,7 +12306,7 @@
               <w:br/>
               <w:t xml:space="preserve">               to_varchar((nullif(trim(to_varchar("TRAVEL_AGENT_NAME")), ''))) as PARTY_FULL_NAME</w:t>
               <w:br/>
-              <w:t xml:space="preserve">          from BAGIC_PROD_MIRROR_DB.OPUS_GG_DWHSTAGE.BA_TRV_DATA_POLICY_DTLS_MV</w:t>
+              <w:t xml:space="preserve">          from BAGIC_PREPROD_CURATED_DB.UTILS.BA_TRV_DATA_POLICY_DTLS</w:t>
               <w:br/>
               <w:t xml:space="preserve">      )</w:t>
               <w:br/>
@@ -12352,7 +12352,7 @@
               <w:br/>
               <w:t xml:space="preserve">    select distinct PARTY_HKEY as hkey from BAGIC_PREPROD_CURATED_DB.BGIL_DATA_MODEL.SAT_PARTY_IDENTITY</w:t>
               <w:br/>
-              <w:t xml:space="preserve">     where RECORD_SOURCE = 'OPUS_BJAZ_TRV_LOADER_DATA_MV'</w:t>
+              <w:t xml:space="preserve">     where RECORD_SOURCE = 'OPUS_BJAZ_TRV_LOADER_DATA'</w:t>
               <w:br/>
               <w:t xml:space="preserve">     order by hkey</w:t>
               <w:br/>
@@ -12378,7 +12378,7 @@
               <w:br/>
               <w:t xml:space="preserve">      from BAGIC_PREPROD_CURATED_DB.BGIL_DATA_MODEL.SAT_PARTY_IDENTITY</w:t>
               <w:br/>
-              <w:t xml:space="preserve">     where RECORD_SOURCE = 'OPUS_BJAZ_TRV_LOADER_DATA_MV'</w:t>
+              <w:t xml:space="preserve">     where RECORD_SOURCE = 'OPUS_BJAZ_TRV_LOADER_DATA'</w:t>
               <w:br/>
               <w:t xml:space="preserve">       and PARTY_HKEY in (select hkey from s2)</w:t>
               <w:br/>
@@ -12392,7 +12392,7 @@
               <w:br/>
               <w:t xml:space="preserve">      from (</w:t>
               <w:br/>
-              <w:t xml:space="preserve">        -- via stg_travel__bjaz_trv_loader_data_mv</w:t>
+              <w:t xml:space="preserve">        -- via stg_travel__bjaz_trv_loader_data</w:t>
               <w:br/>
               <w:t xml:space="preserve">        select MD5_BINARY(NULLIF(UPPER(TRIM(CAST('HUB_PARTY|' || ((nullif(trim(to_varchar("PREMIUMPAYERID")), ''))) AS VARCHAR))), '')) as hkey,</w:t>
               <w:br/>
@@ -12410,7 +12410,7 @@
               <w:br/>
               <w:t xml:space="preserve">               to_varchar((nullif(trim(to_varchar("COMPANYNAME")), ''))) as PARTY_LEGAL_NAME</w:t>
               <w:br/>
-              <w:t xml:space="preserve">          from BAGIC_PROD_MIRROR_DB.OPUS_GG_DWHSTAGE.BJAZ_TRV_LOADER_DATA_MV</w:t>
+              <w:t xml:space="preserve">          from BAGIC_PREPROD_CURATED_DB.UTILS.BJAZ_TRV_LOADER_DATA</w:t>
               <w:br/>
               <w:t xml:space="preserve">      )</w:t>
               <w:br/>
@@ -12486,7 +12486,7 @@
               <w:br/>
               <w:t xml:space="preserve">    select distinct PARTY_HKEY as hkey from BAGIC_PREPROD_CURATED_DB.BGIL_DATA_MODEL.SAT_PARTY_IDENTITY</w:t>
               <w:br/>
-              <w:t xml:space="preserve">     where RECORD_SOURCE = 'OPUS_BJAZ_TRV_LOADER_LOG_TABLE_MV'</w:t>
+              <w:t xml:space="preserve">     where RECORD_SOURCE = 'OPUS_BJAZ_TRV_LOADER_LOG_TABLE'</w:t>
               <w:br/>
               <w:t xml:space="preserve">     order by hkey</w:t>
               <w:br/>
@@ -12516,7 +12516,7 @@
               <w:br/>
               <w:t xml:space="preserve">      from BAGIC_PREPROD_CURATED_DB.BGIL_DATA_MODEL.SAT_PARTY_IDENTITY</w:t>
               <w:br/>
-              <w:t xml:space="preserve">     where RECORD_SOURCE = 'OPUS_BJAZ_TRV_LOADER_LOG_TABLE_MV'</w:t>
+              <w:t xml:space="preserve">     where RECORD_SOURCE = 'OPUS_BJAZ_TRV_LOADER_LOG_TABLE'</w:t>
               <w:br/>
               <w:t xml:space="preserve">       and PARTY_HKEY in (select hkey from s3)</w:t>
               <w:br/>
@@ -12530,7 +12530,7 @@
               <w:br/>
               <w:t xml:space="preserve">      from (</w:t>
               <w:br/>
-              <w:t xml:space="preserve">        -- via stg_travel__bjaz_trv_loader_log_table_mv</w:t>
+              <w:t xml:space="preserve">        -- via stg_travel__bjaz_trv_loader_log_table</w:t>
               <w:br/>
               <w:t xml:space="preserve">        select MD5_BINARY(NULLIF(UPPER(TRIM(CAST('HUB_PARTY|' || ((nullif(trim(to_varchar("PREMIUMPAYERID")), ''))) AS VARCHAR))), '')) as hkey,</w:t>
               <w:br/>
@@ -12552,7 +12552,7 @@
               <w:br/>
               <w:t xml:space="preserve">               to_varchar((nullif(trim(to_varchar("TITLE")), ''))) as TITLE_CODE</w:t>
               <w:br/>
-              <w:t xml:space="preserve">          from BAGIC_PROD_MIRROR_DB.OPUS_GG_DWHSTAGE.BJAZ_TRV_LOADER_LOG_TABLE_MV</w:t>
+              <w:t xml:space="preserve">          from BAGIC_PREPROD_CURATED_DB.UTILS.BJAZ_TRV_LOADER_LOG_TABLE</w:t>
               <w:br/>
               <w:t xml:space="preserve">      )</w:t>
               <w:br/>
@@ -12644,7 +12644,7 @@
               <w:br/>
               <w:t xml:space="preserve">)</w:t>
               <w:br/>
-              <w:t xml:space="preserve">select 'OPUS' as project, 'SAT_PARTY_IDENTITY' as satellite, 'OPUS_BA_TRV_DATA_POLICY_DTLS_MV' as record_source, column_name,</w:t>
+              <w:t xml:space="preserve">select 'OPUS' as project, 'SAT_PARTY_IDENTITY' as satellite, 'OPUS_BA_TRV_DATA_POLICY_DTLS' as record_source, column_name,</w:t>
               <w:br/>
               <w:t xml:space="preserve">       count(*) as keys_compared,</w:t>
               <w:br/>
@@ -12666,7 +12666,7 @@
               <w:br/>
               <w:t xml:space="preserve">union all</w:t>
               <w:br/>
-              <w:t xml:space="preserve">select 'OPUS' as project, 'SAT_PARTY_IDENTITY' as satellite, 'OPUS_BJAZ_TRV_LOADER_DATA_MV' as record_source, column_name,</w:t>
+              <w:t xml:space="preserve">select 'OPUS' as project, 'SAT_PARTY_IDENTITY' as satellite, 'OPUS_BJAZ_TRV_LOADER_DATA' as record_source, column_name,</w:t>
               <w:br/>
               <w:t xml:space="preserve">       count(*) as keys_compared,</w:t>
               <w:br/>
@@ -12688,7 +12688,7 @@
               <w:br/>
               <w:t xml:space="preserve">union all</w:t>
               <w:br/>
-              <w:t xml:space="preserve">select 'OPUS' as project, 'SAT_PARTY_IDENTITY' as satellite, 'OPUS_BJAZ_TRV_LOADER_LOG_TABLE_MV' as record_source, column_name,</w:t>
+              <w:t xml:space="preserve">select 'OPUS' as project, 'SAT_PARTY_IDENTITY' as satellite, 'OPUS_BJAZ_TRV_LOADER_LOG_TABLE' as record_source, column_name,</w:t>
               <w:br/>
               <w:t xml:space="preserve">       count(*) as keys_compared,</w:t>
               <w:br/>
@@ -12962,7 +12962,7 @@
         <w:t xml:space="preserve">Note: </w:t>
       </w:r>
       <w:r>
-        <w:t xml:space="preserve">standard satellite, sat_multi_source; PK PARTY_HKEY; 2 RECORD_SOURCE group(s): OPUS_BJAZ_TRV_LOADER_DATA_MV [1 col(s)], OPUS_BJAZ_TRV_LOADER_LOG_TABLE_MV [1 col(s)].</w:t>
+        <w:t xml:space="preserve">standard satellite, sat_multi_source; PK PARTY_HKEY; 2 RECORD_SOURCE group(s): OPUS_BJAZ_TRV_LOADER_DATA [1 col(s)], OPUS_BJAZ_TRV_LOADER_LOG_TABLE [1 col(s)].</w:t>
       </w:r>
     </w:p>
     <w:p>
@@ -12997,7 +12997,7 @@
               <w:br/>
               <w:t xml:space="preserve">    select distinct PARTY_HKEY as hkey from BAGIC_PREPROD_CURATED_DB.BGIL_DATA_MODEL.SAT_PARTY_INDIVIDUAL_DEMOGRAPHICS</w:t>
               <w:br/>
-              <w:t xml:space="preserve">     where RECORD_SOURCE = 'OPUS_BJAZ_TRV_LOADER_DATA_MV'</w:t>
+              <w:t xml:space="preserve">     where RECORD_SOURCE = 'OPUS_BJAZ_TRV_LOADER_DATA'</w:t>
               <w:br/>
               <w:t xml:space="preserve">     order by hkey</w:t>
               <w:br/>
@@ -13013,7 +13013,7 @@
               <w:br/>
               <w:t xml:space="preserve">      from BAGIC_PREPROD_CURATED_DB.BGIL_DATA_MODEL.SAT_PARTY_INDIVIDUAL_DEMOGRAPHICS</w:t>
               <w:br/>
-              <w:t xml:space="preserve">     where RECORD_SOURCE = 'OPUS_BJAZ_TRV_LOADER_DATA_MV'</w:t>
+              <w:t xml:space="preserve">     where RECORD_SOURCE = 'OPUS_BJAZ_TRV_LOADER_DATA'</w:t>
               <w:br/>
               <w:t xml:space="preserve">       and PARTY_HKEY in (select hkey from s1)</w:t>
               <w:br/>
@@ -13027,7 +13027,7 @@
               <w:br/>
               <w:t xml:space="preserve">      from (</w:t>
               <w:br/>
-              <w:t xml:space="preserve">        -- via stg_travel__bjaz_trv_loader_data_mv</w:t>
+              <w:t xml:space="preserve">        -- via stg_travel__bjaz_trv_loader_data</w:t>
               <w:br/>
               <w:t xml:space="preserve">        select MD5_BINARY(NULLIF(UPPER(TRIM(CAST('HUB_PARTY|' || ((nullif(trim(to_varchar("PREMIUMPAYERID")), ''))) AS VARCHAR))), '')) as hkey,</w:t>
               <w:br/>
@@ -13035,7 +13035,7 @@
               <w:br/>
               <w:t xml:space="preserve">               to_varchar((nullif(trim(to_varchar("MARITALSTATUS")), ''))) as MARITAL_STATUS</w:t>
               <w:br/>
-              <w:t xml:space="preserve">          from BAGIC_PROD_MIRROR_DB.OPUS_GG_DWHSTAGE.BJAZ_TRV_LOADER_DATA_MV</w:t>
+              <w:t xml:space="preserve">          from BAGIC_PREPROD_CURATED_DB.UTILS.BJAZ_TRV_LOADER_DATA</w:t>
               <w:br/>
               <w:t xml:space="preserve">      )</w:t>
               <w:br/>
@@ -13061,7 +13061,7 @@
               <w:br/>
               <w:t xml:space="preserve">    select distinct PARTY_HKEY as hkey from BAGIC_PREPROD_CURATED_DB.BGIL_DATA_MODEL.SAT_PARTY_INDIVIDUAL_DEMOGRAPHICS</w:t>
               <w:br/>
-              <w:t xml:space="preserve">     where RECORD_SOURCE = 'OPUS_BJAZ_TRV_LOADER_LOG_TABLE_MV'</w:t>
+              <w:t xml:space="preserve">     where RECORD_SOURCE = 'OPUS_BJAZ_TRV_LOADER_LOG_TABLE'</w:t>
               <w:br/>
               <w:t xml:space="preserve">     order by hkey</w:t>
               <w:br/>
@@ -13077,7 +13077,7 @@
               <w:br/>
               <w:t xml:space="preserve">      from BAGIC_PREPROD_CURATED_DB.BGIL_DATA_MODEL.SAT_PARTY_INDIVIDUAL_DEMOGRAPHICS</w:t>
               <w:br/>
-              <w:t xml:space="preserve">     where RECORD_SOURCE = 'OPUS_BJAZ_TRV_LOADER_LOG_TABLE_MV'</w:t>
+              <w:t xml:space="preserve">     where RECORD_SOURCE = 'OPUS_BJAZ_TRV_LOADER_LOG_TABLE'</w:t>
               <w:br/>
               <w:t xml:space="preserve">       and PARTY_HKEY in (select hkey from s2)</w:t>
               <w:br/>
@@ -13091,7 +13091,7 @@
               <w:br/>
               <w:t xml:space="preserve">      from (</w:t>
               <w:br/>
-              <w:t xml:space="preserve">        -- via stg_travel__bjaz_trv_loader_log_table_mv</w:t>
+              <w:t xml:space="preserve">        -- via stg_travel__bjaz_trv_loader_log_table</w:t>
               <w:br/>
               <w:t xml:space="preserve">        select MD5_BINARY(NULLIF(UPPER(TRIM(CAST('HUB_PARTY|' || ((nullif(trim(to_varchar("PREMIUMPAYERID")), ''))) AS VARCHAR))), '')) as hkey,</w:t>
               <w:br/>
@@ -13099,7 +13099,7 @@
               <w:br/>
               <w:t xml:space="preserve">               to_varchar((nullif(trim(to_varchar("MARITALSTATUS")), ''))) as MARITAL_STATUS</w:t>
               <w:br/>
-              <w:t xml:space="preserve">          from BAGIC_PROD_MIRROR_DB.OPUS_GG_DWHSTAGE.BJAZ_TRV_LOADER_LOG_TABLE_MV</w:t>
+              <w:t xml:space="preserve">          from BAGIC_PREPROD_CURATED_DB.UTILS.BJAZ_TRV_LOADER_LOG_TABLE</w:t>
               <w:br/>
               <w:t xml:space="preserve">      )</w:t>
               <w:br/>
@@ -13121,7 +13121,7 @@
               <w:br/>
               <w:t xml:space="preserve">)</w:t>
               <w:br/>
-              <w:t xml:space="preserve">select 'OPUS' as project, 'SAT_PARTY_INDIVIDUAL_DEMOGRAPHICS' as satellite, 'OPUS_BJAZ_TRV_LOADER_DATA_MV' as record_source, column_name,</w:t>
+              <w:t xml:space="preserve">select 'OPUS' as project, 'SAT_PARTY_INDIVIDUAL_DEMOGRAPHICS' as satellite, 'OPUS_BJAZ_TRV_LOADER_DATA' as record_source, column_name,</w:t>
               <w:br/>
               <w:t xml:space="preserve">       count(*) as keys_compared,</w:t>
               <w:br/>
@@ -13143,7 +13143,7 @@
               <w:br/>
               <w:t xml:space="preserve">union all</w:t>
               <w:br/>
-              <w:t xml:space="preserve">select 'OPUS' as project, 'SAT_PARTY_INDIVIDUAL_DEMOGRAPHICS' as satellite, 'OPUS_BJAZ_TRV_LOADER_LOG_TABLE_MV' as record_source, column_name,</w:t>
+              <w:t xml:space="preserve">select 'OPUS' as project, 'SAT_PARTY_INDIVIDUAL_DEMOGRAPHICS' as satellite, 'OPUS_BJAZ_TRV_LOADER_LOG_TABLE' as record_source, column_name,</w:t>
               <w:br/>
               <w:t xml:space="preserve">       count(*) as keys_compared,</w:t>
               <w:br/>
@@ -13417,7 +13417,7 @@
         <w:t xml:space="preserve">Note: </w:t>
       </w:r>
       <w:r>
-        <w:t xml:space="preserve">standard satellite, ma_sat_multi_source; PK POLICY_HKEY, child key CLASSIFICATION_TYPE; 3 RECORD_SOURCE group(s): OPUS_BA_TRV_DATA_POLICY_DTLS_MV [1 col(s)], OPUS_BJAZ_TRV_LOADER_DATA_MV [1 col(s)], OPUS_BJAZ_TRV_LOADER_LOG_TABLE_MV [1 col(s)]. Multi-active: compared per (key, child key); latest = max LOAD_DATETIME per member.</w:t>
+        <w:t xml:space="preserve">standard satellite, ma_sat_multi_source; PK POLICY_HKEY, child key CLASSIFICATION_TYPE; 3 RECORD_SOURCE group(s): OPUS_BA_TRV_DATA_POLICY_DTLS [1 col(s)], OPUS_BJAZ_TRV_LOADER_DATA [1 col(s)], OPUS_BJAZ_TRV_LOADER_LOG_TABLE [1 col(s)]. Multi-active: compared per (key, child key); latest = max LOAD_DATETIME per member.</w:t>
       </w:r>
     </w:p>
     <w:p>
@@ -13452,7 +13452,7 @@
               <w:br/>
               <w:t xml:space="preserve">    select distinct POLICY_HKEY as hkey from BAGIC_PREPROD_CURATED_DB.BGIL_DATA_MODEL.SAT_POLICY_CLASSIFICATION</w:t>
               <w:br/>
-              <w:t xml:space="preserve">     where RECORD_SOURCE = 'OPUS_BA_TRV_DATA_POLICY_DTLS_MV'</w:t>
+              <w:t xml:space="preserve">     where RECORD_SOURCE = 'OPUS_BA_TRV_DATA_POLICY_DTLS'</w:t>
               <w:br/>
               <w:t xml:space="preserve">     order by hkey</w:t>
               <w:br/>
@@ -13470,7 +13470,7 @@
               <w:br/>
               <w:t xml:space="preserve">      from BAGIC_PREPROD_CURATED_DB.BGIL_DATA_MODEL.SAT_POLICY_CLASSIFICATION</w:t>
               <w:br/>
-              <w:t xml:space="preserve">     where RECORD_SOURCE = 'OPUS_BA_TRV_DATA_POLICY_DTLS_MV'</w:t>
+              <w:t xml:space="preserve">     where RECORD_SOURCE = 'OPUS_BA_TRV_DATA_POLICY_DTLS'</w:t>
               <w:br/>
               <w:t xml:space="preserve">       and POLICY_HKEY in (select hkey from s1)</w:t>
               <w:br/>
@@ -13484,7 +13484,7 @@
               <w:br/>
               <w:t xml:space="preserve">      from (</w:t>
               <w:br/>
-              <w:t xml:space="preserve">        -- via stg_travel__ba_trv_data_policy_dtls_mv</w:t>
+              <w:t xml:space="preserve">        -- via stg_travel__ba_trv_data_policy_dtls</w:t>
               <w:br/>
               <w:t xml:space="preserve">        select MD5_BINARY(NULLIF(UPPER(TRIM(CAST('HUB_POLICY|' || ((nullif(trim(to_varchar("TRV_DATA_NO")), ''))) AS VARCHAR))), '')) as hkey,</w:t>
               <w:br/>
@@ -13494,11 +13494,11 @@
               <w:br/>
               <w:t xml:space="preserve">               to_varchar((nullif(trim(to_varchar("CFT_FLAG")), ''))) as CLASSIFICATION_VALUE</w:t>
               <w:br/>
-              <w:t xml:space="preserve">          from BAGIC_PROD_MIRROR_DB.OPUS_GG_DWHSTAGE.BA_TRV_DATA_POLICY_DTLS_MV</w:t>
+              <w:t xml:space="preserve">          from BAGIC_PREPROD_CURATED_DB.UTILS.BA_TRV_DATA_POLICY_DTLS</w:t>
               <w:br/>
               <w:t xml:space="preserve">        union all</w:t>
               <w:br/>
-              <w:t xml:space="preserve">        -- via stg_travel__ba_trv_data_policy_dtls_mv</w:t>
+              <w:t xml:space="preserve">        -- via stg_travel__ba_trv_data_policy_dtls</w:t>
               <w:br/>
               <w:t xml:space="preserve">        select MD5_BINARY(NULLIF(UPPER(TRIM(CAST('HUB_POLICY|' || ((nullif(trim(to_varchar("TRV_DATA_NO")), ''))) AS VARCHAR))), '')) as hkey,</w:t>
               <w:br/>
@@ -13508,11 +13508,11 @@
               <w:br/>
               <w:t xml:space="preserve">               to_varchar((nullif(trim(to_varchar("FAMILY_FLAG")), ''))) as CLASSIFICATION_VALUE</w:t>
               <w:br/>
-              <w:t xml:space="preserve">          from BAGIC_PROD_MIRROR_DB.OPUS_GG_DWHSTAGE.BA_TRV_DATA_POLICY_DTLS_MV</w:t>
+              <w:t xml:space="preserve">          from BAGIC_PREPROD_CURATED_DB.UTILS.BA_TRV_DATA_POLICY_DTLS</w:t>
               <w:br/>
               <w:t xml:space="preserve">        union all</w:t>
               <w:br/>
-              <w:t xml:space="preserve">        -- via stg_travel__ba_trv_data_policy_dtls_mv</w:t>
+              <w:t xml:space="preserve">        -- via stg_travel__ba_trv_data_policy_dtls</w:t>
               <w:br/>
               <w:t xml:space="preserve">        select MD5_BINARY(NULLIF(UPPER(TRIM(CAST('HUB_POLICY|' || ((nullif(trim(to_varchar("TRV_DATA_NO")), ''))) AS VARCHAR))), '')) as hkey,</w:t>
               <w:br/>
@@ -13522,7 +13522,7 @@
               <w:br/>
               <w:t xml:space="preserve">               to_varchar((nullif(trim(to_varchar("TYPE_OF_BUSINESS")), ''))) as CLASSIFICATION_VALUE</w:t>
               <w:br/>
-              <w:t xml:space="preserve">          from BAGIC_PROD_MIRROR_DB.OPUS_GG_DWHSTAGE.BA_TRV_DATA_POLICY_DTLS_MV</w:t>
+              <w:t xml:space="preserve">          from BAGIC_PREPROD_CURATED_DB.UTILS.BA_TRV_DATA_POLICY_DTLS</w:t>
               <w:br/>
               <w:t xml:space="preserve">      )</w:t>
               <w:br/>
@@ -13548,7 +13548,7 @@
               <w:br/>
               <w:t xml:space="preserve">    select distinct POLICY_HKEY as hkey from BAGIC_PREPROD_CURATED_DB.BGIL_DATA_MODEL.SAT_POLICY_CLASSIFICATION</w:t>
               <w:br/>
-              <w:t xml:space="preserve">     where RECORD_SOURCE = 'OPUS_BJAZ_TRV_LOADER_DATA_MV'</w:t>
+              <w:t xml:space="preserve">     where RECORD_SOURCE = 'OPUS_BJAZ_TRV_LOADER_DATA'</w:t>
               <w:br/>
               <w:t xml:space="preserve">     order by hkey</w:t>
               <w:br/>
@@ -13566,7 +13566,7 @@
               <w:br/>
               <w:t xml:space="preserve">      from BAGIC_PREPROD_CURATED_DB.BGIL_DATA_MODEL.SAT_POLICY_CLASSIFICATION</w:t>
               <w:br/>
-              <w:t xml:space="preserve">     where RECORD_SOURCE = 'OPUS_BJAZ_TRV_LOADER_DATA_MV'</w:t>
+              <w:t xml:space="preserve">     where RECORD_SOURCE = 'OPUS_BJAZ_TRV_LOADER_DATA'</w:t>
               <w:br/>
               <w:t xml:space="preserve">       and POLICY_HKEY in (select hkey from s2)</w:t>
               <w:br/>
@@ -13580,7 +13580,7 @@
               <w:br/>
               <w:t xml:space="preserve">      from (</w:t>
               <w:br/>
-              <w:t xml:space="preserve">        -- via stg_travel__bjaz_trv_loader_data_mv</w:t>
+              <w:t xml:space="preserve">        -- via stg_travel__bjaz_trv_loader_data</w:t>
               <w:br/>
               <w:t xml:space="preserve">        select MD5_BINARY(NULLIF(UPPER(TRIM(CAST('HUB_POLICY|' || ((nullif(trim(to_varchar("POLICY_REF")), ''))) AS VARCHAR))), '')) as hkey,</w:t>
               <w:br/>
@@ -13590,7 +13590,7 @@
               <w:br/>
               <w:t xml:space="preserve">               to_varchar((nullif(trim(to_varchar("FAMILYFLAG")), ''))) as CLASSIFICATION_VALUE</w:t>
               <w:br/>
-              <w:t xml:space="preserve">          from BAGIC_PROD_MIRROR_DB.OPUS_GG_DWHSTAGE.BJAZ_TRV_LOADER_DATA_MV</w:t>
+              <w:t xml:space="preserve">          from BAGIC_PREPROD_CURATED_DB.UTILS.BJAZ_TRV_LOADER_DATA</w:t>
               <w:br/>
               <w:t xml:space="preserve">      )</w:t>
               <w:br/>
@@ -13616,7 +13616,7 @@
               <w:br/>
               <w:t xml:space="preserve">    select distinct POLICY_HKEY as hkey from BAGIC_PREPROD_CURATED_DB.BGIL_DATA_MODEL.SAT_POLICY_CLASSIFICATION</w:t>
               <w:br/>
-              <w:t xml:space="preserve">     where RECORD_SOURCE = 'OPUS_BJAZ_TRV_LOADER_LOG_TABLE_MV'</w:t>
+              <w:t xml:space="preserve">     where RECORD_SOURCE = 'OPUS_BJAZ_TRV_LOADER_LOG_TABLE'</w:t>
               <w:br/>
               <w:t xml:space="preserve">     order by hkey</w:t>
               <w:br/>
@@ -13634,7 +13634,7 @@
               <w:br/>
               <w:t xml:space="preserve">      from BAGIC_PREPROD_CURATED_DB.BGIL_DATA_MODEL.SAT_POLICY_CLASSIFICATION</w:t>
               <w:br/>
-              <w:t xml:space="preserve">     where RECORD_SOURCE = 'OPUS_BJAZ_TRV_LOADER_LOG_TABLE_MV'</w:t>
+              <w:t xml:space="preserve">     where RECORD_SOURCE = 'OPUS_BJAZ_TRV_LOADER_LOG_TABLE'</w:t>
               <w:br/>
               <w:t xml:space="preserve">       and POLICY_HKEY in (select hkey from s3)</w:t>
               <w:br/>
@@ -13648,7 +13648,7 @@
               <w:br/>
               <w:t xml:space="preserve">      from (</w:t>
               <w:br/>
-              <w:t xml:space="preserve">        -- via stg_travel__bjaz_trv_loader_log_table_mv</w:t>
+              <w:t xml:space="preserve">        -- via stg_travel__bjaz_trv_loader_log_table</w:t>
               <w:br/>
               <w:t xml:space="preserve">        select MD5_BINARY(NULLIF(UPPER(TRIM(CAST('HUB_POLICY|' || ((nullif(trim(to_varchar("POLICYNUMBER")), ''))) AS VARCHAR))), '')) as hkey,</w:t>
               <w:br/>
@@ -13658,11 +13658,11 @@
               <w:br/>
               <w:t xml:space="preserve">               to_varchar((nullif(trim(to_varchar("FAMILYFLAG")), ''))) as CLASSIFICATION_VALUE</w:t>
               <w:br/>
-              <w:t xml:space="preserve">          from BAGIC_PROD_MIRROR_DB.OPUS_GG_DWHSTAGE.BJAZ_TRV_LOADER_LOG_TABLE_MV</w:t>
+              <w:t xml:space="preserve">          from BAGIC_PREPROD_CURATED_DB.UTILS.BJAZ_TRV_LOADER_LOG_TABLE</w:t>
               <w:br/>
               <w:t xml:space="preserve">        union all</w:t>
               <w:br/>
-              <w:t xml:space="preserve">        -- via stg_travel__bjaz_trv_loader_log_table_mv</w:t>
+              <w:t xml:space="preserve">        -- via stg_travel__bjaz_trv_loader_log_table</w:t>
               <w:br/>
               <w:t xml:space="preserve">        select MD5_BINARY(NULLIF(UPPER(TRIM(CAST('HUB_POLICY|' || ((nullif(trim(to_varchar("POLICYNUMBER")), ''))) AS VARCHAR))), '')) as hkey,</w:t>
               <w:br/>
@@ -13672,7 +13672,7 @@
               <w:br/>
               <w:t xml:space="preserve">               to_varchar((nullif(trim(to_varchar("SCHEMECODE")), ''))) as CLASSIFICATION_VALUE</w:t>
               <w:br/>
-              <w:t xml:space="preserve">          from BAGIC_PROD_MIRROR_DB.OPUS_GG_DWHSTAGE.BJAZ_TRV_LOADER_LOG_TABLE_MV</w:t>
+              <w:t xml:space="preserve">          from BAGIC_PREPROD_CURATED_DB.UTILS.BJAZ_TRV_LOADER_LOG_TABLE</w:t>
               <w:br/>
               <w:t xml:space="preserve">      )</w:t>
               <w:br/>
@@ -13694,7 +13694,7 @@
               <w:br/>
               <w:t xml:space="preserve">)</w:t>
               <w:br/>
-              <w:t xml:space="preserve">select 'OPUS' as project, 'SAT_POLICY_CLASSIFICATION' as satellite, 'OPUS_BA_TRV_DATA_POLICY_DTLS_MV' as record_source, column_name,</w:t>
+              <w:t xml:space="preserve">select 'OPUS' as project, 'SAT_POLICY_CLASSIFICATION' as satellite, 'OPUS_BA_TRV_DATA_POLICY_DTLS' as record_source, column_name,</w:t>
               <w:br/>
               <w:t xml:space="preserve">       count(*) as keys_compared,</w:t>
               <w:br/>
@@ -13716,7 +13716,7 @@
               <w:br/>
               <w:t xml:space="preserve">union all</w:t>
               <w:br/>
-              <w:t xml:space="preserve">select 'OPUS' as project, 'SAT_POLICY_CLASSIFICATION' as satellite, 'OPUS_BJAZ_TRV_LOADER_DATA_MV' as record_source, column_name,</w:t>
+              <w:t xml:space="preserve">select 'OPUS' as project, 'SAT_POLICY_CLASSIFICATION' as satellite, 'OPUS_BJAZ_TRV_LOADER_DATA' as record_source, column_name,</w:t>
               <w:br/>
               <w:t xml:space="preserve">       count(*) as keys_compared,</w:t>
               <w:br/>
@@ -13738,7 +13738,7 @@
               <w:br/>
               <w:t xml:space="preserve">union all</w:t>
               <w:br/>
-              <w:t xml:space="preserve">select 'OPUS' as project, 'SAT_POLICY_CLASSIFICATION' as satellite, 'OPUS_BJAZ_TRV_LOADER_LOG_TABLE_MV' as record_source, column_name,</w:t>
+              <w:t xml:space="preserve">select 'OPUS' as project, 'SAT_POLICY_CLASSIFICATION' as satellite, 'OPUS_BJAZ_TRV_LOADER_LOG_TABLE' as record_source, column_name,</w:t>
               <w:br/>
               <w:t xml:space="preserve">       count(*) as keys_compared,</w:t>
               <w:br/>
@@ -14012,7 +14012,7 @@
         <w:t xml:space="preserve">Note: </w:t>
       </w:r>
       <w:r>
-        <w:t xml:space="preserve">standard satellite, sat_multi_source; PK POLICY_HKEY; 4 RECORD_SOURCE group(s): OPUS_BA_TRV_DATA_POLICY_DTLS_MV [9 col(s)], OPUS_BJAZ_TRV_LOADER_DATA_MV [2 col(s)], OPUS_BJAZ_TRV_LOADER_LOG_TABLE_MV [8 col(s)], OPUS_BJAZ_TRV_RIDER_DTLS_MV [2 col(s)]. stg2_policy_header_ba_trv_data_policy_dtls_mv: column(s) POLICY_TYPE, SUM_INSURED_TOTAL could not be traced to RAW on at least one arm -- excluded (first-cut: walk columns from resolved_mt__ views or joined-in stitch columns are not yet inlined into the sampled queries). stg2_policy_header_bjaz_trv_loader_data_mv: column(s) COVER_NOTE_DATE, COVER_NOTE_REFERENCE, ISSUE_DATE, MASTER_POLICY_REFERENCE, POLICY_NUMBER, POLICY_TYPE, RISK_EXPIRY_DATE, RISK_INCEPTION_DATE, SUM_INSURED_TOTAL could not be traced to RAW on at least one arm -- excluded (first-cut: walk columns from resolved_mt__ views or joined-in stitch columns are not yet inlined into the sampled queries). stg2_policy_header_bjaz_trv_loader_log_table_mv: column(s) NUMBER_OF_LIVES_COVERED, POLICY_NUMBER, POLICY_TYPE could not be traced to RAW on at least one arm -- excluded (first-cut: walk columns from resolved_mt__ views or joined-in stitch columns are not yet inlined into the sampled queries). stg2_policy_header_bjaz_trv_rider_dtls_mv: column(s) COVER_NOTE_DATE, COVER_NOTE_REFERENCE, ISSUE_DATE, MASTER_POLICY_REFERENCE, POLICY_NUMBER, RISK_EXPIRY_DATE, RISK_INCEPTION_DATE, RURAL_SECTOR_POLICY_INDICATOR, SUM_INSURED_TOTAL could not be traced to RAW on at least one arm -- excluded (first-cut: walk columns from resolved_mt__ views or joined-in stitch columns are not yet inlined into the sampled queries).</w:t>
+        <w:t xml:space="preserve">standard satellite, sat_multi_source; PK POLICY_HKEY; 4 RECORD_SOURCE group(s): OPUS_BA_TRV_DATA_POLICY_DTLS [9 col(s)], OPUS_BJAZ_TRV_LOADER_DATA [2 col(s)], OPUS_BJAZ_TRV_LOADER_LOG_TABLE [8 col(s)], OPUS_BJAZ_TRV_RIDER_DTLS [2 col(s)]. stg2_policy_header_ba_trv_data_policy_dtls: column(s) POLICY_TYPE, SUM_INSURED_TOTAL could not be traced to RAW on at least one arm -- excluded (first-cut: walk columns from resolved_mt__ views or joined-in stitch columns are not yet inlined into the sampled queries). stg2_policy_header_bjaz_trv_loader_data: column(s) COVER_NOTE_DATE, COVER_NOTE_REFERENCE, ISSUE_DATE, MASTER_POLICY_REFERENCE, POLICY_NUMBER, POLICY_TYPE, RISK_EXPIRY_DATE, RISK_INCEPTION_DATE, SUM_INSURED_TOTAL could not be traced to RAW on at least one arm -- excluded (first-cut: walk columns from resolved_mt__ views or joined-in stitch columns are not yet inlined into the sampled queries). stg2_policy_header_bjaz_trv_loader_log_table: column(s) NUMBER_OF_LIVES_COVERED, POLICY_NUMBER, POLICY_TYPE could not be traced to RAW on at least one arm -- excluded (first-cut: walk columns from resolved_mt__ views or joined-in stitch columns are not yet inlined into the sampled queries). stg2_policy_header_bjaz_trv_rider_dtls: column(s) COVER_NOTE_DATE, COVER_NOTE_REFERENCE, ISSUE_DATE, MASTER_POLICY_REFERENCE, POLICY_NUMBER, RISK_EXPIRY_DATE, RISK_INCEPTION_DATE, RURAL_SECTOR_POLICY_INDICATOR, SUM_INSURED_TOTAL could not be traced to RAW on at least one arm -- excluded (first-cut: walk columns from resolved_mt__ views or joined-in stitch columns are not yet inlined into the sampled queries).</w:t>
       </w:r>
     </w:p>
     <w:p>
@@ -14047,7 +14047,7 @@
               <w:br/>
               <w:t xml:space="preserve">    select distinct POLICY_HKEY as hkey from BAGIC_PREPROD_CURATED_DB.BGIL_DATA_MODEL.SAT_POLICY_HEADER</w:t>
               <w:br/>
-              <w:t xml:space="preserve">     where RECORD_SOURCE = 'OPUS_BA_TRV_DATA_POLICY_DTLS_MV'</w:t>
+              <w:t xml:space="preserve">     where RECORD_SOURCE = 'OPUS_BA_TRV_DATA_POLICY_DTLS'</w:t>
               <w:br/>
               <w:t xml:space="preserve">     order by hkey</w:t>
               <w:br/>
@@ -14079,7 +14079,7 @@
               <w:br/>
               <w:t xml:space="preserve">      from BAGIC_PREPROD_CURATED_DB.BGIL_DATA_MODEL.SAT_POLICY_HEADER</w:t>
               <w:br/>
-              <w:t xml:space="preserve">     where RECORD_SOURCE = 'OPUS_BA_TRV_DATA_POLICY_DTLS_MV'</w:t>
+              <w:t xml:space="preserve">     where RECORD_SOURCE = 'OPUS_BA_TRV_DATA_POLICY_DTLS'</w:t>
               <w:br/>
               <w:t xml:space="preserve">       and POLICY_HKEY in (select hkey from s1)</w:t>
               <w:br/>
@@ -14093,7 +14093,7 @@
               <w:br/>
               <w:t xml:space="preserve">      from (</w:t>
               <w:br/>
-              <w:t xml:space="preserve">        -- via stg_travel__ba_trv_data_policy_dtls_mv</w:t>
+              <w:t xml:space="preserve">        -- via stg_travel__ba_trv_data_policy_dtls</w:t>
               <w:br/>
               <w:t xml:space="preserve">        select MD5_BINARY(NULLIF(UPPER(TRIM(CAST('HUB_POLICY|' || ((nullif(trim(to_varchar("TRV_DATA_NO")), ''))) AS VARCHAR))), '')) as hkey,</w:t>
               <w:br/>
@@ -14117,7 +14117,7 @@
               <w:br/>
               <w:t xml:space="preserve">               to_varchar((nullif(trim(to_varchar("RURAL_FLAG")), ''))) as RURAL_SECTOR_POLICY_INDICATOR</w:t>
               <w:br/>
-              <w:t xml:space="preserve">          from BAGIC_PROD_MIRROR_DB.OPUS_GG_DWHSTAGE.BA_TRV_DATA_POLICY_DTLS_MV</w:t>
+              <w:t xml:space="preserve">          from BAGIC_PREPROD_CURATED_DB.UTILS.BA_TRV_DATA_POLICY_DTLS</w:t>
               <w:br/>
               <w:t xml:space="preserve">      )</w:t>
               <w:br/>
@@ -14223,7 +14223,7 @@
               <w:br/>
               <w:t xml:space="preserve">    select distinct POLICY_HKEY as hkey from BAGIC_PREPROD_CURATED_DB.BGIL_DATA_MODEL.SAT_POLICY_HEADER</w:t>
               <w:br/>
-              <w:t xml:space="preserve">     where RECORD_SOURCE = 'OPUS_BJAZ_TRV_LOADER_DATA_MV'</w:t>
+              <w:t xml:space="preserve">     where RECORD_SOURCE = 'OPUS_BJAZ_TRV_LOADER_DATA'</w:t>
               <w:br/>
               <w:t xml:space="preserve">     order by hkey</w:t>
               <w:br/>
@@ -14241,7 +14241,7 @@
               <w:br/>
               <w:t xml:space="preserve">      from BAGIC_PREPROD_CURATED_DB.BGIL_DATA_MODEL.SAT_POLICY_HEADER</w:t>
               <w:br/>
-              <w:t xml:space="preserve">     where RECORD_SOURCE = 'OPUS_BJAZ_TRV_LOADER_DATA_MV'</w:t>
+              <w:t xml:space="preserve">     where RECORD_SOURCE = 'OPUS_BJAZ_TRV_LOADER_DATA'</w:t>
               <w:br/>
               <w:t xml:space="preserve">       and POLICY_HKEY in (select hkey from s2)</w:t>
               <w:br/>
@@ -14255,7 +14255,7 @@
               <w:br/>
               <w:t xml:space="preserve">      from (</w:t>
               <w:br/>
-              <w:t xml:space="preserve">        -- via stg_travel__bjaz_trv_loader_data_mv</w:t>
+              <w:t xml:space="preserve">        -- via stg_travel__bjaz_trv_loader_data</w:t>
               <w:br/>
               <w:t xml:space="preserve">        select MD5_BINARY(NULLIF(UPPER(TRIM(CAST('HUB_POLICY|' || ((nullif(trim(to_varchar("POLICY_REF")), ''))) AS VARCHAR))), '')) as hkey,</w:t>
               <w:br/>
@@ -14265,7 +14265,7 @@
               <w:br/>
               <w:t xml:space="preserve">               to_varchar((nullif(trim(to_varchar("RURALFLAG")), ''))) as RURAL_SECTOR_POLICY_INDICATOR</w:t>
               <w:br/>
-              <w:t xml:space="preserve">          from BAGIC_PROD_MIRROR_DB.OPUS_GG_DWHSTAGE.BJAZ_TRV_LOADER_DATA_MV</w:t>
+              <w:t xml:space="preserve">          from BAGIC_PREPROD_CURATED_DB.UTILS.BJAZ_TRV_LOADER_DATA</w:t>
               <w:br/>
               <w:t xml:space="preserve">      )</w:t>
               <w:br/>
@@ -14301,7 +14301,7 @@
               <w:br/>
               <w:t xml:space="preserve">    select distinct POLICY_HKEY as hkey from BAGIC_PREPROD_CURATED_DB.BGIL_DATA_MODEL.SAT_POLICY_HEADER</w:t>
               <w:br/>
-              <w:t xml:space="preserve">     where RECORD_SOURCE = 'OPUS_BJAZ_TRV_LOADER_LOG_TABLE_MV'</w:t>
+              <w:t xml:space="preserve">     where RECORD_SOURCE = 'OPUS_BJAZ_TRV_LOADER_LOG_TABLE'</w:t>
               <w:br/>
               <w:t xml:space="preserve">     order by hkey</w:t>
               <w:br/>
@@ -14331,7 +14331,7 @@
               <w:br/>
               <w:t xml:space="preserve">      from BAGIC_PREPROD_CURATED_DB.BGIL_DATA_MODEL.SAT_POLICY_HEADER</w:t>
               <w:br/>
-              <w:t xml:space="preserve">     where RECORD_SOURCE = 'OPUS_BJAZ_TRV_LOADER_LOG_TABLE_MV'</w:t>
+              <w:t xml:space="preserve">     where RECORD_SOURCE = 'OPUS_BJAZ_TRV_LOADER_LOG_TABLE'</w:t>
               <w:br/>
               <w:t xml:space="preserve">       and POLICY_HKEY in (select hkey from s3)</w:t>
               <w:br/>
@@ -14345,7 +14345,7 @@
               <w:br/>
               <w:t xml:space="preserve">      from (</w:t>
               <w:br/>
-              <w:t xml:space="preserve">        -- via stg_travel__bjaz_trv_loader_log_table_mv</w:t>
+              <w:t xml:space="preserve">        -- via stg_travel__bjaz_trv_loader_log_table</w:t>
               <w:br/>
               <w:t xml:space="preserve">        select MD5_BINARY(NULLIF(UPPER(TRIM(CAST('HUB_POLICY|' || ((nullif(trim(to_varchar("POLICYNUMBER")), ''))) AS VARCHAR))), '')) as hkey,</w:t>
               <w:br/>
@@ -14367,7 +14367,7 @@
               <w:br/>
               <w:t xml:space="preserve">               to_varchar((nullif(trim(to_varchar("SUMINSURED")), ''))) as SUM_INSURED_TOTAL</w:t>
               <w:br/>
-              <w:t xml:space="preserve">          from BAGIC_PROD_MIRROR_DB.OPUS_GG_DWHSTAGE.BJAZ_TRV_LOADER_LOG_TABLE_MV</w:t>
+              <w:t xml:space="preserve">          from BAGIC_PREPROD_CURATED_DB.UTILS.BJAZ_TRV_LOADER_LOG_TABLE</w:t>
               <w:br/>
               <w:t xml:space="preserve">      )</w:t>
               <w:br/>
@@ -14463,7 +14463,7 @@
               <w:br/>
               <w:t xml:space="preserve">    select distinct POLICY_HKEY as hkey from BAGIC_PREPROD_CURATED_DB.BGIL_DATA_MODEL.SAT_POLICY_HEADER</w:t>
               <w:br/>
-              <w:t xml:space="preserve">     where RECORD_SOURCE = 'OPUS_BJAZ_TRV_RIDER_DTLS_MV'</w:t>
+              <w:t xml:space="preserve">     where RECORD_SOURCE = 'OPUS_BJAZ_TRV_RIDER_DTLS'</w:t>
               <w:br/>
               <w:t xml:space="preserve">     order by hkey</w:t>
               <w:br/>
@@ -14481,7 +14481,7 @@
               <w:br/>
               <w:t xml:space="preserve">      from BAGIC_PREPROD_CURATED_DB.BGIL_DATA_MODEL.SAT_POLICY_HEADER</w:t>
               <w:br/>
-              <w:t xml:space="preserve">     where RECORD_SOURCE = 'OPUS_BJAZ_TRV_RIDER_DTLS_MV'</w:t>
+              <w:t xml:space="preserve">     where RECORD_SOURCE = 'OPUS_BJAZ_TRV_RIDER_DTLS'</w:t>
               <w:br/>
               <w:t xml:space="preserve">       and POLICY_HKEY in (select hkey from s4)</w:t>
               <w:br/>
@@ -14495,7 +14495,7 @@
               <w:br/>
               <w:t xml:space="preserve">      from (</w:t>
               <w:br/>
-              <w:t xml:space="preserve">        -- via stg_travel__bjaz_trv_rider_dtls_mv</w:t>
+              <w:t xml:space="preserve">        -- via stg_travel__bjaz_trv_rider_dtls</w:t>
               <w:br/>
               <w:t xml:space="preserve">        select MD5_BINARY(NULLIF(UPPER(TRIM(CAST('HUB_POLICY|' || ((nullif(trim(to_varchar("TRV_DATA_NO")), ''))) AS VARCHAR))), '')) as hkey,</w:t>
               <w:br/>
@@ -14505,7 +14505,7 @@
               <w:br/>
               <w:t xml:space="preserve">               to_varchar((nullif(trim(to_varchar("P_POLICY_TYPE")), ''))) as POLICY_TYPE</w:t>
               <w:br/>
-              <w:t xml:space="preserve">          from BAGIC_PROD_MIRROR_DB.OPUS_GG_DWHSTAGE.BJAZ_TRV_RIDER_DTLS_MV</w:t>
+              <w:t xml:space="preserve">          from BAGIC_PREPROD_CURATED_DB.UTILS.BJAZ_TRV_RIDER_DTLS</w:t>
               <w:br/>
               <w:t xml:space="preserve">      )</w:t>
               <w:br/>
@@ -14537,7 +14537,7 @@
               <w:br/>
               <w:t xml:space="preserve">)</w:t>
               <w:br/>
-              <w:t xml:space="preserve">select 'OPUS' as project, 'SAT_POLICY_HEADER' as satellite, 'OPUS_BA_TRV_DATA_POLICY_DTLS_MV' as record_source, column_name,</w:t>
+              <w:t xml:space="preserve">select 'OPUS' as project, 'SAT_POLICY_HEADER' as satellite, 'OPUS_BA_TRV_DATA_POLICY_DTLS' as record_source, column_name,</w:t>
               <w:br/>
               <w:t xml:space="preserve">       count(*) as keys_compared,</w:t>
               <w:br/>
@@ -14559,7 +14559,7 @@
               <w:br/>
               <w:t xml:space="preserve">union all</w:t>
               <w:br/>
-              <w:t xml:space="preserve">select 'OPUS' as project, 'SAT_POLICY_HEADER' as satellite, 'OPUS_BJAZ_TRV_LOADER_DATA_MV' as record_source, column_name,</w:t>
+              <w:t xml:space="preserve">select 'OPUS' as project, 'SAT_POLICY_HEADER' as satellite, 'OPUS_BJAZ_TRV_LOADER_DATA' as record_source, column_name,</w:t>
               <w:br/>
               <w:t xml:space="preserve">       count(*) as keys_compared,</w:t>
               <w:br/>
@@ -14581,7 +14581,7 @@
               <w:br/>
               <w:t xml:space="preserve">union all</w:t>
               <w:br/>
-              <w:t xml:space="preserve">select 'OPUS' as project, 'SAT_POLICY_HEADER' as satellite, 'OPUS_BJAZ_TRV_LOADER_LOG_TABLE_MV' as record_source, column_name,</w:t>
+              <w:t xml:space="preserve">select 'OPUS' as project, 'SAT_POLICY_HEADER' as satellite, 'OPUS_BJAZ_TRV_LOADER_LOG_TABLE' as record_source, column_name,</w:t>
               <w:br/>
               <w:t xml:space="preserve">       count(*) as keys_compared,</w:t>
               <w:br/>
@@ -14603,7 +14603,7 @@
               <w:br/>
               <w:t xml:space="preserve">union all</w:t>
               <w:br/>
-              <w:t xml:space="preserve">select 'OPUS' as project, 'SAT_POLICY_HEADER' as satellite, 'OPUS_BJAZ_TRV_RIDER_DTLS_MV' as record_source, column_name,</w:t>
+              <w:t xml:space="preserve">select 'OPUS' as project, 'SAT_POLICY_HEADER' as satellite, 'OPUS_BJAZ_TRV_RIDER_DTLS' as record_source, column_name,</w:t>
               <w:br/>
               <w:t xml:space="preserve">       count(*) as keys_compared,</w:t>
               <w:br/>
@@ -14877,7 +14877,7 @@
         <w:t xml:space="preserve">Note: </w:t>
       </w:r>
       <w:r>
-        <w:t xml:space="preserve">standard satellite, sat_multi_source; PK POLICY_HKEY; 2 RECORD_SOURCE group(s): OPUS_BA_TRV_DATA_POLICY_DTLS_MV [1 col(s)], OPUS_BJAZ_TRV_LOADER_LOG_TABLE_MV [1 col(s)].</w:t>
+        <w:t xml:space="preserve">standard satellite, sat_multi_source; PK POLICY_HKEY; 2 RECORD_SOURCE group(s): OPUS_BA_TRV_DATA_POLICY_DTLS [1 col(s)], OPUS_BJAZ_TRV_LOADER_LOG_TABLE [1 col(s)].</w:t>
       </w:r>
     </w:p>
     <w:p>
@@ -14912,7 +14912,7 @@
               <w:br/>
               <w:t xml:space="preserve">    select distinct POLICY_HKEY as hkey from BAGIC_PREPROD_CURATED_DB.BGIL_DATA_MODEL.SAT_POLICY_TERMS</w:t>
               <w:br/>
-              <w:t xml:space="preserve">     where RECORD_SOURCE = 'OPUS_BA_TRV_DATA_POLICY_DTLS_MV'</w:t>
+              <w:t xml:space="preserve">     where RECORD_SOURCE = 'OPUS_BA_TRV_DATA_POLICY_DTLS'</w:t>
               <w:br/>
               <w:t xml:space="preserve">     order by hkey</w:t>
               <w:br/>
@@ -14928,7 +14928,7 @@
               <w:br/>
               <w:t xml:space="preserve">      from BAGIC_PREPROD_CURATED_DB.BGIL_DATA_MODEL.SAT_POLICY_TERMS</w:t>
               <w:br/>
-              <w:t xml:space="preserve">     where RECORD_SOURCE = 'OPUS_BA_TRV_DATA_POLICY_DTLS_MV'</w:t>
+              <w:t xml:space="preserve">     where RECORD_SOURCE = 'OPUS_BA_TRV_DATA_POLICY_DTLS'</w:t>
               <w:br/>
               <w:t xml:space="preserve">       and POLICY_HKEY in (select hkey from s1)</w:t>
               <w:br/>
@@ -14942,7 +14942,7 @@
               <w:br/>
               <w:t xml:space="preserve">      from (</w:t>
               <w:br/>
-              <w:t xml:space="preserve">        -- via stg_travel__ba_trv_data_policy_dtls_mv</w:t>
+              <w:t xml:space="preserve">        -- via stg_travel__ba_trv_data_policy_dtls</w:t>
               <w:br/>
               <w:t xml:space="preserve">        select MD5_BINARY(NULLIF(UPPER(TRIM(CAST('HUB_POLICY|' || ((nullif(trim(to_varchar("TRV_DATA_NO")), ''))) AS VARCHAR))), '')) as hkey,</w:t>
               <w:br/>
@@ -14950,7 +14950,7 @@
               <w:br/>
               <w:t xml:space="preserve">               to_varchar((nullif(trim(to_varchar("SP_CONDITION")), ''))) as SPECIAL_CONDITIONS</w:t>
               <w:br/>
-              <w:t xml:space="preserve">          from BAGIC_PROD_MIRROR_DB.OPUS_GG_DWHSTAGE.BA_TRV_DATA_POLICY_DTLS_MV</w:t>
+              <w:t xml:space="preserve">          from BAGIC_PREPROD_CURATED_DB.UTILS.BA_TRV_DATA_POLICY_DTLS</w:t>
               <w:br/>
               <w:t xml:space="preserve">      )</w:t>
               <w:br/>
@@ -14976,7 +14976,7 @@
               <w:br/>
               <w:t xml:space="preserve">    select distinct POLICY_HKEY as hkey from BAGIC_PREPROD_CURATED_DB.BGIL_DATA_MODEL.SAT_POLICY_TERMS</w:t>
               <w:br/>
-              <w:t xml:space="preserve">     where RECORD_SOURCE = 'OPUS_BJAZ_TRV_LOADER_LOG_TABLE_MV'</w:t>
+              <w:t xml:space="preserve">     where RECORD_SOURCE = 'OPUS_BJAZ_TRV_LOADER_LOG_TABLE'</w:t>
               <w:br/>
               <w:t xml:space="preserve">     order by hkey</w:t>
               <w:br/>
@@ -14992,7 +14992,7 @@
               <w:br/>
               <w:t xml:space="preserve">      from BAGIC_PREPROD_CURATED_DB.BGIL_DATA_MODEL.SAT_POLICY_TERMS</w:t>
               <w:br/>
-              <w:t xml:space="preserve">     where RECORD_SOURCE = 'OPUS_BJAZ_TRV_LOADER_LOG_TABLE_MV'</w:t>
+              <w:t xml:space="preserve">     where RECORD_SOURCE = 'OPUS_BJAZ_TRV_LOADER_LOG_TABLE'</w:t>
               <w:br/>
               <w:t xml:space="preserve">       and POLICY_HKEY in (select hkey from s2)</w:t>
               <w:br/>
@@ -15006,7 +15006,7 @@
               <w:br/>
               <w:t xml:space="preserve">      from (</w:t>
               <w:br/>
-              <w:t xml:space="preserve">        -- via stg_travel__bjaz_trv_loader_log_table_mv</w:t>
+              <w:t xml:space="preserve">        -- via stg_travel__bjaz_trv_loader_log_table</w:t>
               <w:br/>
               <w:t xml:space="preserve">        select MD5_BINARY(NULLIF(UPPER(TRIM(CAST('HUB_POLICY|' || ((nullif(trim(to_varchar("POLICYNUMBER")), ''))) AS VARCHAR))), '')) as hkey,</w:t>
               <w:br/>
@@ -15014,7 +15014,7 @@
               <w:br/>
               <w:t xml:space="preserve">               to_varchar((nullif(trim(to_varchar("SPCONDITION")), ''))) as SPECIAL_CONDITIONS</w:t>
               <w:br/>
-              <w:t xml:space="preserve">          from BAGIC_PROD_MIRROR_DB.OPUS_GG_DWHSTAGE.BJAZ_TRV_LOADER_LOG_TABLE_MV</w:t>
+              <w:t xml:space="preserve">          from BAGIC_PREPROD_CURATED_DB.UTILS.BJAZ_TRV_LOADER_LOG_TABLE</w:t>
               <w:br/>
               <w:t xml:space="preserve">      )</w:t>
               <w:br/>
@@ -15036,7 +15036,7 @@
               <w:br/>
               <w:t xml:space="preserve">)</w:t>
               <w:br/>
-              <w:t xml:space="preserve">select 'OPUS' as project, 'SAT_POLICY_TERMS' as satellite, 'OPUS_BA_TRV_DATA_POLICY_DTLS_MV' as record_source, column_name,</w:t>
+              <w:t xml:space="preserve">select 'OPUS' as project, 'SAT_POLICY_TERMS' as satellite, 'OPUS_BA_TRV_DATA_POLICY_DTLS' as record_source, column_name,</w:t>
               <w:br/>
               <w:t xml:space="preserve">       count(*) as keys_compared,</w:t>
               <w:br/>
@@ -15058,7 +15058,7 @@
               <w:br/>
               <w:t xml:space="preserve">union all</w:t>
               <w:br/>
-              <w:t xml:space="preserve">select 'OPUS' as project, 'SAT_POLICY_TERMS' as satellite, 'OPUS_BJAZ_TRV_LOADER_LOG_TABLE_MV' as record_source, column_name,</w:t>
+              <w:t xml:space="preserve">select 'OPUS' as project, 'SAT_POLICY_TERMS' as satellite, 'OPUS_BJAZ_TRV_LOADER_LOG_TABLE' as record_source, column_name,</w:t>
               <w:br/>
               <w:t xml:space="preserve">       count(*) as keys_compared,</w:t>
               <w:br/>
@@ -15332,7 +15332,7 @@
         <w:t xml:space="preserve">Note: </w:t>
       </w:r>
       <w:r>
-        <w:t xml:space="preserve">standard satellite, sat_multi_source; PK PRODUCT_HKEY; 3 RECORD_SOURCE group(s): OPUS_BA_TRV_DATA_POLICY_DTLS_MV [3 col(s)], OPUS_BA_TRV_PLAN_MST_MV [5 col(s)], OPUS_BJAZ_TRV_LOADER_DATA_MV [1 col(s)]. stg2_product_definition_ba_trv_data_policy_dtls_mv: column(s) PRODUCT_DISPLAY_NAME, PRODUCT_STATUS could not be traced to RAW on at least one arm -- excluded (first-cut: walk columns from resolved_mt__ views or joined-in stitch columns are not yet inlined into the sampled queries). stg2_product_definition_bjaz_trv_loader_data_mv: column(s) PRODUCT_CODE, PRODUCT_DISPLAY_NAME, PRODUCT_NAME, PRODUCT_STATUS could not be traced to RAW on at least one arm -- excluded (first-cut: walk columns from resolved_mt__ views or joined-in stitch columns are not yet inlined into the sampled queries).</w:t>
+        <w:t xml:space="preserve">standard satellite, sat_multi_source; PK PRODUCT_HKEY; 3 RECORD_SOURCE group(s): OPUS_BA_TRV_DATA_POLICY_DTLS [3 col(s)], OPUS_BA_TRV_PLAN_MST [5 col(s)], OPUS_BJAZ_TRV_LOADER_DATA [1 col(s)]. stg2_product_definition_ba_trv_data_policy_dtls: column(s) PRODUCT_DISPLAY_NAME, PRODUCT_STATUS could not be traced to RAW on at least one arm -- excluded (first-cut: walk columns from resolved_mt__ views or joined-in stitch columns are not yet inlined into the sampled queries). stg2_product_definition_bjaz_trv_loader_data: column(s) PRODUCT_CODE, PRODUCT_DISPLAY_NAME, PRODUCT_NAME, PRODUCT_STATUS could not be traced to RAW on at least one arm -- excluded (first-cut: walk columns from resolved_mt__ views or joined-in stitch columns are not yet inlined into the sampled queries).</w:t>
       </w:r>
     </w:p>
     <w:p>
@@ -15367,7 +15367,7 @@
               <w:br/>
               <w:t xml:space="preserve">    select distinct PRODUCT_HKEY as hkey from BAGIC_PREPROD_CURATED_DB.BGIL_DATA_MODEL.SAT_PRODUCT_DEFINITION</w:t>
               <w:br/>
-              <w:t xml:space="preserve">     where RECORD_SOURCE = 'OPUS_BA_TRV_DATA_POLICY_DTLS_MV'</w:t>
+              <w:t xml:space="preserve">     where RECORD_SOURCE = 'OPUS_BA_TRV_DATA_POLICY_DTLS'</w:t>
               <w:br/>
               <w:t xml:space="preserve">     order by hkey</w:t>
               <w:br/>
@@ -15387,7 +15387,7 @@
               <w:br/>
               <w:t xml:space="preserve">      from BAGIC_PREPROD_CURATED_DB.BGIL_DATA_MODEL.SAT_PRODUCT_DEFINITION</w:t>
               <w:br/>
-              <w:t xml:space="preserve">     where RECORD_SOURCE = 'OPUS_BA_TRV_DATA_POLICY_DTLS_MV'</w:t>
+              <w:t xml:space="preserve">     where RECORD_SOURCE = 'OPUS_BA_TRV_DATA_POLICY_DTLS'</w:t>
               <w:br/>
               <w:t xml:space="preserve">       and PRODUCT_HKEY in (select hkey from s1)</w:t>
               <w:br/>
@@ -15401,7 +15401,7 @@
               <w:br/>
               <w:t xml:space="preserve">      from (</w:t>
               <w:br/>
-              <w:t xml:space="preserve">        -- via stg_travel__ba_trv_data_policy_dtls_mv</w:t>
+              <w:t xml:space="preserve">        -- via stg_travel__ba_trv_data_policy_dtls</w:t>
               <w:br/>
               <w:t xml:space="preserve">        select MD5_BINARY(NULLIF(UPPER(TRIM(CAST('HUB_PRODUCT|' || ((nullif(trim(to_varchar("PRODUCT_CODE")), ''))) AS VARCHAR))), '')) as hkey,</w:t>
               <w:br/>
@@ -15413,7 +15413,7 @@
               <w:br/>
               <w:t xml:space="preserve">               to_varchar((nullif(trim(to_varchar("TRAVEL_PLAN_NM")), ''))) as PRODUCT_NAME</w:t>
               <w:br/>
-              <w:t xml:space="preserve">          from BAGIC_PROD_MIRROR_DB.OPUS_GG_DWHSTAGE.BA_TRV_DATA_POLICY_DTLS_MV</w:t>
+              <w:t xml:space="preserve">          from BAGIC_PREPROD_CURATED_DB.UTILS.BA_TRV_DATA_POLICY_DTLS</w:t>
               <w:br/>
               <w:t xml:space="preserve">      )</w:t>
               <w:br/>
@@ -15459,7 +15459,7 @@
               <w:br/>
               <w:t xml:space="preserve">    select distinct PRODUCT_HKEY as hkey from BAGIC_PREPROD_CURATED_DB.BGIL_DATA_MODEL.SAT_PRODUCT_DEFINITION</w:t>
               <w:br/>
-              <w:t xml:space="preserve">     where RECORD_SOURCE = 'OPUS_BA_TRV_PLAN_MST_MV'</w:t>
+              <w:t xml:space="preserve">     where RECORD_SOURCE = 'OPUS_BA_TRV_PLAN_MST'</w:t>
               <w:br/>
               <w:t xml:space="preserve">     order by hkey</w:t>
               <w:br/>
@@ -15483,7 +15483,7 @@
               <w:br/>
               <w:t xml:space="preserve">      from BAGIC_PREPROD_CURATED_DB.BGIL_DATA_MODEL.SAT_PRODUCT_DEFINITION</w:t>
               <w:br/>
-              <w:t xml:space="preserve">     where RECORD_SOURCE = 'OPUS_BA_TRV_PLAN_MST_MV'</w:t>
+              <w:t xml:space="preserve">     where RECORD_SOURCE = 'OPUS_BA_TRV_PLAN_MST'</w:t>
               <w:br/>
               <w:t xml:space="preserve">       and PRODUCT_HKEY in (select hkey from s2)</w:t>
               <w:br/>
@@ -15497,7 +15497,7 @@
               <w:br/>
               <w:t xml:space="preserve">      from (</w:t>
               <w:br/>
-              <w:t xml:space="preserve">        -- via stg_travel__ba_trv_plan_mst_mv</w:t>
+              <w:t xml:space="preserve">        -- via stg_travel__ba_trv_plan_mst</w:t>
               <w:br/>
               <w:t xml:space="preserve">        select MD5_BINARY(NULLIF(UPPER(TRIM(CAST('HUB_PRODUCT|' || ((nullif(trim(to_varchar("PLAN_NO")), ''))) AS VARCHAR))), '')) as hkey,</w:t>
               <w:br/>
@@ -15513,7 +15513,7 @@
               <w:br/>
               <w:t xml:space="preserve">               to_varchar((nullif(trim(to_varchar("ACTIVE_STATUS")), ''))) as PRODUCT_STATUS</w:t>
               <w:br/>
-              <w:t xml:space="preserve">          from BAGIC_PROD_MIRROR_DB.OPUS_GG_DWHSTAGE.BA_TRV_PLAN_MST_MV</w:t>
+              <w:t xml:space="preserve">          from BAGIC_PREPROD_CURATED_DB.UTILS.BA_TRV_PLAN_MST</w:t>
               <w:br/>
               <w:t xml:space="preserve">      )</w:t>
               <w:br/>
@@ -15579,7 +15579,7 @@
               <w:br/>
               <w:t xml:space="preserve">    select distinct PRODUCT_HKEY as hkey from BAGIC_PREPROD_CURATED_DB.BGIL_DATA_MODEL.SAT_PRODUCT_DEFINITION</w:t>
               <w:br/>
-              <w:t xml:space="preserve">     where RECORD_SOURCE = 'OPUS_BJAZ_TRV_LOADER_DATA_MV'</w:t>
+              <w:t xml:space="preserve">     where RECORD_SOURCE = 'OPUS_BJAZ_TRV_LOADER_DATA'</w:t>
               <w:br/>
               <w:t xml:space="preserve">     order by hkey</w:t>
               <w:br/>
@@ -15595,7 +15595,7 @@
               <w:br/>
               <w:t xml:space="preserve">      from BAGIC_PREPROD_CURATED_DB.BGIL_DATA_MODEL.SAT_PRODUCT_DEFINITION</w:t>
               <w:br/>
-              <w:t xml:space="preserve">     where RECORD_SOURCE = 'OPUS_BJAZ_TRV_LOADER_DATA_MV'</w:t>
+              <w:t xml:space="preserve">     where RECORD_SOURCE = 'OPUS_BJAZ_TRV_LOADER_DATA'</w:t>
               <w:br/>
               <w:t xml:space="preserve">       and PRODUCT_HKEY in (select hkey from s3)</w:t>
               <w:br/>
@@ -15609,7 +15609,7 @@
               <w:br/>
               <w:t xml:space="preserve">      from (</w:t>
               <w:br/>
-              <w:t xml:space="preserve">        -- via stg_travel__bjaz_trv_loader_data_mv</w:t>
+              <w:t xml:space="preserve">        -- via stg_travel__bjaz_trv_loader_data</w:t>
               <w:br/>
               <w:t xml:space="preserve">        select MD5_BINARY(NULLIF(UPPER(TRIM(CAST('HUB_PRODUCT|' || ((nullif(trim(to_varchar("PLAN")), ''))) AS VARCHAR))), '')) as hkey,</w:t>
               <w:br/>
@@ -15617,7 +15617,7 @@
               <w:br/>
               <w:t xml:space="preserve">               to_varchar((nullif(trim(to_varchar("TRAVELPLANCATEGORY")), ''))) as PRODUCT_CATEGORY</w:t>
               <w:br/>
-              <w:t xml:space="preserve">          from BAGIC_PROD_MIRROR_DB.OPUS_GG_DWHSTAGE.BJAZ_TRV_LOADER_DATA_MV</w:t>
+              <w:t xml:space="preserve">          from BAGIC_PREPROD_CURATED_DB.UTILS.BJAZ_TRV_LOADER_DATA</w:t>
               <w:br/>
               <w:t xml:space="preserve">      )</w:t>
               <w:br/>
@@ -15639,7 +15639,7 @@
               <w:br/>
               <w:t xml:space="preserve">)</w:t>
               <w:br/>
-              <w:t xml:space="preserve">select 'OPUS' as project, 'SAT_PRODUCT_DEFINITION' as satellite, 'OPUS_BA_TRV_DATA_POLICY_DTLS_MV' as record_source, column_name,</w:t>
+              <w:t xml:space="preserve">select 'OPUS' as project, 'SAT_PRODUCT_DEFINITION' as satellite, 'OPUS_BA_TRV_DATA_POLICY_DTLS' as record_source, column_name,</w:t>
               <w:br/>
               <w:t xml:space="preserve">       count(*) as keys_compared,</w:t>
               <w:br/>
@@ -15661,7 +15661,7 @@
               <w:br/>
               <w:t xml:space="preserve">union all</w:t>
               <w:br/>
-              <w:t xml:space="preserve">select 'OPUS' as project, 'SAT_PRODUCT_DEFINITION' as satellite, 'OPUS_BA_TRV_PLAN_MST_MV' as record_source, column_name,</w:t>
+              <w:t xml:space="preserve">select 'OPUS' as project, 'SAT_PRODUCT_DEFINITION' as satellite, 'OPUS_BA_TRV_PLAN_MST' as record_source, column_name,</w:t>
               <w:br/>
               <w:t xml:space="preserve">       count(*) as keys_compared,</w:t>
               <w:br/>
@@ -15683,7 +15683,7 @@
               <w:br/>
               <w:t xml:space="preserve">union all</w:t>
               <w:br/>
-              <w:t xml:space="preserve">select 'OPUS' as project, 'SAT_PRODUCT_DEFINITION' as satellite, 'OPUS_BJAZ_TRV_LOADER_DATA_MV' as record_source, column_name,</w:t>
+              <w:t xml:space="preserve">select 'OPUS' as project, 'SAT_PRODUCT_DEFINITION' as satellite, 'OPUS_BJAZ_TRV_LOADER_DATA' as record_source, column_name,</w:t>
               <w:br/>
               <w:t xml:space="preserve">       count(*) as keys_compared,</w:t>
               <w:br/>
@@ -15957,7 +15957,7 @@
         <w:t xml:space="preserve">Note: </w:t>
       </w:r>
       <w:r>
-        <w:t xml:space="preserve">standard satellite, ma_sat_multi_source; PK PRODUCT_HKEY, child key ACTIVE_SEQUENCE_NUMBER; 1 RECORD_SOURCE group(s): OPUS_BJAZ_TRV_RATE_MASTER_MV [2 col(s)]. Multi-active: compared per (key, child key); latest = max LOAD_DATETIME per member. stg2_product_rating_factor_bjaz_trv_rate_master_mv_0: column(s) VALUE_RANGE_TO could not be traced to RAW on at least one arm -- excluded (first-cut: walk columns from resolved_mt__ views or joined-in stitch columns are not yet inlined into the sampled queries).</w:t>
+        <w:t xml:space="preserve">standard satellite, ma_sat_multi_source; PK PRODUCT_HKEY, child key ACTIVE_SEQUENCE_NUMBER; 1 RECORD_SOURCE group(s): OPUS_BJAZ_TRV_RATE_MASTER [2 col(s)]. Multi-active: compared per (key, child key); latest = max LOAD_DATETIME per member. stg2_product_rating_factor_bjaz_trv_rate_master_0: column(s) VALUE_RANGE_TO could not be traced to RAW on at least one arm -- excluded (first-cut: walk columns from resolved_mt__ views or joined-in stitch columns are not yet inlined into the sampled queries).</w:t>
       </w:r>
     </w:p>
     <w:p>
@@ -15992,7 +15992,7 @@
               <w:br/>
               <w:t xml:space="preserve">    select distinct PRODUCT_HKEY as hkey from BAGIC_PREPROD_CURATED_DB.BGIL_DATA_MODEL.SAT_PRODUCT_RATING_FACTOR</w:t>
               <w:br/>
-              <w:t xml:space="preserve">     where RECORD_SOURCE = 'OPUS_BJAZ_TRV_RATE_MASTER_MV'</w:t>
+              <w:t xml:space="preserve">     where RECORD_SOURCE = 'OPUS_BJAZ_TRV_RATE_MASTER'</w:t>
               <w:br/>
               <w:t xml:space="preserve">     order by hkey</w:t>
               <w:br/>
@@ -16012,7 +16012,7 @@
               <w:br/>
               <w:t xml:space="preserve">      from BAGIC_PREPROD_CURATED_DB.BGIL_DATA_MODEL.SAT_PRODUCT_RATING_FACTOR</w:t>
               <w:br/>
-              <w:t xml:space="preserve">     where RECORD_SOURCE = 'OPUS_BJAZ_TRV_RATE_MASTER_MV'</w:t>
+              <w:t xml:space="preserve">     where RECORD_SOURCE = 'OPUS_BJAZ_TRV_RATE_MASTER'</w:t>
               <w:br/>
               <w:t xml:space="preserve">       and PRODUCT_HKEY in (select hkey from s1)</w:t>
               <w:br/>
@@ -16026,7 +16026,7 @@
               <w:br/>
               <w:t xml:space="preserve">      from (</w:t>
               <w:br/>
-              <w:t xml:space="preserve">        -- via stg_travel__bjaz_trv_rate_master_mv</w:t>
+              <w:t xml:space="preserve">        -- via stg_travel__bjaz_trv_rate_master</w:t>
               <w:br/>
               <w:t xml:space="preserve">        select MD5_BINARY(NULLIF(UPPER(TRIM(CAST('HUB_PRODUCT|' || ((nullif(trim(to_varchar("PLAN")), ''))) AS VARCHAR))), '')) as hkey,</w:t>
               <w:br/>
@@ -16038,11 +16038,11 @@
               <w:br/>
               <w:t xml:space="preserve">               cast(null as varchar) as VALUE_RANGE_TO</w:t>
               <w:br/>
-              <w:t xml:space="preserve">          from BAGIC_PROD_MIRROR_DB.OPUS_GG_DWHSTAGE.BJAZ_TRV_RATE_MASTER_MV</w:t>
+              <w:t xml:space="preserve">          from BAGIC_PREPROD_CURATED_DB.UTILS.BJAZ_TRV_RATE_MASTER</w:t>
               <w:br/>
               <w:t xml:space="preserve">        union all</w:t>
               <w:br/>
-              <w:t xml:space="preserve">        -- via stg_travel__bjaz_trv_rate_master_mv</w:t>
+              <w:t xml:space="preserve">        -- via stg_travel__bjaz_trv_rate_master</w:t>
               <w:br/>
               <w:t xml:space="preserve">        select MD5_BINARY(NULLIF(UPPER(TRIM(CAST('HUB_PRODUCT|' || ((nullif(trim(to_varchar("PLAN")), ''))) AS VARCHAR))), '')) as hkey,</w:t>
               <w:br/>
@@ -16054,11 +16054,11 @@
               <w:br/>
               <w:t xml:space="preserve">               to_varchar(("AGE_TO"::number)) as VALUE_RANGE_TO</w:t>
               <w:br/>
-              <w:t xml:space="preserve">          from BAGIC_PROD_MIRROR_DB.OPUS_GG_DWHSTAGE.BJAZ_TRV_RATE_MASTER_MV</w:t>
+              <w:t xml:space="preserve">          from BAGIC_PREPROD_CURATED_DB.UTILS.BJAZ_TRV_RATE_MASTER</w:t>
               <w:br/>
               <w:t xml:space="preserve">        union all</w:t>
               <w:br/>
-              <w:t xml:space="preserve">        -- via stg_travel__bjaz_trv_rate_master_mv</w:t>
+              <w:t xml:space="preserve">        -- via stg_travel__bjaz_trv_rate_master</w:t>
               <w:br/>
               <w:t xml:space="preserve">        select MD5_BINARY(NULLIF(UPPER(TRIM(CAST('HUB_PRODUCT|' || ((nullif(trim(to_varchar("PLAN")), ''))) AS VARCHAR))), '')) as hkey,</w:t>
               <w:br/>
@@ -16070,11 +16070,11 @@
               <w:br/>
               <w:t xml:space="preserve">               cast(null as varchar) as VALUE_RANGE_TO</w:t>
               <w:br/>
-              <w:t xml:space="preserve">          from BAGIC_PROD_MIRROR_DB.OPUS_GG_DWHSTAGE.BJAZ_TRV_RATE_MASTER_MV</w:t>
+              <w:t xml:space="preserve">          from BAGIC_PREPROD_CURATED_DB.UTILS.BJAZ_TRV_RATE_MASTER</w:t>
               <w:br/>
               <w:t xml:space="preserve">        union all</w:t>
               <w:br/>
-              <w:t xml:space="preserve">        -- via stg_travel__bjaz_trv_rate_master_mv</w:t>
+              <w:t xml:space="preserve">        -- via stg_travel__bjaz_trv_rate_master</w:t>
               <w:br/>
               <w:t xml:space="preserve">        select MD5_BINARY(NULLIF(UPPER(TRIM(CAST('HUB_PRODUCT|' || ((nullif(trim(to_varchar("PLAN")), ''))) AS VARCHAR))), '')) as hkey,</w:t>
               <w:br/>
@@ -16086,7 +16086,7 @@
               <w:br/>
               <w:t xml:space="preserve">               to_varchar(("DAYS_TO"::number)) as VALUE_RANGE_TO</w:t>
               <w:br/>
-              <w:t xml:space="preserve">          from BAGIC_PROD_MIRROR_DB.OPUS_GG_DWHSTAGE.BJAZ_TRV_RATE_MASTER_MV</w:t>
+              <w:t xml:space="preserve">          from BAGIC_PREPROD_CURATED_DB.UTILS.BJAZ_TRV_RATE_MASTER</w:t>
               <w:br/>
               <w:t xml:space="preserve">      )</w:t>
               <w:br/>
@@ -16118,7 +16118,7 @@
               <w:br/>
               <w:t xml:space="preserve">)</w:t>
               <w:br/>
-              <w:t xml:space="preserve">select 'OPUS' as project, 'SAT_PRODUCT_RATING_FACTOR' as satellite, 'OPUS_BJAZ_TRV_RATE_MASTER_MV' as record_source, column_name,</w:t>
+              <w:t xml:space="preserve">select 'OPUS' as project, 'SAT_PRODUCT_RATING_FACTOR' as satellite, 'OPUS_BJAZ_TRV_RATE_MASTER' as record_source, column_name,</w:t>
               <w:br/>
               <w:t xml:space="preserve">       count(*) as keys_compared,</w:t>
               <w:br/>
@@ -16392,7 +16392,7 @@
         <w:t xml:space="preserve">Note: </w:t>
       </w:r>
       <w:r>
-        <w:t xml:space="preserve">standard satellite, automate_dv.sat; PK PRODUCT_HKEY; 1 RECORD_SOURCE group(s): OPUS_BJAZ_TRV_RATE_MASTER_MV [1 col(s)].</w:t>
+        <w:t xml:space="preserve">standard satellite, automate_dv.sat; PK PRODUCT_HKEY; 1 RECORD_SOURCE group(s): OPUS_BJAZ_TRV_RATE_MASTER [1 col(s)].</w:t>
       </w:r>
     </w:p>
     <w:p>
@@ -16427,7 +16427,7 @@
               <w:br/>
               <w:t xml:space="preserve">    select distinct PRODUCT_HKEY as hkey from BAGIC_PREPROD_CURATED_DB.BGIL_DATA_MODEL.SAT_PRODUCT_RATING_STRUCTURE</w:t>
               <w:br/>
-              <w:t xml:space="preserve">     where RECORD_SOURCE = 'OPUS_BJAZ_TRV_RATE_MASTER_MV'</w:t>
+              <w:t xml:space="preserve">     where RECORD_SOURCE = 'OPUS_BJAZ_TRV_RATE_MASTER'</w:t>
               <w:br/>
               <w:t xml:space="preserve">     order by hkey</w:t>
               <w:br/>
@@ -16443,7 +16443,7 @@
               <w:br/>
               <w:t xml:space="preserve">      from BAGIC_PREPROD_CURATED_DB.BGIL_DATA_MODEL.SAT_PRODUCT_RATING_STRUCTURE</w:t>
               <w:br/>
-              <w:t xml:space="preserve">     where RECORD_SOURCE = 'OPUS_BJAZ_TRV_RATE_MASTER_MV'</w:t>
+              <w:t xml:space="preserve">     where RECORD_SOURCE = 'OPUS_BJAZ_TRV_RATE_MASTER'</w:t>
               <w:br/>
               <w:t xml:space="preserve">       and PRODUCT_HKEY in (select hkey from s1)</w:t>
               <w:br/>
@@ -16457,7 +16457,7 @@
               <w:br/>
               <w:t xml:space="preserve">      from (</w:t>
               <w:br/>
-              <w:t xml:space="preserve">        -- via stg_travel__bjaz_trv_rate_master_mv</w:t>
+              <w:t xml:space="preserve">        -- via stg_travel__bjaz_trv_rate_master</w:t>
               <w:br/>
               <w:t xml:space="preserve">        select MD5_BINARY(NULLIF(UPPER(TRIM(CAST('HUB_PRODUCT|' || ((nullif(trim(to_varchar("PLAN")), ''))) AS VARCHAR))), '')) as hkey,</w:t>
               <w:br/>
@@ -16465,7 +16465,7 @@
               <w:br/>
               <w:t xml:space="preserve">               to_varchar(("EFFECTIVE_DATE"::timestamp_ntz)) as PRICING_EFFECTIVE_DATE</w:t>
               <w:br/>
-              <w:t xml:space="preserve">          from BAGIC_PROD_MIRROR_DB.OPUS_GG_DWHSTAGE.BJAZ_TRV_RATE_MASTER_MV</w:t>
+              <w:t xml:space="preserve">          from BAGIC_PREPROD_CURATED_DB.UTILS.BJAZ_TRV_RATE_MASTER</w:t>
               <w:br/>
               <w:t xml:space="preserve">      )</w:t>
               <w:br/>
@@ -16487,7 +16487,7 @@
               <w:br/>
               <w:t xml:space="preserve">)</w:t>
               <w:br/>
-              <w:t xml:space="preserve">select 'OPUS' as project, 'SAT_PRODUCT_RATING_STRUCTURE' as satellite, 'OPUS_BJAZ_TRV_RATE_MASTER_MV' as record_source, column_name,</w:t>
+              <w:t xml:space="preserve">select 'OPUS' as project, 'SAT_PRODUCT_RATING_STRUCTURE' as satellite, 'OPUS_BJAZ_TRV_RATE_MASTER' as record_source, column_name,</w:t>
               <w:br/>
               <w:t xml:space="preserve">       count(*) as keys_compared,</w:t>
               <w:br/>
@@ -16761,7 +16761,7 @@
         <w:t xml:space="preserve">Note: </w:t>
       </w:r>
       <w:r>
-        <w:t xml:space="preserve">standard satellite, sat_multi_source; PK PRODUCT_HKEY; 2 RECORD_SOURCE group(s): OPUS_BA_TRV_PLAN_MST_MV [6 col(s)], OPUS_BJAZ_TRV_PLAN_MV [1 col(s)]. stg2_product_terms_bjaz_trv_plan_mv: column(s) FAMILY_DEFINITION, GEOGRAPHY_RESTRICTION, MAXIMUM_ENTRY_AGE, MINIMUM_ENTRY_AGE, MINIMUM_POLICY_TERM could not be traced to RAW on at least one arm -- excluded (first-cut: walk columns from resolved_mt__ views or joined-in stitch columns are not yet inlined into the sampled queries).</w:t>
+        <w:t xml:space="preserve">standard satellite, sat_multi_source; PK PRODUCT_HKEY; 2 RECORD_SOURCE group(s): OPUS_BA_TRV_PLAN_MST [6 col(s)], OPUS_BJAZ_TRV_PLAN [1 col(s)]. stg2_product_terms_bjaz_trv_plan: column(s) FAMILY_DEFINITION, GEOGRAPHY_RESTRICTION, MAXIMUM_ENTRY_AGE, MINIMUM_ENTRY_AGE, MINIMUM_POLICY_TERM could not be traced to RAW on at least one arm -- excluded (first-cut: walk columns from resolved_mt__ views or joined-in stitch columns are not yet inlined into the sampled queries).</w:t>
       </w:r>
     </w:p>
     <w:p>
@@ -16796,7 +16796,7 @@
               <w:br/>
               <w:t xml:space="preserve">    select distinct PRODUCT_HKEY as hkey from BAGIC_PREPROD_CURATED_DB.BGIL_DATA_MODEL.SAT_PRODUCT_TERMS</w:t>
               <w:br/>
-              <w:t xml:space="preserve">     where RECORD_SOURCE = 'OPUS_BA_TRV_PLAN_MST_MV'</w:t>
+              <w:t xml:space="preserve">     where RECORD_SOURCE = 'OPUS_BA_TRV_PLAN_MST'</w:t>
               <w:br/>
               <w:t xml:space="preserve">     order by hkey</w:t>
               <w:br/>
@@ -16822,7 +16822,7 @@
               <w:br/>
               <w:t xml:space="preserve">      from BAGIC_PREPROD_CURATED_DB.BGIL_DATA_MODEL.SAT_PRODUCT_TERMS</w:t>
               <w:br/>
-              <w:t xml:space="preserve">     where RECORD_SOURCE = 'OPUS_BA_TRV_PLAN_MST_MV'</w:t>
+              <w:t xml:space="preserve">     where RECORD_SOURCE = 'OPUS_BA_TRV_PLAN_MST'</w:t>
               <w:br/>
               <w:t xml:space="preserve">       and PRODUCT_HKEY in (select hkey from s1)</w:t>
               <w:br/>
@@ -16836,7 +16836,7 @@
               <w:br/>
               <w:t xml:space="preserve">      from (</w:t>
               <w:br/>
-              <w:t xml:space="preserve">        -- via stg_travel__ba_trv_plan_mst_mv</w:t>
+              <w:t xml:space="preserve">        -- via stg_travel__ba_trv_plan_mst</w:t>
               <w:br/>
               <w:t xml:space="preserve">        select MD5_BINARY(NULLIF(UPPER(TRIM(CAST('HUB_PRODUCT|' || ((nullif(trim(to_varchar("PLAN_NO")), ''))) AS VARCHAR))), '')) as hkey,</w:t>
               <w:br/>
@@ -16854,7 +16854,7 @@
               <w:br/>
               <w:t xml:space="preserve">               to_varchar(("PLAN_MIN_DAYS"::number)) as MINIMUM_POLICY_TERM</w:t>
               <w:br/>
-              <w:t xml:space="preserve">          from BAGIC_PROD_MIRROR_DB.OPUS_GG_DWHSTAGE.BA_TRV_PLAN_MST_MV</w:t>
+              <w:t xml:space="preserve">          from BAGIC_PREPROD_CURATED_DB.UTILS.BA_TRV_PLAN_MST</w:t>
               <w:br/>
               <w:t xml:space="preserve">      )</w:t>
               <w:br/>
@@ -16930,7 +16930,7 @@
               <w:br/>
               <w:t xml:space="preserve">    select distinct PRODUCT_HKEY as hkey from BAGIC_PREPROD_CURATED_DB.BGIL_DATA_MODEL.SAT_PRODUCT_TERMS</w:t>
               <w:br/>
-              <w:t xml:space="preserve">     where RECORD_SOURCE = 'OPUS_BJAZ_TRV_PLAN_MV'</w:t>
+              <w:t xml:space="preserve">     where RECORD_SOURCE = 'OPUS_BJAZ_TRV_PLAN'</w:t>
               <w:br/>
               <w:t xml:space="preserve">     order by hkey</w:t>
               <w:br/>
@@ -16946,7 +16946,7 @@
               <w:br/>
               <w:t xml:space="preserve">      from BAGIC_PREPROD_CURATED_DB.BGIL_DATA_MODEL.SAT_PRODUCT_TERMS</w:t>
               <w:br/>
-              <w:t xml:space="preserve">     where RECORD_SOURCE = 'OPUS_BJAZ_TRV_PLAN_MV'</w:t>
+              <w:t xml:space="preserve">     where RECORD_SOURCE = 'OPUS_BJAZ_TRV_PLAN'</w:t>
               <w:br/>
               <w:t xml:space="preserve">       and PRODUCT_HKEY in (select hkey from s2)</w:t>
               <w:br/>
@@ -16960,7 +16960,7 @@
               <w:br/>
               <w:t xml:space="preserve">      from (</w:t>
               <w:br/>
-              <w:t xml:space="preserve">        -- via stg_travel__bjaz_trv_plan_mv</w:t>
+              <w:t xml:space="preserve">        -- via stg_travel__bjaz_trv_plan</w:t>
               <w:br/>
               <w:t xml:space="preserve">        select MD5_BINARY(NULLIF(UPPER(TRIM(CAST('HUB_PRODUCT|' || ((nullif(trim(to_varchar("PLAN_ID")), ''))) AS VARCHAR))), '')) as hkey,</w:t>
               <w:br/>
@@ -16968,7 +16968,7 @@
               <w:br/>
               <w:t xml:space="preserve">               to_varchar(("MAX_DAYS"::number)) as MAXIMUM_POLICY_TERM</w:t>
               <w:br/>
-              <w:t xml:space="preserve">          from BAGIC_PROD_MIRROR_DB.OPUS_GG_DWHSTAGE.BJAZ_TRV_PLAN_MV</w:t>
+              <w:t xml:space="preserve">          from BAGIC_PREPROD_CURATED_DB.UTILS.BJAZ_TRV_PLAN</w:t>
               <w:br/>
               <w:t xml:space="preserve">      )</w:t>
               <w:br/>
@@ -16990,7 +16990,7 @@
               <w:br/>
               <w:t xml:space="preserve">)</w:t>
               <w:br/>
-              <w:t xml:space="preserve">select 'OPUS' as project, 'SAT_PRODUCT_TERMS' as satellite, 'OPUS_BA_TRV_PLAN_MST_MV' as record_source, column_name,</w:t>
+              <w:t xml:space="preserve">select 'OPUS' as project, 'SAT_PRODUCT_TERMS' as satellite, 'OPUS_BA_TRV_PLAN_MST' as record_source, column_name,</w:t>
               <w:br/>
               <w:t xml:space="preserve">       count(*) as keys_compared,</w:t>
               <w:br/>
@@ -17012,7 +17012,7 @@
               <w:br/>
               <w:t xml:space="preserve">union all</w:t>
               <w:br/>
-              <w:t xml:space="preserve">select 'OPUS' as project, 'SAT_PRODUCT_TERMS' as satellite, 'OPUS_BJAZ_TRV_PLAN_MV' as record_source, column_name,</w:t>
+              <w:t xml:space="preserve">select 'OPUS' as project, 'SAT_PRODUCT_TERMS' as satellite, 'OPUS_BJAZ_TRV_PLAN' as record_source, column_name,</w:t>
               <w:br/>
               <w:t xml:space="preserve">       count(*) as keys_compared,</w:t>
               <w:br/>
@@ -17286,7 +17286,7 @@
         <w:t xml:space="preserve">Note: </w:t>
       </w:r>
       <w:r>
-        <w:t xml:space="preserve">standard satellite, automate_dv.sat; PK PROPOSAL_HKEY; 1 RECORD_SOURCE group(s): OPUS_BA_TRV_DATA_POLICY_DTLS_MV [2 col(s)].</w:t>
+        <w:t xml:space="preserve">standard satellite, automate_dv.sat; PK PROPOSAL_HKEY; 1 RECORD_SOURCE group(s): OPUS_BA_TRV_DATA_POLICY_DTLS [2 col(s)].</w:t>
       </w:r>
     </w:p>
     <w:p>
@@ -17321,7 +17321,7 @@
               <w:br/>
               <w:t xml:space="preserve">    select distinct PROPOSAL_HKEY as hkey from BAGIC_PREPROD_CURATED_DB.BGIL_DATA_MODEL.SAT_PROPOSAL_UNDERWRITING</w:t>
               <w:br/>
-              <w:t xml:space="preserve">     where RECORD_SOURCE = 'OPUS_BA_TRV_DATA_POLICY_DTLS_MV'</w:t>
+              <w:t xml:space="preserve">     where RECORD_SOURCE = 'OPUS_BA_TRV_DATA_POLICY_DTLS'</w:t>
               <w:br/>
               <w:t xml:space="preserve">     order by hkey</w:t>
               <w:br/>
@@ -17339,7 +17339,7 @@
               <w:br/>
               <w:t xml:space="preserve">      from BAGIC_PREPROD_CURATED_DB.BGIL_DATA_MODEL.SAT_PROPOSAL_UNDERWRITING</w:t>
               <w:br/>
-              <w:t xml:space="preserve">     where RECORD_SOURCE = 'OPUS_BA_TRV_DATA_POLICY_DTLS_MV'</w:t>
+              <w:t xml:space="preserve">     where RECORD_SOURCE = 'OPUS_BA_TRV_DATA_POLICY_DTLS'</w:t>
               <w:br/>
               <w:t xml:space="preserve">       and PROPOSAL_HKEY in (select hkey from s1)</w:t>
               <w:br/>
@@ -17353,7 +17353,7 @@
               <w:br/>
               <w:t xml:space="preserve">      from (</w:t>
               <w:br/>
-              <w:t xml:space="preserve">        -- via stg_travel__ba_trv_data_policy_dtls_mv</w:t>
+              <w:t xml:space="preserve">        -- via stg_travel__ba_trv_data_policy_dtls</w:t>
               <w:br/>
               <w:t xml:space="preserve">        select MD5_BINARY(NULLIF(UPPER(TRIM(CAST('HUB_PROPOSAL|' || ((nullif(trim(to_varchar("TRAVEL_REQ_NO")), ''))) AS VARCHAR))), '')) as hkey,</w:t>
               <w:br/>
@@ -17363,7 +17363,7 @@
               <w:br/>
               <w:t xml:space="preserve">               to_varchar((nullif(trim(to_varchar("REFER_FLAG")), ''))) as REFERRAL_INDICATOR</w:t>
               <w:br/>
-              <w:t xml:space="preserve">          from BAGIC_PROD_MIRROR_DB.OPUS_GG_DWHSTAGE.BA_TRV_DATA_POLICY_DTLS_MV</w:t>
+              <w:t xml:space="preserve">          from BAGIC_PREPROD_CURATED_DB.UTILS.BA_TRV_DATA_POLICY_DTLS</w:t>
               <w:br/>
               <w:t xml:space="preserve">      )</w:t>
               <w:br/>
@@ -17395,7 +17395,7 @@
               <w:br/>
               <w:t xml:space="preserve">)</w:t>
               <w:br/>
-              <w:t xml:space="preserve">select 'OPUS' as project, 'SAT_PROPOSAL_UNDERWRITING' as satellite, 'OPUS_BA_TRV_DATA_POLICY_DTLS_MV' as record_source, column_name,</w:t>
+              <w:t xml:space="preserve">select 'OPUS' as project, 'SAT_PROPOSAL_UNDERWRITING' as satellite, 'OPUS_BA_TRV_DATA_POLICY_DTLS' as record_source, column_name,</w:t>
               <w:br/>
               <w:t xml:space="preserve">       count(*) as keys_compared,</w:t>
               <w:br/>
@@ -17669,7 +17669,7 @@
         <w:t xml:space="preserve">Note: </w:t>
       </w:r>
       <w:r>
-        <w:t xml:space="preserve">standard satellite, automate_dv.sat; PK QUOTE_HKEY; 1 RECORD_SOURCE group(s): OPUS_BA_TRV_DATA_POLICY_DTLS_MV [1 col(s)].</w:t>
+        <w:t xml:space="preserve">standard satellite, automate_dv.sat; PK QUOTE_HKEY; 1 RECORD_SOURCE group(s): OPUS_BA_TRV_DATA_POLICY_DTLS [1 col(s)].</w:t>
       </w:r>
     </w:p>
     <w:p>
@@ -17704,7 +17704,7 @@
               <w:br/>
               <w:t xml:space="preserve">    select distinct QUOTE_HKEY as hkey from BAGIC_PREPROD_CURATED_DB.BGIL_DATA_MODEL.SAT_QUOTE_HEADER</w:t>
               <w:br/>
-              <w:t xml:space="preserve">     where RECORD_SOURCE = 'OPUS_BA_TRV_DATA_POLICY_DTLS_MV'</w:t>
+              <w:t xml:space="preserve">     where RECORD_SOURCE = 'OPUS_BA_TRV_DATA_POLICY_DTLS'</w:t>
               <w:br/>
               <w:t xml:space="preserve">     order by hkey</w:t>
               <w:br/>
@@ -17720,7 +17720,7 @@
               <w:br/>
               <w:t xml:space="preserve">      from BAGIC_PREPROD_CURATED_DB.BGIL_DATA_MODEL.SAT_QUOTE_HEADER</w:t>
               <w:br/>
-              <w:t xml:space="preserve">     where RECORD_SOURCE = 'OPUS_BA_TRV_DATA_POLICY_DTLS_MV'</w:t>
+              <w:t xml:space="preserve">     where RECORD_SOURCE = 'OPUS_BA_TRV_DATA_POLICY_DTLS'</w:t>
               <w:br/>
               <w:t xml:space="preserve">       and QUOTE_HKEY in (select hkey from s1)</w:t>
               <w:br/>
@@ -17734,7 +17734,7 @@
               <w:br/>
               <w:t xml:space="preserve">      from (</w:t>
               <w:br/>
-              <w:t xml:space="preserve">        -- via stg_travel__ba_trv_data_policy_dtls_mv</w:t>
+              <w:t xml:space="preserve">        -- via stg_travel__ba_trv_data_policy_dtls</w:t>
               <w:br/>
               <w:t xml:space="preserve">        select MD5_BINARY(NULLIF(UPPER(TRIM(CAST('HUB_QUOTE|' || ((nullif(trim(to_varchar("QUOTE_NO")), ''))) AS VARCHAR))), '')) as hkey,</w:t>
               <w:br/>
@@ -17742,7 +17742,7 @@
               <w:br/>
               <w:t xml:space="preserve">               to_varchar(("QUOTE_DATE"::timestamp_ntz)) as QUOTE_DATE</w:t>
               <w:br/>
-              <w:t xml:space="preserve">          from BAGIC_PROD_MIRROR_DB.OPUS_GG_DWHSTAGE.BA_TRV_DATA_POLICY_DTLS_MV</w:t>
+              <w:t xml:space="preserve">          from BAGIC_PREPROD_CURATED_DB.UTILS.BA_TRV_DATA_POLICY_DTLS</w:t>
               <w:br/>
               <w:t xml:space="preserve">      )</w:t>
               <w:br/>
@@ -17764,7 +17764,7 @@
               <w:br/>
               <w:t xml:space="preserve">)</w:t>
               <w:br/>
-              <w:t xml:space="preserve">select 'OPUS' as project, 'SAT_QUOTE_HEADER' as satellite, 'OPUS_BA_TRV_DATA_POLICY_DTLS_MV' as record_source, column_name,</w:t>
+              <w:t xml:space="preserve">select 'OPUS' as project, 'SAT_QUOTE_HEADER' as satellite, 'OPUS_BA_TRV_DATA_POLICY_DTLS' as record_source, column_name,</w:t>
               <w:br/>
               <w:t xml:space="preserve">       count(*) as keys_compared,</w:t>
               <w:br/>
@@ -18038,7 +18038,7 @@
         <w:t xml:space="preserve">Note: </w:t>
       </w:r>
       <w:r>
-        <w:t xml:space="preserve">standard satellite, automate_dv.sat; PK RISK_OBJECT_HKEY; 1 RECORD_SOURCE group(s): OPUS_BJAZ_TRV_LOADER_LOG_TABLE_MV [1 col(s)].</w:t>
+        <w:t xml:space="preserve">standard satellite, automate_dv.sat; PK RISK_OBJECT_HKEY; 1 RECORD_SOURCE group(s): OPUS_BJAZ_TRV_LOADER_LOG_TABLE [1 col(s)].</w:t>
       </w:r>
     </w:p>
     <w:p>
@@ -18073,7 +18073,7 @@
               <w:br/>
               <w:t xml:space="preserve">    select distinct RISK_OBJECT_HKEY as hkey from BAGIC_PREPROD_CURATED_DB.BGIL_DATA_MODEL.SAT_RISK_MOTOR_DRIVER</w:t>
               <w:br/>
-              <w:t xml:space="preserve">     where RECORD_SOURCE = 'OPUS_BJAZ_TRV_LOADER_LOG_TABLE_MV'</w:t>
+              <w:t xml:space="preserve">     where RECORD_SOURCE = 'OPUS_BJAZ_TRV_LOADER_LOG_TABLE'</w:t>
               <w:br/>
               <w:t xml:space="preserve">     order by hkey</w:t>
               <w:br/>
@@ -18089,7 +18089,7 @@
               <w:br/>
               <w:t xml:space="preserve">      from BAGIC_PREPROD_CURATED_DB.BGIL_DATA_MODEL.SAT_RISK_MOTOR_DRIVER</w:t>
               <w:br/>
-              <w:t xml:space="preserve">     where RECORD_SOURCE = 'OPUS_BJAZ_TRV_LOADER_LOG_TABLE_MV'</w:t>
+              <w:t xml:space="preserve">     where RECORD_SOURCE = 'OPUS_BJAZ_TRV_LOADER_LOG_TABLE'</w:t>
               <w:br/>
               <w:t xml:space="preserve">       and RISK_OBJECT_HKEY in (select hkey from s1)</w:t>
               <w:br/>
@@ -18103,7 +18103,7 @@
               <w:br/>
               <w:t xml:space="preserve">      from (</w:t>
               <w:br/>
-              <w:t xml:space="preserve">        -- via stg_travel__bjaz_trv_loader_log_table_mv</w:t>
+              <w:t xml:space="preserve">        -- via stg_travel__bjaz_trv_loader_log_table</w:t>
               <w:br/>
               <w:t xml:space="preserve">        select MD5_BINARY(NULLIF(UPPER(TRIM(CAST('HUB_RISK_OBJECT|' || ((nullif(trim(to_varchar("POLICYNUMBER")), ''))) AS VARCHAR))), '')) as hkey,</w:t>
               <w:br/>
@@ -18111,7 +18111,7 @@
               <w:br/>
               <w:t xml:space="preserve">               to_varchar((nullif(trim(to_varchar("DRIVERYN")), ''))) as OWNER_DRIVER_INDICATOR</w:t>
               <w:br/>
-              <w:t xml:space="preserve">          from BAGIC_PROD_MIRROR_DB.OPUS_GG_DWHSTAGE.BJAZ_TRV_LOADER_LOG_TABLE_MV</w:t>
+              <w:t xml:space="preserve">          from BAGIC_PREPROD_CURATED_DB.UTILS.BJAZ_TRV_LOADER_LOG_TABLE</w:t>
               <w:br/>
               <w:t xml:space="preserve">      )</w:t>
               <w:br/>
@@ -18133,7 +18133,7 @@
               <w:br/>
               <w:t xml:space="preserve">)</w:t>
               <w:br/>
-              <w:t xml:space="preserve">select 'OPUS' as project, 'SAT_RISK_MOTOR_DRIVER' as satellite, 'OPUS_BJAZ_TRV_LOADER_LOG_TABLE_MV' as record_source, column_name,</w:t>
+              <w:t xml:space="preserve">select 'OPUS' as project, 'SAT_RISK_MOTOR_DRIVER' as satellite, 'OPUS_BJAZ_TRV_LOADER_LOG_TABLE' as record_source, column_name,</w:t>
               <w:br/>
               <w:t xml:space="preserve">       count(*) as keys_compared,</w:t>
               <w:br/>
@@ -18407,7 +18407,7 @@
         <w:t xml:space="preserve">Note: </w:t>
       </w:r>
       <w:r>
-        <w:t xml:space="preserve">standard satellite, automate_dv.sat; PK RISK_OBJECT_HKEY; 1 RECORD_SOURCE group(s): OPUS_BJAZ_TRV_LOADER_LOG_TABLE_MV [9 col(s)].</w:t>
+        <w:t xml:space="preserve">standard satellite, automate_dv.sat; PK RISK_OBJECT_HKEY; 1 RECORD_SOURCE group(s): OPUS_BJAZ_TRV_LOADER_LOG_TABLE [9 col(s)].</w:t>
       </w:r>
     </w:p>
     <w:p>
@@ -18442,7 +18442,7 @@
               <w:br/>
               <w:t xml:space="preserve">    select distinct RISK_OBJECT_HKEY as hkey from BAGIC_PREPROD_CURATED_DB.BGIL_DATA_MODEL.SAT_RISK_MOTOR_VEHICLE</w:t>
               <w:br/>
-              <w:t xml:space="preserve">     where RECORD_SOURCE = 'OPUS_BJAZ_TRV_LOADER_LOG_TABLE_MV'</w:t>
+              <w:t xml:space="preserve">     where RECORD_SOURCE = 'OPUS_BJAZ_TRV_LOADER_LOG_TABLE'</w:t>
               <w:br/>
               <w:t xml:space="preserve">     order by hkey</w:t>
               <w:br/>
@@ -18474,7 +18474,7 @@
               <w:br/>
               <w:t xml:space="preserve">      from BAGIC_PREPROD_CURATED_DB.BGIL_DATA_MODEL.SAT_RISK_MOTOR_VEHICLE</w:t>
               <w:br/>
-              <w:t xml:space="preserve">     where RECORD_SOURCE = 'OPUS_BJAZ_TRV_LOADER_LOG_TABLE_MV'</w:t>
+              <w:t xml:space="preserve">     where RECORD_SOURCE = 'OPUS_BJAZ_TRV_LOADER_LOG_TABLE'</w:t>
               <w:br/>
               <w:t xml:space="preserve">       and RISK_OBJECT_HKEY in (select hkey from s1)</w:t>
               <w:br/>
@@ -18488,7 +18488,7 @@
               <w:br/>
               <w:t xml:space="preserve">      from (</w:t>
               <w:br/>
-              <w:t xml:space="preserve">        -- via stg_travel__bjaz_trv_loader_log_table_mv</w:t>
+              <w:t xml:space="preserve">        -- via stg_travel__bjaz_trv_loader_log_table</w:t>
               <w:br/>
               <w:t xml:space="preserve">        select MD5_BINARY(NULLIF(UPPER(TRIM(CAST('HUB_RISK_OBJECT|' || ((nullif(trim(to_varchar("POLICYNUMBER")), ''))) AS VARCHAR))), '')) as hkey,</w:t>
               <w:br/>
@@ -18512,7 +18512,7 @@
               <w:br/>
               <w:t xml:space="preserve">               to_varchar((nullif(trim(to_varchar("SUBTYPE")), ''))) as VEHICLE_SUB_CLASS</w:t>
               <w:br/>
-              <w:t xml:space="preserve">          from BAGIC_PROD_MIRROR_DB.OPUS_GG_DWHSTAGE.BJAZ_TRV_LOADER_LOG_TABLE_MV</w:t>
+              <w:t xml:space="preserve">          from BAGIC_PREPROD_CURATED_DB.UTILS.BJAZ_TRV_LOADER_LOG_TABLE</w:t>
               <w:br/>
               <w:t xml:space="preserve">      )</w:t>
               <w:br/>
@@ -18614,7 +18614,7 @@
               <w:br/>
               <w:t xml:space="preserve">)</w:t>
               <w:br/>
-              <w:t xml:space="preserve">select 'OPUS' as project, 'SAT_RISK_MOTOR_VEHICLE' as satellite, 'OPUS_BJAZ_TRV_LOADER_LOG_TABLE_MV' as record_source, column_name,</w:t>
+              <w:t xml:space="preserve">select 'OPUS' as project, 'SAT_RISK_MOTOR_VEHICLE' as satellite, 'OPUS_BJAZ_TRV_LOADER_LOG_TABLE' as record_source, column_name,</w:t>
               <w:br/>
               <w:t xml:space="preserve">       count(*) as keys_compared,</w:t>
               <w:br/>
@@ -18888,7 +18888,7 @@
         <w:t xml:space="preserve">Note: </w:t>
       </w:r>
       <w:r>
-        <w:t xml:space="preserve">standard satellite, automate_dv.sat; PK RISK_OBJECT_HKEY; 1 RECORD_SOURCE group(s): OPUS_BJAZ_TRV_LOADER_LOG_TABLE_MV [1 col(s)].</w:t>
+        <w:t xml:space="preserve">standard satellite, automate_dv.sat; PK RISK_OBJECT_HKEY; 1 RECORD_SOURCE group(s): OPUS_BJAZ_TRV_LOADER_LOG_TABLE [1 col(s)].</w:t>
       </w:r>
     </w:p>
     <w:p>
@@ -18923,7 +18923,7 @@
               <w:br/>
               <w:t xml:space="preserve">    select distinct RISK_OBJECT_HKEY as hkey from BAGIC_PREPROD_CURATED_DB.BGIL_DATA_MODEL.SAT_RISK_OBJECT_CORE</w:t>
               <w:br/>
-              <w:t xml:space="preserve">     where RECORD_SOURCE = 'OPUS_BJAZ_TRV_LOADER_LOG_TABLE_MV'</w:t>
+              <w:t xml:space="preserve">     where RECORD_SOURCE = 'OPUS_BJAZ_TRV_LOADER_LOG_TABLE'</w:t>
               <w:br/>
               <w:t xml:space="preserve">     order by hkey</w:t>
               <w:br/>
@@ -18939,7 +18939,7 @@
               <w:br/>
               <w:t xml:space="preserve">      from BAGIC_PREPROD_CURATED_DB.BGIL_DATA_MODEL.SAT_RISK_OBJECT_CORE</w:t>
               <w:br/>
-              <w:t xml:space="preserve">     where RECORD_SOURCE = 'OPUS_BJAZ_TRV_LOADER_LOG_TABLE_MV'</w:t>
+              <w:t xml:space="preserve">     where RECORD_SOURCE = 'OPUS_BJAZ_TRV_LOADER_LOG_TABLE'</w:t>
               <w:br/>
               <w:t xml:space="preserve">       and RISK_OBJECT_HKEY in (select hkey from s1)</w:t>
               <w:br/>
@@ -18953,7 +18953,7 @@
               <w:br/>
               <w:t xml:space="preserve">      from (</w:t>
               <w:br/>
-              <w:t xml:space="preserve">        -- via stg_travel__bjaz_trv_loader_log_table_mv</w:t>
+              <w:t xml:space="preserve">        -- via stg_travel__bjaz_trv_loader_log_table</w:t>
               <w:br/>
               <w:t xml:space="preserve">        select MD5_BINARY(NULLIF(UPPER(TRIM(CAST('HUB_RISK_OBJECT|' || ((nullif(trim(to_varchar("POLICYNUMBER")), ''))) AS VARCHAR))), '')) as hkey,</w:t>
               <w:br/>
@@ -18961,7 +18961,7 @@
               <w:br/>
               <w:t xml:space="preserve">               to_varchar((nullif(trim(to_varchar("DISTANCE")), ''))) as EXPOSURE_QUANTITY</w:t>
               <w:br/>
-              <w:t xml:space="preserve">          from BAGIC_PROD_MIRROR_DB.OPUS_GG_DWHSTAGE.BJAZ_TRV_LOADER_LOG_TABLE_MV</w:t>
+              <w:t xml:space="preserve">          from BAGIC_PREPROD_CURATED_DB.UTILS.BJAZ_TRV_LOADER_LOG_TABLE</w:t>
               <w:br/>
               <w:t xml:space="preserve">      )</w:t>
               <w:br/>
@@ -18983,7 +18983,7 @@
               <w:br/>
               <w:t xml:space="preserve">)</w:t>
               <w:br/>
-              <w:t xml:space="preserve">select 'OPUS' as project, 'SAT_RISK_OBJECT_CORE' as satellite, 'OPUS_BJAZ_TRV_LOADER_LOG_TABLE_MV' as record_source, column_name,</w:t>
+              <w:t xml:space="preserve">select 'OPUS' as project, 'SAT_RISK_OBJECT_CORE' as satellite, 'OPUS_BJAZ_TRV_LOADER_LOG_TABLE' as record_source, column_name,</w:t>
               <w:br/>
               <w:t xml:space="preserve">       count(*) as keys_compared,</w:t>
               <w:br/>
@@ -19257,7 +19257,7 @@
         <w:t xml:space="preserve">Note: </w:t>
       </w:r>
       <w:r>
-        <w:t xml:space="preserve">standard satellite, sat_multi_source; PK RISK_OBJECT_HKEY; 1 RECORD_SOURCE group(s): OPUS_BJAZ_TRV_LOADER_DATA_MV [4 col(s)].</w:t>
+        <w:t xml:space="preserve">standard satellite, sat_multi_source; PK RISK_OBJECT_HKEY; 1 RECORD_SOURCE group(s): OPUS_BJAZ_TRV_LOADER_DATA [4 col(s)].</w:t>
       </w:r>
     </w:p>
     <w:p>
@@ -19292,7 +19292,7 @@
               <w:br/>
               <w:t xml:space="preserve">    select distinct RISK_OBJECT_HKEY as hkey from BAGIC_PREPROD_CURATED_DB.BGIL_DATA_MODEL.SAT_RISK_PERSON_INSURED</w:t>
               <w:br/>
-              <w:t xml:space="preserve">     where RECORD_SOURCE = 'OPUS_BJAZ_TRV_LOADER_DATA_MV'</w:t>
+              <w:t xml:space="preserve">     where RECORD_SOURCE = 'OPUS_BJAZ_TRV_LOADER_DATA'</w:t>
               <w:br/>
               <w:t xml:space="preserve">     order by hkey</w:t>
               <w:br/>
@@ -19314,7 +19314,7 @@
               <w:br/>
               <w:t xml:space="preserve">      from BAGIC_PREPROD_CURATED_DB.BGIL_DATA_MODEL.SAT_RISK_PERSON_INSURED</w:t>
               <w:br/>
-              <w:t xml:space="preserve">     where RECORD_SOURCE = 'OPUS_BJAZ_TRV_LOADER_DATA_MV'</w:t>
+              <w:t xml:space="preserve">     where RECORD_SOURCE = 'OPUS_BJAZ_TRV_LOADER_DATA'</w:t>
               <w:br/>
               <w:t xml:space="preserve">       and RISK_OBJECT_HKEY in (select hkey from s1)</w:t>
               <w:br/>
@@ -19328,7 +19328,7 @@
               <w:br/>
               <w:t xml:space="preserve">      from (</w:t>
               <w:br/>
-              <w:t xml:space="preserve">        -- via stg_travel__bjaz_trv_loader_data_mv</w:t>
+              <w:t xml:space="preserve">        -- via stg_travel__bjaz_trv_loader_data</w:t>
               <w:br/>
               <w:t xml:space="preserve">        select MD5_BINARY(NULLIF(UPPER(TRIM(CAST('HUB_RISK_OBJECT|' || ((nullif(trim(to_varchar("POLICY_REF")), '')) || '|MEMBER1') AS VARCHAR))), '')) as hkey,</w:t>
               <w:br/>
@@ -19342,11 +19342,11 @@
               <w:br/>
               <w:t xml:space="preserve">               to_varchar((nullif(trim(to_varchar("MEMBER1RELATION")), ''))) as RELATIONSHIP_TO_PROPOSER</w:t>
               <w:br/>
-              <w:t xml:space="preserve">          from BAGIC_PROD_MIRROR_DB.OPUS_GG_DWHSTAGE.BJAZ_TRV_LOADER_DATA_MV</w:t>
+              <w:t xml:space="preserve">          from BAGIC_PREPROD_CURATED_DB.UTILS.BJAZ_TRV_LOADER_DATA</w:t>
               <w:br/>
               <w:t xml:space="preserve">        union all</w:t>
               <w:br/>
-              <w:t xml:space="preserve">        -- via stg_travel__bjaz_trv_loader_data_mv</w:t>
+              <w:t xml:space="preserve">        -- via stg_travel__bjaz_trv_loader_data</w:t>
               <w:br/>
               <w:t xml:space="preserve">        select MD5_BINARY(NULLIF(UPPER(TRIM(CAST('HUB_RISK_OBJECT|' || ((nullif(trim(to_varchar("POLICY_REF")), '')) || '|MEMBER2') AS VARCHAR))), '')) as hkey,</w:t>
               <w:br/>
@@ -19360,11 +19360,11 @@
               <w:br/>
               <w:t xml:space="preserve">               to_varchar((nullif(trim(to_varchar("MEMBER2RELATION")), ''))) as RELATIONSHIP_TO_PROPOSER</w:t>
               <w:br/>
-              <w:t xml:space="preserve">          from BAGIC_PROD_MIRROR_DB.OPUS_GG_DWHSTAGE.BJAZ_TRV_LOADER_DATA_MV</w:t>
+              <w:t xml:space="preserve">          from BAGIC_PREPROD_CURATED_DB.UTILS.BJAZ_TRV_LOADER_DATA</w:t>
               <w:br/>
               <w:t xml:space="preserve">        union all</w:t>
               <w:br/>
-              <w:t xml:space="preserve">        -- via stg_travel__bjaz_trv_loader_data_mv</w:t>
+              <w:t xml:space="preserve">        -- via stg_travel__bjaz_trv_loader_data</w:t>
               <w:br/>
               <w:t xml:space="preserve">        select MD5_BINARY(NULLIF(UPPER(TRIM(CAST('HUB_RISK_OBJECT|' || ((nullif(trim(to_varchar("POLICY_REF")), '')) || '|MEMBER3') AS VARCHAR))), '')) as hkey,</w:t>
               <w:br/>
@@ -19378,11 +19378,11 @@
               <w:br/>
               <w:t xml:space="preserve">               to_varchar((nullif(trim(to_varchar("MEMBER3RELATION")), ''))) as RELATIONSHIP_TO_PROPOSER</w:t>
               <w:br/>
-              <w:t xml:space="preserve">          from BAGIC_PROD_MIRROR_DB.OPUS_GG_DWHSTAGE.BJAZ_TRV_LOADER_DATA_MV</w:t>
+              <w:t xml:space="preserve">          from BAGIC_PREPROD_CURATED_DB.UTILS.BJAZ_TRV_LOADER_DATA</w:t>
               <w:br/>
               <w:t xml:space="preserve">        union all</w:t>
               <w:br/>
-              <w:t xml:space="preserve">        -- via stg_travel__bjaz_trv_loader_data_mv</w:t>
+              <w:t xml:space="preserve">        -- via stg_travel__bjaz_trv_loader_data</w:t>
               <w:br/>
               <w:t xml:space="preserve">        select MD5_BINARY(NULLIF(UPPER(TRIM(CAST('HUB_RISK_OBJECT|' || ((nullif(trim(to_varchar("POLICY_REF")), '')) || '|MEMBER4') AS VARCHAR))), '')) as hkey,</w:t>
               <w:br/>
@@ -19396,11 +19396,11 @@
               <w:br/>
               <w:t xml:space="preserve">               to_varchar((nullif(trim(to_varchar("MEMBER4RELATION")), ''))) as RELATIONSHIP_TO_PROPOSER</w:t>
               <w:br/>
-              <w:t xml:space="preserve">          from BAGIC_PROD_MIRROR_DB.OPUS_GG_DWHSTAGE.BJAZ_TRV_LOADER_DATA_MV</w:t>
+              <w:t xml:space="preserve">          from BAGIC_PREPROD_CURATED_DB.UTILS.BJAZ_TRV_LOADER_DATA</w:t>
               <w:br/>
               <w:t xml:space="preserve">        union all</w:t>
               <w:br/>
-              <w:t xml:space="preserve">        -- via stg_travel__bjaz_trv_loader_data_mv</w:t>
+              <w:t xml:space="preserve">        -- via stg_travel__bjaz_trv_loader_data</w:t>
               <w:br/>
               <w:t xml:space="preserve">        select MD5_BINARY(NULLIF(UPPER(TRIM(CAST('HUB_RISK_OBJECT|' || ((nullif(trim(to_varchar("POLICY_REF")), '')) || '|MEMBER5') AS VARCHAR))), '')) as hkey,</w:t>
               <w:br/>
@@ -19414,7 +19414,7 @@
               <w:br/>
               <w:t xml:space="preserve">               to_varchar((nullif(trim(to_varchar("MEMBER5RELATION")), ''))) as RELATIONSHIP_TO_PROPOSER</w:t>
               <w:br/>
-              <w:t xml:space="preserve">          from BAGIC_PROD_MIRROR_DB.OPUS_GG_DWHSTAGE.BJAZ_TRV_LOADER_DATA_MV</w:t>
+              <w:t xml:space="preserve">          from BAGIC_PREPROD_CURATED_DB.UTILS.BJAZ_TRV_LOADER_DATA</w:t>
               <w:br/>
               <w:t xml:space="preserve">      )</w:t>
               <w:br/>
@@ -19466,7 +19466,7 @@
               <w:br/>
               <w:t xml:space="preserve">)</w:t>
               <w:br/>
-              <w:t xml:space="preserve">select 'OPUS' as project, 'SAT_RISK_PERSON_INSURED' as satellite, 'OPUS_BJAZ_TRV_LOADER_DATA_MV' as record_source, column_name,</w:t>
+              <w:t xml:space="preserve">select 'OPUS' as project, 'SAT_RISK_PERSON_INSURED' as satellite, 'OPUS_BJAZ_TRV_LOADER_DATA' as record_source, column_name,</w:t>
               <w:br/>
               <w:t xml:space="preserve">       count(*) as keys_compared,</w:t>
               <w:br/>
@@ -19740,7 +19740,7 @@
         <w:t xml:space="preserve">Note: </w:t>
       </w:r>
       <w:r>
-        <w:t xml:space="preserve">standard satellite, sat_multi_source; PK RISK_OBJECT_HKEY; 2 RECORD_SOURCE group(s): OPUS_BJAZ_TRV_LOADER_DATA_MV [8 col(s)], OPUS_BJAZ_TRV_LOADER_LOG_TABLE_MV [2 col(s)]. stg2_risk_person_travel_bjaz_trv_loader_log_table_mv: column(s) PASSPORT_NUMBER, TRIP_DURATION, TRIP_END_DATE, TRIP_START_DATE, TRIP_TYPE, VISA_TYPE could not be traced to RAW on at least one arm -- excluded (first-cut: walk columns from resolved_mt__ views or joined-in stitch columns are not yet inlined into the sampled queries).</w:t>
+        <w:t xml:space="preserve">standard satellite, sat_multi_source; PK RISK_OBJECT_HKEY; 2 RECORD_SOURCE group(s): OPUS_BJAZ_TRV_LOADER_DATA [8 col(s)], OPUS_BJAZ_TRV_LOADER_LOG_TABLE [2 col(s)]. stg2_risk_person_travel_bjaz_trv_loader_log_table: column(s) PASSPORT_NUMBER, TRIP_DURATION, TRIP_END_DATE, TRIP_START_DATE, TRIP_TYPE, VISA_TYPE could not be traced to RAW on at least one arm -- excluded (first-cut: walk columns from resolved_mt__ views or joined-in stitch columns are not yet inlined into the sampled queries).</w:t>
       </w:r>
     </w:p>
     <w:p>
@@ -19775,7 +19775,7 @@
               <w:br/>
               <w:t xml:space="preserve">    select distinct RISK_OBJECT_HKEY as hkey from BAGIC_PREPROD_CURATED_DB.BGIL_DATA_MODEL.SAT_RISK_PERSON_TRAVEL</w:t>
               <w:br/>
-              <w:t xml:space="preserve">     where RECORD_SOURCE = 'OPUS_BJAZ_TRV_LOADER_DATA_MV'</w:t>
+              <w:t xml:space="preserve">     where RECORD_SOURCE = 'OPUS_BJAZ_TRV_LOADER_DATA'</w:t>
               <w:br/>
               <w:t xml:space="preserve">     order by hkey</w:t>
               <w:br/>
@@ -19805,7 +19805,7 @@
               <w:br/>
               <w:t xml:space="preserve">      from BAGIC_PREPROD_CURATED_DB.BGIL_DATA_MODEL.SAT_RISK_PERSON_TRAVEL</w:t>
               <w:br/>
-              <w:t xml:space="preserve">     where RECORD_SOURCE = 'OPUS_BJAZ_TRV_LOADER_DATA_MV'</w:t>
+              <w:t xml:space="preserve">     where RECORD_SOURCE = 'OPUS_BJAZ_TRV_LOADER_DATA'</w:t>
               <w:br/>
               <w:t xml:space="preserve">       and RISK_OBJECT_HKEY in (select hkey from s1)</w:t>
               <w:br/>
@@ -19841,7 +19841,7 @@
               <w:br/>
               <w:t xml:space="preserve">               to_varchar(type_of_visa) as VISA_TYPE</w:t>
               <w:br/>
-              <w:t xml:space="preserve">          from BAGIC_PROD_MIRROR_DB.OPUS_GG_DWHSTAGE.BJAZ_TRV_LOADER_DATA_MV</w:t>
+              <w:t xml:space="preserve">          from BAGIC_PREPROD_CURATED_DB.UTILS.BJAZ_TRV_LOADER_DATA</w:t>
               <w:br/>
               <w:t xml:space="preserve">        union all</w:t>
               <w:br/>
@@ -19867,7 +19867,7 @@
               <w:br/>
               <w:t xml:space="preserve">               to_varchar(type_of_visa) as VISA_TYPE</w:t>
               <w:br/>
-              <w:t xml:space="preserve">          from BAGIC_PROD_MIRROR_DB.OPUS_GG_DWHSTAGE.BJAZ_TRV_LOADER_DATA_MV</w:t>
+              <w:t xml:space="preserve">          from BAGIC_PREPROD_CURATED_DB.UTILS.BJAZ_TRV_LOADER_DATA</w:t>
               <w:br/>
               <w:t xml:space="preserve">        union all</w:t>
               <w:br/>
@@ -19893,7 +19893,7 @@
               <w:br/>
               <w:t xml:space="preserve">               to_varchar(type_of_visa) as VISA_TYPE</w:t>
               <w:br/>
-              <w:t xml:space="preserve">          from BAGIC_PROD_MIRROR_DB.OPUS_GG_DWHSTAGE.BJAZ_TRV_LOADER_DATA_MV</w:t>
+              <w:t xml:space="preserve">          from BAGIC_PREPROD_CURATED_DB.UTILS.BJAZ_TRV_LOADER_DATA</w:t>
               <w:br/>
               <w:t xml:space="preserve">        union all</w:t>
               <w:br/>
@@ -19919,7 +19919,7 @@
               <w:br/>
               <w:t xml:space="preserve">               to_varchar(type_of_visa) as VISA_TYPE</w:t>
               <w:br/>
-              <w:t xml:space="preserve">          from BAGIC_PROD_MIRROR_DB.OPUS_GG_DWHSTAGE.BJAZ_TRV_LOADER_DATA_MV</w:t>
+              <w:t xml:space="preserve">          from BAGIC_PREPROD_CURATED_DB.UTILS.BJAZ_TRV_LOADER_DATA</w:t>
               <w:br/>
               <w:t xml:space="preserve">        union all</w:t>
               <w:br/>
@@ -19945,7 +19945,7 @@
               <w:br/>
               <w:t xml:space="preserve">               to_varchar(type_of_visa) as VISA_TYPE</w:t>
               <w:br/>
-              <w:t xml:space="preserve">          from BAGIC_PROD_MIRROR_DB.OPUS_GG_DWHSTAGE.BJAZ_TRV_LOADER_DATA_MV</w:t>
+              <w:t xml:space="preserve">          from BAGIC_PREPROD_CURATED_DB.UTILS.BJAZ_TRV_LOADER_DATA</w:t>
               <w:br/>
               <w:t xml:space="preserve">      )</w:t>
               <w:br/>
@@ -20041,7 +20041,7 @@
               <w:br/>
               <w:t xml:space="preserve">    select distinct RISK_OBJECT_HKEY as hkey from BAGIC_PREPROD_CURATED_DB.BGIL_DATA_MODEL.SAT_RISK_PERSON_TRAVEL</w:t>
               <w:br/>
-              <w:t xml:space="preserve">     where RECORD_SOURCE = 'OPUS_BJAZ_TRV_LOADER_LOG_TABLE_MV'</w:t>
+              <w:t xml:space="preserve">     where RECORD_SOURCE = 'OPUS_BJAZ_TRV_LOADER_LOG_TABLE'</w:t>
               <w:br/>
               <w:t xml:space="preserve">     order by hkey</w:t>
               <w:br/>
@@ -20059,7 +20059,7 @@
               <w:br/>
               <w:t xml:space="preserve">      from BAGIC_PREPROD_CURATED_DB.BGIL_DATA_MODEL.SAT_RISK_PERSON_TRAVEL</w:t>
               <w:br/>
-              <w:t xml:space="preserve">     where RECORD_SOURCE = 'OPUS_BJAZ_TRV_LOADER_LOG_TABLE_MV'</w:t>
+              <w:t xml:space="preserve">     where RECORD_SOURCE = 'OPUS_BJAZ_TRV_LOADER_LOG_TABLE'</w:t>
               <w:br/>
               <w:t xml:space="preserve">       and RISK_OBJECT_HKEY in (select hkey from s2)</w:t>
               <w:br/>
@@ -20073,7 +20073,7 @@
               <w:br/>
               <w:t xml:space="preserve">      from (</w:t>
               <w:br/>
-              <w:t xml:space="preserve">        -- via stg_travel__bjaz_trv_loader_log_table_mv</w:t>
+              <w:t xml:space="preserve">        -- via stg_travel__bjaz_trv_loader_log_table</w:t>
               <w:br/>
               <w:t xml:space="preserve">        select MD5_BINARY(NULLIF(UPPER(TRIM(CAST('HUB_RISK_OBJECT|' || ((nullif(trim(to_varchar("POLICYNUMBER")), ''))) AS VARCHAR))), '')) as hkey,</w:t>
               <w:br/>
@@ -20083,7 +20083,7 @@
               <w:br/>
               <w:t xml:space="preserve">               to_varchar((nullif(trim(to_varchar("PAREAPLAN")), ''))) as GEOGRAPHICAL_ZONE</w:t>
               <w:br/>
-              <w:t xml:space="preserve">          from BAGIC_PROD_MIRROR_DB.OPUS_GG_DWHSTAGE.BJAZ_TRV_LOADER_LOG_TABLE_MV</w:t>
+              <w:t xml:space="preserve">          from BAGIC_PREPROD_CURATED_DB.UTILS.BJAZ_TRV_LOADER_LOG_TABLE</w:t>
               <w:br/>
               <w:t xml:space="preserve">      )</w:t>
               <w:br/>
@@ -20115,7 +20115,7 @@
               <w:br/>
               <w:t xml:space="preserve">)</w:t>
               <w:br/>
-              <w:t xml:space="preserve">select 'OPUS' as project, 'SAT_RISK_PERSON_TRAVEL' as satellite, 'OPUS_BJAZ_TRV_LOADER_DATA_MV' as record_source, column_name,</w:t>
+              <w:t xml:space="preserve">select 'OPUS' as project, 'SAT_RISK_PERSON_TRAVEL' as satellite, 'OPUS_BJAZ_TRV_LOADER_DATA' as record_source, column_name,</w:t>
               <w:br/>
               <w:t xml:space="preserve">       count(*) as keys_compared,</w:t>
               <w:br/>
@@ -20137,7 +20137,7 @@
               <w:br/>
               <w:t xml:space="preserve">union all</w:t>
               <w:br/>
-              <w:t xml:space="preserve">select 'OPUS' as project, 'SAT_RISK_PERSON_TRAVEL' as satellite, 'OPUS_BJAZ_TRV_LOADER_LOG_TABLE_MV' as record_source, column_name,</w:t>
+              <w:t xml:space="preserve">select 'OPUS' as project, 'SAT_RISK_PERSON_TRAVEL' as satellite, 'OPUS_BJAZ_TRV_LOADER_LOG_TABLE' as record_source, column_name,</w:t>
               <w:br/>
               <w:t xml:space="preserve">       count(*) as keys_compared,</w:t>
               <w:br/>
@@ -20411,7 +20411,7 @@
         <w:t xml:space="preserve">Note: </w:t>
       </w:r>
       <w:r>
-        <w:t xml:space="preserve">augmented satellite, automate_dv.sat; PK PARTY_HKEY; 1 RECORD_SOURCE group(s): OPUS_BJAZ_TRV_LOADER_DATA_MV [1 col(s)].</w:t>
+        <w:t xml:space="preserve">augmented satellite, automate_dv.sat; PK PARTY_HKEY; 1 RECORD_SOURCE group(s): OPUS_BJAZ_TRV_LOADER_DATA [1 col(s)].</w:t>
       </w:r>
     </w:p>
     <w:p>
@@ -20446,7 +20446,7 @@
               <w:br/>
               <w:t xml:space="preserve">    select distinct PARTY_HKEY as hkey from BAGIC_PREPROD_CURATED_DB.BGIL_DATA_MODEL.SAT_AUG_COMMON_COMMUNICATION_PREFERENCE</w:t>
               <w:br/>
-              <w:t xml:space="preserve">     where RECORD_SOURCE = 'OPUS_BJAZ_TRV_LOADER_DATA_MV'</w:t>
+              <w:t xml:space="preserve">     where RECORD_SOURCE = 'OPUS_BJAZ_TRV_LOADER_DATA'</w:t>
               <w:br/>
               <w:t xml:space="preserve">     order by hkey</w:t>
               <w:br/>
@@ -20462,7 +20462,7 @@
               <w:br/>
               <w:t xml:space="preserve">      from BAGIC_PREPROD_CURATED_DB.BGIL_DATA_MODEL.SAT_AUG_COMMON_COMMUNICATION_PREFERENCE</w:t>
               <w:br/>
-              <w:t xml:space="preserve">     where RECORD_SOURCE = 'OPUS_BJAZ_TRV_LOADER_DATA_MV'</w:t>
+              <w:t xml:space="preserve">     where RECORD_SOURCE = 'OPUS_BJAZ_TRV_LOADER_DATA'</w:t>
               <w:br/>
               <w:t xml:space="preserve">       and PARTY_HKEY in (select hkey from s1)</w:t>
               <w:br/>
@@ -20476,7 +20476,7 @@
               <w:br/>
               <w:t xml:space="preserve">      from (</w:t>
               <w:br/>
-              <w:t xml:space="preserve">        -- via stg_travel__bjaz_trv_loader_data_mv</w:t>
+              <w:t xml:space="preserve">        -- via stg_travel__bjaz_trv_loader_data</w:t>
               <w:br/>
               <w:t xml:space="preserve">        select MD5_BINARY(NULLIF(UPPER(TRIM(CAST('HUB_PARTY|' || ((nullif(trim(to_varchar("PREMIUMPAYERID")), ''))) AS VARCHAR))), '')) as hkey,</w:t>
               <w:br/>
@@ -20484,7 +20484,7 @@
               <w:br/>
               <w:t xml:space="preserve">               to_varchar((nullif(trim(to_varchar("CUSTCONSENT")), ''))) as CUSTOMER_CONSENT_INDICATOR</w:t>
               <w:br/>
-              <w:t xml:space="preserve">          from BAGIC_PROD_MIRROR_DB.OPUS_GG_DWHSTAGE.BJAZ_TRV_LOADER_DATA_MV</w:t>
+              <w:t xml:space="preserve">          from BAGIC_PREPROD_CURATED_DB.UTILS.BJAZ_TRV_LOADER_DATA</w:t>
               <w:br/>
               <w:t xml:space="preserve">      )</w:t>
               <w:br/>
@@ -20506,7 +20506,7 @@
               <w:br/>
               <w:t xml:space="preserve">)</w:t>
               <w:br/>
-              <w:t xml:space="preserve">select 'OPUS' as project, 'SAT_AUG_COMMON_COMMUNICATION_PREFERENCE' as satellite, 'OPUS_BJAZ_TRV_LOADER_DATA_MV' as record_source, column_name,</w:t>
+              <w:t xml:space="preserve">select 'OPUS' as project, 'SAT_AUG_COMMON_COMMUNICATION_PREFERENCE' as satellite, 'OPUS_BJAZ_TRV_LOADER_DATA' as record_source, column_name,</w:t>
               <w:br/>
               <w:t xml:space="preserve">       count(*) as keys_compared,</w:t>
               <w:br/>
@@ -20780,7 +20780,7 @@
         <w:t xml:space="preserve">Note: </w:t>
       </w:r>
       <w:r>
-        <w:t xml:space="preserve">augmented satellite, sat_multi_source; PK COVERAGE_HKEY; 1 RECORD_SOURCE group(s): OPUS_BJAZ_TRV_PLAN_MV [2 col(s)]. stg2_aug_coverage_definition_bjaz_trv_plan_mv_eff_date: column(s) COVERAGE_SEQUENCE could not be traced to RAW on at least one arm -- excluded (first-cut: walk columns from resolved_mt__ views or joined-in stitch columns are not yet inlined into the sampled queries).</w:t>
+        <w:t xml:space="preserve">augmented satellite, sat_multi_source; PK COVERAGE_HKEY; 1 RECORD_SOURCE group(s): OPUS_BJAZ_TRV_PLAN [2 col(s)]. stg2_aug_coverage_definition_bjaz_trv_plan_eff_date: column(s) COVERAGE_SEQUENCE could not be traced to RAW on at least one arm -- excluded (first-cut: walk columns from resolved_mt__ views or joined-in stitch columns are not yet inlined into the sampled queries).</w:t>
       </w:r>
     </w:p>
     <w:p>
@@ -20815,7 +20815,7 @@
               <w:br/>
               <w:t xml:space="preserve">    select distinct COVERAGE_HKEY as hkey from BAGIC_PREPROD_CURATED_DB.BGIL_DATA_MODEL.SAT_AUG_COVERAGE_DEFINITION</w:t>
               <w:br/>
-              <w:t xml:space="preserve">     where RECORD_SOURCE = 'OPUS_BJAZ_TRV_PLAN_MV'</w:t>
+              <w:t xml:space="preserve">     where RECORD_SOURCE = 'OPUS_BJAZ_TRV_PLAN'</w:t>
               <w:br/>
               <w:t xml:space="preserve">     order by hkey</w:t>
               <w:br/>
@@ -20833,7 +20833,7 @@
               <w:br/>
               <w:t xml:space="preserve">      from BAGIC_PREPROD_CURATED_DB.BGIL_DATA_MODEL.SAT_AUG_COVERAGE_DEFINITION</w:t>
               <w:br/>
-              <w:t xml:space="preserve">     where RECORD_SOURCE = 'OPUS_BJAZ_TRV_PLAN_MV'</w:t>
+              <w:t xml:space="preserve">     where RECORD_SOURCE = 'OPUS_BJAZ_TRV_PLAN'</w:t>
               <w:br/>
               <w:t xml:space="preserve">       and COVERAGE_HKEY in (select hkey from s1)</w:t>
               <w:br/>
@@ -20847,7 +20847,7 @@
               <w:br/>
               <w:t xml:space="preserve">      from (</w:t>
               <w:br/>
-              <w:t xml:space="preserve">        -- via stg_travel__bjaz_trv_plan_mv</w:t>
+              <w:t xml:space="preserve">        -- via stg_travel__bjaz_trv_plan</w:t>
               <w:br/>
               <w:t xml:space="preserve">        select MD5_BINARY(NULLIF(UPPER(TRIM(CAST('HUB_COVERAGE|' || ((nullif(trim(to_varchar("COVER_CODE")), ''))) AS VARCHAR))), '')) as hkey,</w:t>
               <w:br/>
@@ -20857,11 +20857,11 @@
               <w:br/>
               <w:t xml:space="preserve">               cast(null as varchar) as COVERAGE_SEQUENCE</w:t>
               <w:br/>
-              <w:t xml:space="preserve">          from BAGIC_PROD_MIRROR_DB.OPUS_GG_DWHSTAGE.BJAZ_TRV_PLAN_MV</w:t>
+              <w:t xml:space="preserve">          from BAGIC_PREPROD_CURATED_DB.UTILS.BJAZ_TRV_PLAN</w:t>
               <w:br/>
               <w:t xml:space="preserve">        union all</w:t>
               <w:br/>
-              <w:t xml:space="preserve">        -- via stg_travel__bjaz_trv_plan_mv</w:t>
+              <w:t xml:space="preserve">        -- via stg_travel__bjaz_trv_plan</w:t>
               <w:br/>
               <w:t xml:space="preserve">        select MD5_BINARY(NULLIF(UPPER(TRIM(CAST('HUB_COVERAGE|' || ((nullif(trim(to_varchar("COVER_CODE")), ''))) AS VARCHAR))), '')) as hkey,</w:t>
               <w:br/>
@@ -20871,7 +20871,7 @@
               <w:br/>
               <w:t xml:space="preserve">               to_varchar(("SEQUENCE_COVERS"::number)) as COVERAGE_SEQUENCE</w:t>
               <w:br/>
-              <w:t xml:space="preserve">          from BAGIC_PROD_MIRROR_DB.OPUS_GG_DWHSTAGE.BJAZ_TRV_PLAN_MV</w:t>
+              <w:t xml:space="preserve">          from BAGIC_PREPROD_CURATED_DB.UTILS.BJAZ_TRV_PLAN</w:t>
               <w:br/>
               <w:t xml:space="preserve">      )</w:t>
               <w:br/>
@@ -20903,7 +20903,7 @@
               <w:br/>
               <w:t xml:space="preserve">)</w:t>
               <w:br/>
-              <w:t xml:space="preserve">select 'OPUS' as project, 'SAT_AUG_COVERAGE_DEFINITION' as satellite, 'OPUS_BJAZ_TRV_PLAN_MV' as record_source, column_name,</w:t>
+              <w:t xml:space="preserve">select 'OPUS' as project, 'SAT_AUG_COVERAGE_DEFINITION' as satellite, 'OPUS_BJAZ_TRV_PLAN' as record_source, column_name,</w:t>
               <w:br/>
               <w:t xml:space="preserve">       count(*) as keys_compared,</w:t>
               <w:br/>
@@ -21177,7 +21177,7 @@
         <w:t xml:space="preserve">Note: </w:t>
       </w:r>
       <w:r>
-        <w:t xml:space="preserve">augmented satellite, sat_multi_source; PK COVERAGE_HKEY; 1 RECORD_SOURCE group(s): OPUS_BJAZ_TRV_PLAN_MV [3 col(s)]. stg2_aug_coverage_limits_bjaz_trv_plan_mv_currency: column(s) DEDUCTIBLE_DESCRIPTION, LIMIT_DESCRIPTION could not be traced to RAW on at least one arm -- excluded (first-cut: walk columns from resolved_mt__ views or joined-in stitch columns are not yet inlined into the sampled queries). stg2_aug_coverage_limits_bjaz_trv_plan_mv_deductible_desc: column(s) LIMIT_DESCRIPTION could not be traced to RAW on at least one arm -- excluded (first-cut: walk columns from resolved_mt__ views or joined-in stitch columns are not yet inlined into the sampled queries).</w:t>
+        <w:t xml:space="preserve">augmented satellite, sat_multi_source; PK COVERAGE_HKEY; 1 RECORD_SOURCE group(s): OPUS_BJAZ_TRV_PLAN [3 col(s)]. stg2_aug_coverage_limits_bjaz_trv_plan_currency: column(s) DEDUCTIBLE_DESCRIPTION, LIMIT_DESCRIPTION could not be traced to RAW on at least one arm -- excluded (first-cut: walk columns from resolved_mt__ views or joined-in stitch columns are not yet inlined into the sampled queries). stg2_aug_coverage_limits_bjaz_trv_plan_deductible_desc: column(s) LIMIT_DESCRIPTION could not be traced to RAW on at least one arm -- excluded (first-cut: walk columns from resolved_mt__ views or joined-in stitch columns are not yet inlined into the sampled queries).</w:t>
       </w:r>
     </w:p>
     <w:p>
@@ -21212,7 +21212,7 @@
               <w:br/>
               <w:t xml:space="preserve">    select distinct COVERAGE_HKEY as hkey from BAGIC_PREPROD_CURATED_DB.BGIL_DATA_MODEL.SAT_AUG_COVERAGE_LIMITS</w:t>
               <w:br/>
-              <w:t xml:space="preserve">     where RECORD_SOURCE = 'OPUS_BJAZ_TRV_PLAN_MV'</w:t>
+              <w:t xml:space="preserve">     where RECORD_SOURCE = 'OPUS_BJAZ_TRV_PLAN'</w:t>
               <w:br/>
               <w:t xml:space="preserve">     order by hkey</w:t>
               <w:br/>
@@ -21232,7 +21232,7 @@
               <w:br/>
               <w:t xml:space="preserve">      from BAGIC_PREPROD_CURATED_DB.BGIL_DATA_MODEL.SAT_AUG_COVERAGE_LIMITS</w:t>
               <w:br/>
-              <w:t xml:space="preserve">     where RECORD_SOURCE = 'OPUS_BJAZ_TRV_PLAN_MV'</w:t>
+              <w:t xml:space="preserve">     where RECORD_SOURCE = 'OPUS_BJAZ_TRV_PLAN'</w:t>
               <w:br/>
               <w:t xml:space="preserve">       and COVERAGE_HKEY in (select hkey from s1)</w:t>
               <w:br/>
@@ -21246,7 +21246,7 @@
               <w:br/>
               <w:t xml:space="preserve">      from (</w:t>
               <w:br/>
-              <w:t xml:space="preserve">        -- via stg_travel__bjaz_trv_plan_mv</w:t>
+              <w:t xml:space="preserve">        -- via stg_travel__bjaz_trv_plan</w:t>
               <w:br/>
               <w:t xml:space="preserve">        select MD5_BINARY(NULLIF(UPPER(TRIM(CAST('HUB_COVERAGE|' || ((nullif(trim(to_varchar("COVER_CODE")), ''))) AS VARCHAR))), '')) as hkey,</w:t>
               <w:br/>
@@ -21258,11 +21258,11 @@
               <w:br/>
               <w:t xml:space="preserve">               cast(null as varchar) as LIMIT_DESCRIPTION</w:t>
               <w:br/>
-              <w:t xml:space="preserve">          from BAGIC_PROD_MIRROR_DB.OPUS_GG_DWHSTAGE.BJAZ_TRV_PLAN_MV</w:t>
+              <w:t xml:space="preserve">          from BAGIC_PREPROD_CURATED_DB.UTILS.BJAZ_TRV_PLAN</w:t>
               <w:br/>
               <w:t xml:space="preserve">        union all</w:t>
               <w:br/>
-              <w:t xml:space="preserve">        -- via stg_travel__bjaz_trv_plan_mv</w:t>
+              <w:t xml:space="preserve">        -- via stg_travel__bjaz_trv_plan</w:t>
               <w:br/>
               <w:t xml:space="preserve">        select MD5_BINARY(NULLIF(UPPER(TRIM(CAST('HUB_COVERAGE|' || ((nullif(trim(to_varchar("COVER_CODE")), ''))) AS VARCHAR))), '')) as hkey,</w:t>
               <w:br/>
@@ -21274,11 +21274,11 @@
               <w:br/>
               <w:t xml:space="preserve">               cast(null as varchar) as LIMIT_DESCRIPTION</w:t>
               <w:br/>
-              <w:t xml:space="preserve">          from BAGIC_PROD_MIRROR_DB.OPUS_GG_DWHSTAGE.BJAZ_TRV_PLAN_MV</w:t>
+              <w:t xml:space="preserve">          from BAGIC_PREPROD_CURATED_DB.UTILS.BJAZ_TRV_PLAN</w:t>
               <w:br/>
               <w:t xml:space="preserve">        union all</w:t>
               <w:br/>
-              <w:t xml:space="preserve">        -- via stg_travel__bjaz_trv_plan_mv</w:t>
+              <w:t xml:space="preserve">        -- via stg_travel__bjaz_trv_plan</w:t>
               <w:br/>
               <w:t xml:space="preserve">        select MD5_BINARY(NULLIF(UPPER(TRIM(CAST('HUB_COVERAGE|' || ((nullif(trim(to_varchar("COVER_CODE")), ''))) AS VARCHAR))), '')) as hkey,</w:t>
               <w:br/>
@@ -21290,7 +21290,7 @@
               <w:br/>
               <w:t xml:space="preserve">               to_varchar((nullif(trim(to_varchar("LIMIT_DESC")), ''))) as LIMIT_DESCRIPTION</w:t>
               <w:br/>
-              <w:t xml:space="preserve">          from BAGIC_PROD_MIRROR_DB.OPUS_GG_DWHSTAGE.BJAZ_TRV_PLAN_MV</w:t>
+              <w:t xml:space="preserve">          from BAGIC_PREPROD_CURATED_DB.UTILS.BJAZ_TRV_PLAN</w:t>
               <w:br/>
               <w:t xml:space="preserve">      )</w:t>
               <w:br/>
@@ -21332,7 +21332,7 @@
               <w:br/>
               <w:t xml:space="preserve">)</w:t>
               <w:br/>
-              <w:t xml:space="preserve">select 'OPUS' as project, 'SAT_AUG_COVERAGE_LIMITS' as satellite, 'OPUS_BJAZ_TRV_PLAN_MV' as record_source, column_name,</w:t>
+              <w:t xml:space="preserve">select 'OPUS' as project, 'SAT_AUG_COVERAGE_LIMITS' as satellite, 'OPUS_BJAZ_TRV_PLAN' as record_source, column_name,</w:t>
               <w:br/>
               <w:t xml:space="preserve">       count(*) as keys_compared,</w:t>
               <w:br/>
@@ -21606,7 +21606,7 @@
         <w:t xml:space="preserve">Note: </w:t>
       </w:r>
       <w:r>
-        <w:t xml:space="preserve">augmented satellite, sat_multi_source; PK COVERAGE_HKEY; 2 RECORD_SOURCE group(s): OPUS_BJAZ_TRV_RIDER_RATE_MAST_MV [4 col(s)], OPUS_BJAZ_TRV_RIDER_DTLS_MV [1 col(s)]. stg2_aug_coverage_rating_bjaz_trv_rider_rate_mast_mv_nb_prm_excluding_st: column(s) EXTENSION_PREMIUM_EXCLUDING_ST, MINIMUM_EXTENSION_PREMIUM, MINIMUM_NEW_BUSINESS_PREMIUM, RIDER_PREMIUM could not be traced to RAW on at least one arm -- excluded (first-cut: walk columns from resolved_mt__ views or joined-in stitch columns are not yet inlined into the sampled queries). stg2_aug_coverage_rating_bjaz_trv_rider_rate_mast_mv_extn_prm_excluding_st: column(s) MINIMUM_EXTENSION_PREMIUM, MINIMUM_NEW_BUSINESS_PREMIUM, RIDER_PREMIUM could not be traced to RAW on at least one arm -- excluded (first-cut: walk columns from resolved_mt__ views or joined-in stitch columns are not yet inlined into the sampled queries). stg2_aug_coverage_rating_bjaz_trv_rider_rate_mast_mv_min_extn_prm: column(s) MINIMUM_NEW_BUSINESS_PREMIUM, RIDER_PREMIUM could not be traced to RAW on at least one arm -- excluded (first-cut: walk columns from resolved_mt__ views or joined-in stitch columns are not yet inlined into the sampled queries). stg2_aug_coverage_rating_bjaz_trv_rider_rate_mast_mv_min_nb_prm: column(s) RIDER_PREMIUM could not be traced to RAW on at least one arm -- excluded (first-cut: walk columns from resolved_mt__ views or joined-in stitch columns are not yet inlined into the sampled queries). stg2_aug_coverage_rating_bjaz_trv_rider_dtls_mv_rider_premium: column(s) EXTENSION_PREMIUM_EXCLUDING_ST, MINIMUM_EXTENSION_PREMIUM, MINIMUM_NEW_BUSINESS_PREMIUM, NEW_BUSINESS_PREMIUM_EXCLUDING_ST could not be traced to RAW on at least one arm -- excluded (first-cut: walk columns from resolved_mt__ views or joined-in stitch columns are not yet inlined into the sampled queries).</w:t>
+        <w:t xml:space="preserve">augmented satellite, sat_multi_source; PK COVERAGE_HKEY; 2 RECORD_SOURCE group(s): OPUS_BJAZ_TRV_RIDER_RATE_MAST [4 col(s)], OPUS_BJAZ_TRV_RIDER_DTLS [1 col(s)]. stg2_aug_coverage_rating_bjaz_trv_rider_rate_mast_nb_prm_excluding_st: column(s) EXTENSION_PREMIUM_EXCLUDING_ST, MINIMUM_EXTENSION_PREMIUM, MINIMUM_NEW_BUSINESS_PREMIUM, RIDER_PREMIUM could not be traced to RAW on at least one arm -- excluded (first-cut: walk columns from resolved_mt__ views or joined-in stitch columns are not yet inlined into the sampled queries). stg2_aug_coverage_rating_bjaz_trv_rider_rate_mast_extn_prm_excluding_st: column(s) MINIMUM_EXTENSION_PREMIUM, MINIMUM_NEW_BUSINESS_PREMIUM, RIDER_PREMIUM could not be traced to RAW on at least one arm -- excluded (first-cut: walk columns from resolved_mt__ views or joined-in stitch columns are not yet inlined into the sampled queries). stg2_aug_coverage_rating_bjaz_trv_rider_rate_mast_min_extn_prm: column(s) MINIMUM_NEW_BUSINESS_PREMIUM, RIDER_PREMIUM could not be traced to RAW on at least one arm -- excluded (first-cut: walk columns from resolved_mt__ views or joined-in stitch columns are not yet inlined into the sampled queries). stg2_aug_coverage_rating_bjaz_trv_rider_rate_mast_min_nb_prm: column(s) RIDER_PREMIUM could not be traced to RAW on at least one arm -- excluded (first-cut: walk columns from resolved_mt__ views or joined-in stitch columns are not yet inlined into the sampled queries). stg2_aug_coverage_rating_bjaz_trv_rider_dtls_rider_premium: column(s) EXTENSION_PREMIUM_EXCLUDING_ST, MINIMUM_EXTENSION_PREMIUM, MINIMUM_NEW_BUSINESS_PREMIUM, NEW_BUSINESS_PREMIUM_EXCLUDING_ST could not be traced to RAW on at least one arm -- excluded (first-cut: walk columns from resolved_mt__ views or joined-in stitch columns are not yet inlined into the sampled queries).</w:t>
       </w:r>
     </w:p>
     <w:p>
@@ -21641,7 +21641,7 @@
               <w:br/>
               <w:t xml:space="preserve">    select distinct COVERAGE_HKEY as hkey from BAGIC_PREPROD_CURATED_DB.BGIL_DATA_MODEL.SAT_AUG_COVERAGE_RATING</w:t>
               <w:br/>
-              <w:t xml:space="preserve">     where RECORD_SOURCE = 'OPUS_BJAZ_TRV_RIDER_RATE_MAST_MV'</w:t>
+              <w:t xml:space="preserve">     where RECORD_SOURCE = 'OPUS_BJAZ_TRV_RIDER_RATE_MAST'</w:t>
               <w:br/>
               <w:t xml:space="preserve">     order by hkey</w:t>
               <w:br/>
@@ -21663,7 +21663,7 @@
               <w:br/>
               <w:t xml:space="preserve">      from BAGIC_PREPROD_CURATED_DB.BGIL_DATA_MODEL.SAT_AUG_COVERAGE_RATING</w:t>
               <w:br/>
-              <w:t xml:space="preserve">     where RECORD_SOURCE = 'OPUS_BJAZ_TRV_RIDER_RATE_MAST_MV'</w:t>
+              <w:t xml:space="preserve">     where RECORD_SOURCE = 'OPUS_BJAZ_TRV_RIDER_RATE_MAST'</w:t>
               <w:br/>
               <w:t xml:space="preserve">       and COVERAGE_HKEY in (select hkey from s1)</w:t>
               <w:br/>
@@ -21677,7 +21677,7 @@
               <w:br/>
               <w:t xml:space="preserve">      from (</w:t>
               <w:br/>
-              <w:t xml:space="preserve">        -- via stg_travel__bjaz_trv_rider_rate_mast_mv</w:t>
+              <w:t xml:space="preserve">        -- via stg_travel__bjaz_trv_rider_rate_mast</w:t>
               <w:br/>
               <w:t xml:space="preserve">        select MD5_BINARY(NULLIF(UPPER(TRIM(CAST('HUB_COVERAGE|' || ((nullif(trim(to_varchar("RIDER_SEQ_NO")), ''))) AS VARCHAR))), '')) as hkey,</w:t>
               <w:br/>
@@ -21691,11 +21691,11 @@
               <w:br/>
               <w:t xml:space="preserve">               cast(null as varchar) as MINIMUM_NEW_BUSINESS_PREMIUM</w:t>
               <w:br/>
-              <w:t xml:space="preserve">          from BAGIC_PROD_MIRROR_DB.OPUS_GG_DWHSTAGE.BJAZ_TRV_RIDER_RATE_MAST_MV</w:t>
+              <w:t xml:space="preserve">          from BAGIC_PREPROD_CURATED_DB.UTILS.BJAZ_TRV_RIDER_RATE_MAST</w:t>
               <w:br/>
               <w:t xml:space="preserve">        union all</w:t>
               <w:br/>
-              <w:t xml:space="preserve">        -- via stg_travel__bjaz_trv_rider_rate_mast_mv</w:t>
+              <w:t xml:space="preserve">        -- via stg_travel__bjaz_trv_rider_rate_mast</w:t>
               <w:br/>
               <w:t xml:space="preserve">        select MD5_BINARY(NULLIF(UPPER(TRIM(CAST('HUB_COVERAGE|' || ((nullif(trim(to_varchar("RIDER_SEQ_NO")), ''))) AS VARCHAR))), '')) as hkey,</w:t>
               <w:br/>
@@ -21709,11 +21709,11 @@
               <w:br/>
               <w:t xml:space="preserve">               cast(null as varchar) as MINIMUM_NEW_BUSINESS_PREMIUM</w:t>
               <w:br/>
-              <w:t xml:space="preserve">          from BAGIC_PROD_MIRROR_DB.OPUS_GG_DWHSTAGE.BJAZ_TRV_RIDER_RATE_MAST_MV</w:t>
+              <w:t xml:space="preserve">          from BAGIC_PREPROD_CURATED_DB.UTILS.BJAZ_TRV_RIDER_RATE_MAST</w:t>
               <w:br/>
               <w:t xml:space="preserve">        union all</w:t>
               <w:br/>
-              <w:t xml:space="preserve">        -- via stg_travel__bjaz_trv_rider_rate_mast_mv</w:t>
+              <w:t xml:space="preserve">        -- via stg_travel__bjaz_trv_rider_rate_mast</w:t>
               <w:br/>
               <w:t xml:space="preserve">        select MD5_BINARY(NULLIF(UPPER(TRIM(CAST('HUB_COVERAGE|' || ((nullif(trim(to_varchar("RIDER_SEQ_NO")), ''))) AS VARCHAR))), '')) as hkey,</w:t>
               <w:br/>
@@ -21727,11 +21727,11 @@
               <w:br/>
               <w:t xml:space="preserve">               cast(null as varchar) as MINIMUM_NEW_BUSINESS_PREMIUM</w:t>
               <w:br/>
-              <w:t xml:space="preserve">          from BAGIC_PROD_MIRROR_DB.OPUS_GG_DWHSTAGE.BJAZ_TRV_RIDER_RATE_MAST_MV</w:t>
+              <w:t xml:space="preserve">          from BAGIC_PREPROD_CURATED_DB.UTILS.BJAZ_TRV_RIDER_RATE_MAST</w:t>
               <w:br/>
               <w:t xml:space="preserve">        union all</w:t>
               <w:br/>
-              <w:t xml:space="preserve">        -- via stg_travel__bjaz_trv_rider_rate_mast_mv</w:t>
+              <w:t xml:space="preserve">        -- via stg_travel__bjaz_trv_rider_rate_mast</w:t>
               <w:br/>
               <w:t xml:space="preserve">        select MD5_BINARY(NULLIF(UPPER(TRIM(CAST('HUB_COVERAGE|' || ((nullif(trim(to_varchar("RIDER_SEQ_NO")), ''))) AS VARCHAR))), '')) as hkey,</w:t>
               <w:br/>
@@ -21745,7 +21745,7 @@
               <w:br/>
               <w:t xml:space="preserve">               to_varchar(("MIN_NB_PRM"::number)) as MINIMUM_NEW_BUSINESS_PREMIUM</w:t>
               <w:br/>
-              <w:t xml:space="preserve">          from BAGIC_PROD_MIRROR_DB.OPUS_GG_DWHSTAGE.BJAZ_TRV_RIDER_RATE_MAST_MV</w:t>
+              <w:t xml:space="preserve">          from BAGIC_PREPROD_CURATED_DB.UTILS.BJAZ_TRV_RIDER_RATE_MAST</w:t>
               <w:br/>
               <w:t xml:space="preserve">      )</w:t>
               <w:br/>
@@ -21801,7 +21801,7 @@
               <w:br/>
               <w:t xml:space="preserve">    select distinct COVERAGE_HKEY as hkey from BAGIC_PREPROD_CURATED_DB.BGIL_DATA_MODEL.SAT_AUG_COVERAGE_RATING</w:t>
               <w:br/>
-              <w:t xml:space="preserve">     where RECORD_SOURCE = 'OPUS_BJAZ_TRV_RIDER_DTLS_MV'</w:t>
+              <w:t xml:space="preserve">     where RECORD_SOURCE = 'OPUS_BJAZ_TRV_RIDER_DTLS'</w:t>
               <w:br/>
               <w:t xml:space="preserve">     order by hkey</w:t>
               <w:br/>
@@ -21817,7 +21817,7 @@
               <w:br/>
               <w:t xml:space="preserve">      from BAGIC_PREPROD_CURATED_DB.BGIL_DATA_MODEL.SAT_AUG_COVERAGE_RATING</w:t>
               <w:br/>
-              <w:t xml:space="preserve">     where RECORD_SOURCE = 'OPUS_BJAZ_TRV_RIDER_DTLS_MV'</w:t>
+              <w:t xml:space="preserve">     where RECORD_SOURCE = 'OPUS_BJAZ_TRV_RIDER_DTLS'</w:t>
               <w:br/>
               <w:t xml:space="preserve">       and COVERAGE_HKEY in (select hkey from s2)</w:t>
               <w:br/>
@@ -21831,7 +21831,7 @@
               <w:br/>
               <w:t xml:space="preserve">      from (</w:t>
               <w:br/>
-              <w:t xml:space="preserve">        -- via stg_travel__bjaz_trv_rider_dtls_mv</w:t>
+              <w:t xml:space="preserve">        -- via stg_travel__bjaz_trv_rider_dtls</w:t>
               <w:br/>
               <w:t xml:space="preserve">        select MD5_BINARY(NULLIF(UPPER(TRIM(CAST('HUB_COVERAGE|' || ((nullif(trim(to_varchar("RIDER_NO")), ''))) AS VARCHAR))), '')) as hkey,</w:t>
               <w:br/>
@@ -21839,7 +21839,7 @@
               <w:br/>
               <w:t xml:space="preserve">               to_varchar(("RIDER_PREMIUM"::number)) as RIDER_PREMIUM</w:t>
               <w:br/>
-              <w:t xml:space="preserve">          from BAGIC_PROD_MIRROR_DB.OPUS_GG_DWHSTAGE.BJAZ_TRV_RIDER_DTLS_MV</w:t>
+              <w:t xml:space="preserve">          from BAGIC_PREPROD_CURATED_DB.UTILS.BJAZ_TRV_RIDER_DTLS</w:t>
               <w:br/>
               <w:t xml:space="preserve">      )</w:t>
               <w:br/>
@@ -21861,7 +21861,7 @@
               <w:br/>
               <w:t xml:space="preserve">)</w:t>
               <w:br/>
-              <w:t xml:space="preserve">select 'OPUS' as project, 'SAT_AUG_COVERAGE_RATING' as satellite, 'OPUS_BJAZ_TRV_RIDER_RATE_MAST_MV' as record_source, column_name,</w:t>
+              <w:t xml:space="preserve">select 'OPUS' as project, 'SAT_AUG_COVERAGE_RATING' as satellite, 'OPUS_BJAZ_TRV_RIDER_RATE_MAST' as record_source, column_name,</w:t>
               <w:br/>
               <w:t xml:space="preserve">       count(*) as keys_compared,</w:t>
               <w:br/>
@@ -21883,7 +21883,7 @@
               <w:br/>
               <w:t xml:space="preserve">union all</w:t>
               <w:br/>
-              <w:t xml:space="preserve">select 'OPUS' as project, 'SAT_AUG_COVERAGE_RATING' as satellite, 'OPUS_BJAZ_TRV_RIDER_DTLS_MV' as record_source, column_name,</w:t>
+              <w:t xml:space="preserve">select 'OPUS' as project, 'SAT_AUG_COVERAGE_RATING' as satellite, 'OPUS_BJAZ_TRV_RIDER_DTLS' as record_source, column_name,</w:t>
               <w:br/>
               <w:t xml:space="preserve">       count(*) as keys_compared,</w:t>
               <w:br/>
@@ -22157,7 +22157,7 @@
         <w:t xml:space="preserve">Note: </w:t>
       </w:r>
       <w:r>
-        <w:t xml:space="preserve">augmented satellite, sat_multi_source; PK FINANCIAL_TRANSACTION_HKEY; 3 RECORD_SOURCE group(s): OPUS_BA_TRV_DATA_POLICY_DTLS_MV [2 col(s)], OPUS_BJAZ_TRV_LOADER_DATA_MV [1 col(s)], OPUS_BJAZ_TRV_LOADER_LOG_TABLE_MV [1 col(s)]. stg2_aug_fintxn_premium_ba_trv_data_policy_dtls_mv_sp_discount_per: column(s) SPECIAL_DISCOUNT_AMOUNT could not be traced to RAW on at least one arm -- excluded (first-cut: walk columns from resolved_mt__ views or joined-in stitch columns are not yet inlined into the sampled queries). stg2_aug_fintxn_premium_bjaz_trv_loader_data_mv_spdiscount: column(s) SPECIAL_DISCOUNT_PERCENTAGE could not be traced to RAW on at least one arm -- excluded (first-cut: walk columns from resolved_mt__ views or joined-in stitch columns are not yet inlined into the sampled queries). stg2_aug_fintxn_premium_bjaz_trv_loader_log_table_mv_spdiscount: column(s) SPECIAL_DISCOUNT_PERCENTAGE could not be traced to RAW on at least one arm -- excluded (first-cut: walk columns from resolved_mt__ views or joined-in stitch columns are not yet inlined into the sampled queries).</w:t>
+        <w:t xml:space="preserve">augmented satellite, sat_multi_source; PK FINANCIAL_TRANSACTION_HKEY; 3 RECORD_SOURCE group(s): OPUS_BA_TRV_DATA_POLICY_DTLS [2 col(s)], OPUS_BJAZ_TRV_LOADER_DATA [1 col(s)], OPUS_BJAZ_TRV_LOADER_LOG_TABLE [1 col(s)]. stg2_aug_fintxn_premium_ba_trv_data_policy_dtls_sp_discount_per: column(s) SPECIAL_DISCOUNT_AMOUNT could not be traced to RAW on at least one arm -- excluded (first-cut: walk columns from resolved_mt__ views or joined-in stitch columns are not yet inlined into the sampled queries). stg2_aug_fintxn_premium_bjaz_trv_loader_data_spdiscount: column(s) SPECIAL_DISCOUNT_PERCENTAGE could not be traced to RAW on at least one arm -- excluded (first-cut: walk columns from resolved_mt__ views or joined-in stitch columns are not yet inlined into the sampled queries). stg2_aug_fintxn_premium_bjaz_trv_loader_log_table_spdiscount: column(s) SPECIAL_DISCOUNT_PERCENTAGE could not be traced to RAW on at least one arm -- excluded (first-cut: walk columns from resolved_mt__ views or joined-in stitch columns are not yet inlined into the sampled queries).</w:t>
       </w:r>
     </w:p>
     <w:p>
@@ -22192,7 +22192,7 @@
               <w:br/>
               <w:t xml:space="preserve">    select distinct FINANCIAL_TRANSACTION_HKEY as hkey from BAGIC_PREPROD_CURATED_DB.BGIL_DATA_MODEL.SAT_AUG_FINTXN_PREMIUM</w:t>
               <w:br/>
-              <w:t xml:space="preserve">     where RECORD_SOURCE = 'OPUS_BA_TRV_DATA_POLICY_DTLS_MV'</w:t>
+              <w:t xml:space="preserve">     where RECORD_SOURCE = 'OPUS_BA_TRV_DATA_POLICY_DTLS'</w:t>
               <w:br/>
               <w:t xml:space="preserve">     order by hkey</w:t>
               <w:br/>
@@ -22210,7 +22210,7 @@
               <w:br/>
               <w:t xml:space="preserve">      from BAGIC_PREPROD_CURATED_DB.BGIL_DATA_MODEL.SAT_AUG_FINTXN_PREMIUM</w:t>
               <w:br/>
-              <w:t xml:space="preserve">     where RECORD_SOURCE = 'OPUS_BA_TRV_DATA_POLICY_DTLS_MV'</w:t>
+              <w:t xml:space="preserve">     where RECORD_SOURCE = 'OPUS_BA_TRV_DATA_POLICY_DTLS'</w:t>
               <w:br/>
               <w:t xml:space="preserve">       and FINANCIAL_TRANSACTION_HKEY in (select hkey from s1)</w:t>
               <w:br/>
@@ -22224,7 +22224,7 @@
               <w:br/>
               <w:t xml:space="preserve">      from (</w:t>
               <w:br/>
-              <w:t xml:space="preserve">        -- via stg_travel__ba_trv_data_policy_dtls_mv</w:t>
+              <w:t xml:space="preserve">        -- via stg_travel__ba_trv_data_policy_dtls</w:t>
               <w:br/>
               <w:t xml:space="preserve">        select MD5_BINARY(NULLIF(UPPER(TRIM(CAST('HUB_FINANCIAL_TRANSACTION|' || ((nullif(trim(to_varchar("TRANSACTION_ID")), ''))) AS VARCHAR))), '')) as hkey,</w:t>
               <w:br/>
@@ -22234,11 +22234,11 @@
               <w:br/>
               <w:t xml:space="preserve">               cast(null as varchar) as SPECIAL_DISCOUNT_AMOUNT</w:t>
               <w:br/>
-              <w:t xml:space="preserve">          from BAGIC_PROD_MIRROR_DB.OPUS_GG_DWHSTAGE.BA_TRV_DATA_POLICY_DTLS_MV</w:t>
+              <w:t xml:space="preserve">          from BAGIC_PREPROD_CURATED_DB.UTILS.BA_TRV_DATA_POLICY_DTLS</w:t>
               <w:br/>
               <w:t xml:space="preserve">        union all</w:t>
               <w:br/>
-              <w:t xml:space="preserve">        -- via stg_travel__ba_trv_data_policy_dtls_mv</w:t>
+              <w:t xml:space="preserve">        -- via stg_travel__ba_trv_data_policy_dtls</w:t>
               <w:br/>
               <w:t xml:space="preserve">        select MD5_BINARY(NULLIF(UPPER(TRIM(CAST('HUB_FINANCIAL_TRANSACTION|' || ((nullif(trim(to_varchar("TRANSACTION_ID")), ''))) AS VARCHAR))), '')) as hkey,</w:t>
               <w:br/>
@@ -22248,7 +22248,7 @@
               <w:br/>
               <w:t xml:space="preserve">               to_varchar((nullif(trim(to_varchar("SP_DISCOUNT_AMT")), ''))) as SPECIAL_DISCOUNT_AMOUNT</w:t>
               <w:br/>
-              <w:t xml:space="preserve">          from BAGIC_PROD_MIRROR_DB.OPUS_GG_DWHSTAGE.BA_TRV_DATA_POLICY_DTLS_MV</w:t>
+              <w:t xml:space="preserve">          from BAGIC_PREPROD_CURATED_DB.UTILS.BA_TRV_DATA_POLICY_DTLS</w:t>
               <w:br/>
               <w:t xml:space="preserve">      )</w:t>
               <w:br/>
@@ -22284,7 +22284,7 @@
               <w:br/>
               <w:t xml:space="preserve">    select distinct FINANCIAL_TRANSACTION_HKEY as hkey from BAGIC_PREPROD_CURATED_DB.BGIL_DATA_MODEL.SAT_AUG_FINTXN_PREMIUM</w:t>
               <w:br/>
-              <w:t xml:space="preserve">     where RECORD_SOURCE = 'OPUS_BJAZ_TRV_LOADER_DATA_MV'</w:t>
+              <w:t xml:space="preserve">     where RECORD_SOURCE = 'OPUS_BJAZ_TRV_LOADER_DATA'</w:t>
               <w:br/>
               <w:t xml:space="preserve">     order by hkey</w:t>
               <w:br/>
@@ -22300,7 +22300,7 @@
               <w:br/>
               <w:t xml:space="preserve">      from BAGIC_PREPROD_CURATED_DB.BGIL_DATA_MODEL.SAT_AUG_FINTXN_PREMIUM</w:t>
               <w:br/>
-              <w:t xml:space="preserve">     where RECORD_SOURCE = 'OPUS_BJAZ_TRV_LOADER_DATA_MV'</w:t>
+              <w:t xml:space="preserve">     where RECORD_SOURCE = 'OPUS_BJAZ_TRV_LOADER_DATA'</w:t>
               <w:br/>
               <w:t xml:space="preserve">       and FINANCIAL_TRANSACTION_HKEY in (select hkey from s2)</w:t>
               <w:br/>
@@ -22314,7 +22314,7 @@
               <w:br/>
               <w:t xml:space="preserve">      from (</w:t>
               <w:br/>
-              <w:t xml:space="preserve">        -- via stg_travel__bjaz_trv_loader_data_mv</w:t>
+              <w:t xml:space="preserve">        -- via stg_travel__bjaz_trv_loader_data</w:t>
               <w:br/>
               <w:t xml:space="preserve">        select MD5_BINARY(NULLIF(UPPER(TRIM(CAST('HUB_FINANCIAL_TRANSACTION|' || ((nullif(trim(to_varchar("TRANSACTIONID")), ''))) AS VARCHAR))), '')) as hkey,</w:t>
               <w:br/>
@@ -22322,7 +22322,7 @@
               <w:br/>
               <w:t xml:space="preserve">               to_varchar((nullif(trim(to_varchar("SPDISCOUNT")), ''))) as SPECIAL_DISCOUNT_AMOUNT</w:t>
               <w:br/>
-              <w:t xml:space="preserve">          from BAGIC_PROD_MIRROR_DB.OPUS_GG_DWHSTAGE.BJAZ_TRV_LOADER_DATA_MV</w:t>
+              <w:t xml:space="preserve">          from BAGIC_PREPROD_CURATED_DB.UTILS.BJAZ_TRV_LOADER_DATA</w:t>
               <w:br/>
               <w:t xml:space="preserve">      )</w:t>
               <w:br/>
@@ -22348,7 +22348,7 @@
               <w:br/>
               <w:t xml:space="preserve">    select distinct FINANCIAL_TRANSACTION_HKEY as hkey from BAGIC_PREPROD_CURATED_DB.BGIL_DATA_MODEL.SAT_AUG_FINTXN_PREMIUM</w:t>
               <w:br/>
-              <w:t xml:space="preserve">     where RECORD_SOURCE = 'OPUS_BJAZ_TRV_LOADER_LOG_TABLE_MV'</w:t>
+              <w:t xml:space="preserve">     where RECORD_SOURCE = 'OPUS_BJAZ_TRV_LOADER_LOG_TABLE'</w:t>
               <w:br/>
               <w:t xml:space="preserve">     order by hkey</w:t>
               <w:br/>
@@ -22364,7 +22364,7 @@
               <w:br/>
               <w:t xml:space="preserve">      from BAGIC_PREPROD_CURATED_DB.BGIL_DATA_MODEL.SAT_AUG_FINTXN_PREMIUM</w:t>
               <w:br/>
-              <w:t xml:space="preserve">     where RECORD_SOURCE = 'OPUS_BJAZ_TRV_LOADER_LOG_TABLE_MV'</w:t>
+              <w:t xml:space="preserve">     where RECORD_SOURCE = 'OPUS_BJAZ_TRV_LOADER_LOG_TABLE'</w:t>
               <w:br/>
               <w:t xml:space="preserve">       and FINANCIAL_TRANSACTION_HKEY in (select hkey from s3)</w:t>
               <w:br/>
@@ -22378,7 +22378,7 @@
               <w:br/>
               <w:t xml:space="preserve">      from (</w:t>
               <w:br/>
-              <w:t xml:space="preserve">        -- via stg_travel__bjaz_trv_loader_log_table_mv</w:t>
+              <w:t xml:space="preserve">        -- via stg_travel__bjaz_trv_loader_log_table</w:t>
               <w:br/>
               <w:t xml:space="preserve">        select MD5_BINARY(NULLIF(UPPER(TRIM(CAST('HUB_FINANCIAL_TRANSACTION|' || ((nullif(trim(to_varchar("POLICYNUMBER")), ''))) AS VARCHAR))), '')) as hkey,</w:t>
               <w:br/>
@@ -22386,7 +22386,7 @@
               <w:br/>
               <w:t xml:space="preserve">               to_varchar((nullif(trim(to_varchar("SPDISCOUNT")), ''))) as SPECIAL_DISCOUNT_AMOUNT</w:t>
               <w:br/>
-              <w:t xml:space="preserve">          from BAGIC_PROD_MIRROR_DB.OPUS_GG_DWHSTAGE.BJAZ_TRV_LOADER_LOG_TABLE_MV</w:t>
+              <w:t xml:space="preserve">          from BAGIC_PREPROD_CURATED_DB.UTILS.BJAZ_TRV_LOADER_LOG_TABLE</w:t>
               <w:br/>
               <w:t xml:space="preserve">      )</w:t>
               <w:br/>
@@ -22408,7 +22408,7 @@
               <w:br/>
               <w:t xml:space="preserve">)</w:t>
               <w:br/>
-              <w:t xml:space="preserve">select 'OPUS' as project, 'SAT_AUG_FINTXN_PREMIUM' as satellite, 'OPUS_BA_TRV_DATA_POLICY_DTLS_MV' as record_source, column_name,</w:t>
+              <w:t xml:space="preserve">select 'OPUS' as project, 'SAT_AUG_FINTXN_PREMIUM' as satellite, 'OPUS_BA_TRV_DATA_POLICY_DTLS' as record_source, column_name,</w:t>
               <w:br/>
               <w:t xml:space="preserve">       count(*) as keys_compared,</w:t>
               <w:br/>
@@ -22430,7 +22430,7 @@
               <w:br/>
               <w:t xml:space="preserve">union all</w:t>
               <w:br/>
-              <w:t xml:space="preserve">select 'OPUS' as project, 'SAT_AUG_FINTXN_PREMIUM' as satellite, 'OPUS_BJAZ_TRV_LOADER_DATA_MV' as record_source, column_name,</w:t>
+              <w:t xml:space="preserve">select 'OPUS' as project, 'SAT_AUG_FINTXN_PREMIUM' as satellite, 'OPUS_BJAZ_TRV_LOADER_DATA' as record_source, column_name,</w:t>
               <w:br/>
               <w:t xml:space="preserve">       count(*) as keys_compared,</w:t>
               <w:br/>
@@ -22452,7 +22452,7 @@
               <w:br/>
               <w:t xml:space="preserve">union all</w:t>
               <w:br/>
-              <w:t xml:space="preserve">select 'OPUS' as project, 'SAT_AUG_FINTXN_PREMIUM' as satellite, 'OPUS_BJAZ_TRV_LOADER_LOG_TABLE_MV' as record_source, column_name,</w:t>
+              <w:t xml:space="preserve">select 'OPUS' as project, 'SAT_AUG_FINTXN_PREMIUM' as satellite, 'OPUS_BJAZ_TRV_LOADER_LOG_TABLE' as record_source, column_name,</w:t>
               <w:br/>
               <w:t xml:space="preserve">       count(*) as keys_compared,</w:t>
               <w:br/>
@@ -22726,7 +22726,7 @@
         <w:t xml:space="preserve">Note: </w:t>
       </w:r>
       <w:r>
-        <w:t xml:space="preserve">augmented satellite, automate_dv.sat; PK PARTY_HKEY; 1 RECORD_SOURCE group(s): OPUS_BJAZ_TRV_LOADER_LOG_TABLE_MV [1 col(s)].</w:t>
+        <w:t xml:space="preserve">augmented satellite, automate_dv.sat; PK PARTY_HKEY; 1 RECORD_SOURCE group(s): OPUS_BJAZ_TRV_LOADER_LOG_TABLE [1 col(s)].</w:t>
       </w:r>
     </w:p>
     <w:p>
@@ -22761,7 +22761,7 @@
               <w:br/>
               <w:t xml:space="preserve">    select distinct PARTY_HKEY as hkey from BAGIC_PREPROD_CURATED_DB.BGIL_DATA_MODEL.SAT_AUG_LNK_PARTY_ROLE_CORE</w:t>
               <w:br/>
-              <w:t xml:space="preserve">     where RECORD_SOURCE = 'OPUS_BJAZ_TRV_LOADER_LOG_TABLE_MV'</w:t>
+              <w:t xml:space="preserve">     where RECORD_SOURCE = 'OPUS_BJAZ_TRV_LOADER_LOG_TABLE'</w:t>
               <w:br/>
               <w:t xml:space="preserve">     order by hkey</w:t>
               <w:br/>
@@ -22777,7 +22777,7 @@
               <w:br/>
               <w:t xml:space="preserve">      from BAGIC_PREPROD_CURATED_DB.BGIL_DATA_MODEL.SAT_AUG_LNK_PARTY_ROLE_CORE</w:t>
               <w:br/>
-              <w:t xml:space="preserve">     where RECORD_SOURCE = 'OPUS_BJAZ_TRV_LOADER_LOG_TABLE_MV'</w:t>
+              <w:t xml:space="preserve">     where RECORD_SOURCE = 'OPUS_BJAZ_TRV_LOADER_LOG_TABLE'</w:t>
               <w:br/>
               <w:t xml:space="preserve">       and PARTY_HKEY in (select hkey from s1)</w:t>
               <w:br/>
@@ -22791,7 +22791,7 @@
               <w:br/>
               <w:t xml:space="preserve">      from (</w:t>
               <w:br/>
-              <w:t xml:space="preserve">        -- via stg_travel__bjaz_trv_loader_log_table_mv</w:t>
+              <w:t xml:space="preserve">        -- via stg_travel__bjaz_trv_loader_log_table</w:t>
               <w:br/>
               <w:t xml:space="preserve">        select MD5_BINARY(NULLIF(UPPER(TRIM(CAST('HUB_PARTY|' || ((nullif(trim(to_varchar("PREMIUMPAYERID")), ''))) AS VARCHAR))), '')) as hkey,</w:t>
               <w:br/>
@@ -22799,7 +22799,7 @@
               <w:br/>
               <w:t xml:space="preserve">               to_varchar((nullif(trim(to_varchar("PREMIUMPAYERFLAG")), ''))) as PREMIUM_PAYER_INDICATOR</w:t>
               <w:br/>
-              <w:t xml:space="preserve">          from BAGIC_PROD_MIRROR_DB.OPUS_GG_DWHSTAGE.BJAZ_TRV_LOADER_LOG_TABLE_MV</w:t>
+              <w:t xml:space="preserve">          from BAGIC_PREPROD_CURATED_DB.UTILS.BJAZ_TRV_LOADER_LOG_TABLE</w:t>
               <w:br/>
               <w:t xml:space="preserve">      )</w:t>
               <w:br/>
@@ -22821,7 +22821,7 @@
               <w:br/>
               <w:t xml:space="preserve">)</w:t>
               <w:br/>
-              <w:t xml:space="preserve">select 'OPUS' as project, 'SAT_AUG_LNK_PARTY_ROLE_CORE' as satellite, 'OPUS_BJAZ_TRV_LOADER_LOG_TABLE_MV' as record_source, column_name,</w:t>
+              <w:t xml:space="preserve">select 'OPUS' as project, 'SAT_AUG_LNK_PARTY_ROLE_CORE' as satellite, 'OPUS_BJAZ_TRV_LOADER_LOG_TABLE' as record_source, column_name,</w:t>
               <w:br/>
               <w:t xml:space="preserve">       count(*) as keys_compared,</w:t>
               <w:br/>
@@ -23095,7 +23095,7 @@
         <w:t xml:space="preserve">Note: </w:t>
       </w:r>
       <w:r>
-        <w:t xml:space="preserve">augmented satellite, sat_multi_source; PK PARTY_HKEY; 2 RECORD_SOURCE group(s): OPUS_BA_TRV_DATA_POLICY_DTLS_MV [1 col(s)], OPUS_BJAZ_TRV_LOADER_DATA_MV [1 col(s)].</w:t>
+        <w:t xml:space="preserve">augmented satellite, sat_multi_source; PK PARTY_HKEY; 2 RECORD_SOURCE group(s): OPUS_BA_TRV_DATA_POLICY_DTLS [1 col(s)], OPUS_BJAZ_TRV_LOADER_DATA [1 col(s)].</w:t>
       </w:r>
     </w:p>
     <w:p>
@@ -23130,7 +23130,7 @@
               <w:br/>
               <w:t xml:space="preserve">    select distinct PARTY_HKEY as hkey from BAGIC_PREPROD_CURATED_DB.BGIL_DATA_MODEL.SAT_AUG_LNK_ROLE_CUSTOMER</w:t>
               <w:br/>
-              <w:t xml:space="preserve">     where RECORD_SOURCE = 'OPUS_BA_TRV_DATA_POLICY_DTLS_MV'</w:t>
+              <w:t xml:space="preserve">     where RECORD_SOURCE = 'OPUS_BA_TRV_DATA_POLICY_DTLS'</w:t>
               <w:br/>
               <w:t xml:space="preserve">     order by hkey</w:t>
               <w:br/>
@@ -23146,7 +23146,7 @@
               <w:br/>
               <w:t xml:space="preserve">      from BAGIC_PREPROD_CURATED_DB.BGIL_DATA_MODEL.SAT_AUG_LNK_ROLE_CUSTOMER</w:t>
               <w:br/>
-              <w:t xml:space="preserve">     where RECORD_SOURCE = 'OPUS_BA_TRV_DATA_POLICY_DTLS_MV'</w:t>
+              <w:t xml:space="preserve">     where RECORD_SOURCE = 'OPUS_BA_TRV_DATA_POLICY_DTLS'</w:t>
               <w:br/>
               <w:t xml:space="preserve">       and PARTY_HKEY in (select hkey from s1)</w:t>
               <w:br/>
@@ -23160,7 +23160,7 @@
               <w:br/>
               <w:t xml:space="preserve">      from (</w:t>
               <w:br/>
-              <w:t xml:space="preserve">        -- via stg_travel__ba_trv_data_policy_dtls_mv</w:t>
+              <w:t xml:space="preserve">        -- via stg_travel__ba_trv_data_policy_dtls</w:t>
               <w:br/>
               <w:t xml:space="preserve">        select MD5_BINARY(NULLIF(UPPER(TRIM(CAST('HUB_PARTY|' || ((nullif(trim(to_varchar("PAYER_PART_ID")), ''))) AS VARCHAR))), '')) as hkey,</w:t>
               <w:br/>
@@ -23168,7 +23168,7 @@
               <w:br/>
               <w:t xml:space="preserve">               to_varchar((nullif(trim(to_varchar("PROPASTRAVELLER")), ''))) as PROPOSER_IS_TRAVELLER_INDICATOR</w:t>
               <w:br/>
-              <w:t xml:space="preserve">          from BAGIC_PROD_MIRROR_DB.OPUS_GG_DWHSTAGE.BA_TRV_DATA_POLICY_DTLS_MV</w:t>
+              <w:t xml:space="preserve">          from BAGIC_PREPROD_CURATED_DB.UTILS.BA_TRV_DATA_POLICY_DTLS</w:t>
               <w:br/>
               <w:t xml:space="preserve">      )</w:t>
               <w:br/>
@@ -23194,7 +23194,7 @@
               <w:br/>
               <w:t xml:space="preserve">    select distinct PARTY_HKEY as hkey from BAGIC_PREPROD_CURATED_DB.BGIL_DATA_MODEL.SAT_AUG_LNK_ROLE_CUSTOMER</w:t>
               <w:br/>
-              <w:t xml:space="preserve">     where RECORD_SOURCE = 'OPUS_BJAZ_TRV_LOADER_DATA_MV'</w:t>
+              <w:t xml:space="preserve">     where RECORD_SOURCE = 'OPUS_BJAZ_TRV_LOADER_DATA'</w:t>
               <w:br/>
               <w:t xml:space="preserve">     order by hkey</w:t>
               <w:br/>
@@ -23210,7 +23210,7 @@
               <w:br/>
               <w:t xml:space="preserve">      from BAGIC_PREPROD_CURATED_DB.BGIL_DATA_MODEL.SAT_AUG_LNK_ROLE_CUSTOMER</w:t>
               <w:br/>
-              <w:t xml:space="preserve">     where RECORD_SOURCE = 'OPUS_BJAZ_TRV_LOADER_DATA_MV'</w:t>
+              <w:t xml:space="preserve">     where RECORD_SOURCE = 'OPUS_BJAZ_TRV_LOADER_DATA'</w:t>
               <w:br/>
               <w:t xml:space="preserve">       and PARTY_HKEY in (select hkey from s2)</w:t>
               <w:br/>
@@ -23224,7 +23224,7 @@
               <w:br/>
               <w:t xml:space="preserve">      from (</w:t>
               <w:br/>
-              <w:t xml:space="preserve">        -- via stg_travel__bjaz_trv_loader_data_mv</w:t>
+              <w:t xml:space="preserve">        -- via stg_travel__bjaz_trv_loader_data</w:t>
               <w:br/>
               <w:t xml:space="preserve">        select MD5_BINARY(NULLIF(UPPER(TRIM(CAST('HUB_PARTY|' || ((nullif(trim(to_varchar("PREMIUMPAYERID")), ''))) AS VARCHAR))), '')) as hkey,</w:t>
               <w:br/>
@@ -23232,7 +23232,7 @@
               <w:br/>
               <w:t xml:space="preserve">               to_varchar((nullif(trim(to_varchar("PROPASTRAVELLER")), ''))) as PROPOSER_IS_TRAVELLER_INDICATOR</w:t>
               <w:br/>
-              <w:t xml:space="preserve">          from BAGIC_PROD_MIRROR_DB.OPUS_GG_DWHSTAGE.BJAZ_TRV_LOADER_DATA_MV</w:t>
+              <w:t xml:space="preserve">          from BAGIC_PREPROD_CURATED_DB.UTILS.BJAZ_TRV_LOADER_DATA</w:t>
               <w:br/>
               <w:t xml:space="preserve">      )</w:t>
               <w:br/>
@@ -23254,7 +23254,7 @@
               <w:br/>
               <w:t xml:space="preserve">)</w:t>
               <w:br/>
-              <w:t xml:space="preserve">select 'OPUS' as project, 'SAT_AUG_LNK_ROLE_CUSTOMER' as satellite, 'OPUS_BA_TRV_DATA_POLICY_DTLS_MV' as record_source, column_name,</w:t>
+              <w:t xml:space="preserve">select 'OPUS' as project, 'SAT_AUG_LNK_ROLE_CUSTOMER' as satellite, 'OPUS_BA_TRV_DATA_POLICY_DTLS' as record_source, column_name,</w:t>
               <w:br/>
               <w:t xml:space="preserve">       count(*) as keys_compared,</w:t>
               <w:br/>
@@ -23276,7 +23276,7 @@
               <w:br/>
               <w:t xml:space="preserve">union all</w:t>
               <w:br/>
-              <w:t xml:space="preserve">select 'OPUS' as project, 'SAT_AUG_LNK_ROLE_CUSTOMER' as satellite, 'OPUS_BJAZ_TRV_LOADER_DATA_MV' as record_source, column_name,</w:t>
+              <w:t xml:space="preserve">select 'OPUS' as project, 'SAT_AUG_LNK_ROLE_CUSTOMER' as satellite, 'OPUS_BJAZ_TRV_LOADER_DATA' as record_source, column_name,</w:t>
               <w:br/>
               <w:t xml:space="preserve">       count(*) as keys_compared,</w:t>
               <w:br/>
@@ -23550,7 +23550,7 @@
         <w:t xml:space="preserve">Note: </w:t>
       </w:r>
       <w:r>
-        <w:t xml:space="preserve">augmented satellite, automate_dv.sat; PK PARTY_HKEY; 1 RECORD_SOURCE group(s): OPUS_BJAZ_TRV_LOADER_DATA_MV [1 col(s)].</w:t>
+        <w:t xml:space="preserve">augmented satellite, automate_dv.sat; PK PARTY_HKEY; 1 RECORD_SOURCE group(s): OPUS_BJAZ_TRV_LOADER_DATA [1 col(s)].</w:t>
       </w:r>
     </w:p>
     <w:p>
@@ -23585,7 +23585,7 @@
               <w:br/>
               <w:t xml:space="preserve">    select distinct PARTY_HKEY as hkey from BAGIC_PREPROD_CURATED_DB.BGIL_DATA_MODEL.SAT_AUG_PARTY_BANKING</w:t>
               <w:br/>
-              <w:t xml:space="preserve">     where RECORD_SOURCE = 'OPUS_BJAZ_TRV_LOADER_DATA_MV'</w:t>
+              <w:t xml:space="preserve">     where RECORD_SOURCE = 'OPUS_BJAZ_TRV_LOADER_DATA'</w:t>
               <w:br/>
               <w:t xml:space="preserve">     order by hkey</w:t>
               <w:br/>
@@ -23601,7 +23601,7 @@
               <w:br/>
               <w:t xml:space="preserve">      from BAGIC_PREPROD_CURATED_DB.BGIL_DATA_MODEL.SAT_AUG_PARTY_BANKING</w:t>
               <w:br/>
-              <w:t xml:space="preserve">     where RECORD_SOURCE = 'OPUS_BJAZ_TRV_LOADER_DATA_MV'</w:t>
+              <w:t xml:space="preserve">     where RECORD_SOURCE = 'OPUS_BJAZ_TRV_LOADER_DATA'</w:t>
               <w:br/>
               <w:t xml:space="preserve">       and PARTY_HKEY in (select hkey from s1)</w:t>
               <w:br/>
@@ -23615,7 +23615,7 @@
               <w:br/>
               <w:t xml:space="preserve">      from (</w:t>
               <w:br/>
-              <w:t xml:space="preserve">        -- via stg_travel__bjaz_trv_loader_data_mv</w:t>
+              <w:t xml:space="preserve">        -- via stg_travel__bjaz_trv_loader_data</w:t>
               <w:br/>
               <w:t xml:space="preserve">        select MD5_BINARY(NULLIF(UPPER(TRIM(CAST('HUB_PARTY|' || ((nullif(trim(to_varchar("PREMIUMPAYERID")), ''))) AS VARCHAR))), '')) as hkey,</w:t>
               <w:br/>
@@ -23623,7 +23623,7 @@
               <w:br/>
               <w:t xml:space="preserve">               to_varchar((nullif(trim(to_varchar("BANKCUSTID")), ''))) as BANK_CUSTOMER_IDENTIFIER</w:t>
               <w:br/>
-              <w:t xml:space="preserve">          from BAGIC_PROD_MIRROR_DB.OPUS_GG_DWHSTAGE.BJAZ_TRV_LOADER_DATA_MV</w:t>
+              <w:t xml:space="preserve">          from BAGIC_PREPROD_CURATED_DB.UTILS.BJAZ_TRV_LOADER_DATA</w:t>
               <w:br/>
               <w:t xml:space="preserve">      )</w:t>
               <w:br/>
@@ -23645,7 +23645,7 @@
               <w:br/>
               <w:t xml:space="preserve">)</w:t>
               <w:br/>
-              <w:t xml:space="preserve">select 'OPUS' as project, 'SAT_AUG_PARTY_BANKING' as satellite, 'OPUS_BJAZ_TRV_LOADER_DATA_MV' as record_source, column_name,</w:t>
+              <w:t xml:space="preserve">select 'OPUS' as project, 'SAT_AUG_PARTY_BANKING' as satellite, 'OPUS_BJAZ_TRV_LOADER_DATA' as record_source, column_name,</w:t>
               <w:br/>
               <w:t xml:space="preserve">       count(*) as keys_compared,</w:t>
               <w:br/>
@@ -23919,7 +23919,7 @@
         <w:t xml:space="preserve">Note: </w:t>
       </w:r>
       <w:r>
-        <w:t xml:space="preserve">augmented satellite, sat_multi_source; PK PARTY_HKEY; 2 RECORD_SOURCE group(s): OPUS_BA_TRV_DATA_POLICY_DTLS_MV [1 col(s)], OPUS_BJAZ_TRV_LOADER_LOG_TABLE_MV [1 col(s)].</w:t>
+        <w:t xml:space="preserve">augmented satellite, sat_multi_source; PK PARTY_HKEY; 2 RECORD_SOURCE group(s): OPUS_BA_TRV_DATA_POLICY_DTLS [1 col(s)], OPUS_BJAZ_TRV_LOADER_LOG_TABLE [1 col(s)].</w:t>
       </w:r>
     </w:p>
     <w:p>
@@ -23954,7 +23954,7 @@
               <w:br/>
               <w:t xml:space="preserve">    select distinct PARTY_HKEY as hkey from BAGIC_PREPROD_CURATED_DB.BGIL_DATA_MODEL.SAT_AUG_PARTY_EMPLOYMENT</w:t>
               <w:br/>
-              <w:t xml:space="preserve">     where RECORD_SOURCE = 'OPUS_BA_TRV_DATA_POLICY_DTLS_MV'</w:t>
+              <w:t xml:space="preserve">     where RECORD_SOURCE = 'OPUS_BA_TRV_DATA_POLICY_DTLS'</w:t>
               <w:br/>
               <w:t xml:space="preserve">     order by hkey</w:t>
               <w:br/>
@@ -23970,7 +23970,7 @@
               <w:br/>
               <w:t xml:space="preserve">      from BAGIC_PREPROD_CURATED_DB.BGIL_DATA_MODEL.SAT_AUG_PARTY_EMPLOYMENT</w:t>
               <w:br/>
-              <w:t xml:space="preserve">     where RECORD_SOURCE = 'OPUS_BA_TRV_DATA_POLICY_DTLS_MV'</w:t>
+              <w:t xml:space="preserve">     where RECORD_SOURCE = 'OPUS_BA_TRV_DATA_POLICY_DTLS'</w:t>
               <w:br/>
               <w:t xml:space="preserve">       and PARTY_HKEY in (select hkey from s1)</w:t>
               <w:br/>
@@ -23984,7 +23984,7 @@
               <w:br/>
               <w:t xml:space="preserve">      from (</w:t>
               <w:br/>
-              <w:t xml:space="preserve">        -- via stg_travel__ba_trv_data_policy_dtls_mv</w:t>
+              <w:t xml:space="preserve">        -- via stg_travel__ba_trv_data_policy_dtls</w:t>
               <w:br/>
               <w:t xml:space="preserve">        select MD5_BINARY(NULLIF(UPPER(TRIM(CAST('HUB_PARTY|' || ((nullif(trim(to_varchar("PAYER_PART_ID")), ''))) AS VARCHAR))), '')) as hkey,</w:t>
               <w:br/>
@@ -23992,7 +23992,7 @@
               <w:br/>
               <w:t xml:space="preserve">               to_varchar((nullif(trim(to_varchar("CFT_EMP_NO")), ''))) as EMPLOYEE_NUMBER</w:t>
               <w:br/>
-              <w:t xml:space="preserve">          from BAGIC_PROD_MIRROR_DB.OPUS_GG_DWHSTAGE.BA_TRV_DATA_POLICY_DTLS_MV</w:t>
+              <w:t xml:space="preserve">          from BAGIC_PREPROD_CURATED_DB.UTILS.BA_TRV_DATA_POLICY_DTLS</w:t>
               <w:br/>
               <w:t xml:space="preserve">      )</w:t>
               <w:br/>
@@ -24018,7 +24018,7 @@
               <w:br/>
               <w:t xml:space="preserve">    select distinct PARTY_HKEY as hkey from BAGIC_PREPROD_CURATED_DB.BGIL_DATA_MODEL.SAT_AUG_PARTY_EMPLOYMENT</w:t>
               <w:br/>
-              <w:t xml:space="preserve">     where RECORD_SOURCE = 'OPUS_BJAZ_TRV_LOADER_LOG_TABLE_MV'</w:t>
+              <w:t xml:space="preserve">     where RECORD_SOURCE = 'OPUS_BJAZ_TRV_LOADER_LOG_TABLE'</w:t>
               <w:br/>
               <w:t xml:space="preserve">     order by hkey</w:t>
               <w:br/>
@@ -24034,7 +24034,7 @@
               <w:br/>
               <w:t xml:space="preserve">      from BAGIC_PREPROD_CURATED_DB.BGIL_DATA_MODEL.SAT_AUG_PARTY_EMPLOYMENT</w:t>
               <w:br/>
-              <w:t xml:space="preserve">     where RECORD_SOURCE = 'OPUS_BJAZ_TRV_LOADER_LOG_TABLE_MV'</w:t>
+              <w:t xml:space="preserve">     where RECORD_SOURCE = 'OPUS_BJAZ_TRV_LOADER_LOG_TABLE'</w:t>
               <w:br/>
               <w:t xml:space="preserve">       and PARTY_HKEY in (select hkey from s2)</w:t>
               <w:br/>
@@ -24048,7 +24048,7 @@
               <w:br/>
               <w:t xml:space="preserve">      from (</w:t>
               <w:br/>
-              <w:t xml:space="preserve">        -- via stg_travel__bjaz_trv_loader_log_table_mv</w:t>
+              <w:t xml:space="preserve">        -- via stg_travel__bjaz_trv_loader_log_table</w:t>
               <w:br/>
               <w:t xml:space="preserve">        select MD5_BINARY(NULLIF(UPPER(TRIM(CAST('HUB_PARTY|' || ((nullif(trim(to_varchar("PREMIUMPAYERID")), ''))) AS VARCHAR))), '')) as hkey,</w:t>
               <w:br/>
@@ -24056,7 +24056,7 @@
               <w:br/>
               <w:t xml:space="preserve">               to_varchar((nullif(trim(to_varchar("EMPNO")), ''))) as EMPLOYEE_NUMBER</w:t>
               <w:br/>
-              <w:t xml:space="preserve">          from BAGIC_PROD_MIRROR_DB.OPUS_GG_DWHSTAGE.BJAZ_TRV_LOADER_LOG_TABLE_MV</w:t>
+              <w:t xml:space="preserve">          from BAGIC_PREPROD_CURATED_DB.UTILS.BJAZ_TRV_LOADER_LOG_TABLE</w:t>
               <w:br/>
               <w:t xml:space="preserve">      )</w:t>
               <w:br/>
@@ -24078,7 +24078,7 @@
               <w:br/>
               <w:t xml:space="preserve">)</w:t>
               <w:br/>
-              <w:t xml:space="preserve">select 'OPUS' as project, 'SAT_AUG_PARTY_EMPLOYMENT' as satellite, 'OPUS_BA_TRV_DATA_POLICY_DTLS_MV' as record_source, column_name,</w:t>
+              <w:t xml:space="preserve">select 'OPUS' as project, 'SAT_AUG_PARTY_EMPLOYMENT' as satellite, 'OPUS_BA_TRV_DATA_POLICY_DTLS' as record_source, column_name,</w:t>
               <w:br/>
               <w:t xml:space="preserve">       count(*) as keys_compared,</w:t>
               <w:br/>
@@ -24100,7 +24100,7 @@
               <w:br/>
               <w:t xml:space="preserve">union all</w:t>
               <w:br/>
-              <w:t xml:space="preserve">select 'OPUS' as project, 'SAT_AUG_PARTY_EMPLOYMENT' as satellite, 'OPUS_BJAZ_TRV_LOADER_LOG_TABLE_MV' as record_source, column_name,</w:t>
+              <w:t xml:space="preserve">select 'OPUS' as project, 'SAT_AUG_PARTY_EMPLOYMENT' as satellite, 'OPUS_BJAZ_TRV_LOADER_LOG_TABLE' as record_source, column_name,</w:t>
               <w:br/>
               <w:t xml:space="preserve">       count(*) as keys_compared,</w:t>
               <w:br/>
@@ -24374,7 +24374,7 @@
         <w:t xml:space="preserve">Note: </w:t>
       </w:r>
       <w:r>
-        <w:t xml:space="preserve">augmented satellite, sat_multi_source; PK PRODUCT_HKEY; 3 RECORD_SOURCE group(s): OPUS_BA_TRV_PLAN_MST_MV [3 col(s)], OPUS_BJAZ_TRV_RATE_MASTER_MV [2 col(s)], OPUS_BJAZ_TRV_PLAN_MV [1 col(s)]. stg2_aug_product_terms_ba_trv_plan_mst_mv_multi_year_yn: column(s) AGE_ELIGIBILITY_BYPASS_INDICATOR, CFT_ELIGIBLE_INDICATOR, PLAN_GEOGRAPHICAL_ZONE could not be traced to RAW on at least one arm -- excluded (first-cut: walk columns from resolved_mt__ views or joined-in stitch columns are not yet inlined into the sampled queries). stg2_aug_product_terms_ba_trv_plan_mst_mv_age_bypass_yn: column(s) CFT_ELIGIBLE_INDICATOR, PLAN_GEOGRAPHICAL_ZONE could not be traced to RAW on at least one arm -- excluded (first-cut: walk columns from resolved_mt__ views or joined-in stitch columns are not yet inlined into the sampled queries). stg2_aug_product_terms_ba_trv_plan_mst_mv_cft_yn: column(s) PLAN_GEOGRAPHICAL_ZONE could not be traced to RAW on at least one arm -- excluded (first-cut: walk columns from resolved_mt__ views or joined-in stitch columns are not yet inlined into the sampled queries). stg2_aug_product_terms_bjaz_trv_rate_master_mv_cft_yn: column(s) AGE_ELIGIBILITY_BYPASS_INDICATOR, MULTI_YEAR_INDICATOR, PLAN_GEOGRAPHICAL_ZONE could not be traced to RAW on at least one arm -- excluded (first-cut: walk columns from resolved_mt__ views or joined-in stitch columns are not yet inlined into the sampled queries). stg2_aug_product_terms_bjaz_trv_plan_mv_area: column(s) AGE_ELIGIBILITY_BYPASS_INDICATOR, CFT_ELIGIBLE_INDICATOR, MULTI_YEAR_INDICATOR could not be traced to RAW on at least one arm -- excluded (first-cut: walk columns from resolved_mt__ views or joined-in stitch columns are not yet inlined into the sampled queries). stg2_aug_product_terms_bjaz_trv_rate_master_mv_area: column(s) AGE_ELIGIBILITY_BYPASS_INDICATOR, MULTI_YEAR_INDICATOR could not be traced to RAW on at least one arm -- excluded (first-cut: walk columns from resolved_mt__ views or joined-in stitch columns are not yet inlined into the sampled queries).</w:t>
+        <w:t xml:space="preserve">augmented satellite, sat_multi_source; PK PRODUCT_HKEY; 3 RECORD_SOURCE group(s): OPUS_BA_TRV_PLAN_MST [3 col(s)], OPUS_BJAZ_TRV_RATE_MASTER [2 col(s)], OPUS_BJAZ_TRV_PLAN [1 col(s)]. stg2_aug_product_terms_ba_trv_plan_mst_multi_year_yn: column(s) AGE_ELIGIBILITY_BYPASS_INDICATOR, CFT_ELIGIBLE_INDICATOR, PLAN_GEOGRAPHICAL_ZONE could not be traced to RAW on at least one arm -- excluded (first-cut: walk columns from resolved_mt__ views or joined-in stitch columns are not yet inlined into the sampled queries). stg2_aug_product_terms_ba_trv_plan_mst_age_bypass_yn: column(s) CFT_ELIGIBLE_INDICATOR, PLAN_GEOGRAPHICAL_ZONE could not be traced to RAW on at least one arm -- excluded (first-cut: walk columns from resolved_mt__ views or joined-in stitch columns are not yet inlined into the sampled queries). stg2_aug_product_terms_ba_trv_plan_mst_cft_yn: column(s) PLAN_GEOGRAPHICAL_ZONE could not be traced to RAW on at least one arm -- excluded (first-cut: walk columns from resolved_mt__ views or joined-in stitch columns are not yet inlined into the sampled queries). stg2_aug_product_terms_bjaz_trv_rate_master_cft_yn: column(s) AGE_ELIGIBILITY_BYPASS_INDICATOR, MULTI_YEAR_INDICATOR, PLAN_GEOGRAPHICAL_ZONE could not be traced to RAW on at least one arm -- excluded (first-cut: walk columns from resolved_mt__ views or joined-in stitch columns are not yet inlined into the sampled queries). stg2_aug_product_terms_bjaz_trv_plan_area: column(s) AGE_ELIGIBILITY_BYPASS_INDICATOR, CFT_ELIGIBLE_INDICATOR, MULTI_YEAR_INDICATOR could not be traced to RAW on at least one arm -- excluded (first-cut: walk columns from resolved_mt__ views or joined-in stitch columns are not yet inlined into the sampled queries). stg2_aug_product_terms_bjaz_trv_rate_master_area: column(s) AGE_ELIGIBILITY_BYPASS_INDICATOR, MULTI_YEAR_INDICATOR could not be traced to RAW on at least one arm -- excluded (first-cut: walk columns from resolved_mt__ views or joined-in stitch columns are not yet inlined into the sampled queries).</w:t>
       </w:r>
     </w:p>
     <w:p>
@@ -24409,7 +24409,7 @@
               <w:br/>
               <w:t xml:space="preserve">    select distinct PRODUCT_HKEY as hkey from BAGIC_PREPROD_CURATED_DB.BGIL_DATA_MODEL.SAT_AUG_PRODUCT_TERMS</w:t>
               <w:br/>
-              <w:t xml:space="preserve">     where RECORD_SOURCE = 'OPUS_BA_TRV_PLAN_MST_MV'</w:t>
+              <w:t xml:space="preserve">     where RECORD_SOURCE = 'OPUS_BA_TRV_PLAN_MST'</w:t>
               <w:br/>
               <w:t xml:space="preserve">     order by hkey</w:t>
               <w:br/>
@@ -24429,7 +24429,7 @@
               <w:br/>
               <w:t xml:space="preserve">      from BAGIC_PREPROD_CURATED_DB.BGIL_DATA_MODEL.SAT_AUG_PRODUCT_TERMS</w:t>
               <w:br/>
-              <w:t xml:space="preserve">     where RECORD_SOURCE = 'OPUS_BA_TRV_PLAN_MST_MV'</w:t>
+              <w:t xml:space="preserve">     where RECORD_SOURCE = 'OPUS_BA_TRV_PLAN_MST'</w:t>
               <w:br/>
               <w:t xml:space="preserve">       and PRODUCT_HKEY in (select hkey from s1)</w:t>
               <w:br/>
@@ -24443,7 +24443,7 @@
               <w:br/>
               <w:t xml:space="preserve">      from (</w:t>
               <w:br/>
-              <w:t xml:space="preserve">        -- via stg_travel__ba_trv_plan_mst_mv</w:t>
+              <w:t xml:space="preserve">        -- via stg_travel__ba_trv_plan_mst</w:t>
               <w:br/>
               <w:t xml:space="preserve">        select MD5_BINARY(NULLIF(UPPER(TRIM(CAST('HUB_PRODUCT|' || ((nullif(trim(to_varchar("PLAN_NO")), ''))) AS VARCHAR))), '')) as hkey,</w:t>
               <w:br/>
@@ -24455,11 +24455,11 @@
               <w:br/>
               <w:t xml:space="preserve">               cast(null as varchar) as CFT_ELIGIBLE_INDICATOR</w:t>
               <w:br/>
-              <w:t xml:space="preserve">          from BAGIC_PROD_MIRROR_DB.OPUS_GG_DWHSTAGE.BA_TRV_PLAN_MST_MV</w:t>
+              <w:t xml:space="preserve">          from BAGIC_PREPROD_CURATED_DB.UTILS.BA_TRV_PLAN_MST</w:t>
               <w:br/>
               <w:t xml:space="preserve">        union all</w:t>
               <w:br/>
-              <w:t xml:space="preserve">        -- via stg_travel__ba_trv_plan_mst_mv</w:t>
+              <w:t xml:space="preserve">        -- via stg_travel__ba_trv_plan_mst</w:t>
               <w:br/>
               <w:t xml:space="preserve">        select MD5_BINARY(NULLIF(UPPER(TRIM(CAST('HUB_PRODUCT|' || ((nullif(trim(to_varchar("PLAN_NO")), ''))) AS VARCHAR))), '')) as hkey,</w:t>
               <w:br/>
@@ -24471,11 +24471,11 @@
               <w:br/>
               <w:t xml:space="preserve">               cast(null as varchar) as CFT_ELIGIBLE_INDICATOR</w:t>
               <w:br/>
-              <w:t xml:space="preserve">          from BAGIC_PROD_MIRROR_DB.OPUS_GG_DWHSTAGE.BA_TRV_PLAN_MST_MV</w:t>
+              <w:t xml:space="preserve">          from BAGIC_PREPROD_CURATED_DB.UTILS.BA_TRV_PLAN_MST</w:t>
               <w:br/>
               <w:t xml:space="preserve">        union all</w:t>
               <w:br/>
-              <w:t xml:space="preserve">        -- via stg_travel__ba_trv_plan_mst_mv</w:t>
+              <w:t xml:space="preserve">        -- via stg_travel__ba_trv_plan_mst</w:t>
               <w:br/>
               <w:t xml:space="preserve">        select MD5_BINARY(NULLIF(UPPER(TRIM(CAST('HUB_PRODUCT|' || ((nullif(trim(to_varchar("PLAN_NO")), ''))) AS VARCHAR))), '')) as hkey,</w:t>
               <w:br/>
@@ -24487,7 +24487,7 @@
               <w:br/>
               <w:t xml:space="preserve">               to_varchar((nullif(trim(to_varchar("CFT_YN")), ''))) as CFT_ELIGIBLE_INDICATOR</w:t>
               <w:br/>
-              <w:t xml:space="preserve">          from BAGIC_PROD_MIRROR_DB.OPUS_GG_DWHSTAGE.BA_TRV_PLAN_MST_MV</w:t>
+              <w:t xml:space="preserve">          from BAGIC_PREPROD_CURATED_DB.UTILS.BA_TRV_PLAN_MST</w:t>
               <w:br/>
               <w:t xml:space="preserve">      )</w:t>
               <w:br/>
@@ -24533,7 +24533,7 @@
               <w:br/>
               <w:t xml:space="preserve">    select distinct PRODUCT_HKEY as hkey from BAGIC_PREPROD_CURATED_DB.BGIL_DATA_MODEL.SAT_AUG_PRODUCT_TERMS</w:t>
               <w:br/>
-              <w:t xml:space="preserve">     where RECORD_SOURCE = 'OPUS_BJAZ_TRV_RATE_MASTER_MV'</w:t>
+              <w:t xml:space="preserve">     where RECORD_SOURCE = 'OPUS_BJAZ_TRV_RATE_MASTER'</w:t>
               <w:br/>
               <w:t xml:space="preserve">     order by hkey</w:t>
               <w:br/>
@@ -24551,7 +24551,7 @@
               <w:br/>
               <w:t xml:space="preserve">      from BAGIC_PREPROD_CURATED_DB.BGIL_DATA_MODEL.SAT_AUG_PRODUCT_TERMS</w:t>
               <w:br/>
-              <w:t xml:space="preserve">     where RECORD_SOURCE = 'OPUS_BJAZ_TRV_RATE_MASTER_MV'</w:t>
+              <w:t xml:space="preserve">     where RECORD_SOURCE = 'OPUS_BJAZ_TRV_RATE_MASTER'</w:t>
               <w:br/>
               <w:t xml:space="preserve">       and PRODUCT_HKEY in (select hkey from s2)</w:t>
               <w:br/>
@@ -24565,7 +24565,7 @@
               <w:br/>
               <w:t xml:space="preserve">      from (</w:t>
               <w:br/>
-              <w:t xml:space="preserve">        -- via stg_travel__bjaz_trv_rate_master_mv</w:t>
+              <w:t xml:space="preserve">        -- via stg_travel__bjaz_trv_rate_master</w:t>
               <w:br/>
               <w:t xml:space="preserve">        select MD5_BINARY(NULLIF(UPPER(TRIM(CAST('HUB_PRODUCT|' || ((nullif(trim(to_varchar("PLAN")), ''))) AS VARCHAR))), '')) as hkey,</w:t>
               <w:br/>
@@ -24575,11 +24575,11 @@
               <w:br/>
               <w:t xml:space="preserve">               cast(null as varchar) as PLAN_GEOGRAPHICAL_ZONE</w:t>
               <w:br/>
-              <w:t xml:space="preserve">          from BAGIC_PROD_MIRROR_DB.OPUS_GG_DWHSTAGE.BJAZ_TRV_RATE_MASTER_MV</w:t>
+              <w:t xml:space="preserve">          from BAGIC_PREPROD_CURATED_DB.UTILS.BJAZ_TRV_RATE_MASTER</w:t>
               <w:br/>
               <w:t xml:space="preserve">        union all</w:t>
               <w:br/>
-              <w:t xml:space="preserve">        -- via stg_travel__bjaz_trv_rate_master_mv</w:t>
+              <w:t xml:space="preserve">        -- via stg_travel__bjaz_trv_rate_master</w:t>
               <w:br/>
               <w:t xml:space="preserve">        select MD5_BINARY(NULLIF(UPPER(TRIM(CAST('HUB_PRODUCT|' || ((nullif(trim(to_varchar("PLAN")), ''))) AS VARCHAR))), '')) as hkey,</w:t>
               <w:br/>
@@ -24589,7 +24589,7 @@
               <w:br/>
               <w:t xml:space="preserve">               to_varchar((nullif(trim(to_varchar("AREA")), ''))) as PLAN_GEOGRAPHICAL_ZONE</w:t>
               <w:br/>
-              <w:t xml:space="preserve">          from BAGIC_PROD_MIRROR_DB.OPUS_GG_DWHSTAGE.BJAZ_TRV_RATE_MASTER_MV</w:t>
+              <w:t xml:space="preserve">          from BAGIC_PREPROD_CURATED_DB.UTILS.BJAZ_TRV_RATE_MASTER</w:t>
               <w:br/>
               <w:t xml:space="preserve">      )</w:t>
               <w:br/>
@@ -24625,7 +24625,7 @@
               <w:br/>
               <w:t xml:space="preserve">    select distinct PRODUCT_HKEY as hkey from BAGIC_PREPROD_CURATED_DB.BGIL_DATA_MODEL.SAT_AUG_PRODUCT_TERMS</w:t>
               <w:br/>
-              <w:t xml:space="preserve">     where RECORD_SOURCE = 'OPUS_BJAZ_TRV_PLAN_MV'</w:t>
+              <w:t xml:space="preserve">     where RECORD_SOURCE = 'OPUS_BJAZ_TRV_PLAN'</w:t>
               <w:br/>
               <w:t xml:space="preserve">     order by hkey</w:t>
               <w:br/>
@@ -24641,7 +24641,7 @@
               <w:br/>
               <w:t xml:space="preserve">      from BAGIC_PREPROD_CURATED_DB.BGIL_DATA_MODEL.SAT_AUG_PRODUCT_TERMS</w:t>
               <w:br/>
-              <w:t xml:space="preserve">     where RECORD_SOURCE = 'OPUS_BJAZ_TRV_PLAN_MV'</w:t>
+              <w:t xml:space="preserve">     where RECORD_SOURCE = 'OPUS_BJAZ_TRV_PLAN'</w:t>
               <w:br/>
               <w:t xml:space="preserve">       and PRODUCT_HKEY in (select hkey from s3)</w:t>
               <w:br/>
@@ -24655,7 +24655,7 @@
               <w:br/>
               <w:t xml:space="preserve">      from (</w:t>
               <w:br/>
-              <w:t xml:space="preserve">        -- via stg_travel__bjaz_trv_plan_mv</w:t>
+              <w:t xml:space="preserve">        -- via stg_travel__bjaz_trv_plan</w:t>
               <w:br/>
               <w:t xml:space="preserve">        select MD5_BINARY(NULLIF(UPPER(TRIM(CAST('HUB_PRODUCT|' || ((nullif(trim(to_varchar("PLAN_ID")), ''))) AS VARCHAR))), '')) as hkey,</w:t>
               <w:br/>
@@ -24663,7 +24663,7 @@
               <w:br/>
               <w:t xml:space="preserve">               to_varchar((nullif(trim(to_varchar("AREA")), ''))) as PLAN_GEOGRAPHICAL_ZONE</w:t>
               <w:br/>
-              <w:t xml:space="preserve">          from BAGIC_PROD_MIRROR_DB.OPUS_GG_DWHSTAGE.BJAZ_TRV_PLAN_MV</w:t>
+              <w:t xml:space="preserve">          from BAGIC_PREPROD_CURATED_DB.UTILS.BJAZ_TRV_PLAN</w:t>
               <w:br/>
               <w:t xml:space="preserve">      )</w:t>
               <w:br/>
@@ -24685,7 +24685,7 @@
               <w:br/>
               <w:t xml:space="preserve">)</w:t>
               <w:br/>
-              <w:t xml:space="preserve">select 'OPUS' as project, 'SAT_AUG_PRODUCT_TERMS' as satellite, 'OPUS_BA_TRV_PLAN_MST_MV' as record_source, column_name,</w:t>
+              <w:t xml:space="preserve">select 'OPUS' as project, 'SAT_AUG_PRODUCT_TERMS' as satellite, 'OPUS_BA_TRV_PLAN_MST' as record_source, column_name,</w:t>
               <w:br/>
               <w:t xml:space="preserve">       count(*) as keys_compared,</w:t>
               <w:br/>
@@ -24707,7 +24707,7 @@
               <w:br/>
               <w:t xml:space="preserve">union all</w:t>
               <w:br/>
-              <w:t xml:space="preserve">select 'OPUS' as project, 'SAT_AUG_PRODUCT_TERMS' as satellite, 'OPUS_BJAZ_TRV_RATE_MASTER_MV' as record_source, column_name,</w:t>
+              <w:t xml:space="preserve">select 'OPUS' as project, 'SAT_AUG_PRODUCT_TERMS' as satellite, 'OPUS_BJAZ_TRV_RATE_MASTER' as record_source, column_name,</w:t>
               <w:br/>
               <w:t xml:space="preserve">       count(*) as keys_compared,</w:t>
               <w:br/>
@@ -24729,7 +24729,7 @@
               <w:br/>
               <w:t xml:space="preserve">union all</w:t>
               <w:br/>
-              <w:t xml:space="preserve">select 'OPUS' as project, 'SAT_AUG_PRODUCT_TERMS' as satellite, 'OPUS_BJAZ_TRV_PLAN_MV' as record_source, column_name,</w:t>
+              <w:t xml:space="preserve">select 'OPUS' as project, 'SAT_AUG_PRODUCT_TERMS' as satellite, 'OPUS_BJAZ_TRV_PLAN' as record_source, column_name,</w:t>
               <w:br/>
               <w:t xml:space="preserve">       count(*) as keys_compared,</w:t>
               <w:br/>
@@ -25003,7 +25003,7 @@
         <w:t xml:space="preserve">Note: </w:t>
       </w:r>
       <w:r>
-        <w:t xml:space="preserve">augmented satellite, sat_multi_source; PK RISK_OBJECT_HKEY; 1 RECORD_SOURCE group(s): OPUS_BJAZ_TRV_LOADER_DATA_MV [1 col(s)].</w:t>
+        <w:t xml:space="preserve">augmented satellite, sat_multi_source; PK RISK_OBJECT_HKEY; 1 RECORD_SOURCE group(s): OPUS_BJAZ_TRV_LOADER_DATA [1 col(s)].</w:t>
       </w:r>
     </w:p>
     <w:p>
@@ -25038,7 +25038,7 @@
               <w:br/>
               <w:t xml:space="preserve">    select distinct RISK_OBJECT_HKEY as hkey from BAGIC_PREPROD_CURATED_DB.BGIL_DATA_MODEL.SAT_AUG_RISK_PERSON_INSURED</w:t>
               <w:br/>
-              <w:t xml:space="preserve">     where RECORD_SOURCE = 'OPUS_BJAZ_TRV_LOADER_DATA_MV'</w:t>
+              <w:t xml:space="preserve">     where RECORD_SOURCE = 'OPUS_BJAZ_TRV_LOADER_DATA'</w:t>
               <w:br/>
               <w:t xml:space="preserve">     order by hkey</w:t>
               <w:br/>
@@ -25054,7 +25054,7 @@
               <w:br/>
               <w:t xml:space="preserve">      from BAGIC_PREPROD_CURATED_DB.BGIL_DATA_MODEL.SAT_AUG_RISK_PERSON_INSURED</w:t>
               <w:br/>
-              <w:t xml:space="preserve">     where RECORD_SOURCE = 'OPUS_BJAZ_TRV_LOADER_DATA_MV'</w:t>
+              <w:t xml:space="preserve">     where RECORD_SOURCE = 'OPUS_BJAZ_TRV_LOADER_DATA'</w:t>
               <w:br/>
               <w:t xml:space="preserve">       and RISK_OBJECT_HKEY in (select hkey from s1)</w:t>
               <w:br/>
@@ -25068,7 +25068,7 @@
               <w:br/>
               <w:t xml:space="preserve">      from (</w:t>
               <w:br/>
-              <w:t xml:space="preserve">        -- via stg_travel__bjaz_trv_loader_data_mv</w:t>
+              <w:t xml:space="preserve">        -- via stg_travel__bjaz_trv_loader_data</w:t>
               <w:br/>
               <w:t xml:space="preserve">        select MD5_BINARY(NULLIF(UPPER(TRIM(CAST('HUB_RISK_OBJECT|' || ((nullif(trim(to_varchar("POLICY_REF")), '')) || '|member1') AS VARCHAR))), '')) as hkey,</w:t>
               <w:br/>
@@ -25076,11 +25076,11 @@
               <w:br/>
               <w:t xml:space="preserve">               to_varchar((nullif(trim(to_varchar("MEMBER1DOB")), ''))) as DATE_OF_BIRTH</w:t>
               <w:br/>
-              <w:t xml:space="preserve">          from BAGIC_PROD_MIRROR_DB.OPUS_GG_DWHSTAGE.BJAZ_TRV_LOADER_DATA_MV</w:t>
+              <w:t xml:space="preserve">          from BAGIC_PREPROD_CURATED_DB.UTILS.BJAZ_TRV_LOADER_DATA</w:t>
               <w:br/>
               <w:t xml:space="preserve">        union all</w:t>
               <w:br/>
-              <w:t xml:space="preserve">        -- via stg_travel__bjaz_trv_loader_data_mv</w:t>
+              <w:t xml:space="preserve">        -- via stg_travel__bjaz_trv_loader_data</w:t>
               <w:br/>
               <w:t xml:space="preserve">        select MD5_BINARY(NULLIF(UPPER(TRIM(CAST('HUB_RISK_OBJECT|' || ((nullif(trim(to_varchar("POLICY_REF")), '')) || '|member2') AS VARCHAR))), '')) as hkey,</w:t>
               <w:br/>
@@ -25088,11 +25088,11 @@
               <w:br/>
               <w:t xml:space="preserve">               to_varchar((nullif(trim(to_varchar("MEMBER2DOB")), ''))) as DATE_OF_BIRTH</w:t>
               <w:br/>
-              <w:t xml:space="preserve">          from BAGIC_PROD_MIRROR_DB.OPUS_GG_DWHSTAGE.BJAZ_TRV_LOADER_DATA_MV</w:t>
+              <w:t xml:space="preserve">          from BAGIC_PREPROD_CURATED_DB.UTILS.BJAZ_TRV_LOADER_DATA</w:t>
               <w:br/>
               <w:t xml:space="preserve">        union all</w:t>
               <w:br/>
-              <w:t xml:space="preserve">        -- via stg_travel__bjaz_trv_loader_data_mv</w:t>
+              <w:t xml:space="preserve">        -- via stg_travel__bjaz_trv_loader_data</w:t>
               <w:br/>
               <w:t xml:space="preserve">        select MD5_BINARY(NULLIF(UPPER(TRIM(CAST('HUB_RISK_OBJECT|' || ((nullif(trim(to_varchar("POLICY_REF")), '')) || '|member3') AS VARCHAR))), '')) as hkey,</w:t>
               <w:br/>
@@ -25100,11 +25100,11 @@
               <w:br/>
               <w:t xml:space="preserve">               to_varchar((nullif(trim(to_varchar("MEMBER3DOB")), ''))) as DATE_OF_BIRTH</w:t>
               <w:br/>
-              <w:t xml:space="preserve">          from BAGIC_PROD_MIRROR_DB.OPUS_GG_DWHSTAGE.BJAZ_TRV_LOADER_DATA_MV</w:t>
+              <w:t xml:space="preserve">          from BAGIC_PREPROD_CURATED_DB.UTILS.BJAZ_TRV_LOADER_DATA</w:t>
               <w:br/>
               <w:t xml:space="preserve">        union all</w:t>
               <w:br/>
-              <w:t xml:space="preserve">        -- via stg_travel__bjaz_trv_loader_data_mv</w:t>
+              <w:t xml:space="preserve">        -- via stg_travel__bjaz_trv_loader_data</w:t>
               <w:br/>
               <w:t xml:space="preserve">        select MD5_BINARY(NULLIF(UPPER(TRIM(CAST('HUB_RISK_OBJECT|' || ((nullif(trim(to_varchar("POLICY_REF")), '')) || '|member4') AS VARCHAR))), '')) as hkey,</w:t>
               <w:br/>
@@ -25112,11 +25112,11 @@
               <w:br/>
               <w:t xml:space="preserve">               to_varchar((nullif(trim(to_varchar("MEMBER4DOB")), ''))) as DATE_OF_BIRTH</w:t>
               <w:br/>
-              <w:t xml:space="preserve">          from BAGIC_PROD_MIRROR_DB.OPUS_GG_DWHSTAGE.BJAZ_TRV_LOADER_DATA_MV</w:t>
+              <w:t xml:space="preserve">          from BAGIC_PREPROD_CURATED_DB.UTILS.BJAZ_TRV_LOADER_DATA</w:t>
               <w:br/>
               <w:t xml:space="preserve">        union all</w:t>
               <w:br/>
-              <w:t xml:space="preserve">        -- via stg_travel__bjaz_trv_loader_data_mv</w:t>
+              <w:t xml:space="preserve">        -- via stg_travel__bjaz_trv_loader_data</w:t>
               <w:br/>
               <w:t xml:space="preserve">        select MD5_BINARY(NULLIF(UPPER(TRIM(CAST('HUB_RISK_OBJECT|' || ((nullif(trim(to_varchar("POLICY_REF")), '')) || '|member5') AS VARCHAR))), '')) as hkey,</w:t>
               <w:br/>
@@ -25124,7 +25124,7 @@
               <w:br/>
               <w:t xml:space="preserve">               to_varchar((nullif(trim(to_varchar("MEMBER5DOB")), ''))) as DATE_OF_BIRTH</w:t>
               <w:br/>
-              <w:t xml:space="preserve">          from BAGIC_PROD_MIRROR_DB.OPUS_GG_DWHSTAGE.BJAZ_TRV_LOADER_DATA_MV</w:t>
+              <w:t xml:space="preserve">          from BAGIC_PREPROD_CURATED_DB.UTILS.BJAZ_TRV_LOADER_DATA</w:t>
               <w:br/>
               <w:t xml:space="preserve">      )</w:t>
               <w:br/>
@@ -25146,7 +25146,7 @@
               <w:br/>
               <w:t xml:space="preserve">)</w:t>
               <w:br/>
-              <w:t xml:space="preserve">select 'OPUS' as project, 'SAT_AUG_RISK_PERSON_INSURED' as satellite, 'OPUS_BJAZ_TRV_LOADER_DATA_MV' as record_source, column_name,</w:t>
+              <w:t xml:space="preserve">select 'OPUS' as project, 'SAT_AUG_RISK_PERSON_INSURED' as satellite, 'OPUS_BJAZ_TRV_LOADER_DATA' as record_source, column_name,</w:t>
               <w:br/>
               <w:t xml:space="preserve">       count(*) as keys_compared,</w:t>
               <w:br/>
@@ -25420,7 +25420,7 @@
         <w:t xml:space="preserve">Note: </w:t>
       </w:r>
       <w:r>
-        <w:t xml:space="preserve">augmented satellite, sat_multi_source; PK RISK_OBJECT_HKEY; 1 RECORD_SOURCE group(s): OPUS_BJAZ_TRV_LOADER_DATA_MV [2 col(s)].</w:t>
+        <w:t xml:space="preserve">augmented satellite, sat_multi_source; PK RISK_OBJECT_HKEY; 1 RECORD_SOURCE group(s): OPUS_BJAZ_TRV_LOADER_DATA [2 col(s)].</w:t>
       </w:r>
     </w:p>
     <w:p>
@@ -25455,7 +25455,7 @@
               <w:br/>
               <w:t xml:space="preserve">    select distinct RISK_OBJECT_HKEY as hkey from BAGIC_PREPROD_CURATED_DB.BGIL_DATA_MODEL.SAT_AUG_RISK_PERSON_TRAVEL</w:t>
               <w:br/>
-              <w:t xml:space="preserve">     where RECORD_SOURCE = 'OPUS_BJAZ_TRV_LOADER_DATA_MV'</w:t>
+              <w:t xml:space="preserve">     where RECORD_SOURCE = 'OPUS_BJAZ_TRV_LOADER_DATA'</w:t>
               <w:br/>
               <w:t xml:space="preserve">     order by hkey</w:t>
               <w:br/>
@@ -25473,7 +25473,7 @@
               <w:br/>
               <w:t xml:space="preserve">      from BAGIC_PREPROD_CURATED_DB.BGIL_DATA_MODEL.SAT_AUG_RISK_PERSON_TRAVEL</w:t>
               <w:br/>
-              <w:t xml:space="preserve">     where RECORD_SOURCE = 'OPUS_BJAZ_TRV_LOADER_DATA_MV'</w:t>
+              <w:t xml:space="preserve">     where RECORD_SOURCE = 'OPUS_BJAZ_TRV_LOADER_DATA'</w:t>
               <w:br/>
               <w:t xml:space="preserve">       and RISK_OBJECT_HKEY in (select hkey from s1)</w:t>
               <w:br/>
@@ -25487,7 +25487,7 @@
               <w:br/>
               <w:t xml:space="preserve">      from (</w:t>
               <w:br/>
-              <w:t xml:space="preserve">        -- via stg_travel__bjaz_trv_loader_data_mv</w:t>
+              <w:t xml:space="preserve">        -- via stg_travel__bjaz_trv_loader_data</w:t>
               <w:br/>
               <w:t xml:space="preserve">        select MD5_BINARY(NULLIF(UPPER(TRIM(CAST('HUB_RISK_OBJECT|' || ((nullif(trim(to_varchar("POLICY_REF")), '')) || '|member1') AS VARCHAR))), '')) as hkey,</w:t>
               <w:br/>
@@ -25497,11 +25497,11 @@
               <w:br/>
               <w:t xml:space="preserve">               to_varchar((nullif(trim(to_varchar("MODEOFTRANSPORT")), ''))) as MODE_OF_TRANSPORT</w:t>
               <w:br/>
-              <w:t xml:space="preserve">          from BAGIC_PROD_MIRROR_DB.OPUS_GG_DWHSTAGE.BJAZ_TRV_LOADER_DATA_MV</w:t>
+              <w:t xml:space="preserve">          from BAGIC_PREPROD_CURATED_DB.UTILS.BJAZ_TRV_LOADER_DATA</w:t>
               <w:br/>
               <w:t xml:space="preserve">        union all</w:t>
               <w:br/>
-              <w:t xml:space="preserve">        -- via stg_travel__bjaz_trv_loader_data_mv</w:t>
+              <w:t xml:space="preserve">        -- via stg_travel__bjaz_trv_loader_data</w:t>
               <w:br/>
               <w:t xml:space="preserve">        select MD5_BINARY(NULLIF(UPPER(TRIM(CAST('HUB_RISK_OBJECT|' || ((nullif(trim(to_varchar("POLICY_REF")), '')) || '|member2') AS VARCHAR))), '')) as hkey,</w:t>
               <w:br/>
@@ -25511,11 +25511,11 @@
               <w:br/>
               <w:t xml:space="preserve">               to_varchar((nullif(trim(to_varchar("MODEOFTRANSPORT")), ''))) as MODE_OF_TRANSPORT</w:t>
               <w:br/>
-              <w:t xml:space="preserve">          from BAGIC_PROD_MIRROR_DB.OPUS_GG_DWHSTAGE.BJAZ_TRV_LOADER_DATA_MV</w:t>
+              <w:t xml:space="preserve">          from BAGIC_PREPROD_CURATED_DB.UTILS.BJAZ_TRV_LOADER_DATA</w:t>
               <w:br/>
               <w:t xml:space="preserve">        union all</w:t>
               <w:br/>
-              <w:t xml:space="preserve">        -- via stg_travel__bjaz_trv_loader_data_mv</w:t>
+              <w:t xml:space="preserve">        -- via stg_travel__bjaz_trv_loader_data</w:t>
               <w:br/>
               <w:t xml:space="preserve">        select MD5_BINARY(NULLIF(UPPER(TRIM(CAST('HUB_RISK_OBJECT|' || ((nullif(trim(to_varchar("POLICY_REF")), '')) || '|member3') AS VARCHAR))), '')) as hkey,</w:t>
               <w:br/>
@@ -25525,11 +25525,11 @@
               <w:br/>
               <w:t xml:space="preserve">               to_varchar((nullif(trim(to_varchar("MODEOFTRANSPORT")), ''))) as MODE_OF_TRANSPORT</w:t>
               <w:br/>
-              <w:t xml:space="preserve">          from BAGIC_PROD_MIRROR_DB.OPUS_GG_DWHSTAGE.BJAZ_TRV_LOADER_DATA_MV</w:t>
+              <w:t xml:space="preserve">          from BAGIC_PREPROD_CURATED_DB.UTILS.BJAZ_TRV_LOADER_DATA</w:t>
               <w:br/>
               <w:t xml:space="preserve">        union all</w:t>
               <w:br/>
-              <w:t xml:space="preserve">        -- via stg_travel__bjaz_trv_loader_data_mv</w:t>
+              <w:t xml:space="preserve">        -- via stg_travel__bjaz_trv_loader_data</w:t>
               <w:br/>
               <w:t xml:space="preserve">        select MD5_BINARY(NULLIF(UPPER(TRIM(CAST('HUB_RISK_OBJECT|' || ((nullif(trim(to_varchar("POLICY_REF")), '')) || '|member4') AS VARCHAR))), '')) as hkey,</w:t>
               <w:br/>
@@ -25539,11 +25539,11 @@
               <w:br/>
               <w:t xml:space="preserve">               to_varchar((nullif(trim(to_varchar("MODEOFTRANSPORT")), ''))) as MODE_OF_TRANSPORT</w:t>
               <w:br/>
-              <w:t xml:space="preserve">          from BAGIC_PROD_MIRROR_DB.OPUS_GG_DWHSTAGE.BJAZ_TRV_LOADER_DATA_MV</w:t>
+              <w:t xml:space="preserve">          from BAGIC_PREPROD_CURATED_DB.UTILS.BJAZ_TRV_LOADER_DATA</w:t>
               <w:br/>
               <w:t xml:space="preserve">        union all</w:t>
               <w:br/>
-              <w:t xml:space="preserve">        -- via stg_travel__bjaz_trv_loader_data_mv</w:t>
+              <w:t xml:space="preserve">        -- via stg_travel__bjaz_trv_loader_data</w:t>
               <w:br/>
               <w:t xml:space="preserve">        select MD5_BINARY(NULLIF(UPPER(TRIM(CAST('HUB_RISK_OBJECT|' || ((nullif(trim(to_varchar("POLICY_REF")), '')) || '|member5') AS VARCHAR))), '')) as hkey,</w:t>
               <w:br/>
@@ -25553,7 +25553,7 @@
               <w:br/>
               <w:t xml:space="preserve">               to_varchar((nullif(trim(to_varchar("MODEOFTRANSPORT")), ''))) as MODE_OF_TRANSPORT</w:t>
               <w:br/>
-              <w:t xml:space="preserve">          from BAGIC_PROD_MIRROR_DB.OPUS_GG_DWHSTAGE.BJAZ_TRV_LOADER_DATA_MV</w:t>
+              <w:t xml:space="preserve">          from BAGIC_PREPROD_CURATED_DB.UTILS.BJAZ_TRV_LOADER_DATA</w:t>
               <w:br/>
               <w:t xml:space="preserve">      )</w:t>
               <w:br/>
@@ -25585,7 +25585,7 @@
               <w:br/>
               <w:t xml:space="preserve">)</w:t>
               <w:br/>
-              <w:t xml:space="preserve">select 'OPUS' as project, 'SAT_AUG_RISK_PERSON_TRAVEL' as satellite, 'OPUS_BJAZ_TRV_LOADER_DATA_MV' as record_source, column_name,</w:t>
+              <w:t xml:space="preserve">select 'OPUS' as project, 'SAT_AUG_RISK_PERSON_TRAVEL' as satellite, 'OPUS_BJAZ_TRV_LOADER_DATA' as record_source, column_name,</w:t>
               <w:br/>
               <w:t xml:space="preserve">       count(*) as keys_compared,</w:t>
               <w:br/>

--- a/BGIL_DBT/validation/travel/DM-A/DM-A2_OPUS.docx
+++ b/BGIL_DBT/validation/travel/DM-A/DM-A2_OPUS.docx
@@ -3145,9 +3145,6 @@
       <w:r>
         <w:t xml:space="preserve">1. OPUS — SAT_COMMON_ADDRESS</w:t>
       </w:r>
-      <w:r>
-        <w:t xml:space="preserve">  [M1]</w:t>
-      </w:r>
     </w:p>
     <w:tbl>
       <w:tblPr>
@@ -3726,9 +3723,6 @@
       <w:r>
         <w:t xml:space="preserve">2. OPUS — SAT_COMMON_CLASSIFICATION</w:t>
       </w:r>
-      <w:r>
-        <w:t xml:space="preserve">  [M1]</w:t>
-      </w:r>
     </w:p>
     <w:tbl>
       <w:tblPr>
@@ -4181,9 +4175,6 @@
       <w:r>
         <w:t xml:space="preserve">3. OPUS — SAT_COMMON_CONTACT</w:t>
       </w:r>
-      <w:r>
-        <w:t xml:space="preserve">  [M1]</w:t>
-      </w:r>
     </w:p>
     <w:tbl>
       <w:tblPr>
@@ -4890,9 +4881,6 @@
       <w:r>
         <w:t xml:space="preserve">4. OPUS — SAT_COVERAGE_CONDITIONS</w:t>
       </w:r>
-      <w:r>
-        <w:t xml:space="preserve">  [M1]</w:t>
-      </w:r>
     </w:p>
     <w:tbl>
       <w:tblPr>
@@ -5273,9 +5261,6 @@
       <w:r>
         <w:t xml:space="preserve">5. OPUS — SAT_COVERAGE_DEFINITION</w:t>
       </w:r>
-      <w:r>
-        <w:t xml:space="preserve">  [M1]</w:t>
-      </w:r>
     </w:p>
     <w:tbl>
       <w:tblPr>
@@ -6020,9 +6005,6 @@
       <w:r>
         <w:t xml:space="preserve">6. OPUS — SAT_COVERAGE_LIMITS</w:t>
       </w:r>
-      <w:r>
-        <w:t xml:space="preserve">  [M1]</w:t>
-      </w:r>
     </w:p>
     <w:tbl>
       <w:tblPr>
@@ -6575,9 +6557,6 @@
       <w:r>
         <w:t xml:space="preserve">7. OPUS — SAT_FINTXN_COMMISSION</w:t>
       </w:r>
-      <w:r>
-        <w:t xml:space="preserve">  [M1]</w:t>
-      </w:r>
     </w:p>
     <w:tbl>
       <w:tblPr>
@@ -7052,9 +7031,6 @@
       <w:r>
         <w:t xml:space="preserve">8. OPUS — SAT_FINTXN_HEADER</w:t>
       </w:r>
-      <w:r>
-        <w:t xml:space="preserve">  [M1]</w:t>
-      </w:r>
     </w:p>
     <w:tbl>
       <w:tblPr>
@@ -7421,9 +7397,6 @@
       <w:r>
         <w:t xml:space="preserve">9. OPUS — SAT_FINTXN_PREMIUM</w:t>
       </w:r>
-      <w:r>
-        <w:t xml:space="preserve">  [M1]</w:t>
-      </w:r>
     </w:p>
     <w:tbl>
       <w:tblPr>
@@ -8130,9 +8103,6 @@
       <w:r>
         <w:t xml:space="preserve">10. OPUS — SAT_FINTXN_TAX</w:t>
       </w:r>
-      <w:r>
-        <w:t xml:space="preserve">  [M1]</w:t>
-      </w:r>
     </w:p>
     <w:tbl>
       <w:tblPr>
@@ -8623,9 +8593,6 @@
       <w:r>
         <w:t xml:space="preserve">11. OPUS — SAT_FIN_CHARGE_RATE</w:t>
       </w:r>
-      <w:r>
-        <w:t xml:space="preserve">  [M1]</w:t>
-      </w:r>
     </w:p>
     <w:tbl>
       <w:tblPr>
@@ -9116,9 +9083,6 @@
       <w:r>
         <w:t xml:space="preserve">12. OPUS — SAT_FIN_RECEIPT</w:t>
       </w:r>
-      <w:r>
-        <w:t xml:space="preserve">  [M1]</w:t>
-      </w:r>
     </w:p>
     <w:tbl>
       <w:tblPr>
@@ -9613,9 +9577,6 @@
       <w:r>
         <w:t xml:space="preserve">13. OPUS — SAT_LNK_ROLE_NOMINEE_BENEFICIARY</w:t>
       </w:r>
-      <w:r>
-        <w:t xml:space="preserve">  [M1]</w:t>
-      </w:r>
     </w:p>
     <w:tbl>
       <w:tblPr>
@@ -10068,9 +10029,6 @@
       <w:r>
         <w:t xml:space="preserve">14. OPUS — SAT_ORG_UNIT_DEFINITION</w:t>
       </w:r>
-      <w:r>
-        <w:t xml:space="preserve">  [M1]</w:t>
-      </w:r>
     </w:p>
     <w:tbl>
       <w:tblPr>
@@ -10437,9 +10395,6 @@
       <w:r>
         <w:t xml:space="preserve">15. OPUS — SAT_PARTY_EMPLOYMENT</w:t>
       </w:r>
-      <w:r>
-        <w:t xml:space="preserve">  [M1]</w:t>
-      </w:r>
     </w:p>
     <w:tbl>
       <w:tblPr>
@@ -10906,9 +10861,6 @@
       <w:r>
         <w:t xml:space="preserve">16. OPUS — SAT_PARTY_HEALTH_PROFILE</w:t>
       </w:r>
-      <w:r>
-        <w:t xml:space="preserve">  [M2]</w:t>
-      </w:r>
     </w:p>
     <w:tbl>
       <w:tblPr>
@@ -11361,9 +11313,6 @@
       <w:r>
         <w:t xml:space="preserve">17. OPUS — SAT_PARTY_IDENTIFICATION</w:t>
       </w:r>
-      <w:r>
-        <w:t xml:space="preserve">  [M2]</w:t>
-      </w:r>
     </w:p>
     <w:tbl>
       <w:tblPr>
@@ -12016,9 +11965,6 @@
       <w:r>
         <w:t xml:space="preserve">18. OPUS — SAT_PARTY_IDENTITY</w:t>
       </w:r>
-      <w:r>
-        <w:t xml:space="preserve">  [M2]</w:t>
-      </w:r>
     </w:p>
     <w:tbl>
       <w:tblPr>
@@ -12769,9 +12715,6 @@
       <w:r>
         <w:t xml:space="preserve">19. OPUS — SAT_PARTY_INDIVIDUAL_DEMOGRAPHICS</w:t>
       </w:r>
-      <w:r>
-        <w:t xml:space="preserve">  [M2]</w:t>
-      </w:r>
     </w:p>
     <w:tbl>
       <w:tblPr>
@@ -13224,9 +13167,6 @@
       <w:r>
         <w:t xml:space="preserve">20. OPUS — SAT_POLICY_CLASSIFICATION</w:t>
       </w:r>
-      <w:r>
-        <w:t xml:space="preserve">  [M2]</w:t>
-      </w:r>
     </w:p>
     <w:tbl>
       <w:tblPr>
@@ -13819,9 +13759,6 @@
       <w:r>
         <w:t xml:space="preserve">21. OPUS — SAT_POLICY_HEADER</w:t>
       </w:r>
-      <w:r>
-        <w:t xml:space="preserve">  [M2]</w:t>
-      </w:r>
     </w:p>
     <w:tbl>
       <w:tblPr>
@@ -14684,9 +14621,6 @@
       <w:r>
         <w:t xml:space="preserve">22. OPUS — SAT_POLICY_TERMS</w:t>
       </w:r>
-      <w:r>
-        <w:t xml:space="preserve">  [M2]</w:t>
-      </w:r>
     </w:p>
     <w:tbl>
       <w:tblPr>
@@ -15139,9 +15073,6 @@
       <w:r>
         <w:t xml:space="preserve">23. OPUS — SAT_PRODUCT_DEFINITION</w:t>
       </w:r>
-      <w:r>
-        <w:t xml:space="preserve">  [M2]</w:t>
-      </w:r>
     </w:p>
     <w:tbl>
       <w:tblPr>
@@ -15764,9 +15695,6 @@
       <w:r>
         <w:t xml:space="preserve">24. OPUS — SAT_PRODUCT_RATING_FACTOR</w:t>
       </w:r>
-      <w:r>
-        <w:t xml:space="preserve">  [M2]</w:t>
-      </w:r>
     </w:p>
     <w:tbl>
       <w:tblPr>
@@ -16199,9 +16127,6 @@
       <w:r>
         <w:t xml:space="preserve">25. OPUS — SAT_PRODUCT_RATING_STRUCTURE</w:t>
       </w:r>
-      <w:r>
-        <w:t xml:space="preserve">  [M2]</w:t>
-      </w:r>
     </w:p>
     <w:tbl>
       <w:tblPr>
@@ -16568,9 +16493,6 @@
       <w:r>
         <w:t xml:space="preserve">26. OPUS — SAT_PRODUCT_TERMS</w:t>
       </w:r>
-      <w:r>
-        <w:t xml:space="preserve">  [M2]</w:t>
-      </w:r>
     </w:p>
     <w:tbl>
       <w:tblPr>
@@ -17093,9 +17015,6 @@
       <w:r>
         <w:t xml:space="preserve">27. OPUS — SAT_PROPOSAL_UNDERWRITING</w:t>
       </w:r>
-      <w:r>
-        <w:t xml:space="preserve">  [M2]</w:t>
-      </w:r>
     </w:p>
     <w:tbl>
       <w:tblPr>
@@ -17476,9 +17395,6 @@
       <w:r>
         <w:t xml:space="preserve">28. OPUS — SAT_QUOTE_HEADER</w:t>
       </w:r>
-      <w:r>
-        <w:t xml:space="preserve">  [M2]</w:t>
-      </w:r>
     </w:p>
     <w:tbl>
       <w:tblPr>
@@ -17845,9 +17761,6 @@
       <w:r>
         <w:t xml:space="preserve">29. OPUS — SAT_RISK_MOTOR_DRIVER</w:t>
       </w:r>
-      <w:r>
-        <w:t xml:space="preserve">  [M2]</w:t>
-      </w:r>
     </w:p>
     <w:tbl>
       <w:tblPr>
@@ -18214,9 +18127,6 @@
       <w:r>
         <w:t xml:space="preserve">30. OPUS — SAT_RISK_MOTOR_VEHICLE</w:t>
       </w:r>
-      <w:r>
-        <w:t xml:space="preserve">  [M2]</w:t>
-      </w:r>
     </w:p>
     <w:tbl>
       <w:tblPr>
@@ -18695,9 +18605,6 @@
       <w:r>
         <w:t xml:space="preserve">31. OPUS — SAT_RISK_OBJECT_CORE</w:t>
       </w:r>
-      <w:r>
-        <w:t xml:space="preserve">  [M3]</w:t>
-      </w:r>
     </w:p>
     <w:tbl>
       <w:tblPr>
@@ -19064,9 +18971,6 @@
       <w:r>
         <w:t xml:space="preserve">32. OPUS — SAT_RISK_PERSON_INSURED</w:t>
       </w:r>
-      <w:r>
-        <w:t xml:space="preserve">  [M3]</w:t>
-      </w:r>
     </w:p>
     <w:tbl>
       <w:tblPr>
@@ -19547,9 +19451,6 @@
       <w:r>
         <w:t xml:space="preserve">33. OPUS — SAT_RISK_PERSON_TRAVEL</w:t>
       </w:r>
-      <w:r>
-        <w:t xml:space="preserve">  [M3]</w:t>
-      </w:r>
     </w:p>
     <w:tbl>
       <w:tblPr>
@@ -20218,9 +20119,6 @@
       <w:r>
         <w:t xml:space="preserve">34. OPUS — SAT_AUG_COMMON_COMMUNICATION_PREFERENCE</w:t>
       </w:r>
-      <w:r>
-        <w:t xml:space="preserve">  [M3]</w:t>
-      </w:r>
     </w:p>
     <w:tbl>
       <w:tblPr>
@@ -20587,9 +20485,6 @@
       <w:r>
         <w:t xml:space="preserve">35. OPUS — SAT_AUG_COVERAGE_DEFINITION</w:t>
       </w:r>
-      <w:r>
-        <w:t xml:space="preserve">  [M3]</w:t>
-      </w:r>
     </w:p>
     <w:tbl>
       <w:tblPr>
@@ -20984,9 +20879,6 @@
       <w:r>
         <w:t xml:space="preserve">36. OPUS — SAT_AUG_COVERAGE_LIMITS</w:t>
       </w:r>
-      <w:r>
-        <w:t xml:space="preserve">  [M3]</w:t>
-      </w:r>
     </w:p>
     <w:tbl>
       <w:tblPr>
@@ -21413,9 +21305,6 @@
       <w:r>
         <w:t xml:space="preserve">37. OPUS — SAT_AUG_COVERAGE_RATING</w:t>
       </w:r>
-      <w:r>
-        <w:t xml:space="preserve">  [M3]</w:t>
-      </w:r>
     </w:p>
     <w:tbl>
       <w:tblPr>
@@ -21964,9 +21853,6 @@
       <w:r>
         <w:t xml:space="preserve">38. OPUS — SAT_AUG_FINTXN_PREMIUM</w:t>
       </w:r>
-      <w:r>
-        <w:t xml:space="preserve">  [M3]</w:t>
-      </w:r>
     </w:p>
     <w:tbl>
       <w:tblPr>
@@ -22533,9 +22419,6 @@
       <w:r>
         <w:t xml:space="preserve">39. OPUS — SAT_AUG_LNK_PARTY_ROLE_CORE</w:t>
       </w:r>
-      <w:r>
-        <w:t xml:space="preserve">  [M3]</w:t>
-      </w:r>
     </w:p>
     <w:tbl>
       <w:tblPr>
@@ -22902,9 +22785,6 @@
       <w:r>
         <w:t xml:space="preserve">40. OPUS — SAT_AUG_LNK_ROLE_CUSTOMER</w:t>
       </w:r>
-      <w:r>
-        <w:t xml:space="preserve">  [M3]</w:t>
-      </w:r>
     </w:p>
     <w:tbl>
       <w:tblPr>
@@ -23357,9 +23237,6 @@
       <w:r>
         <w:t xml:space="preserve">41. OPUS — SAT_AUG_PARTY_BANKING</w:t>
       </w:r>
-      <w:r>
-        <w:t xml:space="preserve">  [M3]</w:t>
-      </w:r>
     </w:p>
     <w:tbl>
       <w:tblPr>
@@ -23726,9 +23603,6 @@
       <w:r>
         <w:t xml:space="preserve">42. OPUS — SAT_AUG_PARTY_EMPLOYMENT</w:t>
       </w:r>
-      <w:r>
-        <w:t xml:space="preserve">  [M3]</w:t>
-      </w:r>
     </w:p>
     <w:tbl>
       <w:tblPr>
@@ -24181,9 +24055,6 @@
       <w:r>
         <w:t xml:space="preserve">43. OPUS — SAT_AUG_PRODUCT_TERMS</w:t>
       </w:r>
-      <w:r>
-        <w:t xml:space="preserve">  [M3]</w:t>
-      </w:r>
     </w:p>
     <w:tbl>
       <w:tblPr>
@@ -24810,9 +24681,6 @@
       <w:r>
         <w:t xml:space="preserve">44. OPUS — SAT_AUG_RISK_PERSON_INSURED</w:t>
       </w:r>
-      <w:r>
-        <w:t xml:space="preserve">  [M3]</w:t>
-      </w:r>
     </w:p>
     <w:tbl>
       <w:tblPr>
@@ -25226,9 +25094,6 @@
       </w:pPr>
       <w:r>
         <w:t xml:space="preserve">45. OPUS — SAT_AUG_RISK_PERSON_TRAVEL</w:t>
-      </w:r>
-      <w:r>
-        <w:t xml:space="preserve">  [M3]</w:t>
       </w:r>
     </w:p>
     <w:tbl>

--- a/BGIL_DBT/validation/travel/DM-A/DM-A2_OPUS.docx
+++ b/BGIL_DBT/validation/travel/DM-A/DM-A2_OPUS.docx
@@ -545,7 +545,7 @@
           </w:tcPr>
           <w:p>
             <w:r>
-              <w:t xml:space="preserve">SAT_COMMON_ADDRESS</w:t>
+              <w:t xml:space="preserve">SAT_COMMON_ADDRESS  [M1]</w:t>
             </w:r>
           </w:p>
         </w:tc>
@@ -603,7 +603,7 @@
           </w:tcPr>
           <w:p>
             <w:r>
-              <w:t xml:space="preserve">SAT_COMMON_CLASSIFICATION</w:t>
+              <w:t xml:space="preserve">SAT_COMMON_CLASSIFICATION  [M1]</w:t>
             </w:r>
           </w:p>
         </w:tc>
@@ -661,7 +661,7 @@
           </w:tcPr>
           <w:p>
             <w:r>
-              <w:t xml:space="preserve">SAT_COMMON_CONTACT</w:t>
+              <w:t xml:space="preserve">SAT_COMMON_CONTACT  [M1]</w:t>
             </w:r>
           </w:p>
         </w:tc>
@@ -719,7 +719,7 @@
           </w:tcPr>
           <w:p>
             <w:r>
-              <w:t xml:space="preserve">SAT_COVERAGE_CONDITIONS</w:t>
+              <w:t xml:space="preserve">SAT_COVERAGE_CONDITIONS  [M1]</w:t>
             </w:r>
           </w:p>
         </w:tc>
@@ -777,7 +777,7 @@
           </w:tcPr>
           <w:p>
             <w:r>
-              <w:t xml:space="preserve">SAT_COVERAGE_DEFINITION</w:t>
+              <w:t xml:space="preserve">SAT_COVERAGE_DEFINITION  [M1]</w:t>
             </w:r>
           </w:p>
         </w:tc>
@@ -835,7 +835,7 @@
           </w:tcPr>
           <w:p>
             <w:r>
-              <w:t xml:space="preserve">SAT_COVERAGE_LIMITS</w:t>
+              <w:t xml:space="preserve">SAT_COVERAGE_LIMITS  [M1]</w:t>
             </w:r>
           </w:p>
         </w:tc>
@@ -893,7 +893,7 @@
           </w:tcPr>
           <w:p>
             <w:r>
-              <w:t xml:space="preserve">SAT_FINTXN_COMMISSION</w:t>
+              <w:t xml:space="preserve">SAT_FINTXN_COMMISSION  [M1]</w:t>
             </w:r>
           </w:p>
         </w:tc>
@@ -951,7 +951,7 @@
           </w:tcPr>
           <w:p>
             <w:r>
-              <w:t xml:space="preserve">SAT_FINTXN_HEADER</w:t>
+              <w:t xml:space="preserve">SAT_FINTXN_HEADER  [M1]</w:t>
             </w:r>
           </w:p>
         </w:tc>
@@ -1009,7 +1009,7 @@
           </w:tcPr>
           <w:p>
             <w:r>
-              <w:t xml:space="preserve">SAT_FINTXN_PREMIUM</w:t>
+              <w:t xml:space="preserve">SAT_FINTXN_PREMIUM  [M1]</w:t>
             </w:r>
           </w:p>
         </w:tc>
@@ -1067,7 +1067,7 @@
           </w:tcPr>
           <w:p>
             <w:r>
-              <w:t xml:space="preserve">SAT_FINTXN_TAX</w:t>
+              <w:t xml:space="preserve">SAT_FINTXN_TAX  [M1]</w:t>
             </w:r>
           </w:p>
         </w:tc>
@@ -1125,7 +1125,7 @@
           </w:tcPr>
           <w:p>
             <w:r>
-              <w:t xml:space="preserve">SAT_FIN_CHARGE_RATE</w:t>
+              <w:t xml:space="preserve">SAT_FIN_CHARGE_RATE  [M1]</w:t>
             </w:r>
           </w:p>
         </w:tc>
@@ -1183,7 +1183,7 @@
           </w:tcPr>
           <w:p>
             <w:r>
-              <w:t xml:space="preserve">SAT_FIN_RECEIPT</w:t>
+              <w:t xml:space="preserve">SAT_FIN_RECEIPT  [M1]</w:t>
             </w:r>
           </w:p>
         </w:tc>
@@ -1241,7 +1241,7 @@
           </w:tcPr>
           <w:p>
             <w:r>
-              <w:t xml:space="preserve">SAT_LNK_ROLE_NOMINEE_BENEFICIARY</w:t>
+              <w:t xml:space="preserve">SAT_LNK_ROLE_NOMINEE_BENEFICIARY  [M1]</w:t>
             </w:r>
           </w:p>
         </w:tc>
@@ -1299,7 +1299,7 @@
           </w:tcPr>
           <w:p>
             <w:r>
-              <w:t xml:space="preserve">SAT_ORG_UNIT_DEFINITION</w:t>
+              <w:t xml:space="preserve">SAT_ORG_UNIT_DEFINITION  [M1]</w:t>
             </w:r>
           </w:p>
         </w:tc>
@@ -1357,7 +1357,7 @@
           </w:tcPr>
           <w:p>
             <w:r>
-              <w:t xml:space="preserve">SAT_PARTY_EMPLOYMENT</w:t>
+              <w:t xml:space="preserve">SAT_PARTY_EMPLOYMENT  [M1]</w:t>
             </w:r>
           </w:p>
         </w:tc>
@@ -1415,7 +1415,7 @@
           </w:tcPr>
           <w:p>
             <w:r>
-              <w:t xml:space="preserve">SAT_PARTY_HEALTH_PROFILE</w:t>
+              <w:t xml:space="preserve">SAT_PARTY_HEALTH_PROFILE  [M2]</w:t>
             </w:r>
           </w:p>
         </w:tc>
@@ -1473,7 +1473,7 @@
           </w:tcPr>
           <w:p>
             <w:r>
-              <w:t xml:space="preserve">SAT_PARTY_IDENTIFICATION</w:t>
+              <w:t xml:space="preserve">SAT_PARTY_IDENTIFICATION  [M2]</w:t>
             </w:r>
           </w:p>
         </w:tc>
@@ -1531,7 +1531,7 @@
           </w:tcPr>
           <w:p>
             <w:r>
-              <w:t xml:space="preserve">SAT_PARTY_IDENTITY</w:t>
+              <w:t xml:space="preserve">SAT_PARTY_IDENTITY  [M2]</w:t>
             </w:r>
           </w:p>
         </w:tc>
@@ -1589,7 +1589,7 @@
           </w:tcPr>
           <w:p>
             <w:r>
-              <w:t xml:space="preserve">SAT_PARTY_INDIVIDUAL_DEMOGRAPHICS</w:t>
+              <w:t xml:space="preserve">SAT_PARTY_INDIVIDUAL_DEMOGRAPHICS  [M2]</w:t>
             </w:r>
           </w:p>
         </w:tc>
@@ -1647,7 +1647,7 @@
           </w:tcPr>
           <w:p>
             <w:r>
-              <w:t xml:space="preserve">SAT_POLICY_CLASSIFICATION</w:t>
+              <w:t xml:space="preserve">SAT_POLICY_CLASSIFICATION  [M2]</w:t>
             </w:r>
           </w:p>
         </w:tc>
@@ -1705,7 +1705,7 @@
           </w:tcPr>
           <w:p>
             <w:r>
-              <w:t xml:space="preserve">SAT_POLICY_HEADER</w:t>
+              <w:t xml:space="preserve">SAT_POLICY_HEADER  [M2]</w:t>
             </w:r>
           </w:p>
         </w:tc>
@@ -1763,7 +1763,7 @@
           </w:tcPr>
           <w:p>
             <w:r>
-              <w:t xml:space="preserve">SAT_POLICY_TERMS</w:t>
+              <w:t xml:space="preserve">SAT_POLICY_TERMS  [M2]</w:t>
             </w:r>
           </w:p>
         </w:tc>
@@ -1821,7 +1821,7 @@
           </w:tcPr>
           <w:p>
             <w:r>
-              <w:t xml:space="preserve">SAT_PRODUCT_DEFINITION</w:t>
+              <w:t xml:space="preserve">SAT_PRODUCT_DEFINITION  [M2]</w:t>
             </w:r>
           </w:p>
         </w:tc>
@@ -1879,7 +1879,7 @@
           </w:tcPr>
           <w:p>
             <w:r>
-              <w:t xml:space="preserve">SAT_PRODUCT_RATING_FACTOR</w:t>
+              <w:t xml:space="preserve">SAT_PRODUCT_RATING_FACTOR  [M2]</w:t>
             </w:r>
           </w:p>
         </w:tc>
@@ -1937,7 +1937,7 @@
           </w:tcPr>
           <w:p>
             <w:r>
-              <w:t xml:space="preserve">SAT_PRODUCT_RATING_STRUCTURE</w:t>
+              <w:t xml:space="preserve">SAT_PRODUCT_RATING_STRUCTURE  [M2]</w:t>
             </w:r>
           </w:p>
         </w:tc>
@@ -1995,7 +1995,7 @@
           </w:tcPr>
           <w:p>
             <w:r>
-              <w:t xml:space="preserve">SAT_PRODUCT_TERMS</w:t>
+              <w:t xml:space="preserve">SAT_PRODUCT_TERMS  [M2]</w:t>
             </w:r>
           </w:p>
         </w:tc>
@@ -2053,7 +2053,7 @@
           </w:tcPr>
           <w:p>
             <w:r>
-              <w:t xml:space="preserve">SAT_PROPOSAL_UNDERWRITING</w:t>
+              <w:t xml:space="preserve">SAT_PROPOSAL_UNDERWRITING  [M2]</w:t>
             </w:r>
           </w:p>
         </w:tc>
@@ -2111,7 +2111,7 @@
           </w:tcPr>
           <w:p>
             <w:r>
-              <w:t xml:space="preserve">SAT_QUOTE_HEADER</w:t>
+              <w:t xml:space="preserve">SAT_QUOTE_HEADER  [M2]</w:t>
             </w:r>
           </w:p>
         </w:tc>
@@ -2169,7 +2169,7 @@
           </w:tcPr>
           <w:p>
             <w:r>
-              <w:t xml:space="preserve">SAT_RISK_MOTOR_DRIVER</w:t>
+              <w:t xml:space="preserve">SAT_RISK_MOTOR_DRIVER  [M2]</w:t>
             </w:r>
           </w:p>
         </w:tc>
@@ -2227,7 +2227,7 @@
           </w:tcPr>
           <w:p>
             <w:r>
-              <w:t xml:space="preserve">SAT_RISK_MOTOR_VEHICLE</w:t>
+              <w:t xml:space="preserve">SAT_RISK_MOTOR_VEHICLE  [M2]</w:t>
             </w:r>
           </w:p>
         </w:tc>
@@ -2285,7 +2285,7 @@
           </w:tcPr>
           <w:p>
             <w:r>
-              <w:t xml:space="preserve">SAT_RISK_OBJECT_CORE</w:t>
+              <w:t xml:space="preserve">SAT_RISK_OBJECT_CORE  [M3]</w:t>
             </w:r>
           </w:p>
         </w:tc>
@@ -2343,7 +2343,7 @@
           </w:tcPr>
           <w:p>
             <w:r>
-              <w:t xml:space="preserve">SAT_RISK_PERSON_INSURED</w:t>
+              <w:t xml:space="preserve">SAT_RISK_PERSON_INSURED  [M3]</w:t>
             </w:r>
           </w:p>
         </w:tc>
@@ -2401,7 +2401,7 @@
           </w:tcPr>
           <w:p>
             <w:r>
-              <w:t xml:space="preserve">SAT_RISK_PERSON_TRAVEL</w:t>
+              <w:t xml:space="preserve">SAT_RISK_PERSON_TRAVEL  [M3]</w:t>
             </w:r>
           </w:p>
         </w:tc>
@@ -2459,7 +2459,7 @@
           </w:tcPr>
           <w:p>
             <w:r>
-              <w:t xml:space="preserve">SAT_AUG_COMMON_COMMUNICATION_PREFERENCE</w:t>
+              <w:t xml:space="preserve">SAT_AUG_COMMON_COMMUNICATION_PREFERENCE  [M3]</w:t>
             </w:r>
           </w:p>
         </w:tc>
@@ -2517,7 +2517,7 @@
           </w:tcPr>
           <w:p>
             <w:r>
-              <w:t xml:space="preserve">SAT_AUG_COVERAGE_DEFINITION</w:t>
+              <w:t xml:space="preserve">SAT_AUG_COVERAGE_DEFINITION  [M3]</w:t>
             </w:r>
           </w:p>
         </w:tc>
@@ -2575,7 +2575,7 @@
           </w:tcPr>
           <w:p>
             <w:r>
-              <w:t xml:space="preserve">SAT_AUG_COVERAGE_LIMITS</w:t>
+              <w:t xml:space="preserve">SAT_AUG_COVERAGE_LIMITS  [M3]</w:t>
             </w:r>
           </w:p>
         </w:tc>
@@ -2633,7 +2633,7 @@
           </w:tcPr>
           <w:p>
             <w:r>
-              <w:t xml:space="preserve">SAT_AUG_COVERAGE_RATING</w:t>
+              <w:t xml:space="preserve">SAT_AUG_COVERAGE_RATING  [M3]</w:t>
             </w:r>
           </w:p>
         </w:tc>
@@ -2691,7 +2691,7 @@
           </w:tcPr>
           <w:p>
             <w:r>
-              <w:t xml:space="preserve">SAT_AUG_FINTXN_PREMIUM</w:t>
+              <w:t xml:space="preserve">SAT_AUG_FINTXN_PREMIUM  [M3]</w:t>
             </w:r>
           </w:p>
         </w:tc>
@@ -2749,7 +2749,7 @@
           </w:tcPr>
           <w:p>
             <w:r>
-              <w:t xml:space="preserve">SAT_AUG_LNK_PARTY_ROLE_CORE</w:t>
+              <w:t xml:space="preserve">SAT_AUG_LNK_PARTY_ROLE_CORE  [M3]</w:t>
             </w:r>
           </w:p>
         </w:tc>
@@ -2807,7 +2807,7 @@
           </w:tcPr>
           <w:p>
             <w:r>
-              <w:t xml:space="preserve">SAT_AUG_LNK_ROLE_CUSTOMER</w:t>
+              <w:t xml:space="preserve">SAT_AUG_LNK_ROLE_CUSTOMER  [M3]</w:t>
             </w:r>
           </w:p>
         </w:tc>
@@ -2865,7 +2865,7 @@
           </w:tcPr>
           <w:p>
             <w:r>
-              <w:t xml:space="preserve">SAT_AUG_PARTY_BANKING</w:t>
+              <w:t xml:space="preserve">SAT_AUG_PARTY_BANKING  [M3]</w:t>
             </w:r>
           </w:p>
         </w:tc>
@@ -2923,7 +2923,7 @@
           </w:tcPr>
           <w:p>
             <w:r>
-              <w:t xml:space="preserve">SAT_AUG_PARTY_EMPLOYMENT</w:t>
+              <w:t xml:space="preserve">SAT_AUG_PARTY_EMPLOYMENT  [M3]</w:t>
             </w:r>
           </w:p>
         </w:tc>
@@ -2981,7 +2981,7 @@
           </w:tcPr>
           <w:p>
             <w:r>
-              <w:t xml:space="preserve">SAT_AUG_PRODUCT_TERMS</w:t>
+              <w:t xml:space="preserve">SAT_AUG_PRODUCT_TERMS  [M3]</w:t>
             </w:r>
           </w:p>
         </w:tc>
@@ -3039,7 +3039,7 @@
           </w:tcPr>
           <w:p>
             <w:r>
-              <w:t xml:space="preserve">SAT_AUG_RISK_PERSON_INSURED</w:t>
+              <w:t xml:space="preserve">SAT_AUG_RISK_PERSON_INSURED  [M3]</w:t>
             </w:r>
           </w:p>
         </w:tc>
@@ -3097,7 +3097,7 @@
           </w:tcPr>
           <w:p>
             <w:r>
-              <w:t xml:space="preserve">SAT_AUG_RISK_PERSON_TRAVEL</w:t>
+              <w:t xml:space="preserve">SAT_AUG_RISK_PERSON_TRAVEL  [M3]</w:t>
             </w:r>
           </w:p>
         </w:tc>
@@ -3144,6 +3144,12 @@
       </w:pPr>
       <w:r>
         <w:t xml:space="preserve">1. OPUS — SAT_COMMON_ADDRESS</w:t>
+      </w:r>
+      <w:r>
+        <w:t xml:space="preserve">  [M1]</w:t>
+      </w:r>
+      <w:r>
+        <w:t xml:space="preserve">  [M1]</w:t>
       </w:r>
     </w:p>
     <w:tbl>
@@ -3723,6 +3729,12 @@
       <w:r>
         <w:t xml:space="preserve">2. OPUS — SAT_COMMON_CLASSIFICATION</w:t>
       </w:r>
+      <w:r>
+        <w:t xml:space="preserve">  [M1]</w:t>
+      </w:r>
+      <w:r>
+        <w:t xml:space="preserve">  [M1]</w:t>
+      </w:r>
     </w:p>
     <w:tbl>
       <w:tblPr>
@@ -4175,6 +4187,12 @@
       <w:r>
         <w:t xml:space="preserve">3. OPUS — SAT_COMMON_CONTACT</w:t>
       </w:r>
+      <w:r>
+        <w:t xml:space="preserve">  [M1]</w:t>
+      </w:r>
+      <w:r>
+        <w:t xml:space="preserve">  [M1]</w:t>
+      </w:r>
     </w:p>
     <w:tbl>
       <w:tblPr>
@@ -4881,6 +4899,12 @@
       <w:r>
         <w:t xml:space="preserve">4. OPUS — SAT_COVERAGE_CONDITIONS</w:t>
       </w:r>
+      <w:r>
+        <w:t xml:space="preserve">  [M1]</w:t>
+      </w:r>
+      <w:r>
+        <w:t xml:space="preserve">  [M1]</w:t>
+      </w:r>
     </w:p>
     <w:tbl>
       <w:tblPr>
@@ -5261,6 +5285,12 @@
       <w:r>
         <w:t xml:space="preserve">5. OPUS — SAT_COVERAGE_DEFINITION</w:t>
       </w:r>
+      <w:r>
+        <w:t xml:space="preserve">  [M1]</w:t>
+      </w:r>
+      <w:r>
+        <w:t xml:space="preserve">  [M1]</w:t>
+      </w:r>
     </w:p>
     <w:tbl>
       <w:tblPr>
@@ -6005,6 +6035,12 @@
       <w:r>
         <w:t xml:space="preserve">6. OPUS — SAT_COVERAGE_LIMITS</w:t>
       </w:r>
+      <w:r>
+        <w:t xml:space="preserve">  [M1]</w:t>
+      </w:r>
+      <w:r>
+        <w:t xml:space="preserve">  [M1]</w:t>
+      </w:r>
     </w:p>
     <w:tbl>
       <w:tblPr>
@@ -6557,6 +6593,12 @@
       <w:r>
         <w:t xml:space="preserve">7. OPUS — SAT_FINTXN_COMMISSION</w:t>
       </w:r>
+      <w:r>
+        <w:t xml:space="preserve">  [M1]</w:t>
+      </w:r>
+      <w:r>
+        <w:t xml:space="preserve">  [M1]</w:t>
+      </w:r>
     </w:p>
     <w:tbl>
       <w:tblPr>
@@ -7031,6 +7073,12 @@
       <w:r>
         <w:t xml:space="preserve">8. OPUS — SAT_FINTXN_HEADER</w:t>
       </w:r>
+      <w:r>
+        <w:t xml:space="preserve">  [M1]</w:t>
+      </w:r>
+      <w:r>
+        <w:t xml:space="preserve">  [M1]</w:t>
+      </w:r>
     </w:p>
     <w:tbl>
       <w:tblPr>
@@ -7397,6 +7445,12 @@
       <w:r>
         <w:t xml:space="preserve">9. OPUS — SAT_FINTXN_PREMIUM</w:t>
       </w:r>
+      <w:r>
+        <w:t xml:space="preserve">  [M1]</w:t>
+      </w:r>
+      <w:r>
+        <w:t xml:space="preserve">  [M1]</w:t>
+      </w:r>
     </w:p>
     <w:tbl>
       <w:tblPr>
@@ -8103,6 +8157,12 @@
       <w:r>
         <w:t xml:space="preserve">10. OPUS — SAT_FINTXN_TAX</w:t>
       </w:r>
+      <w:r>
+        <w:t xml:space="preserve">  [M1]</w:t>
+      </w:r>
+      <w:r>
+        <w:t xml:space="preserve">  [M1]</w:t>
+      </w:r>
     </w:p>
     <w:tbl>
       <w:tblPr>
@@ -8593,6 +8653,12 @@
       <w:r>
         <w:t xml:space="preserve">11. OPUS — SAT_FIN_CHARGE_RATE</w:t>
       </w:r>
+      <w:r>
+        <w:t xml:space="preserve">  [M1]</w:t>
+      </w:r>
+      <w:r>
+        <w:t xml:space="preserve">  [M1]</w:t>
+      </w:r>
     </w:p>
     <w:tbl>
       <w:tblPr>
@@ -9083,6 +9149,12 @@
       <w:r>
         <w:t xml:space="preserve">12. OPUS — SAT_FIN_RECEIPT</w:t>
       </w:r>
+      <w:r>
+        <w:t xml:space="preserve">  [M1]</w:t>
+      </w:r>
+      <w:r>
+        <w:t xml:space="preserve">  [M1]</w:t>
+      </w:r>
     </w:p>
     <w:tbl>
       <w:tblPr>
@@ -9577,6 +9649,12 @@
       <w:r>
         <w:t xml:space="preserve">13. OPUS — SAT_LNK_ROLE_NOMINEE_BENEFICIARY</w:t>
       </w:r>
+      <w:r>
+        <w:t xml:space="preserve">  [M1]</w:t>
+      </w:r>
+      <w:r>
+        <w:t xml:space="preserve">  [M1]</w:t>
+      </w:r>
     </w:p>
     <w:tbl>
       <w:tblPr>
@@ -10029,6 +10107,12 @@
       <w:r>
         <w:t xml:space="preserve">14. OPUS — SAT_ORG_UNIT_DEFINITION</w:t>
       </w:r>
+      <w:r>
+        <w:t xml:space="preserve">  [M1]</w:t>
+      </w:r>
+      <w:r>
+        <w:t xml:space="preserve">  [M1]</w:t>
+      </w:r>
     </w:p>
     <w:tbl>
       <w:tblPr>
@@ -10395,6 +10479,12 @@
       <w:r>
         <w:t xml:space="preserve">15. OPUS — SAT_PARTY_EMPLOYMENT</w:t>
       </w:r>
+      <w:r>
+        <w:t xml:space="preserve">  [M1]</w:t>
+      </w:r>
+      <w:r>
+        <w:t xml:space="preserve">  [M1]</w:t>
+      </w:r>
     </w:p>
     <w:tbl>
       <w:tblPr>
@@ -10861,6 +10951,12 @@
       <w:r>
         <w:t xml:space="preserve">16. OPUS — SAT_PARTY_HEALTH_PROFILE</w:t>
       </w:r>
+      <w:r>
+        <w:t xml:space="preserve">  [M2]</w:t>
+      </w:r>
+      <w:r>
+        <w:t xml:space="preserve">  [M2]</w:t>
+      </w:r>
     </w:p>
     <w:tbl>
       <w:tblPr>
@@ -11313,6 +11409,12 @@
       <w:r>
         <w:t xml:space="preserve">17. OPUS — SAT_PARTY_IDENTIFICATION</w:t>
       </w:r>
+      <w:r>
+        <w:t xml:space="preserve">  [M2]</w:t>
+      </w:r>
+      <w:r>
+        <w:t xml:space="preserve">  [M2]</w:t>
+      </w:r>
     </w:p>
     <w:tbl>
       <w:tblPr>
@@ -11965,6 +12067,12 @@
       <w:r>
         <w:t xml:space="preserve">18. OPUS — SAT_PARTY_IDENTITY</w:t>
       </w:r>
+      <w:r>
+        <w:t xml:space="preserve">  [M2]</w:t>
+      </w:r>
+      <w:r>
+        <w:t xml:space="preserve">  [M2]</w:t>
+      </w:r>
     </w:p>
     <w:tbl>
       <w:tblPr>
@@ -12715,6 +12823,12 @@
       <w:r>
         <w:t xml:space="preserve">19. OPUS — SAT_PARTY_INDIVIDUAL_DEMOGRAPHICS</w:t>
       </w:r>
+      <w:r>
+        <w:t xml:space="preserve">  [M2]</w:t>
+      </w:r>
+      <w:r>
+        <w:t xml:space="preserve">  [M2]</w:t>
+      </w:r>
     </w:p>
     <w:tbl>
       <w:tblPr>
@@ -13167,6 +13281,12 @@
       <w:r>
         <w:t xml:space="preserve">20. OPUS — SAT_POLICY_CLASSIFICATION</w:t>
       </w:r>
+      <w:r>
+        <w:t xml:space="preserve">  [M2]</w:t>
+      </w:r>
+      <w:r>
+        <w:t xml:space="preserve">  [M2]</w:t>
+      </w:r>
     </w:p>
     <w:tbl>
       <w:tblPr>
@@ -13759,6 +13879,12 @@
       <w:r>
         <w:t xml:space="preserve">21. OPUS — SAT_POLICY_HEADER</w:t>
       </w:r>
+      <w:r>
+        <w:t xml:space="preserve">  [M2]</w:t>
+      </w:r>
+      <w:r>
+        <w:t xml:space="preserve">  [M2]</w:t>
+      </w:r>
     </w:p>
     <w:tbl>
       <w:tblPr>
@@ -14621,6 +14747,12 @@
       <w:r>
         <w:t xml:space="preserve">22. OPUS — SAT_POLICY_TERMS</w:t>
       </w:r>
+      <w:r>
+        <w:t xml:space="preserve">  [M2]</w:t>
+      </w:r>
+      <w:r>
+        <w:t xml:space="preserve">  [M2]</w:t>
+      </w:r>
     </w:p>
     <w:tbl>
       <w:tblPr>
@@ -15073,6 +15205,12 @@
       <w:r>
         <w:t xml:space="preserve">23. OPUS — SAT_PRODUCT_DEFINITION</w:t>
       </w:r>
+      <w:r>
+        <w:t xml:space="preserve">  [M2]</w:t>
+      </w:r>
+      <w:r>
+        <w:t xml:space="preserve">  [M2]</w:t>
+      </w:r>
     </w:p>
     <w:tbl>
       <w:tblPr>
@@ -15695,6 +15833,12 @@
       <w:r>
         <w:t xml:space="preserve">24. OPUS — SAT_PRODUCT_RATING_FACTOR</w:t>
       </w:r>
+      <w:r>
+        <w:t xml:space="preserve">  [M2]</w:t>
+      </w:r>
+      <w:r>
+        <w:t xml:space="preserve">  [M2]</w:t>
+      </w:r>
     </w:p>
     <w:tbl>
       <w:tblPr>
@@ -16127,6 +16271,12 @@
       <w:r>
         <w:t xml:space="preserve">25. OPUS — SAT_PRODUCT_RATING_STRUCTURE</w:t>
       </w:r>
+      <w:r>
+        <w:t xml:space="preserve">  [M2]</w:t>
+      </w:r>
+      <w:r>
+        <w:t xml:space="preserve">  [M2]</w:t>
+      </w:r>
     </w:p>
     <w:tbl>
       <w:tblPr>
@@ -16493,6 +16643,12 @@
       <w:r>
         <w:t xml:space="preserve">26. OPUS — SAT_PRODUCT_TERMS</w:t>
       </w:r>
+      <w:r>
+        <w:t xml:space="preserve">  [M2]</w:t>
+      </w:r>
+      <w:r>
+        <w:t xml:space="preserve">  [M2]</w:t>
+      </w:r>
     </w:p>
     <w:tbl>
       <w:tblPr>
@@ -17015,6 +17171,12 @@
       <w:r>
         <w:t xml:space="preserve">27. OPUS — SAT_PROPOSAL_UNDERWRITING</w:t>
       </w:r>
+      <w:r>
+        <w:t xml:space="preserve">  [M2]</w:t>
+      </w:r>
+      <w:r>
+        <w:t xml:space="preserve">  [M2]</w:t>
+      </w:r>
     </w:p>
     <w:tbl>
       <w:tblPr>
@@ -17395,6 +17557,12 @@
       <w:r>
         <w:t xml:space="preserve">28. OPUS — SAT_QUOTE_HEADER</w:t>
       </w:r>
+      <w:r>
+        <w:t xml:space="preserve">  [M2]</w:t>
+      </w:r>
+      <w:r>
+        <w:t xml:space="preserve">  [M2]</w:t>
+      </w:r>
     </w:p>
     <w:tbl>
       <w:tblPr>
@@ -17761,6 +17929,12 @@
       <w:r>
         <w:t xml:space="preserve">29. OPUS — SAT_RISK_MOTOR_DRIVER</w:t>
       </w:r>
+      <w:r>
+        <w:t xml:space="preserve">  [M2]</w:t>
+      </w:r>
+      <w:r>
+        <w:t xml:space="preserve">  [M2]</w:t>
+      </w:r>
     </w:p>
     <w:tbl>
       <w:tblPr>
@@ -18127,6 +18301,12 @@
       <w:r>
         <w:t xml:space="preserve">30. OPUS — SAT_RISK_MOTOR_VEHICLE</w:t>
       </w:r>
+      <w:r>
+        <w:t xml:space="preserve">  [M2]</w:t>
+      </w:r>
+      <w:r>
+        <w:t xml:space="preserve">  [M2]</w:t>
+      </w:r>
     </w:p>
     <w:tbl>
       <w:tblPr>
@@ -18605,6 +18785,12 @@
       <w:r>
         <w:t xml:space="preserve">31. OPUS — SAT_RISK_OBJECT_CORE</w:t>
       </w:r>
+      <w:r>
+        <w:t xml:space="preserve">  [M3]</w:t>
+      </w:r>
+      <w:r>
+        <w:t xml:space="preserve">  [M3]</w:t>
+      </w:r>
     </w:p>
     <w:tbl>
       <w:tblPr>
@@ -18971,6 +19157,12 @@
       <w:r>
         <w:t xml:space="preserve">32. OPUS — SAT_RISK_PERSON_INSURED</w:t>
       </w:r>
+      <w:r>
+        <w:t xml:space="preserve">  [M3]</w:t>
+      </w:r>
+      <w:r>
+        <w:t xml:space="preserve">  [M3]</w:t>
+      </w:r>
     </w:p>
     <w:tbl>
       <w:tblPr>
@@ -19451,6 +19643,12 @@
       <w:r>
         <w:t xml:space="preserve">33. OPUS — SAT_RISK_PERSON_TRAVEL</w:t>
       </w:r>
+      <w:r>
+        <w:t xml:space="preserve">  [M3]</w:t>
+      </w:r>
+      <w:r>
+        <w:t xml:space="preserve">  [M3]</w:t>
+      </w:r>
     </w:p>
     <w:tbl>
       <w:tblPr>
@@ -20119,6 +20317,12 @@
       <w:r>
         <w:t xml:space="preserve">34. OPUS — SAT_AUG_COMMON_COMMUNICATION_PREFERENCE</w:t>
       </w:r>
+      <w:r>
+        <w:t xml:space="preserve">  [M3]</w:t>
+      </w:r>
+      <w:r>
+        <w:t xml:space="preserve">  [M3]</w:t>
+      </w:r>
     </w:p>
     <w:tbl>
       <w:tblPr>
@@ -20485,6 +20689,12 @@
       <w:r>
         <w:t xml:space="preserve">35. OPUS — SAT_AUG_COVERAGE_DEFINITION</w:t>
       </w:r>
+      <w:r>
+        <w:t xml:space="preserve">  [M3]</w:t>
+      </w:r>
+      <w:r>
+        <w:t xml:space="preserve">  [M3]</w:t>
+      </w:r>
     </w:p>
     <w:tbl>
       <w:tblPr>
@@ -20879,6 +21089,12 @@
       <w:r>
         <w:t xml:space="preserve">36. OPUS — SAT_AUG_COVERAGE_LIMITS</w:t>
       </w:r>
+      <w:r>
+        <w:t xml:space="preserve">  [M3]</w:t>
+      </w:r>
+      <w:r>
+        <w:t xml:space="preserve">  [M3]</w:t>
+      </w:r>
     </w:p>
     <w:tbl>
       <w:tblPr>
@@ -21305,6 +21521,12 @@
       <w:r>
         <w:t xml:space="preserve">37. OPUS — SAT_AUG_COVERAGE_RATING</w:t>
       </w:r>
+      <w:r>
+        <w:t xml:space="preserve">  [M3]</w:t>
+      </w:r>
+      <w:r>
+        <w:t xml:space="preserve">  [M3]</w:t>
+      </w:r>
     </w:p>
     <w:tbl>
       <w:tblPr>
@@ -21853,6 +22075,12 @@
       <w:r>
         <w:t xml:space="preserve">38. OPUS — SAT_AUG_FINTXN_PREMIUM</w:t>
       </w:r>
+      <w:r>
+        <w:t xml:space="preserve">  [M3]</w:t>
+      </w:r>
+      <w:r>
+        <w:t xml:space="preserve">  [M3]</w:t>
+      </w:r>
     </w:p>
     <w:tbl>
       <w:tblPr>
@@ -22419,6 +22647,12 @@
       <w:r>
         <w:t xml:space="preserve">39. OPUS — SAT_AUG_LNK_PARTY_ROLE_CORE</w:t>
       </w:r>
+      <w:r>
+        <w:t xml:space="preserve">  [M3]</w:t>
+      </w:r>
+      <w:r>
+        <w:t xml:space="preserve">  [M3]</w:t>
+      </w:r>
     </w:p>
     <w:tbl>
       <w:tblPr>
@@ -22785,6 +23019,12 @@
       <w:r>
         <w:t xml:space="preserve">40. OPUS — SAT_AUG_LNK_ROLE_CUSTOMER</w:t>
       </w:r>
+      <w:r>
+        <w:t xml:space="preserve">  [M3]</w:t>
+      </w:r>
+      <w:r>
+        <w:t xml:space="preserve">  [M3]</w:t>
+      </w:r>
     </w:p>
     <w:tbl>
       <w:tblPr>
@@ -23237,6 +23477,12 @@
       <w:r>
         <w:t xml:space="preserve">41. OPUS — SAT_AUG_PARTY_BANKING</w:t>
       </w:r>
+      <w:r>
+        <w:t xml:space="preserve">  [M3]</w:t>
+      </w:r>
+      <w:r>
+        <w:t xml:space="preserve">  [M3]</w:t>
+      </w:r>
     </w:p>
     <w:tbl>
       <w:tblPr>
@@ -23603,6 +23849,12 @@
       <w:r>
         <w:t xml:space="preserve">42. OPUS — SAT_AUG_PARTY_EMPLOYMENT</w:t>
       </w:r>
+      <w:r>
+        <w:t xml:space="preserve">  [M3]</w:t>
+      </w:r>
+      <w:r>
+        <w:t xml:space="preserve">  [M3]</w:t>
+      </w:r>
     </w:p>
     <w:tbl>
       <w:tblPr>
@@ -24055,6 +24307,12 @@
       <w:r>
         <w:t xml:space="preserve">43. OPUS — SAT_AUG_PRODUCT_TERMS</w:t>
       </w:r>
+      <w:r>
+        <w:t xml:space="preserve">  [M3]</w:t>
+      </w:r>
+      <w:r>
+        <w:t xml:space="preserve">  [M3]</w:t>
+      </w:r>
     </w:p>
     <w:tbl>
       <w:tblPr>
@@ -24681,6 +24939,12 @@
       <w:r>
         <w:t xml:space="preserve">44. OPUS — SAT_AUG_RISK_PERSON_INSURED</w:t>
       </w:r>
+      <w:r>
+        <w:t xml:space="preserve">  [M3]</w:t>
+      </w:r>
+      <w:r>
+        <w:t xml:space="preserve">  [M3]</w:t>
+      </w:r>
     </w:p>
     <w:tbl>
       <w:tblPr>
@@ -25094,6 +25358,12 @@
       </w:pPr>
       <w:r>
         <w:t xml:space="preserve">45. OPUS — SAT_AUG_RISK_PERSON_TRAVEL</w:t>
+      </w:r>
+      <w:r>
+        <w:t xml:space="preserve">  [M3]</w:t>
+      </w:r>
+      <w:r>
+        <w:t xml:space="preserve">  [M3]</w:t>
       </w:r>
     </w:p>
     <w:tbl>
